--- a/docs/FinalReport.docx
+++ b/docs/FinalReport.docx
@@ -674,7 +674,7 @@
       <w:pPr>
         <w:pStyle w:val="Heading1"/>
       </w:pPr>
-      <w:bookmarkStart w:id="1" w:name="_Toc235377954"/>
+      <w:bookmarkStart w:id="1" w:name="_Toc235470624"/>
       <w:r>
         <w:lastRenderedPageBreak/>
         <w:t xml:space="preserve">Legal </w:t>
@@ -805,7 +805,7 @@
         </w:rPr>
       </w:pPr>
       <w:bookmarkStart w:id="3" w:name="_Toc177730334"/>
-      <w:bookmarkStart w:id="4" w:name="_Toc235377955"/>
+      <w:bookmarkStart w:id="4" w:name="_Toc235470625"/>
       <w:bookmarkEnd w:id="2"/>
       <w:r>
         <w:rPr>
@@ -1066,7 +1066,7 @@
         </w:rPr>
       </w:pPr>
       <w:bookmarkStart w:id="5" w:name="_Toc177730335"/>
-      <w:bookmarkStart w:id="6" w:name="_Toc235377956"/>
+      <w:bookmarkStart w:id="6" w:name="_Toc235470626"/>
       <w:r>
         <w:rPr>
           <w:rFonts w:cs="Segoe UI"/>
@@ -1536,7 +1536,7 @@
             </w:rPr>
             <w:fldChar w:fldCharType="separate"/>
           </w:r>
-          <w:hyperlink w:anchor="_Toc235377954" w:history="1">
+          <w:hyperlink w:anchor="_Toc235470624" w:history="1">
             <w:r>
               <w:rPr>
                 <w:rStyle w:val="Hyperlink"/>
@@ -1563,7 +1563,7 @@
                 <w:noProof/>
                 <w:webHidden/>
               </w:rPr>
-              <w:instrText xml:space="preserve"> PAGEREF _Toc235377954 \h </w:instrText>
+              <w:instrText xml:space="preserve"> PAGEREF _Toc235470624 \h </w:instrText>
             </w:r>
             <w:r>
               <w:rPr>
@@ -1607,7 +1607,7 @@
               <w:lang w:val="en-IN" w:eastAsia="en-IN"/>
             </w:rPr>
           </w:pPr>
-          <w:hyperlink w:anchor="_Toc235377955" w:history="1">
+          <w:hyperlink w:anchor="_Toc235470625" w:history="1">
             <w:r>
               <w:rPr>
                 <w:rStyle w:val="Hyperlink"/>
@@ -1635,7 +1635,7 @@
                 <w:noProof/>
                 <w:webHidden/>
               </w:rPr>
-              <w:instrText xml:space="preserve"> PAGEREF _Toc235377955 \h </w:instrText>
+              <w:instrText xml:space="preserve"> PAGEREF _Toc235470625 \h </w:instrText>
             </w:r>
             <w:r>
               <w:rPr>
@@ -1679,7 +1679,7 @@
               <w:lang w:val="en-IN" w:eastAsia="en-IN"/>
             </w:rPr>
           </w:pPr>
-          <w:hyperlink w:anchor="_Toc235377956" w:history="1">
+          <w:hyperlink w:anchor="_Toc235470626" w:history="1">
             <w:r>
               <w:rPr>
                 <w:rStyle w:val="Hyperlink"/>
@@ -1707,7 +1707,7 @@
                 <w:noProof/>
                 <w:webHidden/>
               </w:rPr>
-              <w:instrText xml:space="preserve"> PAGEREF _Toc235377956 \h </w:instrText>
+              <w:instrText xml:space="preserve"> PAGEREF _Toc235470626 \h </w:instrText>
             </w:r>
             <w:r>
               <w:rPr>
@@ -1751,7 +1751,7 @@
               <w:lang w:val="en-IN" w:eastAsia="en-IN"/>
             </w:rPr>
           </w:pPr>
-          <w:hyperlink w:anchor="_Toc235377957" w:history="1">
+          <w:hyperlink w:anchor="_Toc235470627" w:history="1">
             <w:r>
               <w:rPr>
                 <w:rStyle w:val="Hyperlink"/>
@@ -1778,7 +1778,7 @@
                 <w:noProof/>
                 <w:webHidden/>
               </w:rPr>
-              <w:instrText xml:space="preserve"> PAGEREF _Toc235377957 \h </w:instrText>
+              <w:instrText xml:space="preserve"> PAGEREF _Toc235470627 \h </w:instrText>
             </w:r>
             <w:r>
               <w:rPr>
@@ -1822,7 +1822,7 @@
               <w:lang w:val="en-IN" w:eastAsia="en-IN"/>
             </w:rPr>
           </w:pPr>
-          <w:hyperlink w:anchor="_Toc235377958" w:history="1">
+          <w:hyperlink w:anchor="_Toc235470628" w:history="1">
             <w:r>
               <w:rPr>
                 <w:rStyle w:val="Hyperlink"/>
@@ -1849,7 +1849,7 @@
                 <w:noProof/>
                 <w:webHidden/>
               </w:rPr>
-              <w:instrText xml:space="preserve"> PAGEREF _Toc235377958 \h </w:instrText>
+              <w:instrText xml:space="preserve"> PAGEREF _Toc235470628 \h </w:instrText>
             </w:r>
             <w:r>
               <w:rPr>
@@ -1893,7 +1893,7 @@
               <w:lang w:val="en-IN" w:eastAsia="en-IN"/>
             </w:rPr>
           </w:pPr>
-          <w:hyperlink w:anchor="_Toc235377959" w:history="1">
+          <w:hyperlink w:anchor="_Toc235470629" w:history="1">
             <w:r>
               <w:rPr>
                 <w:rStyle w:val="Hyperlink"/>
@@ -1920,7 +1920,7 @@
                 <w:noProof/>
                 <w:webHidden/>
               </w:rPr>
-              <w:instrText xml:space="preserve"> PAGEREF _Toc235377959 \h </w:instrText>
+              <w:instrText xml:space="preserve"> PAGEREF _Toc235470629 \h </w:instrText>
             </w:r>
             <w:r>
               <w:rPr>
@@ -1964,7 +1964,7 @@
               <w:lang w:val="en-IN" w:eastAsia="en-IN"/>
             </w:rPr>
           </w:pPr>
-          <w:hyperlink w:anchor="_Toc235377960" w:history="1">
+          <w:hyperlink w:anchor="_Toc235470630" w:history="1">
             <w:r>
               <w:rPr>
                 <w:rStyle w:val="Hyperlink"/>
@@ -1991,7 +1991,7 @@
                 <w:noProof/>
                 <w:webHidden/>
               </w:rPr>
-              <w:instrText xml:space="preserve"> PAGEREF _Toc235377960 \h </w:instrText>
+              <w:instrText xml:space="preserve"> PAGEREF _Toc235470630 \h </w:instrText>
             </w:r>
             <w:r>
               <w:rPr>
@@ -2035,7 +2035,7 @@
               <w:lang w:val="en-IN" w:eastAsia="en-IN"/>
             </w:rPr>
           </w:pPr>
-          <w:hyperlink w:anchor="_Toc235377961" w:history="1">
+          <w:hyperlink w:anchor="_Toc235470631" w:history="1">
             <w:r>
               <w:rPr>
                 <w:rStyle w:val="Hyperlink"/>
@@ -2062,7 +2062,7 @@
                 <w:noProof/>
                 <w:webHidden/>
               </w:rPr>
-              <w:instrText xml:space="preserve"> PAGEREF _Toc235377961 \h </w:instrText>
+              <w:instrText xml:space="preserve"> PAGEREF _Toc235470631 \h </w:instrText>
             </w:r>
             <w:r>
               <w:rPr>
@@ -2106,7 +2106,7 @@
               <w:lang w:val="en-IN" w:eastAsia="en-IN"/>
             </w:rPr>
           </w:pPr>
-          <w:hyperlink w:anchor="_Toc235377962" w:history="1">
+          <w:hyperlink w:anchor="_Toc235470632" w:history="1">
             <w:r>
               <w:rPr>
                 <w:rStyle w:val="Hyperlink"/>
@@ -2133,7 +2133,7 @@
                 <w:noProof/>
                 <w:webHidden/>
               </w:rPr>
-              <w:instrText xml:space="preserve"> PAGEREF _Toc235377962 \h </w:instrText>
+              <w:instrText xml:space="preserve"> PAGEREF _Toc235470632 \h </w:instrText>
             </w:r>
             <w:r>
               <w:rPr>
@@ -2177,7 +2177,7 @@
               <w:lang w:val="en-IN" w:eastAsia="en-IN"/>
             </w:rPr>
           </w:pPr>
-          <w:hyperlink w:anchor="_Toc235377963" w:history="1">
+          <w:hyperlink w:anchor="_Toc235470633" w:history="1">
             <w:r>
               <w:rPr>
                 <w:rStyle w:val="Hyperlink"/>
@@ -2204,7 +2204,7 @@
                 <w:noProof/>
                 <w:webHidden/>
               </w:rPr>
-              <w:instrText xml:space="preserve"> PAGEREF _Toc235377963 \h </w:instrText>
+              <w:instrText xml:space="preserve"> PAGEREF _Toc235470633 \h </w:instrText>
             </w:r>
             <w:r>
               <w:rPr>
@@ -2248,7 +2248,7 @@
               <w:lang w:val="en-IN" w:eastAsia="en-IN"/>
             </w:rPr>
           </w:pPr>
-          <w:hyperlink w:anchor="_Toc235377964" w:history="1">
+          <w:hyperlink w:anchor="_Toc235470634" w:history="1">
             <w:r>
               <w:rPr>
                 <w:rStyle w:val="Hyperlink"/>
@@ -2275,7 +2275,7 @@
                 <w:noProof/>
                 <w:webHidden/>
               </w:rPr>
-              <w:instrText xml:space="preserve"> PAGEREF _Toc235377964 \h </w:instrText>
+              <w:instrText xml:space="preserve"> PAGEREF _Toc235470634 \h </w:instrText>
             </w:r>
             <w:r>
               <w:rPr>
@@ -2320,7 +2320,7 @@
               <w:lang w:val="en-IN" w:eastAsia="en-IN"/>
             </w:rPr>
           </w:pPr>
-          <w:hyperlink w:anchor="_Toc235377965" w:history="1">
+          <w:hyperlink w:anchor="_Toc235470635" w:history="1">
             <w:r>
               <w:rPr>
                 <w:rStyle w:val="Hyperlink"/>
@@ -2364,7 +2364,7 @@
                 <w:noProof/>
                 <w:webHidden/>
               </w:rPr>
-              <w:instrText xml:space="preserve"> PAGEREF _Toc235377965 \h </w:instrText>
+              <w:instrText xml:space="preserve"> PAGEREF _Toc235470635 \h </w:instrText>
             </w:r>
             <w:r>
               <w:rPr>
@@ -2409,7 +2409,7 @@
               <w:lang w:val="en-IN" w:eastAsia="en-IN"/>
             </w:rPr>
           </w:pPr>
-          <w:hyperlink w:anchor="_Toc235377966" w:history="1">
+          <w:hyperlink w:anchor="_Toc235470636" w:history="1">
             <w:r>
               <w:rPr>
                 <w:rStyle w:val="Hyperlink"/>
@@ -2452,7 +2452,7 @@
                 <w:noProof/>
                 <w:webHidden/>
               </w:rPr>
-              <w:instrText xml:space="preserve"> PAGEREF _Toc235377966 \h </w:instrText>
+              <w:instrText xml:space="preserve"> PAGEREF _Toc235470636 \h </w:instrText>
             </w:r>
             <w:r>
               <w:rPr>
@@ -2496,7 +2496,7 @@
               <w:lang w:val="en-IN" w:eastAsia="en-IN"/>
             </w:rPr>
           </w:pPr>
-          <w:hyperlink w:anchor="_Toc235377967" w:history="1">
+          <w:hyperlink w:anchor="_Toc235470637" w:history="1">
             <w:r>
               <w:rPr>
                 <w:rStyle w:val="Hyperlink"/>
@@ -2523,7 +2523,7 @@
                 <w:noProof/>
                 <w:webHidden/>
               </w:rPr>
-              <w:instrText xml:space="preserve"> PAGEREF _Toc235377967 \h </w:instrText>
+              <w:instrText xml:space="preserve"> PAGEREF _Toc235470637 \h </w:instrText>
             </w:r>
             <w:r>
               <w:rPr>
@@ -2610,7 +2610,7 @@
       <w:pPr>
         <w:pStyle w:val="Heading1"/>
       </w:pPr>
-      <w:bookmarkStart w:id="7" w:name="_Toc235377957"/>
+      <w:bookmarkStart w:id="7" w:name="_Toc235470627"/>
       <w:r>
         <w:lastRenderedPageBreak/>
         <w:t>Executive Summary</w:t>
@@ -3274,7 +3274,7 @@
           <w:bCs w:val="0"/>
         </w:rPr>
       </w:pPr>
-      <w:bookmarkStart w:id="8" w:name="_Toc235377958"/>
+      <w:bookmarkStart w:id="8" w:name="_Toc235470628"/>
       <w:r>
         <w:rPr>
           <w:rStyle w:val="Strong"/>
@@ -3298,7 +3298,7 @@
       <w:pPr>
         <w:spacing w:after="240" w:line="276" w:lineRule="auto"/>
         <w:rPr>
-          <w:rFonts w:ascii="Raleway" w:hAnsi="Raleway" w:cs="Segoe UI"/>
+          <w:rStyle w:val="BodyTextChar"/>
         </w:rPr>
       </w:pPr>
       <w:r>
@@ -3332,9 +3332,40 @@
     </w:p>
     <w:p>
       <w:pPr>
+        <w:spacing w:after="240" w:line="276" w:lineRule="auto"/>
+        <w:rPr>
+          <w:rFonts w:ascii="Raleway" w:hAnsi="Raleway" w:cs="Segoe UI"/>
+        </w:rPr>
+      </w:pPr>
+      <w:r>
+        <w:rPr>
+          <w:rStyle w:val="BodyTextChar"/>
+        </w:rPr>
+        <w:t xml:space="preserve">We have use </w:t>
+      </w:r>
+      <w:hyperlink r:id="rId11" w:history="1">
+        <w:r>
+          <w:rPr>
+            <w:rStyle w:val="Hyperlink"/>
+            <w:rFonts w:ascii="Raleway" w:hAnsi="Raleway"/>
+            <w:sz w:val="20"/>
+            <w:szCs w:val="20"/>
+          </w:rPr>
+          <w:t>www.hits.com</w:t>
+        </w:r>
+      </w:hyperlink>
+      <w:r>
+        <w:rPr>
+          <w:rStyle w:val="BodyTextChar"/>
+        </w:rPr>
+        <w:t xml:space="preserve"> to scan against OWASP top 10 vulnerabilities using tools like Burp suite, google dork etc… During this assessment no production data has been modified as per ROE.</w:t>
+      </w:r>
+    </w:p>
+    <w:p>
+      <w:pPr>
         <w:pStyle w:val="Heading2"/>
       </w:pPr>
-      <w:bookmarkStart w:id="9" w:name="_Toc235377959"/>
+      <w:bookmarkStart w:id="9" w:name="_Toc235470629"/>
       <w:r>
         <w:t>Activity Timeline</w:t>
       </w:r>
@@ -3777,7 +3808,7 @@
       <w:pPr>
         <w:pStyle w:val="Heading2"/>
       </w:pPr>
-      <w:bookmarkStart w:id="10" w:name="_Toc235377960"/>
+      <w:bookmarkStart w:id="10" w:name="_Toc235470630"/>
       <w:r>
         <w:t>Assessment Personnel</w:t>
       </w:r>
@@ -4052,7 +4083,7 @@
                 <w:sz w:val="20"/>
                 <w:highlight w:val="yellow"/>
               </w:rPr>
-              <w:t>Person B</w:t>
+              <w:t>Siddhi Jain</w:t>
             </w:r>
           </w:p>
         </w:tc>
@@ -4078,7 +4109,14 @@
                 <w:rFonts w:ascii="Raleway" w:hAnsi="Raleway"/>
                 <w:highlight w:val="yellow"/>
               </w:rPr>
-              <w:t>person-b@example.com</w:t>
+              <w:t>SiddhiJ</w:t>
+            </w:r>
+            <w:r>
+              <w:rPr>
+                <w:rFonts w:ascii="Raleway" w:hAnsi="Raleway"/>
+                <w:highlight w:val="yellow"/>
+              </w:rPr>
+              <w:t>@example.com</w:t>
             </w:r>
           </w:p>
         </w:tc>
@@ -4128,7 +4166,7 @@
                 <w:rFonts w:ascii="Raleway" w:hAnsi="Raleway" w:cs="Segoe UI"/>
                 <w:highlight w:val="yellow"/>
               </w:rPr>
-              <w:t>Senior Penetration tester</w:t>
+              <w:t>Penetration tester</w:t>
             </w:r>
           </w:p>
         </w:tc>
@@ -4177,7 +4215,7 @@
       <w:pPr>
         <w:pStyle w:val="Heading2"/>
       </w:pPr>
-      <w:bookmarkStart w:id="11" w:name="_Toc235377961"/>
+      <w:bookmarkStart w:id="11" w:name="_Toc235470631"/>
       <w:r>
         <w:lastRenderedPageBreak/>
         <w:t>Assessment Coverage</w:t>
@@ -4503,7 +4541,7 @@
       <w:pPr>
         <w:pStyle w:val="Heading2"/>
       </w:pPr>
-      <w:bookmarkStart w:id="12" w:name="_Toc235377962"/>
+      <w:bookmarkStart w:id="12" w:name="_Toc235470632"/>
       <w:r>
         <w:t>Objectives</w:t>
       </w:r>
@@ -4575,7 +4613,7 @@
         <w:pStyle w:val="Heading2"/>
       </w:pPr>
       <w:bookmarkStart w:id="13" w:name="_Toc177730345"/>
-      <w:bookmarkStart w:id="14" w:name="_Toc235377963"/>
+      <w:bookmarkStart w:id="14" w:name="_Toc235470633"/>
       <w:r>
         <w:lastRenderedPageBreak/>
         <w:t>Risk</w:t>
@@ -4708,7 +4746,7 @@
             <w:tcBorders>
               <w:bottom w:val="single" w:sz="4" w:space="0" w:color="FFFFFF" w:themeColor="background1"/>
             </w:tcBorders>
-            <w:shd w:val="clear" w:color="auto" w:fill="7030A0"/>
+            <w:shd w:val="clear" w:color="auto" w:fill="C00000"/>
             <w:vAlign w:val="center"/>
           </w:tcPr>
           <w:p>
@@ -4727,7 +4765,6 @@
                 <w:rFonts w:cs="Segoe UI"/>
                 <w:b/>
                 <w:bCs/>
-                <w:color w:val="FFFFFF" w:themeColor="background1"/>
                 <w:szCs w:val="22"/>
               </w:rPr>
               <w:t>Critical</w:t>
@@ -4799,7 +4836,7 @@
               <w:top w:val="single" w:sz="4" w:space="0" w:color="FFFFFF" w:themeColor="background1"/>
               <w:bottom w:val="single" w:sz="4" w:space="0" w:color="FFFFFF" w:themeColor="background1"/>
             </w:tcBorders>
-            <w:shd w:val="clear" w:color="auto" w:fill="FF0200"/>
+            <w:shd w:val="clear" w:color="auto" w:fill="FFFF00"/>
             <w:vAlign w:val="center"/>
           </w:tcPr>
           <w:p>
@@ -4818,7 +4855,6 @@
                 <w:rFonts w:cs="Segoe UI"/>
                 <w:b/>
                 <w:bCs/>
-                <w:color w:val="FFFFFF" w:themeColor="background1"/>
                 <w:szCs w:val="22"/>
               </w:rPr>
               <w:t>High</w:t>
@@ -4882,7 +4918,7 @@
               <w:top w:val="single" w:sz="4" w:space="0" w:color="FFFFFF" w:themeColor="background1"/>
               <w:bottom w:val="single" w:sz="4" w:space="0" w:color="FFFFFF" w:themeColor="background1"/>
             </w:tcBorders>
-            <w:shd w:val="clear" w:color="auto" w:fill="FFC000"/>
+            <w:shd w:val="clear" w:color="auto" w:fill="92D050"/>
             <w:vAlign w:val="center"/>
           </w:tcPr>
           <w:p>
@@ -4964,7 +5000,7 @@
               <w:top w:val="single" w:sz="4" w:space="0" w:color="FFFFFF" w:themeColor="background1"/>
               <w:bottom w:val="single" w:sz="4" w:space="0" w:color="FFFFFF" w:themeColor="background1"/>
             </w:tcBorders>
-            <w:shd w:val="clear" w:color="auto" w:fill="4FC49F"/>
+            <w:shd w:val="clear" w:color="auto" w:fill="00B050"/>
             <w:vAlign w:val="center"/>
           </w:tcPr>
           <w:p>
@@ -5138,7 +5174,7 @@
         <w:pStyle w:val="Heading1"/>
       </w:pPr>
       <w:bookmarkStart w:id="15" w:name="_Toc177730346"/>
-      <w:bookmarkStart w:id="16" w:name="_Toc235377964"/>
+      <w:bookmarkStart w:id="16" w:name="_Toc235470634"/>
       <w:r>
         <w:lastRenderedPageBreak/>
         <w:t>Findings, Observations and Recommendations</w:t>
@@ -5157,7 +5193,7 @@
       <w:bookmarkStart w:id="17" w:name="_Stored_Cross-site_Scripting"/>
       <w:bookmarkStart w:id="18" w:name="_Uncontrolled_Request_Processing"/>
       <w:bookmarkStart w:id="19" w:name="_HTTP_Cookie_Insecure"/>
-      <w:bookmarkStart w:id="20" w:name="_Toc235377965"/>
+      <w:bookmarkStart w:id="20" w:name="_Toc235470635"/>
       <w:bookmarkEnd w:id="17"/>
       <w:bookmarkEnd w:id="18"/>
       <w:bookmarkEnd w:id="19"/>
@@ -5292,7 +5328,18 @@
                 <w:sz w:val="22"/>
                 <w14:ligatures w14:val="none"/>
               </w:rPr>
-              <w:t xml:space="preserve"> 9.1</w:t>
+              <w:t xml:space="preserve"> </w:t>
+            </w:r>
+            <w:r>
+              <w:rPr>
+                <w:rFonts w:ascii="Raleway" w:eastAsia="Ubuntu" w:hAnsi="Raleway" w:cs="Segoe UI"/>
+                <w:bCs/>
+                <w:caps w:val="0"/>
+                <w:color w:val="3B95C5"/>
+                <w:sz w:val="22"/>
+                <w14:ligatures w14:val="none"/>
+              </w:rPr>
+              <w:t>8.3</w:t>
             </w:r>
           </w:p>
         </w:tc>
@@ -5356,141 +5403,8 @@
                 <w:sz w:val="18"/>
                 <w:szCs w:val="18"/>
               </w:rPr>
-              <w:t>CVSS:3.1/</w:t>
-            </w:r>
-            <w:proofErr w:type="gramStart"/>
-            <w:r>
-              <w:rPr>
-                <w:rFonts w:ascii="Raleway" w:eastAsia="Ubuntu" w:hAnsi="Raleway" w:cs="Segoe UI"/>
-                <w:bCs/>
-                <w:caps w:val="0"/>
-                <w:color w:val="000000" w:themeColor="text1"/>
-                <w:sz w:val="18"/>
-                <w:szCs w:val="18"/>
-              </w:rPr>
-              <w:t>AV:N</w:t>
-            </w:r>
-            <w:proofErr w:type="gramEnd"/>
-            <w:r>
-              <w:rPr>
-                <w:rFonts w:ascii="Raleway" w:eastAsia="Ubuntu" w:hAnsi="Raleway" w:cs="Segoe UI"/>
-                <w:bCs/>
-                <w:caps w:val="0"/>
-                <w:color w:val="000000" w:themeColor="text1"/>
-                <w:sz w:val="18"/>
-                <w:szCs w:val="18"/>
-              </w:rPr>
-              <w:t>/</w:t>
-            </w:r>
-            <w:proofErr w:type="gramStart"/>
-            <w:r>
-              <w:rPr>
-                <w:rFonts w:ascii="Raleway" w:eastAsia="Ubuntu" w:hAnsi="Raleway" w:cs="Segoe UI"/>
-                <w:bCs/>
-                <w:caps w:val="0"/>
-                <w:color w:val="000000" w:themeColor="text1"/>
-                <w:sz w:val="18"/>
-                <w:szCs w:val="18"/>
-              </w:rPr>
-              <w:t>AC:L</w:t>
-            </w:r>
-            <w:proofErr w:type="gramEnd"/>
-            <w:r>
-              <w:rPr>
-                <w:rFonts w:ascii="Raleway" w:eastAsia="Ubuntu" w:hAnsi="Raleway" w:cs="Segoe UI"/>
-                <w:bCs/>
-                <w:caps w:val="0"/>
-                <w:color w:val="000000" w:themeColor="text1"/>
-                <w:sz w:val="18"/>
-                <w:szCs w:val="18"/>
-              </w:rPr>
-              <w:t>/</w:t>
-            </w:r>
-            <w:proofErr w:type="gramStart"/>
-            <w:r>
-              <w:rPr>
-                <w:rFonts w:ascii="Raleway" w:eastAsia="Ubuntu" w:hAnsi="Raleway" w:cs="Segoe UI"/>
-                <w:bCs/>
-                <w:caps w:val="0"/>
-                <w:color w:val="000000" w:themeColor="text1"/>
-                <w:sz w:val="18"/>
-                <w:szCs w:val="18"/>
-              </w:rPr>
-              <w:t>PR:L</w:t>
-            </w:r>
-            <w:proofErr w:type="gramEnd"/>
-            <w:r>
-              <w:rPr>
-                <w:rFonts w:ascii="Raleway" w:eastAsia="Ubuntu" w:hAnsi="Raleway" w:cs="Segoe UI"/>
-                <w:bCs/>
-                <w:caps w:val="0"/>
-                <w:color w:val="000000" w:themeColor="text1"/>
-                <w:sz w:val="18"/>
-                <w:szCs w:val="18"/>
-              </w:rPr>
-              <w:t>/</w:t>
-            </w:r>
-            <w:proofErr w:type="gramStart"/>
-            <w:r>
-              <w:rPr>
-                <w:rFonts w:ascii="Raleway" w:eastAsia="Ubuntu" w:hAnsi="Raleway" w:cs="Segoe UI"/>
-                <w:bCs/>
-                <w:caps w:val="0"/>
-                <w:color w:val="000000" w:themeColor="text1"/>
-                <w:sz w:val="18"/>
-                <w:szCs w:val="18"/>
-              </w:rPr>
-              <w:t>UI:N</w:t>
-            </w:r>
-            <w:proofErr w:type="gramEnd"/>
-            <w:r>
-              <w:rPr>
-                <w:rFonts w:ascii="Raleway" w:eastAsia="Ubuntu" w:hAnsi="Raleway" w:cs="Segoe UI"/>
-                <w:bCs/>
-                <w:caps w:val="0"/>
-                <w:color w:val="000000" w:themeColor="text1"/>
-                <w:sz w:val="18"/>
-                <w:szCs w:val="18"/>
-              </w:rPr>
-              <w:t>/</w:t>
-            </w:r>
-            <w:proofErr w:type="gramStart"/>
-            <w:r>
-              <w:rPr>
-                <w:rFonts w:ascii="Raleway" w:eastAsia="Ubuntu" w:hAnsi="Raleway" w:cs="Segoe UI"/>
-                <w:bCs/>
-                <w:caps w:val="0"/>
-                <w:color w:val="000000" w:themeColor="text1"/>
-                <w:sz w:val="18"/>
-                <w:szCs w:val="18"/>
-              </w:rPr>
-              <w:t>S:U</w:t>
-            </w:r>
-            <w:proofErr w:type="gramEnd"/>
-            <w:r>
-              <w:rPr>
-                <w:rFonts w:ascii="Raleway" w:eastAsia="Ubuntu" w:hAnsi="Raleway" w:cs="Segoe UI"/>
-                <w:bCs/>
-                <w:caps w:val="0"/>
-                <w:color w:val="000000" w:themeColor="text1"/>
-                <w:sz w:val="18"/>
-                <w:szCs w:val="18"/>
-              </w:rPr>
-              <w:t>/C:H/I:H/</w:t>
-            </w:r>
-            <w:proofErr w:type="gramStart"/>
-            <w:r>
-              <w:rPr>
-                <w:rFonts w:ascii="Raleway" w:eastAsia="Ubuntu" w:hAnsi="Raleway" w:cs="Segoe UI"/>
-                <w:bCs/>
-                <w:caps w:val="0"/>
-                <w:color w:val="000000" w:themeColor="text1"/>
-                <w:sz w:val="18"/>
-                <w:szCs w:val="18"/>
-              </w:rPr>
-              <w:t>A:L</w:t>
-            </w:r>
-            <w:proofErr w:type="gramEnd"/>
+              <w:t>CVSS:3.1/AV:N/AC:L/PR:L/UI:N/S:U/C:H/I:H/A:L</w:t>
+            </w:r>
           </w:p>
         </w:tc>
       </w:tr>
@@ -6173,7 +6087,7 @@
                 <w:u w:val="none"/>
               </w:rPr>
             </w:pPr>
-            <w:hyperlink r:id="rId11" w:history="1">
+            <w:hyperlink r:id="rId12" w:history="1">
               <w:r>
                 <w:rPr>
                   <w:rStyle w:val="Hyperlink"/>
@@ -6198,22 +6112,77 @@
             <w:pPr>
               <w:pStyle w:val="ListParagraph"/>
               <w:numPr>
-                <w:ilvl w:val="0"/>
+                <w:ilvl w:val="1"/>
                 <w:numId w:val="5"/>
               </w:numPr>
               <w:cnfStyle w:val="010000000000" w:firstRow="0" w:lastRow="1" w:firstColumn="0" w:lastColumn="0" w:oddVBand="0" w:evenVBand="0" w:oddHBand="0" w:evenHBand="0" w:firstRowFirstColumn="0" w:firstRowLastColumn="0" w:lastRowFirstColumn="0" w:lastRowLastColumn="0"/>
               <w:rPr>
                 <w:rFonts w:ascii="Raleway" w:hAnsi="Raleway" w:cs="Segoe UI"/>
-                <w:color w:val="FF9933"/>
-              </w:rPr>
-            </w:pPr>
-            <w:r>
-              <w:rPr>
-                <w:rFonts w:ascii="Raleway" w:hAnsi="Raleway" w:cs="Segoe UI"/>
-                <w:color w:val="FF9933"/>
+                <w:color w:val="C00000"/>
+              </w:rPr>
+            </w:pPr>
+            <w:r>
+              <w:rPr>
+                <w:rFonts w:ascii="Raleway" w:hAnsi="Raleway" w:cs="Segoe UI"/>
+                <w:color w:val="C00000"/>
+              </w:rPr>
+              <w:t>https://www.hits.com</w:t>
+            </w:r>
+            <w:r>
+              <w:rPr>
+                <w:rFonts w:ascii="Raleway" w:hAnsi="Raleway" w:cs="Segoe UI"/>
+                <w:color w:val="C00000"/>
               </w:rPr>
               <w:t>/v1/students/</w:t>
             </w:r>
+          </w:p>
+          <w:p>
+            <w:pPr>
+              <w:pStyle w:val="ListParagraph"/>
+              <w:numPr>
+                <w:ilvl w:val="1"/>
+                <w:numId w:val="5"/>
+              </w:numPr>
+              <w:cnfStyle w:val="010000000000" w:firstRow="0" w:lastRow="1" w:firstColumn="0" w:lastColumn="0" w:oddVBand="0" w:evenVBand="0" w:oddHBand="0" w:evenHBand="0" w:firstRowFirstColumn="0" w:firstRowLastColumn="0" w:lastRowFirstColumn="0" w:lastRowLastColumn="0"/>
+              <w:rPr>
+                <w:rFonts w:ascii="Raleway" w:hAnsi="Raleway" w:cs="Segoe UI"/>
+                <w:color w:val="C00000"/>
+              </w:rPr>
+            </w:pPr>
+            <w:hyperlink r:id="rId13" w:history="1">
+              <w:r>
+                <w:rPr>
+                  <w:rStyle w:val="Hyperlink"/>
+                  <w:rFonts w:ascii="Raleway" w:hAnsi="Raleway" w:cs="Segoe UI"/>
+                  <w:color w:val="C00000"/>
+                </w:rPr>
+                <w:t>https://www.hit</w:t>
+              </w:r>
+              <w:r>
+                <w:rPr>
+                  <w:rStyle w:val="Hyperlink"/>
+                  <w:rFonts w:ascii="Raleway" w:hAnsi="Raleway" w:cs="Segoe UI"/>
+                  <w:color w:val="C00000"/>
+                </w:rPr>
+                <w:t>s</w:t>
+              </w:r>
+              <w:r>
+                <w:rPr>
+                  <w:rStyle w:val="Hyperlink"/>
+                  <w:rFonts w:ascii="Raleway" w:hAnsi="Raleway" w:cs="Segoe UI"/>
+                  <w:color w:val="C00000"/>
+                </w:rPr>
+                <w:t>.com</w:t>
+              </w:r>
+              <w:r>
+                <w:rPr>
+                  <w:rStyle w:val="Hyperlink"/>
+                  <w:rFonts w:ascii="Raleway" w:hAnsi="Raleway" w:cs="Segoe UI"/>
+                  <w:color w:val="C00000"/>
+                </w:rPr>
+                <w:t>/v1/students/{id}</w:t>
+              </w:r>
+            </w:hyperlink>
           </w:p>
           <w:p>
             <w:pPr>
@@ -6224,16 +6193,17 @@
               </w:numPr>
               <w:cnfStyle w:val="010000000000" w:firstRow="0" w:lastRow="1" w:firstColumn="0" w:lastColumn="0" w:oddVBand="0" w:evenVBand="0" w:oddHBand="0" w:evenHBand="0" w:firstRowFirstColumn="0" w:firstRowLastColumn="0" w:lastRowFirstColumn="0" w:lastRowLastColumn="0"/>
               <w:rPr>
-                <w:rFonts w:ascii="Raleway" w:hAnsi="Raleway" w:cs="Segoe UI"/>
-                <w:color w:val="FF9933"/>
-              </w:rPr>
-            </w:pPr>
-            <w:r>
-              <w:rPr>
-                <w:rFonts w:ascii="Raleway" w:hAnsi="Raleway" w:cs="Segoe UI"/>
-                <w:color w:val="FF9933"/>
-              </w:rPr>
-              <w:t>/v1/students/{id}</w:t>
+                <w:rFonts w:ascii="Times New Roman" w:hAnsi="Times New Roman"/>
+              </w:rPr>
+            </w:pPr>
+            <w:r>
+              <w:rPr>
+                <w:rStyle w:val="Hyperlink"/>
+                <w:rFonts w:ascii="Raleway" w:hAnsi="Raleway" w:cs="Segoe UI"/>
+                <w:color w:val="DE713A"/>
+                <w:u w:val="none"/>
+              </w:rPr>
+              <w:t>Mobile API (api.hits.ac.in)</w:t>
             </w:r>
           </w:p>
         </w:tc>
@@ -6261,7 +6231,6 @@
     </w:p>
     <w:p>
       <w:pPr>
-        <w:spacing w:before="240" w:line="276" w:lineRule="auto"/>
         <w:rPr>
           <w:rFonts w:ascii="Raleway" w:hAnsi="Raleway"/>
           <w:sz w:val="20"/>
@@ -6274,7 +6243,40 @@
           <w:sz w:val="20"/>
           <w:szCs w:val="20"/>
         </w:rPr>
-        <w:t>During the API security assessment, it was observed that the application failed to verify whether an authenticated user was authorized to access the requested student record. By modifying the object identifier in the API request, an authenticated student account could retrieve records belonging to other students.</w:t>
+        <w:t xml:space="preserve">During the API security assessment, </w:t>
+      </w:r>
+      <w:r>
+        <w:rPr>
+          <w:rFonts w:ascii="Raleway" w:hAnsi="Raleway"/>
+          <w:sz w:val="20"/>
+          <w:szCs w:val="20"/>
+        </w:rPr>
+        <w:t>it was observed that API</w:t>
+      </w:r>
+      <w:r>
+        <w:rPr>
+          <w:rFonts w:ascii="Raleway" w:hAnsi="Raleway"/>
+          <w:sz w:val="20"/>
+          <w:szCs w:val="20"/>
+        </w:rPr>
+        <w:t xml:space="preserve"> endpoint /v1/students/{id} suffers from Insecure Direct Object Reference (IDOR). Any authenticated student user can view another student’s profile by simply changing the id parameter in the request.</w:t>
+      </w:r>
+    </w:p>
+    <w:p>
+      <w:pPr>
+        <w:rPr>
+          <w:rFonts w:ascii="Raleway" w:hAnsi="Raleway"/>
+          <w:sz w:val="20"/>
+          <w:szCs w:val="20"/>
+        </w:rPr>
+      </w:pPr>
+      <w:r>
+        <w:rPr>
+          <w:rFonts w:ascii="Raleway" w:hAnsi="Raleway"/>
+          <w:sz w:val="20"/>
+          <w:szCs w:val="20"/>
+        </w:rPr>
+        <w:t>The application does not verify whether the requesting user is authorized to access the requested student record. This was confirmed through API testing logs.</w:t>
       </w:r>
     </w:p>
     <w:p>
@@ -6285,28 +6287,63 @@
           <w:b/>
           <w:bCs/>
           <w:color w:val="DE713A"/>
-          <w:sz w:val="20"/>
-          <w:szCs w:val="20"/>
-        </w:rPr>
-      </w:pPr>
-      <w:r>
-        <w:rPr>
-          <w:rFonts w:ascii="Raleway" w:hAnsi="Raleway"/>
-          <w:sz w:val="20"/>
-          <w:szCs w:val="20"/>
-        </w:rPr>
-        <w:t>This vulnerability occurs because authorization checks are performed only during authentication and are not enforced for every object request.</w:t>
-      </w:r>
+        </w:rPr>
+      </w:pPr>
       <w:r>
         <w:rPr>
           <w:rFonts w:ascii="Raleway" w:hAnsi="Raleway" w:cs="Segoe UI"/>
           <w:b/>
           <w:bCs/>
           <w:color w:val="DE713A"/>
+        </w:rPr>
+        <w:t>Risks</w:t>
+      </w:r>
+    </w:p>
+    <w:p>
+      <w:pPr>
+        <w:spacing w:before="240" w:line="276" w:lineRule="auto"/>
+        <w:rPr>
+          <w:rFonts w:ascii="Raleway" w:hAnsi="Raleway"/>
           <w:sz w:val="20"/>
           <w:szCs w:val="20"/>
+          <w:lang w:val="en-IN"/>
+        </w:rPr>
+      </w:pPr>
+      <w:r>
+        <w:rPr>
+          <w:rFonts w:ascii="Raleway" w:hAnsi="Raleway"/>
+          <w:sz w:val="20"/>
+          <w:szCs w:val="20"/>
+          <w:lang w:val="en-IN"/>
+        </w:rPr>
+        <w:t xml:space="preserve">Theft of personal data, logged in user can view and alter information of other uses cause integrity and </w:t>
+      </w:r>
+      <w:r>
+        <w:rPr>
+          <w:rFonts w:ascii="Raleway" w:hAnsi="Raleway"/>
+          <w:sz w:val="20"/>
+          <w:szCs w:val="20"/>
+          <w:lang w:val="en-IN"/>
+        </w:rPr>
+        <w:t>Confidentiality</w:t>
+      </w:r>
+      <w:r>
+        <w:rPr>
+          <w:rFonts w:ascii="Raleway" w:eastAsia="Ubuntu" w:hAnsi="Raleway" w:cs="Segoe UI"/>
+          <w:color w:val="808080" w:themeColor="background1" w:themeShade="80"/>
+          <w:sz w:val="18"/>
+          <w:szCs w:val="18"/>
         </w:rPr>
         <w:t xml:space="preserve"> </w:t>
+      </w:r>
+      <w:r>
+        <w:rPr>
+          <w:rFonts w:ascii="Raleway" w:hAnsi="Raleway"/>
+          <w:sz w:val="20"/>
+          <w:szCs w:val="20"/>
+          <w:lang w:val="en-IN"/>
+        </w:rPr>
+        <w:t>on system. User will lost trust on system as authorization is broken.</w:t>
       </w:r>
     </w:p>
     <w:p>
@@ -6326,12 +6363,17 @@
           <w:bCs/>
           <w:color w:val="DE713A"/>
         </w:rPr>
-        <w:t>Risks</w:t>
+        <w:t>Proof of Concept</w:t>
       </w:r>
     </w:p>
     <w:p>
       <w:pPr>
-        <w:spacing w:before="240" w:line="276" w:lineRule="auto"/>
+        <w:pStyle w:val="ListParagraph"/>
+        <w:numPr>
+          <w:ilvl w:val="0"/>
+          <w:numId w:val="13"/>
+        </w:numPr>
+        <w:spacing w:line="276" w:lineRule="auto"/>
         <w:rPr>
           <w:rFonts w:ascii="Raleway" w:hAnsi="Raleway"/>
           <w:sz w:val="20"/>
@@ -6346,7 +6388,92 @@
           <w:szCs w:val="20"/>
           <w:lang w:val="en-IN"/>
         </w:rPr>
-        <w:t>Disclosure of personally identifiable information (PII) may lead to regulatory penalties, loss of stakeholder trust, reputational damage, and increased risk of targeted cyberattacks.</w:t>
+        <w:t>Login into student 2031 and verify login was successful.</w:t>
+      </w:r>
+    </w:p>
+    <w:p>
+      <w:pPr>
+        <w:pStyle w:val="ListParagraph"/>
+        <w:numPr>
+          <w:ilvl w:val="0"/>
+          <w:numId w:val="13"/>
+        </w:numPr>
+        <w:spacing w:line="276" w:lineRule="auto"/>
+        <w:rPr>
+          <w:rFonts w:ascii="Raleway" w:hAnsi="Raleway"/>
+          <w:sz w:val="20"/>
+          <w:szCs w:val="20"/>
+          <w:lang w:val="en-IN"/>
+        </w:rPr>
+      </w:pPr>
+      <w:r>
+        <w:rPr>
+          <w:rFonts w:ascii="Raleway" w:hAnsi="Raleway"/>
+          <w:sz w:val="20"/>
+          <w:szCs w:val="20"/>
+          <w:lang w:val="en-IN"/>
+        </w:rPr>
+        <w:t>Query other student data example 10455 verify that other student data is getting fetch successfully.</w:t>
+      </w:r>
+    </w:p>
+    <w:p>
+      <w:pPr>
+        <w:spacing w:line="276" w:lineRule="auto"/>
+        <w:rPr>
+          <w:rFonts w:ascii="Raleway" w:hAnsi="Raleway"/>
+          <w:sz w:val="20"/>
+          <w:szCs w:val="20"/>
+          <w:lang w:val="en-IN"/>
+        </w:rPr>
+      </w:pPr>
+      <w:r>
+        <w:rPr>
+          <w:rFonts w:ascii="Raleway" w:hAnsi="Raleway"/>
+          <w:sz w:val="20"/>
+          <w:szCs w:val="20"/>
+          <w:lang w:val="en-IN"/>
+        </w:rPr>
+        <w:t>GET /v1/students/10455</w:t>
+      </w:r>
+    </w:p>
+    <w:p>
+      <w:pPr>
+        <w:spacing w:line="276" w:lineRule="auto"/>
+        <w:rPr>
+          <w:rFonts w:ascii="Raleway" w:hAnsi="Raleway"/>
+          <w:sz w:val="20"/>
+          <w:szCs w:val="20"/>
+          <w:lang w:val="en-IN"/>
+        </w:rPr>
+      </w:pPr>
+      <w:r>
+        <w:rPr>
+          <w:rFonts w:ascii="Raleway" w:hAnsi="Raleway"/>
+          <w:sz w:val="20"/>
+          <w:szCs w:val="20"/>
+          <w:lang w:val="en-IN"/>
+        </w:rPr>
+        <w:t>GET /v1/students/10455 200 (token=student_2031)</w:t>
+      </w:r>
+    </w:p>
+    <w:p>
+      <w:pPr>
+        <w:spacing w:before="240" w:line="276" w:lineRule="auto"/>
+        <w:rPr>
+          <w:rFonts w:ascii="Raleway" w:hAnsi="Raleway"/>
+          <w:sz w:val="20"/>
+          <w:szCs w:val="20"/>
+          <w:lang w:val="en-IN"/>
+        </w:rPr>
+      </w:pPr>
+      <w:r>
+        <w:rPr>
+          <w:rFonts w:ascii="Raleway" w:hAnsi="Raleway"/>
+          <w:sz w:val="20"/>
+          <w:szCs w:val="20"/>
+          <w:lang w:val="en-IN"/>
+        </w:rPr>
+        <w:t>Although the authenticated user belongs to Student 2031, the application successfully returned data for Student 10455.</w:t>
       </w:r>
     </w:p>
     <w:p>
@@ -6359,75 +6486,6 @@
           <w:color w:val="DE713A"/>
         </w:rPr>
       </w:pPr>
-      <w:r>
-        <w:rPr>
-          <w:rFonts w:ascii="Raleway" w:hAnsi="Raleway" w:cs="Segoe UI"/>
-          <w:b/>
-          <w:bCs/>
-          <w:color w:val="DE713A"/>
-        </w:rPr>
-        <w:t>Proof of Concept</w:t>
-      </w:r>
-    </w:p>
-    <w:p>
-      <w:pPr>
-        <w:spacing w:before="240" w:line="276" w:lineRule="auto"/>
-        <w:rPr>
-          <w:rFonts w:ascii="Raleway" w:hAnsi="Raleway"/>
-          <w:sz w:val="20"/>
-          <w:szCs w:val="20"/>
-          <w:lang w:val="en-IN"/>
-        </w:rPr>
-      </w:pPr>
-      <w:r>
-        <w:rPr>
-          <w:rFonts w:ascii="Raleway" w:hAnsi="Raleway"/>
-          <w:sz w:val="20"/>
-          <w:szCs w:val="20"/>
-          <w:lang w:val="en-IN"/>
-        </w:rPr>
-        <w:t>GET /v1/students/10455</w:t>
-      </w:r>
-    </w:p>
-    <w:p>
-      <w:pPr>
-        <w:spacing w:before="240" w:line="276" w:lineRule="auto"/>
-        <w:rPr>
-          <w:rFonts w:ascii="Raleway" w:hAnsi="Raleway"/>
-          <w:sz w:val="20"/>
-          <w:szCs w:val="20"/>
-          <w:lang w:val="en-IN"/>
-        </w:rPr>
-      </w:pPr>
-      <w:r>
-        <w:rPr>
-          <w:rFonts w:ascii="Raleway" w:hAnsi="Raleway"/>
-          <w:sz w:val="20"/>
-          <w:szCs w:val="20"/>
-          <w:lang w:val="en-IN"/>
-        </w:rPr>
-        <w:t>GET /v1/students/10455 200 (token=student_2031)</w:t>
-      </w:r>
-    </w:p>
-    <w:p>
-      <w:pPr>
-        <w:spacing w:before="240" w:line="276" w:lineRule="auto"/>
-        <w:rPr>
-          <w:rFonts w:ascii="Raleway" w:hAnsi="Raleway"/>
-          <w:sz w:val="20"/>
-          <w:szCs w:val="20"/>
-          <w:lang w:val="en-IN"/>
-        </w:rPr>
-      </w:pPr>
-      <w:r>
-        <w:rPr>
-          <w:rFonts w:ascii="Raleway" w:hAnsi="Raleway"/>
-          <w:sz w:val="20"/>
-          <w:szCs w:val="20"/>
-          <w:lang w:val="en-IN"/>
-        </w:rPr>
-        <w:t>Although the authenticated user belongs to Student 2031, the application successfully returned data for Student 10455.</w:t>
-      </w:r>
     </w:p>
     <w:p>
       <w:pPr>
@@ -6492,7 +6550,7 @@
           <w:sz w:val="20"/>
           <w:szCs w:val="20"/>
         </w:rPr>
-        <w:t>Implement Role-Based Access Control (RBAC)</w:t>
+        <w:t>Implement Role-Based Access Control (RBAC</w:t>
       </w:r>
       <w:r>
         <w:rPr>
@@ -6500,14 +6558,14 @@
           <w:sz w:val="20"/>
           <w:szCs w:val="20"/>
         </w:rPr>
-        <w:t>, Enable MFA (Multi factor authentication)</w:t>
+        <w:t>).</w:t>
       </w:r>
     </w:p>
     <w:p>
       <w:pPr>
         <w:pStyle w:val="Heading3"/>
       </w:pPr>
-      <w:bookmarkStart w:id="21" w:name="_Toc235377966"/>
+      <w:bookmarkStart w:id="21" w:name="_Toc235470636"/>
       <w:r>
         <w:t>Missing Authentication on Student API</w:t>
       </w:r>
@@ -6569,18 +6627,8 @@
                 <w:sz w:val="16"/>
                 <w:szCs w:val="16"/>
               </w:rPr>
-              <w:t xml:space="preserve">CVSS v3.1 </w:t>
-            </w:r>
-            <w:proofErr w:type="gramStart"/>
-            <w:r>
-              <w:rPr>
-                <w:rFonts w:ascii="Raleway" w:hAnsi="Raleway" w:cs="Segoe UI"/>
-                <w:sz w:val="16"/>
-                <w:szCs w:val="16"/>
-              </w:rPr>
-              <w:t>Score</w:t>
-            </w:r>
-            <w:proofErr w:type="gramEnd"/>
+              <w:t>CVSS v3.1 Score</w:t>
+            </w:r>
           </w:p>
         </w:tc>
         <w:tc>
@@ -6678,141 +6726,8 @@
                 <w:sz w:val="18"/>
                 <w:szCs w:val="18"/>
               </w:rPr>
-              <w:t>CVSS:3.1/</w:t>
-            </w:r>
-            <w:proofErr w:type="gramStart"/>
-            <w:r>
-              <w:rPr>
-                <w:rFonts w:ascii="Raleway" w:eastAsia="Ubuntu" w:hAnsi="Raleway" w:cs="Segoe UI"/>
-                <w:bCs/>
-                <w:caps w:val="0"/>
-                <w:color w:val="000000" w:themeColor="text1"/>
-                <w:sz w:val="18"/>
-                <w:szCs w:val="18"/>
-              </w:rPr>
-              <w:t>AV:N</w:t>
-            </w:r>
-            <w:proofErr w:type="gramEnd"/>
-            <w:r>
-              <w:rPr>
-                <w:rFonts w:ascii="Raleway" w:eastAsia="Ubuntu" w:hAnsi="Raleway" w:cs="Segoe UI"/>
-                <w:bCs/>
-                <w:caps w:val="0"/>
-                <w:color w:val="000000" w:themeColor="text1"/>
-                <w:sz w:val="18"/>
-                <w:szCs w:val="18"/>
-              </w:rPr>
-              <w:t>/</w:t>
-            </w:r>
-            <w:proofErr w:type="gramStart"/>
-            <w:r>
-              <w:rPr>
-                <w:rFonts w:ascii="Raleway" w:eastAsia="Ubuntu" w:hAnsi="Raleway" w:cs="Segoe UI"/>
-                <w:bCs/>
-                <w:caps w:val="0"/>
-                <w:color w:val="000000" w:themeColor="text1"/>
-                <w:sz w:val="18"/>
-                <w:szCs w:val="18"/>
-              </w:rPr>
-              <w:t>AC:L</w:t>
-            </w:r>
-            <w:proofErr w:type="gramEnd"/>
-            <w:r>
-              <w:rPr>
-                <w:rFonts w:ascii="Raleway" w:eastAsia="Ubuntu" w:hAnsi="Raleway" w:cs="Segoe UI"/>
-                <w:bCs/>
-                <w:caps w:val="0"/>
-                <w:color w:val="000000" w:themeColor="text1"/>
-                <w:sz w:val="18"/>
-                <w:szCs w:val="18"/>
-              </w:rPr>
-              <w:t>/</w:t>
-            </w:r>
-            <w:proofErr w:type="gramStart"/>
-            <w:r>
-              <w:rPr>
-                <w:rFonts w:ascii="Raleway" w:eastAsia="Ubuntu" w:hAnsi="Raleway" w:cs="Segoe UI"/>
-                <w:bCs/>
-                <w:caps w:val="0"/>
-                <w:color w:val="000000" w:themeColor="text1"/>
-                <w:sz w:val="18"/>
-                <w:szCs w:val="18"/>
-              </w:rPr>
-              <w:t>PR:N</w:t>
-            </w:r>
-            <w:proofErr w:type="gramEnd"/>
-            <w:r>
-              <w:rPr>
-                <w:rFonts w:ascii="Raleway" w:eastAsia="Ubuntu" w:hAnsi="Raleway" w:cs="Segoe UI"/>
-                <w:bCs/>
-                <w:caps w:val="0"/>
-                <w:color w:val="000000" w:themeColor="text1"/>
-                <w:sz w:val="18"/>
-                <w:szCs w:val="18"/>
-              </w:rPr>
-              <w:t>/</w:t>
-            </w:r>
-            <w:proofErr w:type="gramStart"/>
-            <w:r>
-              <w:rPr>
-                <w:rFonts w:ascii="Raleway" w:eastAsia="Ubuntu" w:hAnsi="Raleway" w:cs="Segoe UI"/>
-                <w:bCs/>
-                <w:caps w:val="0"/>
-                <w:color w:val="000000" w:themeColor="text1"/>
-                <w:sz w:val="18"/>
-                <w:szCs w:val="18"/>
-              </w:rPr>
-              <w:t>UI:N</w:t>
-            </w:r>
-            <w:proofErr w:type="gramEnd"/>
-            <w:r>
-              <w:rPr>
-                <w:rFonts w:ascii="Raleway" w:eastAsia="Ubuntu" w:hAnsi="Raleway" w:cs="Segoe UI"/>
-                <w:bCs/>
-                <w:caps w:val="0"/>
-                <w:color w:val="000000" w:themeColor="text1"/>
-                <w:sz w:val="18"/>
-                <w:szCs w:val="18"/>
-              </w:rPr>
-              <w:t>/</w:t>
-            </w:r>
-            <w:proofErr w:type="gramStart"/>
-            <w:r>
-              <w:rPr>
-                <w:rFonts w:ascii="Raleway" w:eastAsia="Ubuntu" w:hAnsi="Raleway" w:cs="Segoe UI"/>
-                <w:bCs/>
-                <w:caps w:val="0"/>
-                <w:color w:val="000000" w:themeColor="text1"/>
-                <w:sz w:val="18"/>
-                <w:szCs w:val="18"/>
-              </w:rPr>
-              <w:t>S:U</w:t>
-            </w:r>
-            <w:proofErr w:type="gramEnd"/>
-            <w:r>
-              <w:rPr>
-                <w:rFonts w:ascii="Raleway" w:eastAsia="Ubuntu" w:hAnsi="Raleway" w:cs="Segoe UI"/>
-                <w:bCs/>
-                <w:caps w:val="0"/>
-                <w:color w:val="000000" w:themeColor="text1"/>
-                <w:sz w:val="18"/>
-                <w:szCs w:val="18"/>
-              </w:rPr>
-              <w:t>/C:H/I:H/</w:t>
-            </w:r>
-            <w:proofErr w:type="gramStart"/>
-            <w:r>
-              <w:rPr>
-                <w:rFonts w:ascii="Raleway" w:eastAsia="Ubuntu" w:hAnsi="Raleway" w:cs="Segoe UI"/>
-                <w:bCs/>
-                <w:caps w:val="0"/>
-                <w:color w:val="000000" w:themeColor="text1"/>
-                <w:sz w:val="18"/>
-                <w:szCs w:val="18"/>
-              </w:rPr>
-              <w:t>A:L</w:t>
-            </w:r>
-            <w:proofErr w:type="gramEnd"/>
+              <w:t>CVSS:3.1/AV:N/AC:L/PR:N/UI:N/S:U/C:H/I:H/A:L</w:t>
+            </w:r>
           </w:p>
         </w:tc>
       </w:tr>
@@ -7488,23 +7403,74 @@
               </w:numPr>
               <w:cnfStyle w:val="010000000000" w:firstRow="0" w:lastRow="1" w:firstColumn="0" w:lastColumn="0" w:oddVBand="0" w:evenVBand="0" w:oddHBand="0" w:evenHBand="0" w:firstRowFirstColumn="0" w:firstRowLastColumn="0" w:lastRowFirstColumn="0" w:lastRowLastColumn="0"/>
               <w:rPr>
-                <w:rFonts w:ascii="Raleway" w:hAnsi="Raleway" w:cs="Segoe UI"/>
+                <w:rStyle w:val="Hyperlink"/>
                 <w:color w:val="DE713A"/>
-              </w:rPr>
-            </w:pPr>
-            <w:r>
-              <w:rPr>
+                <w:u w:val="none"/>
+              </w:rPr>
+            </w:pPr>
+            <w:hyperlink r:id="rId14" w:history="1">
+              <w:r>
+                <w:rPr>
+                  <w:rStyle w:val="Hyperlink"/>
+                  <w:rFonts w:ascii="Raleway" w:hAnsi="Raleway" w:cs="Segoe UI"/>
+                  <w:color w:val="DE713A"/>
+                  <w:u w:val="none"/>
+                </w:rPr>
+                <w:t>Studen</w:t>
+              </w:r>
+            </w:hyperlink>
+            <w:r>
+              <w:rPr>
+                <w:rStyle w:val="Hyperlink"/>
                 <w:rFonts w:ascii="Raleway" w:hAnsi="Raleway" w:cs="Segoe UI"/>
                 <w:color w:val="DE713A"/>
-              </w:rPr>
-              <w:t>/v1/students</w:t>
-            </w:r>
-            <w:r>
+                <w:u w:val="none"/>
+              </w:rPr>
+              <w:t>t API</w:t>
+            </w:r>
+          </w:p>
+          <w:p>
+            <w:pPr>
+              <w:pStyle w:val="ListParagraph"/>
+              <w:numPr>
+                <w:ilvl w:val="1"/>
+                <w:numId w:val="5"/>
+              </w:numPr>
+              <w:cnfStyle w:val="010000000000" w:firstRow="0" w:lastRow="1" w:firstColumn="0" w:lastColumn="0" w:oddVBand="0" w:evenVBand="0" w:oddHBand="0" w:evenHBand="0" w:firstRowFirstColumn="0" w:firstRowLastColumn="0" w:lastRowFirstColumn="0" w:lastRowLastColumn="0"/>
+              <w:rPr>
+                <w:rFonts w:ascii="Raleway" w:hAnsi="Raleway" w:cs="Segoe UI"/>
+                <w:color w:val="C00000"/>
+              </w:rPr>
+            </w:pPr>
+            <w:r>
+              <w:rPr>
+                <w:rFonts w:ascii="Raleway" w:hAnsi="Raleway" w:cs="Segoe UI"/>
+                <w:color w:val="C00000"/>
+              </w:rPr>
+              <w:t>https://www.hits.com/v1/students/</w:t>
+            </w:r>
+          </w:p>
+          <w:p>
+            <w:pPr>
+              <w:pStyle w:val="ListParagraph"/>
+              <w:numPr>
+                <w:ilvl w:val="0"/>
+                <w:numId w:val="5"/>
+              </w:numPr>
+              <w:cnfStyle w:val="010000000000" w:firstRow="0" w:lastRow="1" w:firstColumn="0" w:lastColumn="0" w:oddVBand="0" w:evenVBand="0" w:oddHBand="0" w:evenHBand="0" w:firstRowFirstColumn="0" w:firstRowLastColumn="0" w:lastRowFirstColumn="0" w:lastRowLastColumn="0"/>
               <w:rPr>
                 <w:rFonts w:ascii="Raleway" w:hAnsi="Raleway" w:cs="Segoe UI"/>
                 <w:color w:val="DE713A"/>
               </w:rPr>
-              <w:t xml:space="preserve"> </w:t>
+            </w:pPr>
+            <w:r>
+              <w:rPr>
+                <w:rStyle w:val="Hyperlink"/>
+                <w:rFonts w:ascii="Raleway" w:hAnsi="Raleway" w:cs="Segoe UI"/>
+                <w:color w:val="DE713A"/>
+                <w:u w:val="none"/>
+              </w:rPr>
+              <w:t>Mobile API (api.hits.ac.in)</w:t>
             </w:r>
           </w:p>
         </w:tc>
@@ -7552,15 +7518,7 @@
           <w:sz w:val="20"/>
           <w:szCs w:val="20"/>
         </w:rPr>
-        <w:t>an</w:t>
-      </w:r>
-      <w:r>
-        <w:rPr>
-          <w:rFonts w:ascii="Raleway" w:hAnsi="Raleway"/>
-          <w:sz w:val="20"/>
-          <w:szCs w:val="20"/>
-        </w:rPr>
-        <w:t xml:space="preserve"> attacker could</w:t>
+        <w:t>an attacker could</w:t>
       </w:r>
       <w:r>
         <w:rPr>
@@ -7647,7 +7605,7 @@
           <w:sz w:val="20"/>
           <w:szCs w:val="20"/>
         </w:rPr>
-        <w:t>Unauthorized disclosure of student information may violate institutional policies and privacy regulations</w:t>
+        <w:t>Attacker can possibly exploit all information of student records. It can theft it and may use of reputation damage.</w:t>
       </w:r>
       <w:r>
         <w:rPr>
@@ -7655,7 +7613,7 @@
           <w:sz w:val="20"/>
           <w:szCs w:val="20"/>
         </w:rPr>
-        <w:t>. It can cause reputation damage.</w:t>
+        <w:t xml:space="preserve"> Using student record attacker might alter student information.</w:t>
       </w:r>
     </w:p>
     <w:p>
@@ -7680,46 +7638,85 @@
     </w:p>
     <w:p>
       <w:pPr>
-        <w:spacing w:before="240"/>
+        <w:spacing w:before="240" w:line="276" w:lineRule="auto"/>
+        <w:rPr>
+          <w:rFonts w:ascii="Raleway" w:hAnsi="Raleway" w:cs="Segoe UI"/>
+          <w:b/>
+          <w:bCs/>
+          <w:color w:val="DE713A"/>
+        </w:rPr>
+      </w:pPr>
+      <w:r>
+        <w:rPr>
+          <w:rFonts w:ascii="Times New Roman" w:hAnsi="Times New Roman"/>
+        </w:rPr>
+        <w:t xml:space="preserve">GET </w:t>
+      </w:r>
+      <w:r>
         <w:rPr>
           <w:rFonts w:ascii="Raleway" w:hAnsi="Raleway"/>
           <w:sz w:val="20"/>
           <w:szCs w:val="20"/>
         </w:rPr>
-      </w:pPr>
+        <w:t>https://www.hits.com</w:t>
+      </w:r>
       <w:r>
+        <w:rPr>
+          <w:rFonts w:ascii="Times New Roman" w:hAnsi="Times New Roman"/>
+        </w:rPr>
+        <w:t>/v1/students HTTP/1.1</w:t>
+      </w:r>
+    </w:p>
+    <w:p>
+      <w:pPr>
+        <w:rPr>
+          <w:rFonts w:ascii="Times New Roman" w:hAnsi="Times New Roman"/>
+        </w:rPr>
+      </w:pPr>
+      <w:r>
+        <w:rPr>
+          <w:rFonts w:ascii="Times New Roman" w:hAnsi="Times New Roman"/>
+        </w:rPr>
+        <w:t>Host: api.hits.ac.in</w:t>
+      </w:r>
+    </w:p>
+    <w:p>
+      <w:pPr>
+        <w:rPr>
+          <w:rFonts w:ascii="Times New Roman" w:hAnsi="Times New Roman"/>
+        </w:rPr>
+      </w:pPr>
+      <w:r>
+        <w:rPr>
+          <w:rFonts w:ascii="Times New Roman" w:hAnsi="Times New Roman"/>
+          <w:b/>
+          <w:bCs/>
+        </w:rPr>
+        <w:t>Response:</w:t>
+      </w:r>
+      <w:r>
+        <w:rPr>
+          <w:rFonts w:ascii="Times New Roman" w:hAnsi="Times New Roman"/>
+        </w:rPr>
+        <w:t xml:space="preserve"> Returns array of ~12,000 student records (200 OK)</w:t>
+      </w:r>
+    </w:p>
+    <w:p>
+      <w:pPr>
+        <w:spacing w:before="240"/>
         <w:rPr>
           <w:rFonts w:ascii="Raleway" w:hAnsi="Raleway"/>
           <w:sz w:val="20"/>
           <w:szCs w:val="20"/>
         </w:rPr>
-        <w:t>GET /v1/students 200 size=2.1MB &lt;-- no-auth dump</w:t>
-      </w:r>
-    </w:p>
-    <w:p>
-      <w:pPr>
-        <w:spacing w:before="240"/>
+      </w:pPr>
+      <w:r>
         <w:rPr>
           <w:rFonts w:ascii="Raleway" w:hAnsi="Raleway"/>
           <w:sz w:val="20"/>
           <w:szCs w:val="20"/>
         </w:rPr>
-      </w:pPr>
-      <w:r>
-        <w:rPr>
-          <w:rFonts w:ascii="Raleway" w:hAnsi="Raleway"/>
-          <w:sz w:val="20"/>
-          <w:szCs w:val="20"/>
-        </w:rPr>
-        <w:t>The endpoint returned student information despite the absence of authentication credentials.</w:t>
-      </w:r>
-      <w:r>
-        <w:rPr>
-          <w:rFonts w:ascii="Raleway" w:hAnsi="Raleway"/>
-          <w:sz w:val="20"/>
-          <w:szCs w:val="20"/>
-        </w:rPr>
-        <w:t xml:space="preserve"> </w:t>
+        <w:t xml:space="preserve">The endpoint returned student information despite the absence of authentication credentials. </w:t>
       </w:r>
     </w:p>
     <w:p>
@@ -7815,6 +7812,2452 @@
       <w:pPr>
         <w:spacing w:after="160" w:line="278" w:lineRule="auto"/>
         <w:rPr>
+          <w:rFonts w:ascii="Raleway" w:hAnsi="Raleway" w:cs="Segoe UI"/>
+          <w:sz w:val="20"/>
+          <w:szCs w:val="20"/>
+        </w:rPr>
+      </w:pPr>
+      <w:r>
+        <w:rPr>
+          <w:rFonts w:ascii="Raleway" w:hAnsi="Raleway" w:cs="Segoe UI"/>
+          <w:sz w:val="20"/>
+          <w:szCs w:val="20"/>
+        </w:rPr>
+        <w:br w:type="page"/>
+      </w:r>
+    </w:p>
+    <w:p>
+      <w:pPr>
+        <w:pStyle w:val="Heading3"/>
+      </w:pPr>
+      <w:r>
+        <w:rPr>
+          <w:rFonts w:ascii="Times New Roman" w:hAnsi="Times New Roman" w:cs="Times New Roman"/>
+        </w:rPr>
+        <w:lastRenderedPageBreak/>
+        <w:t>Default / Weak Credentials on ERP System</w:t>
+      </w:r>
+    </w:p>
+    <w:tbl>
+      <w:tblPr>
+        <w:tblStyle w:val="Findingtable"/>
+        <w:tblW w:w="9736" w:type="dxa"/>
+        <w:tblLayout w:type="fixed"/>
+        <w:tblLook w:val="04E0" w:firstRow="1" w:lastRow="1" w:firstColumn="1" w:lastColumn="0" w:noHBand="0" w:noVBand="1"/>
+      </w:tblPr>
+      <w:tblGrid>
+        <w:gridCol w:w="2410"/>
+        <w:gridCol w:w="3119"/>
+        <w:gridCol w:w="4207"/>
+      </w:tblGrid>
+      <w:tr>
+        <w:trPr>
+          <w:cnfStyle w:val="100000000000" w:firstRow="1" w:lastRow="0" w:firstColumn="0" w:lastColumn="0" w:oddVBand="0" w:evenVBand="0" w:oddHBand="0" w:evenHBand="0" w:firstRowFirstColumn="0" w:firstRowLastColumn="0" w:lastRowFirstColumn="0" w:lastRowLastColumn="0"/>
+          <w:trHeight w:val="18"/>
+        </w:trPr>
+        <w:tc>
+          <w:tcPr>
+            <w:cnfStyle w:val="001000000000" w:firstRow="0" w:lastRow="0" w:firstColumn="1" w:lastColumn="0" w:oddVBand="0" w:evenVBand="0" w:oddHBand="0" w:evenHBand="0" w:firstRowFirstColumn="0" w:firstRowLastColumn="0" w:lastRowFirstColumn="0" w:lastRowLastColumn="0"/>
+            <w:tcW w:w="2410" w:type="dxa"/>
+            <w:tcBorders>
+              <w:top w:val="single" w:sz="4" w:space="0" w:color="FFFFFF" w:themeColor="background1"/>
+              <w:bottom w:val="single" w:sz="8" w:space="0" w:color="F2F2F2"/>
+            </w:tcBorders>
+            <w:shd w:val="clear" w:color="auto" w:fill="F2F2F2" w:themeFill="background1" w:themeFillShade="F2"/>
+          </w:tcPr>
+          <w:p>
+            <w:pPr>
+              <w:pStyle w:val="Findingtableheading"/>
+              <w:rPr>
+                <w:rFonts w:ascii="Raleway" w:hAnsi="Raleway" w:cs="Segoe UI"/>
+              </w:rPr>
+            </w:pPr>
+            <w:r>
+              <w:rPr>
+                <w:rFonts w:ascii="Raleway" w:hAnsi="Raleway" w:cs="Segoe UI"/>
+              </w:rPr>
+              <w:t>Severity</w:t>
+            </w:r>
+          </w:p>
+          <w:p>
+            <w:pPr>
+              <w:pStyle w:val="Findingtableheading"/>
+              <w:rPr>
+                <w:rFonts w:ascii="Raleway" w:hAnsi="Raleway" w:cs="Segoe UI"/>
+                <w:sz w:val="16"/>
+                <w:szCs w:val="16"/>
+              </w:rPr>
+            </w:pPr>
+            <w:r>
+              <w:rPr>
+                <w:rFonts w:ascii="Raleway" w:hAnsi="Raleway" w:cs="Segoe UI"/>
+                <w:sz w:val="16"/>
+                <w:szCs w:val="16"/>
+              </w:rPr>
+              <w:t>CVSS v3.1 Score</w:t>
+            </w:r>
+          </w:p>
+        </w:tc>
+        <w:tc>
+          <w:tcPr>
+            <w:tcW w:w="7326" w:type="dxa"/>
+            <w:gridSpan w:val="2"/>
+            <w:tcBorders>
+              <w:top w:val="single" w:sz="4" w:space="0" w:color="FFFFFF" w:themeColor="background1"/>
+              <w:bottom w:val="single" w:sz="8" w:space="0" w:color="F2F2F2"/>
+            </w:tcBorders>
+          </w:tcPr>
+          <w:p>
+            <w:pPr>
+              <w:pStyle w:val="High"/>
+              <w:cnfStyle w:val="100000000000" w:firstRow="1" w:lastRow="0" w:firstColumn="0" w:lastColumn="0" w:oddVBand="0" w:evenVBand="0" w:oddHBand="0" w:evenHBand="0" w:firstRowFirstColumn="0" w:firstRowLastColumn="0" w:lastRowFirstColumn="0" w:lastRowLastColumn="0"/>
+              <w:rPr>
+                <w:rFonts w:ascii="Raleway" w:eastAsia="Ubuntu" w:hAnsi="Raleway" w:cs="Segoe UI"/>
+                <w:bCs/>
+                <w:caps w:val="0"/>
+                <w:color w:val="FFC001"/>
+                <w:sz w:val="16"/>
+                <w:szCs w:val="16"/>
+              </w:rPr>
+            </w:pPr>
+            <w:r>
+              <w:rPr>
+                <w:rFonts w:ascii="Raleway" w:eastAsia="Ubuntu" w:hAnsi="Raleway" w:cs="Segoe UI"/>
+                <w:bCs/>
+                <w:caps w:val="0"/>
+                <w:color w:val="3B95C5"/>
+                <w:sz w:val="22"/>
+                <w14:ligatures w14:val="none"/>
+              </w:rPr>
+              <w:t>Critical 9.4</w:t>
+            </w:r>
+          </w:p>
+        </w:tc>
+      </w:tr>
+      <w:tr>
+        <w:trPr>
+          <w:trHeight w:val="18"/>
+        </w:trPr>
+        <w:tc>
+          <w:tcPr>
+            <w:cnfStyle w:val="001000000000" w:firstRow="0" w:lastRow="0" w:firstColumn="1" w:lastColumn="0" w:oddVBand="0" w:evenVBand="0" w:oddHBand="0" w:evenHBand="0" w:firstRowFirstColumn="0" w:firstRowLastColumn="0" w:lastRowFirstColumn="0" w:lastRowLastColumn="0"/>
+            <w:tcW w:w="2410" w:type="dxa"/>
+            <w:vMerge w:val="restart"/>
+            <w:tcBorders>
+              <w:top w:val="single" w:sz="8" w:space="0" w:color="F2F2F2"/>
+            </w:tcBorders>
+            <w:shd w:val="clear" w:color="auto" w:fill="F2F2F2" w:themeFill="background1" w:themeFillShade="F2"/>
+          </w:tcPr>
+          <w:p>
+            <w:pPr>
+              <w:pStyle w:val="Findingtableheading"/>
+              <w:rPr>
+                <w:rFonts w:ascii="Raleway" w:hAnsi="Raleway" w:cs="Segoe UI"/>
+              </w:rPr>
+            </w:pPr>
+            <w:r>
+              <w:rPr>
+                <w:rFonts w:ascii="Raleway" w:hAnsi="Raleway" w:cs="Segoe UI"/>
+              </w:rPr>
+              <w:t>CVSSv3.1 Vector</w:t>
+            </w:r>
+          </w:p>
+        </w:tc>
+        <w:tc>
+          <w:tcPr>
+            <w:tcW w:w="7326" w:type="dxa"/>
+            <w:gridSpan w:val="2"/>
+            <w:tcBorders>
+              <w:top w:val="single" w:sz="8" w:space="0" w:color="F2F2F2"/>
+            </w:tcBorders>
+          </w:tcPr>
+          <w:p>
+            <w:pPr>
+              <w:pStyle w:val="High"/>
+              <w:cnfStyle w:val="000000000000" w:firstRow="0" w:lastRow="0" w:firstColumn="0" w:lastColumn="0" w:oddVBand="0" w:evenVBand="0" w:oddHBand="0" w:evenHBand="0" w:firstRowFirstColumn="0" w:firstRowLastColumn="0" w:lastRowFirstColumn="0" w:lastRowLastColumn="0"/>
+              <w:rPr>
+                <w:rFonts w:ascii="Raleway" w:eastAsia="Ubuntu" w:hAnsi="Raleway" w:cs="Segoe UI"/>
+                <w:bCs/>
+                <w:caps w:val="0"/>
+                <w:color w:val="000000" w:themeColor="text1"/>
+                <w:sz w:val="18"/>
+                <w:szCs w:val="18"/>
+              </w:rPr>
+            </w:pPr>
+            <w:r>
+              <w:rPr>
+                <w:rFonts w:ascii="Raleway" w:eastAsia="Ubuntu" w:hAnsi="Raleway" w:cs="Segoe UI"/>
+                <w:bCs/>
+                <w:caps w:val="0"/>
+                <w:color w:val="000000" w:themeColor="text1"/>
+                <w:sz w:val="18"/>
+                <w:szCs w:val="18"/>
+              </w:rPr>
+              <w:t>CVSS:3.1/</w:t>
+            </w:r>
+            <w:hyperlink r:id="rId15" w:tgtFrame="_blank" w:history="1">
+              <w:r>
+                <w:rPr>
+                  <w:rFonts w:ascii="Raleway" w:eastAsia="Ubuntu" w:hAnsi="Raleway" w:cs="Segoe UI"/>
+                  <w:bCs/>
+                  <w:caps w:val="0"/>
+                  <w:color w:val="000000" w:themeColor="text1"/>
+                  <w:sz w:val="18"/>
+                  <w:szCs w:val="18"/>
+                </w:rPr>
+                <w:t>AV:N/AC:L/PR:N/UI:N/S:U/C:H/I:H/A:L</w:t>
+              </w:r>
+            </w:hyperlink>
+          </w:p>
+        </w:tc>
+      </w:tr>
+      <w:tr>
+        <w:trPr>
+          <w:trHeight w:val="18"/>
+        </w:trPr>
+        <w:tc>
+          <w:tcPr>
+            <w:cnfStyle w:val="001000000000" w:firstRow="0" w:lastRow="0" w:firstColumn="1" w:lastColumn="0" w:oddVBand="0" w:evenVBand="0" w:oddHBand="0" w:evenHBand="0" w:firstRowFirstColumn="0" w:firstRowLastColumn="0" w:lastRowFirstColumn="0" w:lastRowLastColumn="0"/>
+            <w:tcW w:w="2410" w:type="dxa"/>
+            <w:vMerge/>
+            <w:shd w:val="clear" w:color="auto" w:fill="F2F2F2" w:themeFill="background1" w:themeFillShade="F2"/>
+          </w:tcPr>
+          <w:p>
+            <w:pPr>
+              <w:pStyle w:val="Findingtableheading"/>
+              <w:rPr>
+                <w:rFonts w:ascii="Raleway" w:hAnsi="Raleway" w:cs="Segoe UI"/>
+              </w:rPr>
+            </w:pPr>
+          </w:p>
+        </w:tc>
+        <w:tc>
+          <w:tcPr>
+            <w:tcW w:w="3119" w:type="dxa"/>
+          </w:tcPr>
+          <w:p>
+            <w:pPr>
+              <w:pStyle w:val="High"/>
+              <w:cnfStyle w:val="000000000000" w:firstRow="0" w:lastRow="0" w:firstColumn="0" w:lastColumn="0" w:oddVBand="0" w:evenVBand="0" w:oddHBand="0" w:evenHBand="0" w:firstRowFirstColumn="0" w:firstRowLastColumn="0" w:lastRowFirstColumn="0" w:lastRowLastColumn="0"/>
+              <w:rPr>
+                <w:rFonts w:ascii="Raleway" w:eastAsia="Ubuntu" w:hAnsi="Raleway" w:cs="Segoe UI"/>
+                <w:b w:val="0"/>
+                <w:caps w:val="0"/>
+                <w:color w:val="000000" w:themeColor="text1"/>
+                <w:sz w:val="18"/>
+                <w:szCs w:val="18"/>
+                <w:lang w:eastAsia="ja-JP"/>
+              </w:rPr>
+            </w:pPr>
+            <w:r>
+              <w:rPr>
+                <w:rFonts w:ascii="Raleway" w:eastAsia="Ubuntu" w:hAnsi="Raleway" w:cs="Segoe UI"/>
+                <w:b w:val="0"/>
+                <w:caps w:val="0"/>
+                <w:color w:val="808080" w:themeColor="background1" w:themeShade="80"/>
+                <w:sz w:val="18"/>
+                <w:szCs w:val="18"/>
+              </w:rPr>
+              <w:t xml:space="preserve">Attack Vector (AV): </w:t>
+            </w:r>
+            <w:r>
+              <w:rPr>
+                <w:rFonts w:ascii="Raleway" w:eastAsia="Ubuntu" w:hAnsi="Raleway" w:cs="Segoe UI"/>
+                <w:b w:val="0"/>
+                <w:caps w:val="0"/>
+                <w:color w:val="000000" w:themeColor="text1"/>
+                <w:sz w:val="18"/>
+                <w:szCs w:val="18"/>
+              </w:rPr>
+              <w:t>Network (N)</w:t>
+            </w:r>
+          </w:p>
+        </w:tc>
+        <w:tc>
+          <w:tcPr>
+            <w:tcW w:w="4207" w:type="dxa"/>
+          </w:tcPr>
+          <w:p>
+            <w:pPr>
+              <w:pStyle w:val="High"/>
+              <w:cnfStyle w:val="000000000000" w:firstRow="0" w:lastRow="0" w:firstColumn="0" w:lastColumn="0" w:oddVBand="0" w:evenVBand="0" w:oddHBand="0" w:evenHBand="0" w:firstRowFirstColumn="0" w:firstRowLastColumn="0" w:lastRowFirstColumn="0" w:lastRowLastColumn="0"/>
+              <w:rPr>
+                <w:rFonts w:ascii="Raleway" w:eastAsia="Ubuntu" w:hAnsi="Raleway" w:cs="Segoe UI"/>
+                <w:b w:val="0"/>
+                <w:caps w:val="0"/>
+                <w:color w:val="000000" w:themeColor="text1"/>
+                <w:sz w:val="18"/>
+                <w:szCs w:val="18"/>
+              </w:rPr>
+            </w:pPr>
+            <w:r>
+              <w:rPr>
+                <w:rFonts w:ascii="Raleway" w:eastAsia="Ubuntu" w:hAnsi="Raleway" w:cs="Segoe UI"/>
+                <w:b w:val="0"/>
+                <w:caps w:val="0"/>
+                <w:color w:val="808080" w:themeColor="background1" w:themeShade="80"/>
+                <w:sz w:val="18"/>
+                <w:szCs w:val="18"/>
+              </w:rPr>
+              <w:t xml:space="preserve">User Interaction (UI): </w:t>
+            </w:r>
+            <w:r>
+              <w:rPr>
+                <w:rFonts w:ascii="Raleway" w:eastAsia="Ubuntu" w:hAnsi="Raleway" w:cs="Segoe UI"/>
+                <w:b w:val="0"/>
+                <w:caps w:val="0"/>
+                <w:color w:val="000000" w:themeColor="text1"/>
+                <w:sz w:val="18"/>
+                <w:szCs w:val="18"/>
+              </w:rPr>
+              <w:t>None(N)</w:t>
+            </w:r>
+          </w:p>
+        </w:tc>
+      </w:tr>
+      <w:tr>
+        <w:trPr>
+          <w:trHeight w:val="18"/>
+        </w:trPr>
+        <w:tc>
+          <w:tcPr>
+            <w:cnfStyle w:val="001000000000" w:firstRow="0" w:lastRow="0" w:firstColumn="1" w:lastColumn="0" w:oddVBand="0" w:evenVBand="0" w:oddHBand="0" w:evenHBand="0" w:firstRowFirstColumn="0" w:firstRowLastColumn="0" w:lastRowFirstColumn="0" w:lastRowLastColumn="0"/>
+            <w:tcW w:w="2410" w:type="dxa"/>
+            <w:vMerge/>
+            <w:shd w:val="clear" w:color="auto" w:fill="F2F2F2" w:themeFill="background1" w:themeFillShade="F2"/>
+          </w:tcPr>
+          <w:p>
+            <w:pPr>
+              <w:pStyle w:val="Findingtableheading"/>
+              <w:rPr>
+                <w:rFonts w:ascii="Raleway" w:hAnsi="Raleway" w:cs="Segoe UI"/>
+              </w:rPr>
+            </w:pPr>
+          </w:p>
+        </w:tc>
+        <w:tc>
+          <w:tcPr>
+            <w:tcW w:w="3119" w:type="dxa"/>
+          </w:tcPr>
+          <w:p>
+            <w:pPr>
+              <w:pStyle w:val="High"/>
+              <w:cnfStyle w:val="000000000000" w:firstRow="0" w:lastRow="0" w:firstColumn="0" w:lastColumn="0" w:oddVBand="0" w:evenVBand="0" w:oddHBand="0" w:evenHBand="0" w:firstRowFirstColumn="0" w:firstRowLastColumn="0" w:lastRowFirstColumn="0" w:lastRowLastColumn="0"/>
+              <w:rPr>
+                <w:rFonts w:ascii="Raleway" w:eastAsia="Ubuntu" w:hAnsi="Raleway" w:cs="Segoe UI"/>
+                <w:b w:val="0"/>
+                <w:caps w:val="0"/>
+                <w:color w:val="000000" w:themeColor="text1"/>
+                <w:sz w:val="18"/>
+                <w:szCs w:val="18"/>
+              </w:rPr>
+            </w:pPr>
+            <w:r>
+              <w:rPr>
+                <w:rFonts w:ascii="Raleway" w:eastAsia="Ubuntu" w:hAnsi="Raleway" w:cs="Segoe UI"/>
+                <w:b w:val="0"/>
+                <w:caps w:val="0"/>
+                <w:color w:val="808080" w:themeColor="background1" w:themeShade="80"/>
+                <w:sz w:val="18"/>
+                <w:szCs w:val="18"/>
+              </w:rPr>
+              <w:t xml:space="preserve">Attack Complexity (AC): </w:t>
+            </w:r>
+            <w:r>
+              <w:rPr>
+                <w:rFonts w:ascii="Raleway" w:eastAsia="Ubuntu" w:hAnsi="Raleway" w:cs="Segoe UI"/>
+                <w:b w:val="0"/>
+                <w:caps w:val="0"/>
+                <w:color w:val="000000" w:themeColor="text1"/>
+                <w:sz w:val="18"/>
+                <w:szCs w:val="18"/>
+              </w:rPr>
+              <w:t>Low</w:t>
+            </w:r>
+            <w:r>
+              <w:rPr>
+                <w:rFonts w:ascii="Raleway" w:eastAsia="Ubuntu" w:hAnsi="Raleway" w:cs="Segoe UI"/>
+                <w:b w:val="0"/>
+                <w:caps w:val="0"/>
+                <w:color w:val="000000" w:themeColor="text1"/>
+                <w:sz w:val="18"/>
+                <w:szCs w:val="18"/>
+              </w:rPr>
+              <w:t xml:space="preserve"> (</w:t>
+            </w:r>
+            <w:r>
+              <w:rPr>
+                <w:rFonts w:ascii="Raleway" w:eastAsia="Ubuntu" w:hAnsi="Raleway" w:cs="Segoe UI"/>
+                <w:b w:val="0"/>
+                <w:caps w:val="0"/>
+                <w:color w:val="000000" w:themeColor="text1"/>
+                <w:sz w:val="18"/>
+                <w:szCs w:val="18"/>
+              </w:rPr>
+              <w:t>L</w:t>
+            </w:r>
+            <w:r>
+              <w:rPr>
+                <w:rFonts w:ascii="Raleway" w:eastAsia="Ubuntu" w:hAnsi="Raleway" w:cs="Segoe UI"/>
+                <w:b w:val="0"/>
+                <w:caps w:val="0"/>
+                <w:color w:val="000000" w:themeColor="text1"/>
+                <w:sz w:val="18"/>
+                <w:szCs w:val="18"/>
+              </w:rPr>
+              <w:t>)</w:t>
+            </w:r>
+          </w:p>
+        </w:tc>
+        <w:tc>
+          <w:tcPr>
+            <w:tcW w:w="4207" w:type="dxa"/>
+          </w:tcPr>
+          <w:p>
+            <w:pPr>
+              <w:pStyle w:val="High"/>
+              <w:cnfStyle w:val="000000000000" w:firstRow="0" w:lastRow="0" w:firstColumn="0" w:lastColumn="0" w:oddVBand="0" w:evenVBand="0" w:oddHBand="0" w:evenHBand="0" w:firstRowFirstColumn="0" w:firstRowLastColumn="0" w:lastRowFirstColumn="0" w:lastRowLastColumn="0"/>
+              <w:rPr>
+                <w:rFonts w:ascii="Raleway" w:eastAsia="Ubuntu" w:hAnsi="Raleway" w:cs="Segoe UI"/>
+                <w:b w:val="0"/>
+                <w:caps w:val="0"/>
+                <w:color w:val="808080" w:themeColor="background1" w:themeShade="80"/>
+                <w:sz w:val="18"/>
+                <w:szCs w:val="18"/>
+              </w:rPr>
+            </w:pPr>
+            <w:r>
+              <w:rPr>
+                <w:rFonts w:ascii="Raleway" w:eastAsia="Ubuntu" w:hAnsi="Raleway" w:cs="Segoe UI"/>
+                <w:b w:val="0"/>
+                <w:caps w:val="0"/>
+                <w:color w:val="808080" w:themeColor="background1" w:themeShade="80"/>
+                <w:sz w:val="18"/>
+                <w:szCs w:val="18"/>
+              </w:rPr>
+              <w:t xml:space="preserve">Confidentiality (C): </w:t>
+            </w:r>
+            <w:r>
+              <w:rPr>
+                <w:rFonts w:ascii="Raleway" w:eastAsia="Ubuntu" w:hAnsi="Raleway" w:cs="Segoe UI"/>
+                <w:b w:val="0"/>
+                <w:caps w:val="0"/>
+                <w:color w:val="000000" w:themeColor="text1"/>
+                <w:sz w:val="18"/>
+                <w:szCs w:val="18"/>
+              </w:rPr>
+              <w:t>High</w:t>
+            </w:r>
+            <w:r>
+              <w:rPr>
+                <w:rFonts w:ascii="Raleway" w:eastAsia="Ubuntu" w:hAnsi="Raleway" w:cs="Segoe UI"/>
+                <w:b w:val="0"/>
+                <w:caps w:val="0"/>
+                <w:color w:val="000000" w:themeColor="text1"/>
+                <w:sz w:val="18"/>
+                <w:szCs w:val="18"/>
+              </w:rPr>
+              <w:t xml:space="preserve"> (</w:t>
+            </w:r>
+            <w:r>
+              <w:rPr>
+                <w:rFonts w:ascii="Raleway" w:eastAsia="Ubuntu" w:hAnsi="Raleway" w:cs="Segoe UI"/>
+                <w:b w:val="0"/>
+                <w:caps w:val="0"/>
+                <w:color w:val="000000" w:themeColor="text1"/>
+                <w:sz w:val="18"/>
+                <w:szCs w:val="18"/>
+              </w:rPr>
+              <w:t>H</w:t>
+            </w:r>
+            <w:r>
+              <w:rPr>
+                <w:rFonts w:ascii="Raleway" w:eastAsia="Ubuntu" w:hAnsi="Raleway" w:cs="Segoe UI"/>
+                <w:b w:val="0"/>
+                <w:caps w:val="0"/>
+                <w:color w:val="000000" w:themeColor="text1"/>
+                <w:sz w:val="18"/>
+                <w:szCs w:val="18"/>
+              </w:rPr>
+              <w:t>)</w:t>
+            </w:r>
+          </w:p>
+        </w:tc>
+      </w:tr>
+      <w:tr>
+        <w:trPr>
+          <w:trHeight w:val="18"/>
+        </w:trPr>
+        <w:tc>
+          <w:tcPr>
+            <w:cnfStyle w:val="001000000000" w:firstRow="0" w:lastRow="0" w:firstColumn="1" w:lastColumn="0" w:oddVBand="0" w:evenVBand="0" w:oddHBand="0" w:evenHBand="0" w:firstRowFirstColumn="0" w:firstRowLastColumn="0" w:lastRowFirstColumn="0" w:lastRowLastColumn="0"/>
+            <w:tcW w:w="2410" w:type="dxa"/>
+            <w:vMerge/>
+            <w:shd w:val="clear" w:color="auto" w:fill="F2F2F2" w:themeFill="background1" w:themeFillShade="F2"/>
+          </w:tcPr>
+          <w:p>
+            <w:pPr>
+              <w:pStyle w:val="Findingtableheading"/>
+              <w:rPr>
+                <w:rFonts w:ascii="Raleway" w:hAnsi="Raleway" w:cs="Segoe UI"/>
+              </w:rPr>
+            </w:pPr>
+          </w:p>
+        </w:tc>
+        <w:tc>
+          <w:tcPr>
+            <w:tcW w:w="3119" w:type="dxa"/>
+          </w:tcPr>
+          <w:p>
+            <w:pPr>
+              <w:pStyle w:val="High"/>
+              <w:cnfStyle w:val="000000000000" w:firstRow="0" w:lastRow="0" w:firstColumn="0" w:lastColumn="0" w:oddVBand="0" w:evenVBand="0" w:oddHBand="0" w:evenHBand="0" w:firstRowFirstColumn="0" w:firstRowLastColumn="0" w:lastRowFirstColumn="0" w:lastRowLastColumn="0"/>
+              <w:rPr>
+                <w:rFonts w:ascii="Raleway" w:eastAsia="Ubuntu" w:hAnsi="Raleway" w:cs="Segoe UI"/>
+                <w:b w:val="0"/>
+                <w:caps w:val="0"/>
+                <w:color w:val="808080" w:themeColor="background1" w:themeShade="80"/>
+                <w:sz w:val="18"/>
+                <w:szCs w:val="18"/>
+              </w:rPr>
+            </w:pPr>
+            <w:r>
+              <w:rPr>
+                <w:rFonts w:ascii="Raleway" w:eastAsia="Ubuntu" w:hAnsi="Raleway" w:cs="Segoe UI"/>
+                <w:b w:val="0"/>
+                <w:caps w:val="0"/>
+                <w:color w:val="808080" w:themeColor="background1" w:themeShade="80"/>
+                <w:sz w:val="18"/>
+                <w:szCs w:val="18"/>
+              </w:rPr>
+              <w:t xml:space="preserve">Scope (S): </w:t>
+            </w:r>
+            <w:r>
+              <w:rPr>
+                <w:rFonts w:ascii="Raleway" w:eastAsia="Ubuntu" w:hAnsi="Raleway" w:cs="Segoe UI"/>
+                <w:b w:val="0"/>
+                <w:caps w:val="0"/>
+                <w:color w:val="000000" w:themeColor="text1"/>
+                <w:sz w:val="18"/>
+                <w:szCs w:val="18"/>
+              </w:rPr>
+              <w:t>Unchanged (U)</w:t>
+            </w:r>
+          </w:p>
+        </w:tc>
+        <w:tc>
+          <w:tcPr>
+            <w:tcW w:w="4207" w:type="dxa"/>
+          </w:tcPr>
+          <w:p>
+            <w:pPr>
+              <w:pStyle w:val="High"/>
+              <w:cnfStyle w:val="000000000000" w:firstRow="0" w:lastRow="0" w:firstColumn="0" w:lastColumn="0" w:oddVBand="0" w:evenVBand="0" w:oddHBand="0" w:evenHBand="0" w:firstRowFirstColumn="0" w:firstRowLastColumn="0" w:lastRowFirstColumn="0" w:lastRowLastColumn="0"/>
+              <w:rPr>
+                <w:rFonts w:ascii="Raleway" w:eastAsia="Ubuntu" w:hAnsi="Raleway" w:cs="Segoe UI"/>
+                <w:b w:val="0"/>
+                <w:caps w:val="0"/>
+                <w:color w:val="808080" w:themeColor="background1" w:themeShade="80"/>
+                <w:sz w:val="18"/>
+                <w:szCs w:val="18"/>
+              </w:rPr>
+            </w:pPr>
+            <w:r>
+              <w:rPr>
+                <w:rFonts w:ascii="Raleway" w:eastAsia="Ubuntu" w:hAnsi="Raleway" w:cs="Segoe UI"/>
+                <w:b w:val="0"/>
+                <w:caps w:val="0"/>
+                <w:color w:val="808080" w:themeColor="background1" w:themeShade="80"/>
+                <w:sz w:val="18"/>
+                <w:szCs w:val="18"/>
+              </w:rPr>
+              <w:t>Integrity (I):</w:t>
+            </w:r>
+            <w:r>
+              <w:rPr>
+                <w:rFonts w:ascii="Raleway" w:eastAsia="Ubuntu" w:hAnsi="Raleway" w:cs="Segoe UI"/>
+                <w:b w:val="0"/>
+                <w:caps w:val="0"/>
+                <w:color w:val="000000" w:themeColor="text1"/>
+                <w:sz w:val="18"/>
+                <w:szCs w:val="18"/>
+              </w:rPr>
+              <w:t xml:space="preserve"> </w:t>
+            </w:r>
+            <w:r>
+              <w:rPr>
+                <w:rFonts w:ascii="Raleway" w:eastAsia="Ubuntu" w:hAnsi="Raleway" w:cs="Segoe UI"/>
+                <w:b w:val="0"/>
+                <w:caps w:val="0"/>
+                <w:color w:val="000000" w:themeColor="text1"/>
+                <w:sz w:val="18"/>
+                <w:szCs w:val="18"/>
+              </w:rPr>
+              <w:t>High</w:t>
+            </w:r>
+            <w:r>
+              <w:rPr>
+                <w:rFonts w:ascii="Raleway" w:eastAsia="Ubuntu" w:hAnsi="Raleway" w:cs="Segoe UI"/>
+                <w:b w:val="0"/>
+                <w:caps w:val="0"/>
+                <w:color w:val="000000" w:themeColor="text1"/>
+                <w:sz w:val="18"/>
+                <w:szCs w:val="18"/>
+              </w:rPr>
+              <w:t xml:space="preserve"> (</w:t>
+            </w:r>
+            <w:r>
+              <w:rPr>
+                <w:rFonts w:ascii="Raleway" w:eastAsia="Ubuntu" w:hAnsi="Raleway" w:cs="Segoe UI"/>
+                <w:b w:val="0"/>
+                <w:caps w:val="0"/>
+                <w:color w:val="000000" w:themeColor="text1"/>
+                <w:sz w:val="18"/>
+                <w:szCs w:val="18"/>
+              </w:rPr>
+              <w:t>H</w:t>
+            </w:r>
+            <w:r>
+              <w:rPr>
+                <w:rFonts w:ascii="Raleway" w:eastAsia="Ubuntu" w:hAnsi="Raleway" w:cs="Segoe UI"/>
+                <w:b w:val="0"/>
+                <w:caps w:val="0"/>
+                <w:color w:val="000000" w:themeColor="text1"/>
+                <w:sz w:val="18"/>
+                <w:szCs w:val="18"/>
+              </w:rPr>
+              <w:t>)</w:t>
+            </w:r>
+          </w:p>
+        </w:tc>
+      </w:tr>
+      <w:tr>
+        <w:trPr>
+          <w:trHeight w:val="18"/>
+        </w:trPr>
+        <w:tc>
+          <w:tcPr>
+            <w:cnfStyle w:val="001000000000" w:firstRow="0" w:lastRow="0" w:firstColumn="1" w:lastColumn="0" w:oddVBand="0" w:evenVBand="0" w:oddHBand="0" w:evenHBand="0" w:firstRowFirstColumn="0" w:firstRowLastColumn="0" w:lastRowFirstColumn="0" w:lastRowLastColumn="0"/>
+            <w:tcW w:w="2410" w:type="dxa"/>
+            <w:vMerge/>
+            <w:shd w:val="clear" w:color="auto" w:fill="F2F2F2" w:themeFill="background1" w:themeFillShade="F2"/>
+          </w:tcPr>
+          <w:p>
+            <w:pPr>
+              <w:pStyle w:val="Findingtableheading"/>
+              <w:rPr>
+                <w:rFonts w:ascii="Raleway" w:hAnsi="Raleway" w:cs="Segoe UI"/>
+              </w:rPr>
+            </w:pPr>
+          </w:p>
+        </w:tc>
+        <w:tc>
+          <w:tcPr>
+            <w:tcW w:w="3119" w:type="dxa"/>
+          </w:tcPr>
+          <w:p>
+            <w:pPr>
+              <w:pStyle w:val="High"/>
+              <w:cnfStyle w:val="000000000000" w:firstRow="0" w:lastRow="0" w:firstColumn="0" w:lastColumn="0" w:oddVBand="0" w:evenVBand="0" w:oddHBand="0" w:evenHBand="0" w:firstRowFirstColumn="0" w:firstRowLastColumn="0" w:lastRowFirstColumn="0" w:lastRowLastColumn="0"/>
+              <w:rPr>
+                <w:rFonts w:ascii="Raleway" w:eastAsia="Ubuntu" w:hAnsi="Raleway" w:cs="Segoe UI"/>
+                <w:b w:val="0"/>
+                <w:caps w:val="0"/>
+                <w:color w:val="000000" w:themeColor="text1"/>
+                <w:sz w:val="18"/>
+                <w:szCs w:val="18"/>
+              </w:rPr>
+            </w:pPr>
+            <w:r>
+              <w:rPr>
+                <w:rFonts w:ascii="Raleway" w:eastAsia="Ubuntu" w:hAnsi="Raleway" w:cs="Segoe UI"/>
+                <w:b w:val="0"/>
+                <w:caps w:val="0"/>
+                <w:color w:val="808080" w:themeColor="background1" w:themeShade="80"/>
+                <w:sz w:val="18"/>
+                <w:szCs w:val="18"/>
+              </w:rPr>
+              <w:t xml:space="preserve">Privileged Required (PR): </w:t>
+            </w:r>
+            <w:r>
+              <w:rPr>
+                <w:rFonts w:ascii="Raleway" w:eastAsia="Ubuntu" w:hAnsi="Raleway" w:cs="Segoe UI"/>
+                <w:b w:val="0"/>
+                <w:caps w:val="0"/>
+                <w:color w:val="000000" w:themeColor="text1"/>
+                <w:sz w:val="18"/>
+                <w:szCs w:val="18"/>
+              </w:rPr>
+              <w:t>None (N)</w:t>
+            </w:r>
+          </w:p>
+        </w:tc>
+        <w:tc>
+          <w:tcPr>
+            <w:tcW w:w="4207" w:type="dxa"/>
+          </w:tcPr>
+          <w:p>
+            <w:pPr>
+              <w:pStyle w:val="High"/>
+              <w:cnfStyle w:val="000000000000" w:firstRow="0" w:lastRow="0" w:firstColumn="0" w:lastColumn="0" w:oddVBand="0" w:evenVBand="0" w:oddHBand="0" w:evenHBand="0" w:firstRowFirstColumn="0" w:firstRowLastColumn="0" w:lastRowFirstColumn="0" w:lastRowLastColumn="0"/>
+              <w:rPr>
+                <w:rFonts w:ascii="Raleway" w:eastAsia="Ubuntu" w:hAnsi="Raleway" w:cs="Segoe UI"/>
+                <w:b w:val="0"/>
+                <w:caps w:val="0"/>
+                <w:color w:val="000000" w:themeColor="text1"/>
+                <w:sz w:val="18"/>
+                <w:szCs w:val="18"/>
+              </w:rPr>
+            </w:pPr>
+            <w:r>
+              <w:rPr>
+                <w:rFonts w:ascii="Raleway" w:eastAsia="Ubuntu" w:hAnsi="Raleway" w:cs="Segoe UI"/>
+                <w:b w:val="0"/>
+                <w:caps w:val="0"/>
+                <w:color w:val="808080" w:themeColor="background1" w:themeShade="80"/>
+                <w:sz w:val="18"/>
+                <w:szCs w:val="18"/>
+              </w:rPr>
+              <w:t xml:space="preserve">Availability (A): </w:t>
+            </w:r>
+            <w:r>
+              <w:rPr>
+                <w:rFonts w:ascii="Raleway" w:eastAsia="Ubuntu" w:hAnsi="Raleway" w:cs="Segoe UI"/>
+                <w:b w:val="0"/>
+                <w:caps w:val="0"/>
+                <w:color w:val="000000" w:themeColor="text1"/>
+                <w:sz w:val="18"/>
+                <w:szCs w:val="18"/>
+              </w:rPr>
+              <w:t>Low</w:t>
+            </w:r>
+            <w:r>
+              <w:rPr>
+                <w:rFonts w:ascii="Raleway" w:eastAsia="Ubuntu" w:hAnsi="Raleway" w:cs="Segoe UI"/>
+                <w:b w:val="0"/>
+                <w:caps w:val="0"/>
+                <w:color w:val="000000" w:themeColor="text1"/>
+                <w:sz w:val="18"/>
+                <w:szCs w:val="18"/>
+              </w:rPr>
+              <w:t xml:space="preserve"> (</w:t>
+            </w:r>
+            <w:r>
+              <w:rPr>
+                <w:rFonts w:ascii="Raleway" w:eastAsia="Ubuntu" w:hAnsi="Raleway" w:cs="Segoe UI"/>
+                <w:b w:val="0"/>
+                <w:caps w:val="0"/>
+                <w:color w:val="000000" w:themeColor="text1"/>
+                <w:sz w:val="18"/>
+                <w:szCs w:val="18"/>
+              </w:rPr>
+              <w:t>L</w:t>
+            </w:r>
+            <w:r>
+              <w:rPr>
+                <w:rFonts w:ascii="Raleway" w:eastAsia="Ubuntu" w:hAnsi="Raleway" w:cs="Segoe UI"/>
+                <w:b w:val="0"/>
+                <w:caps w:val="0"/>
+                <w:color w:val="000000" w:themeColor="text1"/>
+                <w:sz w:val="18"/>
+                <w:szCs w:val="18"/>
+              </w:rPr>
+              <w:t>)</w:t>
+            </w:r>
+          </w:p>
+        </w:tc>
+      </w:tr>
+      <w:tr>
+        <w:trPr>
+          <w:trHeight w:val="18"/>
+        </w:trPr>
+        <w:tc>
+          <w:tcPr>
+            <w:cnfStyle w:val="001000000000" w:firstRow="0" w:lastRow="0" w:firstColumn="1" w:lastColumn="0" w:oddVBand="0" w:evenVBand="0" w:oddHBand="0" w:evenHBand="0" w:firstRowFirstColumn="0" w:firstRowLastColumn="0" w:lastRowFirstColumn="0" w:lastRowLastColumn="0"/>
+            <w:tcW w:w="2410" w:type="dxa"/>
+            <w:shd w:val="clear" w:color="auto" w:fill="F2F2F2" w:themeFill="background1" w:themeFillShade="F2"/>
+          </w:tcPr>
+          <w:p>
+            <w:pPr>
+              <w:pStyle w:val="Findingtableheading"/>
+              <w:rPr>
+                <w:rFonts w:ascii="Raleway" w:hAnsi="Raleway" w:cs="Segoe UI"/>
+              </w:rPr>
+            </w:pPr>
+            <w:r>
+              <w:rPr>
+                <w:rFonts w:ascii="Raleway" w:hAnsi="Raleway" w:cs="Segoe UI"/>
+              </w:rPr>
+              <w:t>OWASP Mapping</w:t>
+            </w:r>
+          </w:p>
+        </w:tc>
+        <w:tc>
+          <w:tcPr>
+            <w:tcW w:w="7326" w:type="dxa"/>
+            <w:gridSpan w:val="2"/>
+          </w:tcPr>
+          <w:p>
+            <w:pPr>
+              <w:cnfStyle w:val="000000000000" w:firstRow="0" w:lastRow="0" w:firstColumn="0" w:lastColumn="0" w:oddVBand="0" w:evenVBand="0" w:oddHBand="0" w:evenHBand="0" w:firstRowFirstColumn="0" w:firstRowLastColumn="0" w:lastRowFirstColumn="0" w:lastRowLastColumn="0"/>
+              <w:rPr>
+                <w:rFonts w:ascii="Raleway" w:eastAsia="Ubuntu" w:hAnsi="Raleway" w:cs="Segoe UI"/>
+                <w:color w:val="000000" w:themeColor="text1"/>
+                <w:sz w:val="18"/>
+                <w:szCs w:val="18"/>
+              </w:rPr>
+            </w:pPr>
+            <w:r>
+              <w:rPr>
+                <w:rFonts w:ascii="Raleway" w:eastAsia="Ubuntu" w:hAnsi="Raleway" w:cs="Segoe UI"/>
+                <w:color w:val="000000" w:themeColor="text1"/>
+                <w:sz w:val="18"/>
+                <w:szCs w:val="18"/>
+              </w:rPr>
+              <w:t>OWASP Top 10 (2021): A07 – Identification and Authentication Failures</w:t>
+            </w:r>
+          </w:p>
+          <w:p>
+            <w:pPr>
+              <w:cnfStyle w:val="000000000000" w:firstRow="0" w:lastRow="0" w:firstColumn="0" w:lastColumn="0" w:oddVBand="0" w:evenVBand="0" w:oddHBand="0" w:evenHBand="0" w:firstRowFirstColumn="0" w:firstRowLastColumn="0" w:lastRowFirstColumn="0" w:lastRowLastColumn="0"/>
+              <w:rPr>
+                <w:rFonts w:ascii="Raleway" w:eastAsia="Ubuntu" w:hAnsi="Raleway" w:cs="Segoe UI"/>
+                <w:color w:val="000000" w:themeColor="text1"/>
+                <w:sz w:val="18"/>
+                <w:szCs w:val="18"/>
+              </w:rPr>
+            </w:pPr>
+          </w:p>
+        </w:tc>
+      </w:tr>
+      <w:tr>
+        <w:trPr>
+          <w:cnfStyle w:val="010000000000" w:firstRow="0" w:lastRow="1" w:firstColumn="0" w:lastColumn="0" w:oddVBand="0" w:evenVBand="0" w:oddHBand="0" w:evenHBand="0" w:firstRowFirstColumn="0" w:firstRowLastColumn="0" w:lastRowFirstColumn="0" w:lastRowLastColumn="0"/>
+          <w:trHeight w:val="690"/>
+        </w:trPr>
+        <w:tc>
+          <w:tcPr>
+            <w:cnfStyle w:val="001000000000" w:firstRow="0" w:lastRow="0" w:firstColumn="1" w:lastColumn="0" w:oddVBand="0" w:evenVBand="0" w:oddHBand="0" w:evenHBand="0" w:firstRowFirstColumn="0" w:firstRowLastColumn="0" w:lastRowFirstColumn="0" w:lastRowLastColumn="0"/>
+            <w:tcW w:w="2410" w:type="dxa"/>
+            <w:tcBorders>
+              <w:bottom w:val="single" w:sz="8" w:space="0" w:color="F2F2F2"/>
+            </w:tcBorders>
+            <w:shd w:val="clear" w:color="auto" w:fill="F2F2F2" w:themeFill="background1" w:themeFillShade="F2"/>
+          </w:tcPr>
+          <w:p>
+            <w:pPr>
+              <w:pStyle w:val="Findingtableheading"/>
+              <w:rPr>
+                <w:rFonts w:ascii="Raleway" w:hAnsi="Raleway" w:cs="Segoe UI"/>
+              </w:rPr>
+            </w:pPr>
+            <w:r>
+              <w:rPr>
+                <w:rFonts w:ascii="Raleway" w:hAnsi="Raleway" w:cs="Segoe UI"/>
+              </w:rPr>
+              <w:t>Affected Assets</w:t>
+            </w:r>
+          </w:p>
+        </w:tc>
+        <w:tc>
+          <w:tcPr>
+            <w:tcW w:w="7326" w:type="dxa"/>
+            <w:gridSpan w:val="2"/>
+            <w:tcBorders>
+              <w:bottom w:val="single" w:sz="8" w:space="0" w:color="F2F2F2"/>
+            </w:tcBorders>
+          </w:tcPr>
+          <w:p>
+            <w:pPr>
+              <w:pStyle w:val="ListParagraph"/>
+              <w:numPr>
+                <w:ilvl w:val="0"/>
+                <w:numId w:val="5"/>
+              </w:numPr>
+              <w:cnfStyle w:val="010000000000" w:firstRow="0" w:lastRow="1" w:firstColumn="0" w:lastColumn="0" w:oddVBand="0" w:evenVBand="0" w:oddHBand="0" w:evenHBand="0" w:firstRowFirstColumn="0" w:firstRowLastColumn="0" w:lastRowFirstColumn="0" w:lastRowLastColumn="0"/>
+              <w:rPr>
+                <w:rStyle w:val="Hyperlink"/>
+                <w:rFonts w:ascii="Raleway" w:hAnsi="Raleway" w:cs="Segoe UI"/>
+                <w:color w:val="DE713A"/>
+                <w:u w:val="none"/>
+              </w:rPr>
+            </w:pPr>
+            <w:r>
+              <w:rPr>
+                <w:rStyle w:val="Hyperlink"/>
+                <w:rFonts w:ascii="Raleway" w:hAnsi="Raleway" w:cs="Segoe UI"/>
+                <w:color w:val="DE713A"/>
+                <w:u w:val="none"/>
+              </w:rPr>
+              <w:t>ERP Application (erp.hits.ac.in)</w:t>
+            </w:r>
+          </w:p>
+          <w:p>
+            <w:pPr>
+              <w:pStyle w:val="ListParagraph"/>
+              <w:cnfStyle w:val="010000000000" w:firstRow="0" w:lastRow="1" w:firstColumn="0" w:lastColumn="0" w:oddVBand="0" w:evenVBand="0" w:oddHBand="0" w:evenHBand="0" w:firstRowFirstColumn="0" w:firstRowLastColumn="0" w:lastRowFirstColumn="0" w:lastRowLastColumn="0"/>
+              <w:rPr>
+                <w:rFonts w:ascii="Raleway" w:hAnsi="Raleway" w:cs="Segoe UI"/>
+                <w:color w:val="DE713A"/>
+              </w:rPr>
+            </w:pPr>
+          </w:p>
+        </w:tc>
+      </w:tr>
+    </w:tbl>
+    <w:p>
+      <w:pPr>
+        <w:spacing w:before="240" w:line="276" w:lineRule="auto"/>
+        <w:rPr>
+          <w:rFonts w:ascii="Raleway" w:hAnsi="Raleway" w:cs="Segoe UI"/>
+          <w:b/>
+          <w:bCs/>
+          <w:color w:val="DE713A"/>
+        </w:rPr>
+      </w:pPr>
+      <w:r>
+        <w:rPr>
+          <w:rFonts w:ascii="Raleway" w:hAnsi="Raleway" w:cs="Segoe UI"/>
+          <w:b/>
+          <w:bCs/>
+          <w:color w:val="DE713A"/>
+        </w:rPr>
+        <w:t>Description</w:t>
+      </w:r>
+    </w:p>
+    <w:p>
+      <w:pPr>
+        <w:rPr>
+          <w:rFonts w:ascii="Raleway" w:hAnsi="Raleway"/>
+          <w:sz w:val="20"/>
+          <w:szCs w:val="20"/>
+        </w:rPr>
+      </w:pPr>
+      <w:r>
+        <w:rPr>
+          <w:rFonts w:ascii="Raleway" w:hAnsi="Raleway"/>
+          <w:sz w:val="20"/>
+          <w:szCs w:val="20"/>
+        </w:rPr>
+        <w:t>The ERP system contains default administrative credentials that are still active. Attackers can easily gain full administrative access to the finance and HR modules.</w:t>
+      </w:r>
+    </w:p>
+    <w:p>
+      <w:pPr>
+        <w:spacing w:before="240"/>
+        <w:rPr>
+          <w:rFonts w:ascii="Raleway" w:hAnsi="Raleway" w:cs="Segoe UI"/>
+          <w:b/>
+          <w:bCs/>
+          <w:color w:val="DE713A"/>
+        </w:rPr>
+      </w:pPr>
+      <w:r>
+        <w:rPr>
+          <w:rFonts w:ascii="Raleway" w:hAnsi="Raleway" w:cs="Segoe UI"/>
+          <w:b/>
+          <w:bCs/>
+          <w:color w:val="DE713A"/>
+        </w:rPr>
+        <w:t>Risks</w:t>
+      </w:r>
+    </w:p>
+    <w:p>
+      <w:pPr>
+        <w:pStyle w:val="ListParagraph"/>
+        <w:numPr>
+          <w:ilvl w:val="0"/>
+          <w:numId w:val="18"/>
+        </w:numPr>
+        <w:rPr>
+          <w:rFonts w:ascii="Raleway" w:hAnsi="Raleway"/>
+          <w:sz w:val="20"/>
+          <w:szCs w:val="20"/>
+        </w:rPr>
+      </w:pPr>
+      <w:r>
+        <w:rPr>
+          <w:rFonts w:ascii="Raleway" w:hAnsi="Raleway"/>
+          <w:sz w:val="20"/>
+          <w:szCs w:val="20"/>
+        </w:rPr>
+        <w:t>Full compromise of financial records and payroll system</w:t>
+      </w:r>
+    </w:p>
+    <w:p>
+      <w:pPr>
+        <w:pStyle w:val="ListParagraph"/>
+        <w:numPr>
+          <w:ilvl w:val="0"/>
+          <w:numId w:val="18"/>
+        </w:numPr>
+        <w:rPr>
+          <w:rFonts w:ascii="Raleway" w:hAnsi="Raleway"/>
+          <w:sz w:val="20"/>
+          <w:szCs w:val="20"/>
+        </w:rPr>
+      </w:pPr>
+      <w:r>
+        <w:rPr>
+          <w:rFonts w:ascii="Raleway" w:hAnsi="Raleway"/>
+          <w:sz w:val="20"/>
+          <w:szCs w:val="20"/>
+        </w:rPr>
+        <w:t>Unauthorized modification of employee and student data</w:t>
+      </w:r>
+    </w:p>
+    <w:p>
+      <w:pPr>
+        <w:pStyle w:val="ListParagraph"/>
+        <w:numPr>
+          <w:ilvl w:val="0"/>
+          <w:numId w:val="18"/>
+        </w:numPr>
+        <w:rPr>
+          <w:rFonts w:ascii="Raleway" w:hAnsi="Raleway"/>
+          <w:sz w:val="20"/>
+          <w:szCs w:val="20"/>
+        </w:rPr>
+      </w:pPr>
+      <w:r>
+        <w:rPr>
+          <w:rFonts w:ascii="Raleway" w:hAnsi="Raleway"/>
+          <w:sz w:val="20"/>
+          <w:szCs w:val="20"/>
+        </w:rPr>
+        <w:t>High risk of internal fraud</w:t>
+      </w:r>
+    </w:p>
+    <w:p>
+      <w:pPr>
+        <w:spacing w:before="240" w:line="276" w:lineRule="auto"/>
+        <w:rPr>
+          <w:rFonts w:ascii="Raleway" w:hAnsi="Raleway" w:cs="Segoe UI"/>
+          <w:b/>
+          <w:bCs/>
+          <w:color w:val="DE713A"/>
+        </w:rPr>
+      </w:pPr>
+      <w:r>
+        <w:rPr>
+          <w:rFonts w:ascii="Raleway" w:hAnsi="Raleway" w:cs="Segoe UI"/>
+          <w:b/>
+          <w:bCs/>
+          <w:color w:val="DE713A"/>
+        </w:rPr>
+        <w:t>Proof of Concept</w:t>
+      </w:r>
+    </w:p>
+    <w:p>
+      <w:pPr>
+        <w:rPr>
+          <w:rFonts w:ascii="Raleway" w:hAnsi="Raleway"/>
+          <w:sz w:val="20"/>
+          <w:szCs w:val="20"/>
+        </w:rPr>
+      </w:pPr>
+      <w:r>
+        <w:rPr>
+          <w:rFonts w:ascii="Raleway" w:hAnsi="Raleway"/>
+          <w:sz w:val="20"/>
+          <w:szCs w:val="20"/>
+        </w:rPr>
+        <w:t>Successful login using default credentials observed in erp_login.log</w:t>
+      </w:r>
+      <w:r>
+        <w:rPr>
+          <w:rFonts w:ascii="Raleway" w:hAnsi="Raleway"/>
+          <w:sz w:val="20"/>
+          <w:szCs w:val="20"/>
+        </w:rPr>
+        <w:t xml:space="preserve"> </w:t>
+      </w:r>
+    </w:p>
+    <w:p>
+      <w:pPr>
+        <w:spacing w:before="240" w:line="276" w:lineRule="auto"/>
+        <w:rPr>
+          <w:rFonts w:ascii="Raleway" w:hAnsi="Raleway" w:cs="Segoe UI"/>
+          <w:b/>
+          <w:bCs/>
+          <w:color w:val="DE713A"/>
+        </w:rPr>
+      </w:pPr>
+      <w:r>
+        <w:rPr>
+          <w:rFonts w:ascii="Raleway" w:hAnsi="Raleway" w:cs="Segoe UI"/>
+          <w:b/>
+          <w:bCs/>
+          <w:color w:val="DE713A"/>
+        </w:rPr>
+        <w:t>Remediation</w:t>
+      </w:r>
+    </w:p>
+    <w:p>
+      <w:pPr>
+        <w:pStyle w:val="ListParagraph"/>
+        <w:numPr>
+          <w:ilvl w:val="0"/>
+          <w:numId w:val="19"/>
+        </w:numPr>
+        <w:spacing w:after="240"/>
+        <w:rPr>
+          <w:rFonts w:ascii="Raleway" w:hAnsi="Raleway"/>
+          <w:sz w:val="20"/>
+          <w:szCs w:val="20"/>
+        </w:rPr>
+      </w:pPr>
+      <w:r>
+        <w:rPr>
+          <w:rFonts w:ascii="Raleway" w:hAnsi="Raleway"/>
+          <w:sz w:val="20"/>
+          <w:szCs w:val="20"/>
+        </w:rPr>
+        <w:t>Immediately change all default credentials</w:t>
+      </w:r>
+    </w:p>
+    <w:p>
+      <w:pPr>
+        <w:pStyle w:val="ListParagraph"/>
+        <w:numPr>
+          <w:ilvl w:val="0"/>
+          <w:numId w:val="19"/>
+        </w:numPr>
+        <w:spacing w:after="240"/>
+        <w:rPr>
+          <w:rFonts w:ascii="Raleway" w:hAnsi="Raleway"/>
+          <w:sz w:val="20"/>
+          <w:szCs w:val="20"/>
+        </w:rPr>
+      </w:pPr>
+      <w:r>
+        <w:rPr>
+          <w:rFonts w:ascii="Raleway" w:hAnsi="Raleway"/>
+          <w:sz w:val="20"/>
+          <w:szCs w:val="20"/>
+        </w:rPr>
+        <w:t>Enforce strong password policy</w:t>
+      </w:r>
+    </w:p>
+    <w:p>
+      <w:pPr>
+        <w:pStyle w:val="ListParagraph"/>
+        <w:numPr>
+          <w:ilvl w:val="0"/>
+          <w:numId w:val="19"/>
+        </w:numPr>
+        <w:spacing w:after="240"/>
+        <w:rPr>
+          <w:rFonts w:ascii="Raleway" w:hAnsi="Raleway"/>
+          <w:sz w:val="20"/>
+          <w:szCs w:val="20"/>
+        </w:rPr>
+      </w:pPr>
+      <w:r>
+        <w:rPr>
+          <w:rFonts w:ascii="Raleway" w:hAnsi="Raleway"/>
+          <w:sz w:val="20"/>
+          <w:szCs w:val="20"/>
+        </w:rPr>
+        <w:t>Implement Multi-Factor Authentication (MFA)</w:t>
+      </w:r>
+    </w:p>
+    <w:p>
+      <w:pPr>
+        <w:pStyle w:val="ListParagraph"/>
+        <w:numPr>
+          <w:ilvl w:val="0"/>
+          <w:numId w:val="19"/>
+        </w:numPr>
+        <w:spacing w:after="240"/>
+        <w:rPr>
+          <w:rFonts w:ascii="Raleway" w:hAnsi="Raleway"/>
+          <w:sz w:val="20"/>
+          <w:szCs w:val="20"/>
+        </w:rPr>
+      </w:pPr>
+      <w:r>
+        <w:rPr>
+          <w:rFonts w:ascii="Raleway" w:hAnsi="Raleway"/>
+          <w:sz w:val="20"/>
+          <w:szCs w:val="20"/>
+        </w:rPr>
+        <w:t>Disable unnecessary default accounts</w:t>
+      </w:r>
+    </w:p>
+    <w:p>
+      <w:pPr>
+        <w:spacing w:after="160" w:line="278" w:lineRule="auto"/>
+        <w:rPr>
+          <w:rFonts w:ascii="Raleway" w:hAnsi="Raleway"/>
+          <w:sz w:val="20"/>
+          <w:szCs w:val="20"/>
+        </w:rPr>
+      </w:pPr>
+      <w:r>
+        <w:rPr>
+          <w:rFonts w:ascii="Raleway" w:hAnsi="Raleway"/>
+          <w:sz w:val="20"/>
+          <w:szCs w:val="20"/>
+        </w:rPr>
+        <w:br w:type="page"/>
+      </w:r>
+    </w:p>
+    <w:p>
+      <w:pPr>
+        <w:pStyle w:val="Heading3"/>
+        <w:rPr>
+          <w:rFonts w:ascii="Times New Roman" w:hAnsi="Times New Roman" w:cs="Times New Roman"/>
+        </w:rPr>
+      </w:pPr>
+      <w:r>
+        <w:rPr>
+          <w:rFonts w:ascii="Times New Roman" w:hAnsi="Times New Roman" w:cs="Times New Roman"/>
+        </w:rPr>
+        <w:lastRenderedPageBreak/>
+        <w:t>Zerologon Vulnerability on Domain Controller</w:t>
+      </w:r>
+    </w:p>
+    <w:p/>
+    <w:tbl>
+      <w:tblPr>
+        <w:tblStyle w:val="Findingtable"/>
+        <w:tblW w:w="9736" w:type="dxa"/>
+        <w:tblLayout w:type="fixed"/>
+        <w:tblLook w:val="04E0" w:firstRow="1" w:lastRow="1" w:firstColumn="1" w:lastColumn="0" w:noHBand="0" w:noVBand="1"/>
+      </w:tblPr>
+      <w:tblGrid>
+        <w:gridCol w:w="2410"/>
+        <w:gridCol w:w="3119"/>
+        <w:gridCol w:w="4207"/>
+      </w:tblGrid>
+      <w:tr>
+        <w:trPr>
+          <w:cnfStyle w:val="100000000000" w:firstRow="1" w:lastRow="0" w:firstColumn="0" w:lastColumn="0" w:oddVBand="0" w:evenVBand="0" w:oddHBand="0" w:evenHBand="0" w:firstRowFirstColumn="0" w:firstRowLastColumn="0" w:lastRowFirstColumn="0" w:lastRowLastColumn="0"/>
+          <w:trHeight w:val="18"/>
+        </w:trPr>
+        <w:tc>
+          <w:tcPr>
+            <w:cnfStyle w:val="001000000000" w:firstRow="0" w:lastRow="0" w:firstColumn="1" w:lastColumn="0" w:oddVBand="0" w:evenVBand="0" w:oddHBand="0" w:evenHBand="0" w:firstRowFirstColumn="0" w:firstRowLastColumn="0" w:lastRowFirstColumn="0" w:lastRowLastColumn="0"/>
+            <w:tcW w:w="2410" w:type="dxa"/>
+            <w:tcBorders>
+              <w:top w:val="single" w:sz="4" w:space="0" w:color="FFFFFF" w:themeColor="background1"/>
+              <w:bottom w:val="single" w:sz="8" w:space="0" w:color="F2F2F2"/>
+            </w:tcBorders>
+            <w:shd w:val="clear" w:color="auto" w:fill="F2F2F2" w:themeFill="background1" w:themeFillShade="F2"/>
+          </w:tcPr>
+          <w:p>
+            <w:pPr>
+              <w:pStyle w:val="Findingtableheading"/>
+              <w:rPr>
+                <w:rFonts w:ascii="Raleway" w:hAnsi="Raleway" w:cs="Segoe UI"/>
+              </w:rPr>
+            </w:pPr>
+            <w:r>
+              <w:rPr>
+                <w:rFonts w:ascii="Raleway" w:hAnsi="Raleway" w:cs="Segoe UI"/>
+              </w:rPr>
+              <w:t>Severity</w:t>
+            </w:r>
+          </w:p>
+          <w:p>
+            <w:pPr>
+              <w:pStyle w:val="Findingtableheading"/>
+              <w:rPr>
+                <w:rFonts w:ascii="Raleway" w:hAnsi="Raleway" w:cs="Segoe UI"/>
+                <w:sz w:val="16"/>
+                <w:szCs w:val="16"/>
+              </w:rPr>
+            </w:pPr>
+            <w:r>
+              <w:rPr>
+                <w:rFonts w:ascii="Raleway" w:hAnsi="Raleway" w:cs="Segoe UI"/>
+                <w:sz w:val="16"/>
+                <w:szCs w:val="16"/>
+              </w:rPr>
+              <w:t>CVSS v3.1 Score</w:t>
+            </w:r>
+          </w:p>
+        </w:tc>
+        <w:tc>
+          <w:tcPr>
+            <w:tcW w:w="7326" w:type="dxa"/>
+            <w:gridSpan w:val="2"/>
+            <w:tcBorders>
+              <w:top w:val="single" w:sz="4" w:space="0" w:color="FFFFFF" w:themeColor="background1"/>
+              <w:bottom w:val="single" w:sz="8" w:space="0" w:color="F2F2F2"/>
+            </w:tcBorders>
+          </w:tcPr>
+          <w:p>
+            <w:pPr>
+              <w:pStyle w:val="High"/>
+              <w:cnfStyle w:val="100000000000" w:firstRow="1" w:lastRow="0" w:firstColumn="0" w:lastColumn="0" w:oddVBand="0" w:evenVBand="0" w:oddHBand="0" w:evenHBand="0" w:firstRowFirstColumn="0" w:firstRowLastColumn="0" w:lastRowFirstColumn="0" w:lastRowLastColumn="0"/>
+              <w:rPr>
+                <w:rFonts w:ascii="Raleway" w:eastAsia="Ubuntu" w:hAnsi="Raleway" w:cs="Segoe UI"/>
+                <w:bCs/>
+                <w:caps w:val="0"/>
+                <w:color w:val="FFC001"/>
+                <w:sz w:val="16"/>
+                <w:szCs w:val="16"/>
+              </w:rPr>
+            </w:pPr>
+            <w:r>
+              <w:rPr>
+                <w:rFonts w:ascii="Raleway" w:eastAsia="Ubuntu" w:hAnsi="Raleway" w:cs="Segoe UI"/>
+                <w:bCs/>
+                <w:caps w:val="0"/>
+                <w:color w:val="3B95C5"/>
+                <w:sz w:val="22"/>
+                <w14:ligatures w14:val="none"/>
+              </w:rPr>
+              <w:t>Critical 9.</w:t>
+            </w:r>
+            <w:r>
+              <w:rPr>
+                <w:rFonts w:ascii="Raleway" w:eastAsia="Ubuntu" w:hAnsi="Raleway" w:cs="Segoe UI"/>
+                <w:bCs/>
+                <w:caps w:val="0"/>
+                <w:color w:val="3B95C5"/>
+                <w:sz w:val="22"/>
+                <w14:ligatures w14:val="none"/>
+              </w:rPr>
+              <w:t>8</w:t>
+            </w:r>
+          </w:p>
+        </w:tc>
+      </w:tr>
+      <w:tr>
+        <w:trPr>
+          <w:trHeight w:val="18"/>
+        </w:trPr>
+        <w:tc>
+          <w:tcPr>
+            <w:cnfStyle w:val="001000000000" w:firstRow="0" w:lastRow="0" w:firstColumn="1" w:lastColumn="0" w:oddVBand="0" w:evenVBand="0" w:oddHBand="0" w:evenHBand="0" w:firstRowFirstColumn="0" w:firstRowLastColumn="0" w:lastRowFirstColumn="0" w:lastRowLastColumn="0"/>
+            <w:tcW w:w="2410" w:type="dxa"/>
+            <w:vMerge w:val="restart"/>
+            <w:tcBorders>
+              <w:top w:val="single" w:sz="8" w:space="0" w:color="F2F2F2"/>
+            </w:tcBorders>
+            <w:shd w:val="clear" w:color="auto" w:fill="F2F2F2" w:themeFill="background1" w:themeFillShade="F2"/>
+          </w:tcPr>
+          <w:p>
+            <w:pPr>
+              <w:pStyle w:val="Findingtableheading"/>
+              <w:rPr>
+                <w:rFonts w:ascii="Raleway" w:hAnsi="Raleway" w:cs="Segoe UI"/>
+              </w:rPr>
+            </w:pPr>
+            <w:r>
+              <w:rPr>
+                <w:rFonts w:ascii="Raleway" w:hAnsi="Raleway" w:cs="Segoe UI"/>
+              </w:rPr>
+              <w:t>CVSSv3.1 Vector</w:t>
+            </w:r>
+          </w:p>
+        </w:tc>
+        <w:tc>
+          <w:tcPr>
+            <w:tcW w:w="7326" w:type="dxa"/>
+            <w:gridSpan w:val="2"/>
+            <w:tcBorders>
+              <w:top w:val="single" w:sz="8" w:space="0" w:color="F2F2F2"/>
+            </w:tcBorders>
+          </w:tcPr>
+          <w:p>
+            <w:pPr>
+              <w:pStyle w:val="High"/>
+              <w:cnfStyle w:val="000000000000" w:firstRow="0" w:lastRow="0" w:firstColumn="0" w:lastColumn="0" w:oddVBand="0" w:evenVBand="0" w:oddHBand="0" w:evenHBand="0" w:firstRowFirstColumn="0" w:firstRowLastColumn="0" w:lastRowFirstColumn="0" w:lastRowLastColumn="0"/>
+              <w:rPr>
+                <w:rFonts w:ascii="Raleway" w:eastAsia="Ubuntu" w:hAnsi="Raleway" w:cs="Segoe UI"/>
+                <w:bCs/>
+                <w:caps w:val="0"/>
+                <w:color w:val="000000" w:themeColor="text1"/>
+                <w:sz w:val="18"/>
+                <w:szCs w:val="18"/>
+              </w:rPr>
+            </w:pPr>
+            <w:r>
+              <w:rPr>
+                <w:rFonts w:ascii="Raleway" w:eastAsia="Ubuntu" w:hAnsi="Raleway" w:cs="Segoe UI"/>
+                <w:bCs/>
+                <w:caps w:val="0"/>
+                <w:color w:val="000000" w:themeColor="text1"/>
+                <w:sz w:val="18"/>
+                <w:szCs w:val="18"/>
+              </w:rPr>
+              <w:t>CVSS:3.1</w:t>
+            </w:r>
+            <w:r>
+              <w:rPr>
+                <w:rFonts w:ascii="Raleway" w:eastAsia="Ubuntu" w:hAnsi="Raleway" w:cs="Segoe UI"/>
+                <w:bCs/>
+                <w:caps w:val="0"/>
+                <w:color w:val="000000" w:themeColor="text1"/>
+                <w:sz w:val="18"/>
+                <w:szCs w:val="18"/>
+              </w:rPr>
+              <w:t>/</w:t>
+            </w:r>
+            <w:r>
+              <w:rPr>
+                <w:rFonts w:ascii="Raleway" w:eastAsia="Ubuntu" w:hAnsi="Raleway" w:cs="Segoe UI"/>
+                <w:bCs/>
+                <w:caps w:val="0"/>
+                <w:color w:val="000000" w:themeColor="text1"/>
+                <w:sz w:val="18"/>
+                <w:szCs w:val="18"/>
+              </w:rPr>
+              <w:t>AV:N/AC:L/PR:N/UI:N/S:U/C:H/I:H/A:H</w:t>
+            </w:r>
+          </w:p>
+        </w:tc>
+      </w:tr>
+      <w:tr>
+        <w:trPr>
+          <w:trHeight w:val="18"/>
+        </w:trPr>
+        <w:tc>
+          <w:tcPr>
+            <w:cnfStyle w:val="001000000000" w:firstRow="0" w:lastRow="0" w:firstColumn="1" w:lastColumn="0" w:oddVBand="0" w:evenVBand="0" w:oddHBand="0" w:evenHBand="0" w:firstRowFirstColumn="0" w:firstRowLastColumn="0" w:lastRowFirstColumn="0" w:lastRowLastColumn="0"/>
+            <w:tcW w:w="2410" w:type="dxa"/>
+            <w:vMerge/>
+            <w:shd w:val="clear" w:color="auto" w:fill="F2F2F2" w:themeFill="background1" w:themeFillShade="F2"/>
+          </w:tcPr>
+          <w:p>
+            <w:pPr>
+              <w:pStyle w:val="Findingtableheading"/>
+              <w:rPr>
+                <w:rFonts w:ascii="Raleway" w:hAnsi="Raleway" w:cs="Segoe UI"/>
+              </w:rPr>
+            </w:pPr>
+          </w:p>
+        </w:tc>
+        <w:tc>
+          <w:tcPr>
+            <w:tcW w:w="3119" w:type="dxa"/>
+          </w:tcPr>
+          <w:p>
+            <w:pPr>
+              <w:pStyle w:val="High"/>
+              <w:cnfStyle w:val="000000000000" w:firstRow="0" w:lastRow="0" w:firstColumn="0" w:lastColumn="0" w:oddVBand="0" w:evenVBand="0" w:oddHBand="0" w:evenHBand="0" w:firstRowFirstColumn="0" w:firstRowLastColumn="0" w:lastRowFirstColumn="0" w:lastRowLastColumn="0"/>
+              <w:rPr>
+                <w:rFonts w:ascii="Raleway" w:eastAsia="Ubuntu" w:hAnsi="Raleway" w:cs="Segoe UI"/>
+                <w:b w:val="0"/>
+                <w:caps w:val="0"/>
+                <w:color w:val="000000" w:themeColor="text1"/>
+                <w:sz w:val="18"/>
+                <w:szCs w:val="18"/>
+                <w:lang w:eastAsia="ja-JP"/>
+              </w:rPr>
+            </w:pPr>
+            <w:r>
+              <w:rPr>
+                <w:rFonts w:ascii="Raleway" w:eastAsia="Ubuntu" w:hAnsi="Raleway" w:cs="Segoe UI"/>
+                <w:b w:val="0"/>
+                <w:caps w:val="0"/>
+                <w:color w:val="808080" w:themeColor="background1" w:themeShade="80"/>
+                <w:sz w:val="18"/>
+                <w:szCs w:val="18"/>
+              </w:rPr>
+              <w:t xml:space="preserve">Attack Vector (AV): </w:t>
+            </w:r>
+            <w:r>
+              <w:rPr>
+                <w:rFonts w:ascii="Raleway" w:eastAsia="Ubuntu" w:hAnsi="Raleway" w:cs="Segoe UI"/>
+                <w:b w:val="0"/>
+                <w:caps w:val="0"/>
+                <w:color w:val="000000" w:themeColor="text1"/>
+                <w:sz w:val="18"/>
+                <w:szCs w:val="18"/>
+              </w:rPr>
+              <w:t>Network (N)</w:t>
+            </w:r>
+          </w:p>
+        </w:tc>
+        <w:tc>
+          <w:tcPr>
+            <w:tcW w:w="4207" w:type="dxa"/>
+          </w:tcPr>
+          <w:p>
+            <w:pPr>
+              <w:pStyle w:val="High"/>
+              <w:cnfStyle w:val="000000000000" w:firstRow="0" w:lastRow="0" w:firstColumn="0" w:lastColumn="0" w:oddVBand="0" w:evenVBand="0" w:oddHBand="0" w:evenHBand="0" w:firstRowFirstColumn="0" w:firstRowLastColumn="0" w:lastRowFirstColumn="0" w:lastRowLastColumn="0"/>
+              <w:rPr>
+                <w:rFonts w:ascii="Raleway" w:eastAsia="Ubuntu" w:hAnsi="Raleway" w:cs="Segoe UI"/>
+                <w:b w:val="0"/>
+                <w:caps w:val="0"/>
+                <w:color w:val="000000" w:themeColor="text1"/>
+                <w:sz w:val="18"/>
+                <w:szCs w:val="18"/>
+              </w:rPr>
+            </w:pPr>
+            <w:r>
+              <w:rPr>
+                <w:rFonts w:ascii="Raleway" w:eastAsia="Ubuntu" w:hAnsi="Raleway" w:cs="Segoe UI"/>
+                <w:b w:val="0"/>
+                <w:caps w:val="0"/>
+                <w:color w:val="808080" w:themeColor="background1" w:themeShade="80"/>
+                <w:sz w:val="18"/>
+                <w:szCs w:val="18"/>
+              </w:rPr>
+              <w:t xml:space="preserve">User Interaction (UI): </w:t>
+            </w:r>
+            <w:r>
+              <w:rPr>
+                <w:rFonts w:ascii="Raleway" w:eastAsia="Ubuntu" w:hAnsi="Raleway" w:cs="Segoe UI"/>
+                <w:b w:val="0"/>
+                <w:caps w:val="0"/>
+                <w:color w:val="000000" w:themeColor="text1"/>
+                <w:sz w:val="18"/>
+                <w:szCs w:val="18"/>
+              </w:rPr>
+              <w:t>None(N)</w:t>
+            </w:r>
+          </w:p>
+        </w:tc>
+      </w:tr>
+      <w:tr>
+        <w:trPr>
+          <w:trHeight w:val="18"/>
+        </w:trPr>
+        <w:tc>
+          <w:tcPr>
+            <w:cnfStyle w:val="001000000000" w:firstRow="0" w:lastRow="0" w:firstColumn="1" w:lastColumn="0" w:oddVBand="0" w:evenVBand="0" w:oddHBand="0" w:evenHBand="0" w:firstRowFirstColumn="0" w:firstRowLastColumn="0" w:lastRowFirstColumn="0" w:lastRowLastColumn="0"/>
+            <w:tcW w:w="2410" w:type="dxa"/>
+            <w:vMerge/>
+            <w:shd w:val="clear" w:color="auto" w:fill="F2F2F2" w:themeFill="background1" w:themeFillShade="F2"/>
+          </w:tcPr>
+          <w:p>
+            <w:pPr>
+              <w:pStyle w:val="Findingtableheading"/>
+              <w:rPr>
+                <w:rFonts w:ascii="Raleway" w:hAnsi="Raleway" w:cs="Segoe UI"/>
+              </w:rPr>
+            </w:pPr>
+          </w:p>
+        </w:tc>
+        <w:tc>
+          <w:tcPr>
+            <w:tcW w:w="3119" w:type="dxa"/>
+          </w:tcPr>
+          <w:p>
+            <w:pPr>
+              <w:pStyle w:val="High"/>
+              <w:cnfStyle w:val="000000000000" w:firstRow="0" w:lastRow="0" w:firstColumn="0" w:lastColumn="0" w:oddVBand="0" w:evenVBand="0" w:oddHBand="0" w:evenHBand="0" w:firstRowFirstColumn="0" w:firstRowLastColumn="0" w:lastRowFirstColumn="0" w:lastRowLastColumn="0"/>
+              <w:rPr>
+                <w:rFonts w:ascii="Raleway" w:eastAsia="Ubuntu" w:hAnsi="Raleway" w:cs="Segoe UI"/>
+                <w:b w:val="0"/>
+                <w:caps w:val="0"/>
+                <w:color w:val="000000" w:themeColor="text1"/>
+                <w:sz w:val="18"/>
+                <w:szCs w:val="18"/>
+              </w:rPr>
+            </w:pPr>
+            <w:r>
+              <w:rPr>
+                <w:rFonts w:ascii="Raleway" w:eastAsia="Ubuntu" w:hAnsi="Raleway" w:cs="Segoe UI"/>
+                <w:b w:val="0"/>
+                <w:caps w:val="0"/>
+                <w:color w:val="808080" w:themeColor="background1" w:themeShade="80"/>
+                <w:sz w:val="18"/>
+                <w:szCs w:val="18"/>
+              </w:rPr>
+              <w:t xml:space="preserve">Attack Complexity (AC): </w:t>
+            </w:r>
+            <w:r>
+              <w:rPr>
+                <w:rFonts w:ascii="Raleway" w:eastAsia="Ubuntu" w:hAnsi="Raleway" w:cs="Segoe UI"/>
+                <w:b w:val="0"/>
+                <w:caps w:val="0"/>
+                <w:color w:val="000000" w:themeColor="text1"/>
+                <w:sz w:val="18"/>
+                <w:szCs w:val="18"/>
+              </w:rPr>
+              <w:t>Low</w:t>
+            </w:r>
+            <w:r>
+              <w:rPr>
+                <w:rFonts w:ascii="Raleway" w:eastAsia="Ubuntu" w:hAnsi="Raleway" w:cs="Segoe UI"/>
+                <w:b w:val="0"/>
+                <w:caps w:val="0"/>
+                <w:color w:val="000000" w:themeColor="text1"/>
+                <w:sz w:val="18"/>
+                <w:szCs w:val="18"/>
+              </w:rPr>
+              <w:t xml:space="preserve"> (</w:t>
+            </w:r>
+            <w:r>
+              <w:rPr>
+                <w:rFonts w:ascii="Raleway" w:eastAsia="Ubuntu" w:hAnsi="Raleway" w:cs="Segoe UI"/>
+                <w:b w:val="0"/>
+                <w:caps w:val="0"/>
+                <w:color w:val="000000" w:themeColor="text1"/>
+                <w:sz w:val="18"/>
+                <w:szCs w:val="18"/>
+              </w:rPr>
+              <w:t>L</w:t>
+            </w:r>
+            <w:r>
+              <w:rPr>
+                <w:rFonts w:ascii="Raleway" w:eastAsia="Ubuntu" w:hAnsi="Raleway" w:cs="Segoe UI"/>
+                <w:b w:val="0"/>
+                <w:caps w:val="0"/>
+                <w:color w:val="000000" w:themeColor="text1"/>
+                <w:sz w:val="18"/>
+                <w:szCs w:val="18"/>
+              </w:rPr>
+              <w:t>)</w:t>
+            </w:r>
+          </w:p>
+        </w:tc>
+        <w:tc>
+          <w:tcPr>
+            <w:tcW w:w="4207" w:type="dxa"/>
+          </w:tcPr>
+          <w:p>
+            <w:pPr>
+              <w:pStyle w:val="High"/>
+              <w:cnfStyle w:val="000000000000" w:firstRow="0" w:lastRow="0" w:firstColumn="0" w:lastColumn="0" w:oddVBand="0" w:evenVBand="0" w:oddHBand="0" w:evenHBand="0" w:firstRowFirstColumn="0" w:firstRowLastColumn="0" w:lastRowFirstColumn="0" w:lastRowLastColumn="0"/>
+              <w:rPr>
+                <w:rFonts w:ascii="Raleway" w:eastAsia="Ubuntu" w:hAnsi="Raleway" w:cs="Segoe UI"/>
+                <w:b w:val="0"/>
+                <w:caps w:val="0"/>
+                <w:color w:val="808080" w:themeColor="background1" w:themeShade="80"/>
+                <w:sz w:val="18"/>
+                <w:szCs w:val="18"/>
+              </w:rPr>
+            </w:pPr>
+            <w:r>
+              <w:rPr>
+                <w:rFonts w:ascii="Raleway" w:eastAsia="Ubuntu" w:hAnsi="Raleway" w:cs="Segoe UI"/>
+                <w:b w:val="0"/>
+                <w:caps w:val="0"/>
+                <w:color w:val="808080" w:themeColor="background1" w:themeShade="80"/>
+                <w:sz w:val="18"/>
+                <w:szCs w:val="18"/>
+              </w:rPr>
+              <w:t xml:space="preserve">Confidentiality (C): </w:t>
+            </w:r>
+            <w:r>
+              <w:rPr>
+                <w:rFonts w:ascii="Raleway" w:eastAsia="Ubuntu" w:hAnsi="Raleway" w:cs="Segoe UI"/>
+                <w:b w:val="0"/>
+                <w:caps w:val="0"/>
+                <w:color w:val="000000" w:themeColor="text1"/>
+                <w:sz w:val="18"/>
+                <w:szCs w:val="18"/>
+              </w:rPr>
+              <w:t>High</w:t>
+            </w:r>
+            <w:r>
+              <w:rPr>
+                <w:rFonts w:ascii="Raleway" w:eastAsia="Ubuntu" w:hAnsi="Raleway" w:cs="Segoe UI"/>
+                <w:b w:val="0"/>
+                <w:caps w:val="0"/>
+                <w:color w:val="000000" w:themeColor="text1"/>
+                <w:sz w:val="18"/>
+                <w:szCs w:val="18"/>
+              </w:rPr>
+              <w:t xml:space="preserve"> (</w:t>
+            </w:r>
+            <w:r>
+              <w:rPr>
+                <w:rFonts w:ascii="Raleway" w:eastAsia="Ubuntu" w:hAnsi="Raleway" w:cs="Segoe UI"/>
+                <w:b w:val="0"/>
+                <w:caps w:val="0"/>
+                <w:color w:val="000000" w:themeColor="text1"/>
+                <w:sz w:val="18"/>
+                <w:szCs w:val="18"/>
+              </w:rPr>
+              <w:t>H</w:t>
+            </w:r>
+            <w:r>
+              <w:rPr>
+                <w:rFonts w:ascii="Raleway" w:eastAsia="Ubuntu" w:hAnsi="Raleway" w:cs="Segoe UI"/>
+                <w:b w:val="0"/>
+                <w:caps w:val="0"/>
+                <w:color w:val="000000" w:themeColor="text1"/>
+                <w:sz w:val="18"/>
+                <w:szCs w:val="18"/>
+              </w:rPr>
+              <w:t>)</w:t>
+            </w:r>
+          </w:p>
+        </w:tc>
+      </w:tr>
+      <w:tr>
+        <w:trPr>
+          <w:trHeight w:val="18"/>
+        </w:trPr>
+        <w:tc>
+          <w:tcPr>
+            <w:cnfStyle w:val="001000000000" w:firstRow="0" w:lastRow="0" w:firstColumn="1" w:lastColumn="0" w:oddVBand="0" w:evenVBand="0" w:oddHBand="0" w:evenHBand="0" w:firstRowFirstColumn="0" w:firstRowLastColumn="0" w:lastRowFirstColumn="0" w:lastRowLastColumn="0"/>
+            <w:tcW w:w="2410" w:type="dxa"/>
+            <w:vMerge/>
+            <w:shd w:val="clear" w:color="auto" w:fill="F2F2F2" w:themeFill="background1" w:themeFillShade="F2"/>
+          </w:tcPr>
+          <w:p>
+            <w:pPr>
+              <w:pStyle w:val="Findingtableheading"/>
+              <w:rPr>
+                <w:rFonts w:ascii="Raleway" w:hAnsi="Raleway" w:cs="Segoe UI"/>
+              </w:rPr>
+            </w:pPr>
+          </w:p>
+        </w:tc>
+        <w:tc>
+          <w:tcPr>
+            <w:tcW w:w="3119" w:type="dxa"/>
+          </w:tcPr>
+          <w:p>
+            <w:pPr>
+              <w:pStyle w:val="High"/>
+              <w:cnfStyle w:val="000000000000" w:firstRow="0" w:lastRow="0" w:firstColumn="0" w:lastColumn="0" w:oddVBand="0" w:evenVBand="0" w:oddHBand="0" w:evenHBand="0" w:firstRowFirstColumn="0" w:firstRowLastColumn="0" w:lastRowFirstColumn="0" w:lastRowLastColumn="0"/>
+              <w:rPr>
+                <w:rFonts w:ascii="Raleway" w:eastAsia="Ubuntu" w:hAnsi="Raleway" w:cs="Segoe UI"/>
+                <w:b w:val="0"/>
+                <w:caps w:val="0"/>
+                <w:color w:val="808080" w:themeColor="background1" w:themeShade="80"/>
+                <w:sz w:val="18"/>
+                <w:szCs w:val="18"/>
+              </w:rPr>
+            </w:pPr>
+            <w:r>
+              <w:rPr>
+                <w:rFonts w:ascii="Raleway" w:eastAsia="Ubuntu" w:hAnsi="Raleway" w:cs="Segoe UI"/>
+                <w:b w:val="0"/>
+                <w:caps w:val="0"/>
+                <w:color w:val="808080" w:themeColor="background1" w:themeShade="80"/>
+                <w:sz w:val="18"/>
+                <w:szCs w:val="18"/>
+              </w:rPr>
+              <w:t xml:space="preserve">Scope (S): </w:t>
+            </w:r>
+            <w:r>
+              <w:rPr>
+                <w:rFonts w:ascii="Raleway" w:eastAsia="Ubuntu" w:hAnsi="Raleway" w:cs="Segoe UI"/>
+                <w:b w:val="0"/>
+                <w:caps w:val="0"/>
+                <w:color w:val="000000" w:themeColor="text1"/>
+                <w:sz w:val="18"/>
+                <w:szCs w:val="18"/>
+              </w:rPr>
+              <w:t>Unchanged (U)</w:t>
+            </w:r>
+          </w:p>
+        </w:tc>
+        <w:tc>
+          <w:tcPr>
+            <w:tcW w:w="4207" w:type="dxa"/>
+          </w:tcPr>
+          <w:p>
+            <w:pPr>
+              <w:pStyle w:val="High"/>
+              <w:cnfStyle w:val="000000000000" w:firstRow="0" w:lastRow="0" w:firstColumn="0" w:lastColumn="0" w:oddVBand="0" w:evenVBand="0" w:oddHBand="0" w:evenHBand="0" w:firstRowFirstColumn="0" w:firstRowLastColumn="0" w:lastRowFirstColumn="0" w:lastRowLastColumn="0"/>
+              <w:rPr>
+                <w:rFonts w:ascii="Raleway" w:eastAsia="Ubuntu" w:hAnsi="Raleway" w:cs="Segoe UI"/>
+                <w:b w:val="0"/>
+                <w:caps w:val="0"/>
+                <w:color w:val="808080" w:themeColor="background1" w:themeShade="80"/>
+                <w:sz w:val="18"/>
+                <w:szCs w:val="18"/>
+              </w:rPr>
+            </w:pPr>
+            <w:r>
+              <w:rPr>
+                <w:rFonts w:ascii="Raleway" w:eastAsia="Ubuntu" w:hAnsi="Raleway" w:cs="Segoe UI"/>
+                <w:b w:val="0"/>
+                <w:caps w:val="0"/>
+                <w:color w:val="808080" w:themeColor="background1" w:themeShade="80"/>
+                <w:sz w:val="18"/>
+                <w:szCs w:val="18"/>
+              </w:rPr>
+              <w:t>Integrity (I):</w:t>
+            </w:r>
+            <w:r>
+              <w:rPr>
+                <w:rFonts w:ascii="Raleway" w:eastAsia="Ubuntu" w:hAnsi="Raleway" w:cs="Segoe UI"/>
+                <w:b w:val="0"/>
+                <w:caps w:val="0"/>
+                <w:color w:val="000000" w:themeColor="text1"/>
+                <w:sz w:val="18"/>
+                <w:szCs w:val="18"/>
+              </w:rPr>
+              <w:t xml:space="preserve"> </w:t>
+            </w:r>
+            <w:r>
+              <w:rPr>
+                <w:rFonts w:ascii="Raleway" w:eastAsia="Ubuntu" w:hAnsi="Raleway" w:cs="Segoe UI"/>
+                <w:b w:val="0"/>
+                <w:caps w:val="0"/>
+                <w:color w:val="000000" w:themeColor="text1"/>
+                <w:sz w:val="18"/>
+                <w:szCs w:val="18"/>
+              </w:rPr>
+              <w:t>High</w:t>
+            </w:r>
+            <w:r>
+              <w:rPr>
+                <w:rFonts w:ascii="Raleway" w:eastAsia="Ubuntu" w:hAnsi="Raleway" w:cs="Segoe UI"/>
+                <w:b w:val="0"/>
+                <w:caps w:val="0"/>
+                <w:color w:val="000000" w:themeColor="text1"/>
+                <w:sz w:val="18"/>
+                <w:szCs w:val="18"/>
+              </w:rPr>
+              <w:t xml:space="preserve"> (</w:t>
+            </w:r>
+            <w:r>
+              <w:rPr>
+                <w:rFonts w:ascii="Raleway" w:eastAsia="Ubuntu" w:hAnsi="Raleway" w:cs="Segoe UI"/>
+                <w:b w:val="0"/>
+                <w:caps w:val="0"/>
+                <w:color w:val="000000" w:themeColor="text1"/>
+                <w:sz w:val="18"/>
+                <w:szCs w:val="18"/>
+              </w:rPr>
+              <w:t>H</w:t>
+            </w:r>
+            <w:r>
+              <w:rPr>
+                <w:rFonts w:ascii="Raleway" w:eastAsia="Ubuntu" w:hAnsi="Raleway" w:cs="Segoe UI"/>
+                <w:b w:val="0"/>
+                <w:caps w:val="0"/>
+                <w:color w:val="000000" w:themeColor="text1"/>
+                <w:sz w:val="18"/>
+                <w:szCs w:val="18"/>
+              </w:rPr>
+              <w:t>)</w:t>
+            </w:r>
+          </w:p>
+        </w:tc>
+      </w:tr>
+      <w:tr>
+        <w:trPr>
+          <w:trHeight w:val="18"/>
+        </w:trPr>
+        <w:tc>
+          <w:tcPr>
+            <w:cnfStyle w:val="001000000000" w:firstRow="0" w:lastRow="0" w:firstColumn="1" w:lastColumn="0" w:oddVBand="0" w:evenVBand="0" w:oddHBand="0" w:evenHBand="0" w:firstRowFirstColumn="0" w:firstRowLastColumn="0" w:lastRowFirstColumn="0" w:lastRowLastColumn="0"/>
+            <w:tcW w:w="2410" w:type="dxa"/>
+            <w:vMerge/>
+            <w:shd w:val="clear" w:color="auto" w:fill="F2F2F2" w:themeFill="background1" w:themeFillShade="F2"/>
+          </w:tcPr>
+          <w:p>
+            <w:pPr>
+              <w:pStyle w:val="Findingtableheading"/>
+              <w:rPr>
+                <w:rFonts w:ascii="Raleway" w:hAnsi="Raleway" w:cs="Segoe UI"/>
+              </w:rPr>
+            </w:pPr>
+          </w:p>
+        </w:tc>
+        <w:tc>
+          <w:tcPr>
+            <w:tcW w:w="3119" w:type="dxa"/>
+          </w:tcPr>
+          <w:p>
+            <w:pPr>
+              <w:pStyle w:val="High"/>
+              <w:cnfStyle w:val="000000000000" w:firstRow="0" w:lastRow="0" w:firstColumn="0" w:lastColumn="0" w:oddVBand="0" w:evenVBand="0" w:oddHBand="0" w:evenHBand="0" w:firstRowFirstColumn="0" w:firstRowLastColumn="0" w:lastRowFirstColumn="0" w:lastRowLastColumn="0"/>
+              <w:rPr>
+                <w:rFonts w:ascii="Raleway" w:eastAsia="Ubuntu" w:hAnsi="Raleway" w:cs="Segoe UI"/>
+                <w:b w:val="0"/>
+                <w:caps w:val="0"/>
+                <w:color w:val="000000" w:themeColor="text1"/>
+                <w:sz w:val="18"/>
+                <w:szCs w:val="18"/>
+              </w:rPr>
+            </w:pPr>
+            <w:r>
+              <w:rPr>
+                <w:rFonts w:ascii="Raleway" w:eastAsia="Ubuntu" w:hAnsi="Raleway" w:cs="Segoe UI"/>
+                <w:b w:val="0"/>
+                <w:caps w:val="0"/>
+                <w:color w:val="808080" w:themeColor="background1" w:themeShade="80"/>
+                <w:sz w:val="18"/>
+                <w:szCs w:val="18"/>
+              </w:rPr>
+              <w:t xml:space="preserve">Privileged Required (PR): </w:t>
+            </w:r>
+            <w:r>
+              <w:rPr>
+                <w:rFonts w:ascii="Raleway" w:eastAsia="Ubuntu" w:hAnsi="Raleway" w:cs="Segoe UI"/>
+                <w:b w:val="0"/>
+                <w:caps w:val="0"/>
+                <w:color w:val="000000" w:themeColor="text1"/>
+                <w:sz w:val="18"/>
+                <w:szCs w:val="18"/>
+              </w:rPr>
+              <w:t>None (N)</w:t>
+            </w:r>
+          </w:p>
+        </w:tc>
+        <w:tc>
+          <w:tcPr>
+            <w:tcW w:w="4207" w:type="dxa"/>
+          </w:tcPr>
+          <w:p>
+            <w:pPr>
+              <w:pStyle w:val="High"/>
+              <w:cnfStyle w:val="000000000000" w:firstRow="0" w:lastRow="0" w:firstColumn="0" w:lastColumn="0" w:oddVBand="0" w:evenVBand="0" w:oddHBand="0" w:evenHBand="0" w:firstRowFirstColumn="0" w:firstRowLastColumn="0" w:lastRowFirstColumn="0" w:lastRowLastColumn="0"/>
+              <w:rPr>
+                <w:rFonts w:ascii="Raleway" w:eastAsia="Ubuntu" w:hAnsi="Raleway" w:cs="Segoe UI"/>
+                <w:b w:val="0"/>
+                <w:caps w:val="0"/>
+                <w:color w:val="000000" w:themeColor="text1"/>
+                <w:sz w:val="18"/>
+                <w:szCs w:val="18"/>
+              </w:rPr>
+            </w:pPr>
+            <w:r>
+              <w:rPr>
+                <w:rFonts w:ascii="Raleway" w:eastAsia="Ubuntu" w:hAnsi="Raleway" w:cs="Segoe UI"/>
+                <w:b w:val="0"/>
+                <w:caps w:val="0"/>
+                <w:color w:val="808080" w:themeColor="background1" w:themeShade="80"/>
+                <w:sz w:val="18"/>
+                <w:szCs w:val="18"/>
+              </w:rPr>
+              <w:t xml:space="preserve">Availability (A): </w:t>
+            </w:r>
+            <w:r>
+              <w:rPr>
+                <w:rFonts w:ascii="Raleway" w:eastAsia="Ubuntu" w:hAnsi="Raleway" w:cs="Segoe UI"/>
+                <w:b w:val="0"/>
+                <w:caps w:val="0"/>
+                <w:color w:val="000000" w:themeColor="text1"/>
+                <w:sz w:val="18"/>
+                <w:szCs w:val="18"/>
+              </w:rPr>
+              <w:t>High</w:t>
+            </w:r>
+            <w:r>
+              <w:rPr>
+                <w:rFonts w:ascii="Raleway" w:eastAsia="Ubuntu" w:hAnsi="Raleway" w:cs="Segoe UI"/>
+                <w:b w:val="0"/>
+                <w:caps w:val="0"/>
+                <w:color w:val="000000" w:themeColor="text1"/>
+                <w:sz w:val="18"/>
+                <w:szCs w:val="18"/>
+              </w:rPr>
+              <w:t xml:space="preserve"> (</w:t>
+            </w:r>
+            <w:r>
+              <w:rPr>
+                <w:rFonts w:ascii="Raleway" w:eastAsia="Ubuntu" w:hAnsi="Raleway" w:cs="Segoe UI"/>
+                <w:b w:val="0"/>
+                <w:caps w:val="0"/>
+                <w:color w:val="000000" w:themeColor="text1"/>
+                <w:sz w:val="18"/>
+                <w:szCs w:val="18"/>
+              </w:rPr>
+              <w:t>H</w:t>
+            </w:r>
+            <w:r>
+              <w:rPr>
+                <w:rFonts w:ascii="Raleway" w:eastAsia="Ubuntu" w:hAnsi="Raleway" w:cs="Segoe UI"/>
+                <w:b w:val="0"/>
+                <w:caps w:val="0"/>
+                <w:color w:val="000000" w:themeColor="text1"/>
+                <w:sz w:val="18"/>
+                <w:szCs w:val="18"/>
+              </w:rPr>
+              <w:t>)</w:t>
+            </w:r>
+          </w:p>
+        </w:tc>
+      </w:tr>
+      <w:tr>
+        <w:trPr>
+          <w:trHeight w:val="18"/>
+        </w:trPr>
+        <w:tc>
+          <w:tcPr>
+            <w:cnfStyle w:val="001000000000" w:firstRow="0" w:lastRow="0" w:firstColumn="1" w:lastColumn="0" w:oddVBand="0" w:evenVBand="0" w:oddHBand="0" w:evenHBand="0" w:firstRowFirstColumn="0" w:firstRowLastColumn="0" w:lastRowFirstColumn="0" w:lastRowLastColumn="0"/>
+            <w:tcW w:w="2410" w:type="dxa"/>
+            <w:shd w:val="clear" w:color="auto" w:fill="F2F2F2" w:themeFill="background1" w:themeFillShade="F2"/>
+          </w:tcPr>
+          <w:p>
+            <w:pPr>
+              <w:pStyle w:val="Findingtableheading"/>
+              <w:rPr>
+                <w:rFonts w:ascii="Raleway" w:hAnsi="Raleway" w:cs="Segoe UI"/>
+              </w:rPr>
+            </w:pPr>
+            <w:r>
+              <w:rPr>
+                <w:rFonts w:ascii="Raleway" w:hAnsi="Raleway" w:cs="Segoe UI"/>
+              </w:rPr>
+              <w:t>OWASP Mapping</w:t>
+            </w:r>
+          </w:p>
+        </w:tc>
+        <w:tc>
+          <w:tcPr>
+            <w:tcW w:w="7326" w:type="dxa"/>
+            <w:gridSpan w:val="2"/>
+          </w:tcPr>
+          <w:p>
+            <w:pPr>
+              <w:cnfStyle w:val="000000000000" w:firstRow="0" w:lastRow="0" w:firstColumn="0" w:lastColumn="0" w:oddVBand="0" w:evenVBand="0" w:oddHBand="0" w:evenHBand="0" w:firstRowFirstColumn="0" w:firstRowLastColumn="0" w:lastRowFirstColumn="0" w:lastRowLastColumn="0"/>
+              <w:rPr>
+                <w:rFonts w:ascii="Raleway" w:eastAsia="Ubuntu" w:hAnsi="Raleway" w:cs="Segoe UI"/>
+                <w:color w:val="000000" w:themeColor="text1"/>
+                <w:sz w:val="18"/>
+                <w:szCs w:val="18"/>
+              </w:rPr>
+            </w:pPr>
+            <w:r>
+              <w:rPr>
+                <w:rFonts w:ascii="Raleway" w:eastAsia="Ubuntu" w:hAnsi="Raleway" w:cs="Segoe UI"/>
+                <w:color w:val="000000" w:themeColor="text1"/>
+                <w:sz w:val="18"/>
+                <w:szCs w:val="18"/>
+              </w:rPr>
+              <w:t>OWASP Top 10 (2021): A01 – Broken Access Control</w:t>
+            </w:r>
+          </w:p>
+          <w:p>
+            <w:pPr>
+              <w:cnfStyle w:val="000000000000" w:firstRow="0" w:lastRow="0" w:firstColumn="0" w:lastColumn="0" w:oddVBand="0" w:evenVBand="0" w:oddHBand="0" w:evenHBand="0" w:firstRowFirstColumn="0" w:firstRowLastColumn="0" w:lastRowFirstColumn="0" w:lastRowLastColumn="0"/>
+              <w:rPr>
+                <w:rFonts w:ascii="Raleway" w:eastAsia="Ubuntu" w:hAnsi="Raleway" w:cs="Segoe UI"/>
+                <w:color w:val="000000" w:themeColor="text1"/>
+                <w:sz w:val="18"/>
+                <w:szCs w:val="18"/>
+              </w:rPr>
+            </w:pPr>
+          </w:p>
+        </w:tc>
+      </w:tr>
+      <w:tr>
+        <w:trPr>
+          <w:cnfStyle w:val="010000000000" w:firstRow="0" w:lastRow="1" w:firstColumn="0" w:lastColumn="0" w:oddVBand="0" w:evenVBand="0" w:oddHBand="0" w:evenHBand="0" w:firstRowFirstColumn="0" w:firstRowLastColumn="0" w:lastRowFirstColumn="0" w:lastRowLastColumn="0"/>
+          <w:trHeight w:val="690"/>
+        </w:trPr>
+        <w:tc>
+          <w:tcPr>
+            <w:cnfStyle w:val="001000000000" w:firstRow="0" w:lastRow="0" w:firstColumn="1" w:lastColumn="0" w:oddVBand="0" w:evenVBand="0" w:oddHBand="0" w:evenHBand="0" w:firstRowFirstColumn="0" w:firstRowLastColumn="0" w:lastRowFirstColumn="0" w:lastRowLastColumn="0"/>
+            <w:tcW w:w="2410" w:type="dxa"/>
+            <w:tcBorders>
+              <w:bottom w:val="single" w:sz="8" w:space="0" w:color="F2F2F2"/>
+            </w:tcBorders>
+            <w:shd w:val="clear" w:color="auto" w:fill="F2F2F2" w:themeFill="background1" w:themeFillShade="F2"/>
+          </w:tcPr>
+          <w:p>
+            <w:pPr>
+              <w:pStyle w:val="Findingtableheading"/>
+              <w:rPr>
+                <w:rFonts w:ascii="Raleway" w:hAnsi="Raleway" w:cs="Segoe UI"/>
+              </w:rPr>
+            </w:pPr>
+            <w:r>
+              <w:rPr>
+                <w:rFonts w:ascii="Raleway" w:hAnsi="Raleway" w:cs="Segoe UI"/>
+              </w:rPr>
+              <w:t>Affected Assets</w:t>
+            </w:r>
+          </w:p>
+        </w:tc>
+        <w:tc>
+          <w:tcPr>
+            <w:tcW w:w="7326" w:type="dxa"/>
+            <w:gridSpan w:val="2"/>
+            <w:tcBorders>
+              <w:bottom w:val="single" w:sz="8" w:space="0" w:color="F2F2F2"/>
+            </w:tcBorders>
+          </w:tcPr>
+          <w:p>
+            <w:pPr>
+              <w:pStyle w:val="ListParagraph"/>
+              <w:numPr>
+                <w:ilvl w:val="0"/>
+                <w:numId w:val="5"/>
+              </w:numPr>
+              <w:cnfStyle w:val="010000000000" w:firstRow="0" w:lastRow="1" w:firstColumn="0" w:lastColumn="0" w:oddVBand="0" w:evenVBand="0" w:oddHBand="0" w:evenHBand="0" w:firstRowFirstColumn="0" w:firstRowLastColumn="0" w:lastRowFirstColumn="0" w:lastRowLastColumn="0"/>
+              <w:rPr>
+                <w:rStyle w:val="Hyperlink"/>
+                <w:rFonts w:ascii="Raleway" w:hAnsi="Raleway" w:cs="Segoe UI"/>
+                <w:color w:val="DE713A"/>
+                <w:u w:val="none"/>
+              </w:rPr>
+            </w:pPr>
+            <w:r>
+              <w:rPr>
+                <w:rStyle w:val="Hyperlink"/>
+                <w:rFonts w:ascii="Raleway" w:hAnsi="Raleway" w:cs="Segoe UI"/>
+                <w:color w:val="DE713A"/>
+                <w:u w:val="none"/>
+              </w:rPr>
+              <w:t>Domain Controller (Active Directory)</w:t>
+            </w:r>
+          </w:p>
+          <w:p>
+            <w:pPr>
+              <w:pStyle w:val="ListParagraph"/>
+              <w:cnfStyle w:val="010000000000" w:firstRow="0" w:lastRow="1" w:firstColumn="0" w:lastColumn="0" w:oddVBand="0" w:evenVBand="0" w:oddHBand="0" w:evenHBand="0" w:firstRowFirstColumn="0" w:firstRowLastColumn="0" w:lastRowFirstColumn="0" w:lastRowLastColumn="0"/>
+              <w:rPr>
+                <w:rStyle w:val="Hyperlink"/>
+                <w:rFonts w:ascii="Raleway" w:hAnsi="Raleway" w:cs="Segoe UI"/>
+                <w:color w:val="DE713A"/>
+                <w:u w:val="none"/>
+              </w:rPr>
+            </w:pPr>
+          </w:p>
+          <w:p>
+            <w:pPr>
+              <w:pStyle w:val="ListParagraph"/>
+              <w:cnfStyle w:val="010000000000" w:firstRow="0" w:lastRow="1" w:firstColumn="0" w:lastColumn="0" w:oddVBand="0" w:evenVBand="0" w:oddHBand="0" w:evenHBand="0" w:firstRowFirstColumn="0" w:firstRowLastColumn="0" w:lastRowFirstColumn="0" w:lastRowLastColumn="0"/>
+              <w:rPr>
+                <w:rFonts w:ascii="Raleway" w:hAnsi="Raleway" w:cs="Segoe UI"/>
+                <w:color w:val="DE713A"/>
+              </w:rPr>
+            </w:pPr>
+          </w:p>
+        </w:tc>
+      </w:tr>
+    </w:tbl>
+    <w:p>
+      <w:pPr>
+        <w:spacing w:before="240" w:line="276" w:lineRule="auto"/>
+        <w:rPr>
+          <w:rFonts w:ascii="Raleway" w:hAnsi="Raleway" w:cs="Segoe UI"/>
+          <w:b/>
+          <w:bCs/>
+          <w:color w:val="DE713A"/>
+        </w:rPr>
+      </w:pPr>
+      <w:r>
+        <w:rPr>
+          <w:rFonts w:ascii="Raleway" w:hAnsi="Raleway" w:cs="Segoe UI"/>
+          <w:b/>
+          <w:bCs/>
+          <w:color w:val="DE713A"/>
+        </w:rPr>
+        <w:t>Description</w:t>
+      </w:r>
+    </w:p>
+    <w:p>
+      <w:pPr>
+        <w:rPr>
+          <w:rFonts w:ascii="Raleway" w:hAnsi="Raleway"/>
+          <w:sz w:val="20"/>
+          <w:szCs w:val="20"/>
+        </w:rPr>
+      </w:pPr>
+      <w:r>
+        <w:rPr>
+          <w:rFonts w:ascii="Raleway" w:hAnsi="Raleway"/>
+          <w:sz w:val="20"/>
+          <w:szCs w:val="20"/>
+        </w:rPr>
+        <w:t>The Domain Controller is vulnerable to the Zerologon (CVE-2020-1472) attack. This allows an unauthenticated attacker to impersonate any domain account, including Domain Admin.</w:t>
+      </w:r>
+    </w:p>
+    <w:p>
+      <w:pPr>
+        <w:spacing w:before="240"/>
+        <w:rPr>
+          <w:rFonts w:ascii="Raleway" w:hAnsi="Raleway" w:cs="Segoe UI"/>
+          <w:b/>
+          <w:bCs/>
+          <w:color w:val="DE713A"/>
+        </w:rPr>
+      </w:pPr>
+      <w:r>
+        <w:rPr>
+          <w:rFonts w:ascii="Raleway" w:hAnsi="Raleway" w:cs="Segoe UI"/>
+          <w:b/>
+          <w:bCs/>
+          <w:color w:val="DE713A"/>
+        </w:rPr>
+        <w:t>Risks</w:t>
+      </w:r>
+    </w:p>
+    <w:p>
+      <w:pPr>
+        <w:pStyle w:val="ListParagraph"/>
+        <w:numPr>
+          <w:ilvl w:val="0"/>
+          <w:numId w:val="25"/>
+        </w:numPr>
+        <w:rPr>
+          <w:rFonts w:ascii="Raleway" w:hAnsi="Raleway"/>
+          <w:sz w:val="20"/>
+          <w:szCs w:val="20"/>
+        </w:rPr>
+      </w:pPr>
+      <w:r>
+        <w:rPr>
+          <w:rFonts w:ascii="Raleway" w:hAnsi="Raleway"/>
+          <w:sz w:val="20"/>
+          <w:szCs w:val="20"/>
+        </w:rPr>
+        <w:t>Complete Active Directory compromise</w:t>
+      </w:r>
+    </w:p>
+    <w:p>
+      <w:pPr>
+        <w:pStyle w:val="ListParagraph"/>
+        <w:numPr>
+          <w:ilvl w:val="0"/>
+          <w:numId w:val="25"/>
+        </w:numPr>
+        <w:rPr>
+          <w:rFonts w:ascii="Raleway" w:hAnsi="Raleway"/>
+          <w:sz w:val="20"/>
+          <w:szCs w:val="20"/>
+        </w:rPr>
+      </w:pPr>
+      <w:r>
+        <w:rPr>
+          <w:rFonts w:ascii="Raleway" w:hAnsi="Raleway"/>
+          <w:sz w:val="20"/>
+          <w:szCs w:val="20"/>
+        </w:rPr>
+        <w:t>Full domain takeover</w:t>
+      </w:r>
+    </w:p>
+    <w:p>
+      <w:pPr>
+        <w:pStyle w:val="ListParagraph"/>
+        <w:numPr>
+          <w:ilvl w:val="0"/>
+          <w:numId w:val="25"/>
+        </w:numPr>
+        <w:rPr>
+          <w:rFonts w:ascii="Raleway" w:hAnsi="Raleway"/>
+          <w:sz w:val="20"/>
+          <w:szCs w:val="20"/>
+        </w:rPr>
+      </w:pPr>
+      <w:r>
+        <w:rPr>
+          <w:rFonts w:ascii="Raleway" w:hAnsi="Raleway"/>
+          <w:sz w:val="20"/>
+          <w:szCs w:val="20"/>
+        </w:rPr>
+        <w:t>Lateral movement across entire network</w:t>
+      </w:r>
+    </w:p>
+    <w:p>
+      <w:pPr>
+        <w:pStyle w:val="ListParagraph"/>
+        <w:numPr>
+          <w:ilvl w:val="0"/>
+          <w:numId w:val="25"/>
+        </w:numPr>
+        <w:rPr>
+          <w:rFonts w:ascii="Raleway" w:hAnsi="Raleway"/>
+          <w:sz w:val="20"/>
+          <w:szCs w:val="20"/>
+        </w:rPr>
+      </w:pPr>
+      <w:r>
+        <w:rPr>
+          <w:rFonts w:ascii="Raleway" w:hAnsi="Raleway"/>
+          <w:sz w:val="20"/>
+          <w:szCs w:val="20"/>
+        </w:rPr>
+        <w:t>Deployment of ransomware</w:t>
+      </w:r>
+    </w:p>
+    <w:p>
+      <w:pPr>
+        <w:spacing w:before="240" w:line="276" w:lineRule="auto"/>
+        <w:rPr>
+          <w:rFonts w:ascii="Raleway" w:hAnsi="Raleway" w:cs="Segoe UI"/>
+          <w:b/>
+          <w:bCs/>
+          <w:color w:val="DE713A"/>
+        </w:rPr>
+      </w:pPr>
+      <w:r>
+        <w:rPr>
+          <w:rFonts w:ascii="Raleway" w:hAnsi="Raleway" w:cs="Segoe UI"/>
+          <w:b/>
+          <w:bCs/>
+          <w:color w:val="DE713A"/>
+        </w:rPr>
+        <w:t>Proof of Concept</w:t>
+      </w:r>
+    </w:p>
+    <w:p>
+      <w:pPr>
+        <w:rPr>
+          <w:rFonts w:ascii="Raleway" w:hAnsi="Raleway"/>
+          <w:sz w:val="20"/>
+          <w:szCs w:val="20"/>
+        </w:rPr>
+      </w:pPr>
+      <w:r>
+        <w:rPr>
+          <w:rFonts w:ascii="Raleway" w:hAnsi="Raleway"/>
+          <w:sz w:val="20"/>
+          <w:szCs w:val="20"/>
+        </w:rPr>
+        <w:t>Confirmed via scanner output zerologon_dr.log</w:t>
+      </w:r>
+    </w:p>
+    <w:p>
+      <w:pPr>
+        <w:spacing w:before="240" w:line="276" w:lineRule="auto"/>
+        <w:rPr>
+          <w:rFonts w:ascii="Raleway" w:hAnsi="Raleway" w:cs="Segoe UI"/>
+          <w:b/>
+          <w:bCs/>
+          <w:color w:val="DE713A"/>
+        </w:rPr>
+      </w:pPr>
+      <w:r>
+        <w:rPr>
+          <w:rFonts w:ascii="Raleway" w:hAnsi="Raleway" w:cs="Segoe UI"/>
+          <w:b/>
+          <w:bCs/>
+          <w:color w:val="DE713A"/>
+        </w:rPr>
+        <w:t>Remediation</w:t>
+      </w:r>
+    </w:p>
+    <w:p>
+      <w:pPr>
+        <w:pStyle w:val="ListParagraph"/>
+        <w:numPr>
+          <w:ilvl w:val="0"/>
+          <w:numId w:val="27"/>
+        </w:numPr>
+        <w:spacing w:after="240"/>
+        <w:rPr>
+          <w:rFonts w:ascii="Raleway" w:hAnsi="Raleway"/>
+          <w:sz w:val="20"/>
+          <w:szCs w:val="20"/>
+        </w:rPr>
+      </w:pPr>
+      <w:r>
+        <w:rPr>
+          <w:rFonts w:ascii="Raleway" w:hAnsi="Raleway"/>
+          <w:sz w:val="20"/>
+          <w:szCs w:val="20"/>
+        </w:rPr>
+        <w:t>Apply Microsoft security patches immediately</w:t>
+      </w:r>
+    </w:p>
+    <w:p>
+      <w:pPr>
+        <w:pStyle w:val="ListParagraph"/>
+        <w:numPr>
+          <w:ilvl w:val="0"/>
+          <w:numId w:val="27"/>
+        </w:numPr>
+        <w:spacing w:after="240"/>
+        <w:rPr>
+          <w:rFonts w:ascii="Raleway" w:hAnsi="Raleway"/>
+          <w:sz w:val="20"/>
+          <w:szCs w:val="20"/>
+        </w:rPr>
+      </w:pPr>
+      <w:r>
+        <w:rPr>
+          <w:rFonts w:ascii="Raleway" w:hAnsi="Raleway"/>
+          <w:sz w:val="20"/>
+          <w:szCs w:val="20"/>
+        </w:rPr>
+        <w:t>Monitor for Zerologon exploitation attempts</w:t>
+      </w:r>
+    </w:p>
+    <w:p>
+      <w:pPr>
+        <w:pStyle w:val="ListParagraph"/>
+        <w:numPr>
+          <w:ilvl w:val="0"/>
+          <w:numId w:val="27"/>
+        </w:numPr>
+        <w:spacing w:after="240"/>
+        <w:rPr>
+          <w:rFonts w:ascii="Raleway" w:hAnsi="Raleway"/>
+          <w:sz w:val="20"/>
+          <w:szCs w:val="20"/>
+        </w:rPr>
+      </w:pPr>
+      <w:r>
+        <w:rPr>
+          <w:rFonts w:ascii="Raleway" w:hAnsi="Raleway"/>
+          <w:sz w:val="20"/>
+          <w:szCs w:val="20"/>
+        </w:rPr>
+        <w:t>Implement strict network segmentation</w:t>
+      </w:r>
+    </w:p>
+    <w:p>
+      <w:pPr>
+        <w:pStyle w:val="ListParagraph"/>
+        <w:numPr>
+          <w:ilvl w:val="0"/>
+          <w:numId w:val="27"/>
+        </w:numPr>
+        <w:spacing w:after="240"/>
+        <w:rPr>
+          <w:rFonts w:ascii="Times New Roman" w:hAnsi="Times New Roman"/>
+        </w:rPr>
+      </w:pPr>
+      <w:r>
+        <w:rPr>
+          <w:rFonts w:ascii="Raleway" w:hAnsi="Raleway"/>
+          <w:sz w:val="20"/>
+          <w:szCs w:val="20"/>
+        </w:rPr>
+        <w:t>Regular AD security assessments</w:t>
+      </w:r>
+    </w:p>
+    <w:p>
+      <w:pPr>
+        <w:pStyle w:val="ListParagraph"/>
+        <w:spacing w:after="240"/>
+        <w:rPr>
+          <w:rFonts w:ascii="Raleway" w:hAnsi="Raleway"/>
+          <w:sz w:val="20"/>
+          <w:szCs w:val="20"/>
+        </w:rPr>
+      </w:pPr>
+    </w:p>
+    <w:p>
+      <w:pPr>
+        <w:pStyle w:val="ListParagraph"/>
+        <w:spacing w:after="240"/>
+        <w:rPr>
+          <w:rFonts w:ascii="Raleway" w:hAnsi="Raleway"/>
+          <w:sz w:val="20"/>
+          <w:szCs w:val="20"/>
+        </w:rPr>
+      </w:pPr>
+    </w:p>
+    <w:p>
+      <w:pPr>
+        <w:pStyle w:val="ListParagraph"/>
+        <w:spacing w:after="240"/>
+        <w:rPr>
+          <w:rFonts w:ascii="Raleway" w:hAnsi="Raleway" w:cs="Segoe UI"/>
+          <w:sz w:val="20"/>
+          <w:szCs w:val="20"/>
+        </w:rPr>
+      </w:pPr>
+    </w:p>
+    <w:p>
+      <w:pPr>
+        <w:pStyle w:val="ListParagraph"/>
+        <w:spacing w:after="240"/>
+        <w:rPr>
+          <w:rFonts w:ascii="Raleway" w:hAnsi="Raleway" w:cs="Segoe UI"/>
+          <w:sz w:val="20"/>
+          <w:szCs w:val="20"/>
+        </w:rPr>
+      </w:pPr>
+    </w:p>
+    <w:p>
+      <w:pPr>
+        <w:spacing w:after="160" w:line="278" w:lineRule="auto"/>
+        <w:rPr>
           <w:rFonts w:ascii="Raleway" w:eastAsiaTheme="majorEastAsia" w:hAnsi="Raleway" w:cstheme="majorBidi"/>
           <w:b/>
           <w:color w:val="DE713A"/>
@@ -7829,9 +10272,1229 @@
     </w:p>
     <w:p>
       <w:pPr>
+        <w:spacing w:after="160" w:line="278" w:lineRule="auto"/>
+        <w:rPr>
+          <w:rFonts w:ascii="Raleway" w:eastAsiaTheme="majorEastAsia" w:hAnsi="Raleway" w:cstheme="majorBidi"/>
+          <w:b/>
+          <w:color w:val="DE713A"/>
+          <w:sz w:val="28"/>
+          <w:szCs w:val="40"/>
+        </w:rPr>
+      </w:pPr>
+      <w:bookmarkStart w:id="23" w:name="_Toc235470637"/>
+      <w:r>
+        <w:lastRenderedPageBreak/>
+        <w:br w:type="page"/>
+      </w:r>
+    </w:p>
+    <w:p>
+      <w:pPr>
+        <w:pStyle w:val="Heading3"/>
+        <w:rPr>
+          <w:rFonts w:ascii="Times New Roman" w:hAnsi="Times New Roman" w:cs="Times New Roman"/>
+        </w:rPr>
+      </w:pPr>
+      <w:r>
+        <w:rPr>
+          <w:rFonts w:ascii="Times New Roman" w:hAnsi="Times New Roman" w:cs="Times New Roman"/>
+        </w:rPr>
+        <w:lastRenderedPageBreak/>
+        <w:t>Arbitrary File Upload leading to RCE (Placement Portal)</w:t>
+      </w:r>
+    </w:p>
+    <w:p/>
+    <w:tbl>
+      <w:tblPr>
+        <w:tblStyle w:val="Findingtable"/>
+        <w:tblW w:w="9736" w:type="dxa"/>
+        <w:tblLayout w:type="fixed"/>
+        <w:tblLook w:val="04E0" w:firstRow="1" w:lastRow="1" w:firstColumn="1" w:lastColumn="0" w:noHBand="0" w:noVBand="1"/>
+      </w:tblPr>
+      <w:tblGrid>
+        <w:gridCol w:w="2410"/>
+        <w:gridCol w:w="3119"/>
+        <w:gridCol w:w="4207"/>
+      </w:tblGrid>
+      <w:tr>
+        <w:trPr>
+          <w:cnfStyle w:val="100000000000" w:firstRow="1" w:lastRow="0" w:firstColumn="0" w:lastColumn="0" w:oddVBand="0" w:evenVBand="0" w:oddHBand="0" w:evenHBand="0" w:firstRowFirstColumn="0" w:firstRowLastColumn="0" w:lastRowFirstColumn="0" w:lastRowLastColumn="0"/>
+          <w:trHeight w:val="18"/>
+        </w:trPr>
+        <w:tc>
+          <w:tcPr>
+            <w:cnfStyle w:val="001000000000" w:firstRow="0" w:lastRow="0" w:firstColumn="1" w:lastColumn="0" w:oddVBand="0" w:evenVBand="0" w:oddHBand="0" w:evenHBand="0" w:firstRowFirstColumn="0" w:firstRowLastColumn="0" w:lastRowFirstColumn="0" w:lastRowLastColumn="0"/>
+            <w:tcW w:w="2410" w:type="dxa"/>
+            <w:tcBorders>
+              <w:top w:val="single" w:sz="4" w:space="0" w:color="FFFFFF" w:themeColor="background1"/>
+              <w:bottom w:val="single" w:sz="8" w:space="0" w:color="F2F2F2"/>
+            </w:tcBorders>
+            <w:shd w:val="clear" w:color="auto" w:fill="F2F2F2" w:themeFill="background1" w:themeFillShade="F2"/>
+          </w:tcPr>
+          <w:p>
+            <w:pPr>
+              <w:pStyle w:val="Findingtableheading"/>
+              <w:rPr>
+                <w:rFonts w:ascii="Raleway" w:hAnsi="Raleway" w:cs="Segoe UI"/>
+              </w:rPr>
+            </w:pPr>
+            <w:r>
+              <w:rPr>
+                <w:rFonts w:ascii="Raleway" w:hAnsi="Raleway" w:cs="Segoe UI"/>
+              </w:rPr>
+              <w:t>Severity</w:t>
+            </w:r>
+          </w:p>
+          <w:p>
+            <w:pPr>
+              <w:pStyle w:val="Findingtableheading"/>
+              <w:rPr>
+                <w:rFonts w:ascii="Raleway" w:hAnsi="Raleway" w:cs="Segoe UI"/>
+                <w:sz w:val="16"/>
+                <w:szCs w:val="16"/>
+              </w:rPr>
+            </w:pPr>
+            <w:r>
+              <w:rPr>
+                <w:rFonts w:ascii="Raleway" w:hAnsi="Raleway" w:cs="Segoe UI"/>
+                <w:sz w:val="16"/>
+                <w:szCs w:val="16"/>
+              </w:rPr>
+              <w:t>CVSS v3.1 Score</w:t>
+            </w:r>
+          </w:p>
+        </w:tc>
+        <w:tc>
+          <w:tcPr>
+            <w:tcW w:w="7326" w:type="dxa"/>
+            <w:gridSpan w:val="2"/>
+            <w:tcBorders>
+              <w:top w:val="single" w:sz="4" w:space="0" w:color="FFFFFF" w:themeColor="background1"/>
+              <w:bottom w:val="single" w:sz="8" w:space="0" w:color="F2F2F2"/>
+            </w:tcBorders>
+          </w:tcPr>
+          <w:p>
+            <w:pPr>
+              <w:pStyle w:val="High"/>
+              <w:cnfStyle w:val="100000000000" w:firstRow="1" w:lastRow="0" w:firstColumn="0" w:lastColumn="0" w:oddVBand="0" w:evenVBand="0" w:oddHBand="0" w:evenHBand="0" w:firstRowFirstColumn="0" w:firstRowLastColumn="0" w:lastRowFirstColumn="0" w:lastRowLastColumn="0"/>
+              <w:rPr>
+                <w:rFonts w:ascii="Raleway" w:eastAsia="Ubuntu" w:hAnsi="Raleway" w:cs="Segoe UI"/>
+                <w:bCs/>
+                <w:caps w:val="0"/>
+                <w:color w:val="FFC001"/>
+                <w:sz w:val="16"/>
+                <w:szCs w:val="16"/>
+              </w:rPr>
+            </w:pPr>
+            <w:r>
+              <w:rPr>
+                <w:rFonts w:ascii="Raleway" w:eastAsia="Ubuntu" w:hAnsi="Raleway" w:cs="Segoe UI"/>
+                <w:bCs/>
+                <w:caps w:val="0"/>
+                <w:color w:val="3B95C5"/>
+                <w:sz w:val="22"/>
+                <w14:ligatures w14:val="none"/>
+              </w:rPr>
+              <w:t>Critical 9.8</w:t>
+            </w:r>
+          </w:p>
+        </w:tc>
+      </w:tr>
+      <w:tr>
+        <w:trPr>
+          <w:trHeight w:val="18"/>
+        </w:trPr>
+        <w:tc>
+          <w:tcPr>
+            <w:cnfStyle w:val="001000000000" w:firstRow="0" w:lastRow="0" w:firstColumn="1" w:lastColumn="0" w:oddVBand="0" w:evenVBand="0" w:oddHBand="0" w:evenHBand="0" w:firstRowFirstColumn="0" w:firstRowLastColumn="0" w:lastRowFirstColumn="0" w:lastRowLastColumn="0"/>
+            <w:tcW w:w="2410" w:type="dxa"/>
+            <w:vMerge w:val="restart"/>
+            <w:tcBorders>
+              <w:top w:val="single" w:sz="8" w:space="0" w:color="F2F2F2"/>
+            </w:tcBorders>
+            <w:shd w:val="clear" w:color="auto" w:fill="F2F2F2" w:themeFill="background1" w:themeFillShade="F2"/>
+          </w:tcPr>
+          <w:p>
+            <w:pPr>
+              <w:pStyle w:val="Findingtableheading"/>
+              <w:rPr>
+                <w:rFonts w:ascii="Raleway" w:hAnsi="Raleway" w:cs="Segoe UI"/>
+              </w:rPr>
+            </w:pPr>
+            <w:r>
+              <w:rPr>
+                <w:rFonts w:ascii="Raleway" w:hAnsi="Raleway" w:cs="Segoe UI"/>
+              </w:rPr>
+              <w:t>CVSSv3.1 Vector</w:t>
+            </w:r>
+          </w:p>
+        </w:tc>
+        <w:tc>
+          <w:tcPr>
+            <w:tcW w:w="7326" w:type="dxa"/>
+            <w:gridSpan w:val="2"/>
+            <w:tcBorders>
+              <w:top w:val="single" w:sz="8" w:space="0" w:color="F2F2F2"/>
+            </w:tcBorders>
+          </w:tcPr>
+          <w:p>
+            <w:pPr>
+              <w:pStyle w:val="High"/>
+              <w:cnfStyle w:val="000000000000" w:firstRow="0" w:lastRow="0" w:firstColumn="0" w:lastColumn="0" w:oddVBand="0" w:evenVBand="0" w:oddHBand="0" w:evenHBand="0" w:firstRowFirstColumn="0" w:firstRowLastColumn="0" w:lastRowFirstColumn="0" w:lastRowLastColumn="0"/>
+              <w:rPr>
+                <w:rFonts w:ascii="Raleway" w:eastAsia="Ubuntu" w:hAnsi="Raleway" w:cs="Segoe UI"/>
+                <w:bCs/>
+                <w:caps w:val="0"/>
+                <w:color w:val="000000" w:themeColor="text1"/>
+                <w:sz w:val="18"/>
+                <w:szCs w:val="18"/>
+              </w:rPr>
+            </w:pPr>
+            <w:r>
+              <w:rPr>
+                <w:rFonts w:ascii="Raleway" w:eastAsia="Ubuntu" w:hAnsi="Raleway" w:cs="Segoe UI"/>
+                <w:bCs/>
+                <w:caps w:val="0"/>
+                <w:color w:val="000000" w:themeColor="text1"/>
+                <w:sz w:val="18"/>
+                <w:szCs w:val="18"/>
+              </w:rPr>
+              <w:t>CVSS:3.1</w:t>
+            </w:r>
+            <w:r>
+              <w:rPr>
+                <w:rFonts w:ascii="Raleway" w:eastAsia="Ubuntu" w:hAnsi="Raleway" w:cs="Segoe UI"/>
+                <w:bCs/>
+                <w:caps w:val="0"/>
+                <w:color w:val="000000" w:themeColor="text1"/>
+                <w:sz w:val="18"/>
+                <w:szCs w:val="18"/>
+              </w:rPr>
+              <w:t>/</w:t>
+            </w:r>
+            <w:r>
+              <w:rPr>
+                <w:rFonts w:ascii="Raleway" w:eastAsia="Ubuntu" w:hAnsi="Raleway" w:cs="Segoe UI"/>
+                <w:bCs/>
+                <w:caps w:val="0"/>
+                <w:color w:val="000000" w:themeColor="text1"/>
+                <w:sz w:val="18"/>
+                <w:szCs w:val="18"/>
+              </w:rPr>
+              <w:t>AV:N/AC:L/PR:N/UI:N/S:U/C:H/I:H/A:H</w:t>
+            </w:r>
+          </w:p>
+        </w:tc>
+      </w:tr>
+      <w:tr>
+        <w:trPr>
+          <w:trHeight w:val="18"/>
+        </w:trPr>
+        <w:tc>
+          <w:tcPr>
+            <w:cnfStyle w:val="001000000000" w:firstRow="0" w:lastRow="0" w:firstColumn="1" w:lastColumn="0" w:oddVBand="0" w:evenVBand="0" w:oddHBand="0" w:evenHBand="0" w:firstRowFirstColumn="0" w:firstRowLastColumn="0" w:lastRowFirstColumn="0" w:lastRowLastColumn="0"/>
+            <w:tcW w:w="2410" w:type="dxa"/>
+            <w:vMerge/>
+            <w:shd w:val="clear" w:color="auto" w:fill="F2F2F2" w:themeFill="background1" w:themeFillShade="F2"/>
+          </w:tcPr>
+          <w:p>
+            <w:pPr>
+              <w:pStyle w:val="Findingtableheading"/>
+              <w:rPr>
+                <w:rFonts w:ascii="Raleway" w:hAnsi="Raleway" w:cs="Segoe UI"/>
+              </w:rPr>
+            </w:pPr>
+          </w:p>
+        </w:tc>
+        <w:tc>
+          <w:tcPr>
+            <w:tcW w:w="3119" w:type="dxa"/>
+          </w:tcPr>
+          <w:p>
+            <w:pPr>
+              <w:pStyle w:val="High"/>
+              <w:cnfStyle w:val="000000000000" w:firstRow="0" w:lastRow="0" w:firstColumn="0" w:lastColumn="0" w:oddVBand="0" w:evenVBand="0" w:oddHBand="0" w:evenHBand="0" w:firstRowFirstColumn="0" w:firstRowLastColumn="0" w:lastRowFirstColumn="0" w:lastRowLastColumn="0"/>
+              <w:rPr>
+                <w:rFonts w:ascii="Raleway" w:eastAsia="Ubuntu" w:hAnsi="Raleway" w:cs="Segoe UI"/>
+                <w:b w:val="0"/>
+                <w:caps w:val="0"/>
+                <w:color w:val="000000" w:themeColor="text1"/>
+                <w:sz w:val="18"/>
+                <w:szCs w:val="18"/>
+                <w:lang w:eastAsia="ja-JP"/>
+              </w:rPr>
+            </w:pPr>
+            <w:r>
+              <w:rPr>
+                <w:rFonts w:ascii="Raleway" w:eastAsia="Ubuntu" w:hAnsi="Raleway" w:cs="Segoe UI"/>
+                <w:b w:val="0"/>
+                <w:caps w:val="0"/>
+                <w:color w:val="808080" w:themeColor="background1" w:themeShade="80"/>
+                <w:sz w:val="18"/>
+                <w:szCs w:val="18"/>
+              </w:rPr>
+              <w:t xml:space="preserve">Attack Vector (AV): </w:t>
+            </w:r>
+            <w:r>
+              <w:rPr>
+                <w:rFonts w:ascii="Raleway" w:eastAsia="Ubuntu" w:hAnsi="Raleway" w:cs="Segoe UI"/>
+                <w:b w:val="0"/>
+                <w:caps w:val="0"/>
+                <w:color w:val="000000" w:themeColor="text1"/>
+                <w:sz w:val="18"/>
+                <w:szCs w:val="18"/>
+              </w:rPr>
+              <w:t>Network (N)</w:t>
+            </w:r>
+          </w:p>
+        </w:tc>
+        <w:tc>
+          <w:tcPr>
+            <w:tcW w:w="4207" w:type="dxa"/>
+          </w:tcPr>
+          <w:p>
+            <w:pPr>
+              <w:pStyle w:val="High"/>
+              <w:cnfStyle w:val="000000000000" w:firstRow="0" w:lastRow="0" w:firstColumn="0" w:lastColumn="0" w:oddVBand="0" w:evenVBand="0" w:oddHBand="0" w:evenHBand="0" w:firstRowFirstColumn="0" w:firstRowLastColumn="0" w:lastRowFirstColumn="0" w:lastRowLastColumn="0"/>
+              <w:rPr>
+                <w:rFonts w:ascii="Raleway" w:eastAsia="Ubuntu" w:hAnsi="Raleway" w:cs="Segoe UI"/>
+                <w:b w:val="0"/>
+                <w:caps w:val="0"/>
+                <w:color w:val="000000" w:themeColor="text1"/>
+                <w:sz w:val="18"/>
+                <w:szCs w:val="18"/>
+              </w:rPr>
+            </w:pPr>
+            <w:r>
+              <w:rPr>
+                <w:rFonts w:ascii="Raleway" w:eastAsia="Ubuntu" w:hAnsi="Raleway" w:cs="Segoe UI"/>
+                <w:b w:val="0"/>
+                <w:caps w:val="0"/>
+                <w:color w:val="808080" w:themeColor="background1" w:themeShade="80"/>
+                <w:sz w:val="18"/>
+                <w:szCs w:val="18"/>
+              </w:rPr>
+              <w:t xml:space="preserve">User Interaction (UI): </w:t>
+            </w:r>
+            <w:r>
+              <w:rPr>
+                <w:rFonts w:ascii="Raleway" w:eastAsia="Ubuntu" w:hAnsi="Raleway" w:cs="Segoe UI"/>
+                <w:b w:val="0"/>
+                <w:caps w:val="0"/>
+                <w:color w:val="000000" w:themeColor="text1"/>
+                <w:sz w:val="18"/>
+                <w:szCs w:val="18"/>
+              </w:rPr>
+              <w:t>None(N)</w:t>
+            </w:r>
+          </w:p>
+        </w:tc>
+      </w:tr>
+      <w:tr>
+        <w:trPr>
+          <w:trHeight w:val="18"/>
+        </w:trPr>
+        <w:tc>
+          <w:tcPr>
+            <w:cnfStyle w:val="001000000000" w:firstRow="0" w:lastRow="0" w:firstColumn="1" w:lastColumn="0" w:oddVBand="0" w:evenVBand="0" w:oddHBand="0" w:evenHBand="0" w:firstRowFirstColumn="0" w:firstRowLastColumn="0" w:lastRowFirstColumn="0" w:lastRowLastColumn="0"/>
+            <w:tcW w:w="2410" w:type="dxa"/>
+            <w:vMerge/>
+            <w:shd w:val="clear" w:color="auto" w:fill="F2F2F2" w:themeFill="background1" w:themeFillShade="F2"/>
+          </w:tcPr>
+          <w:p>
+            <w:pPr>
+              <w:pStyle w:val="Findingtableheading"/>
+              <w:rPr>
+                <w:rFonts w:ascii="Raleway" w:hAnsi="Raleway" w:cs="Segoe UI"/>
+              </w:rPr>
+            </w:pPr>
+          </w:p>
+        </w:tc>
+        <w:tc>
+          <w:tcPr>
+            <w:tcW w:w="3119" w:type="dxa"/>
+          </w:tcPr>
+          <w:p>
+            <w:pPr>
+              <w:pStyle w:val="High"/>
+              <w:cnfStyle w:val="000000000000" w:firstRow="0" w:lastRow="0" w:firstColumn="0" w:lastColumn="0" w:oddVBand="0" w:evenVBand="0" w:oddHBand="0" w:evenHBand="0" w:firstRowFirstColumn="0" w:firstRowLastColumn="0" w:lastRowFirstColumn="0" w:lastRowLastColumn="0"/>
+              <w:rPr>
+                <w:rFonts w:ascii="Raleway" w:eastAsia="Ubuntu" w:hAnsi="Raleway" w:cs="Segoe UI"/>
+                <w:b w:val="0"/>
+                <w:caps w:val="0"/>
+                <w:color w:val="000000" w:themeColor="text1"/>
+                <w:sz w:val="18"/>
+                <w:szCs w:val="18"/>
+              </w:rPr>
+            </w:pPr>
+            <w:r>
+              <w:rPr>
+                <w:rFonts w:ascii="Raleway" w:eastAsia="Ubuntu" w:hAnsi="Raleway" w:cs="Segoe UI"/>
+                <w:b w:val="0"/>
+                <w:caps w:val="0"/>
+                <w:color w:val="808080" w:themeColor="background1" w:themeShade="80"/>
+                <w:sz w:val="18"/>
+                <w:szCs w:val="18"/>
+              </w:rPr>
+              <w:t xml:space="preserve">Attack Complexity (AC): </w:t>
+            </w:r>
+            <w:r>
+              <w:rPr>
+                <w:rFonts w:ascii="Raleway" w:eastAsia="Ubuntu" w:hAnsi="Raleway" w:cs="Segoe UI"/>
+                <w:b w:val="0"/>
+                <w:caps w:val="0"/>
+                <w:color w:val="000000" w:themeColor="text1"/>
+                <w:sz w:val="18"/>
+                <w:szCs w:val="18"/>
+              </w:rPr>
+              <w:t>Low</w:t>
+            </w:r>
+            <w:r>
+              <w:rPr>
+                <w:rFonts w:ascii="Raleway" w:eastAsia="Ubuntu" w:hAnsi="Raleway" w:cs="Segoe UI"/>
+                <w:b w:val="0"/>
+                <w:caps w:val="0"/>
+                <w:color w:val="000000" w:themeColor="text1"/>
+                <w:sz w:val="18"/>
+                <w:szCs w:val="18"/>
+              </w:rPr>
+              <w:t xml:space="preserve"> (</w:t>
+            </w:r>
+            <w:r>
+              <w:rPr>
+                <w:rFonts w:ascii="Raleway" w:eastAsia="Ubuntu" w:hAnsi="Raleway" w:cs="Segoe UI"/>
+                <w:b w:val="0"/>
+                <w:caps w:val="0"/>
+                <w:color w:val="000000" w:themeColor="text1"/>
+                <w:sz w:val="18"/>
+                <w:szCs w:val="18"/>
+              </w:rPr>
+              <w:t>L</w:t>
+            </w:r>
+            <w:r>
+              <w:rPr>
+                <w:rFonts w:ascii="Raleway" w:eastAsia="Ubuntu" w:hAnsi="Raleway" w:cs="Segoe UI"/>
+                <w:b w:val="0"/>
+                <w:caps w:val="0"/>
+                <w:color w:val="000000" w:themeColor="text1"/>
+                <w:sz w:val="18"/>
+                <w:szCs w:val="18"/>
+              </w:rPr>
+              <w:t>)</w:t>
+            </w:r>
+          </w:p>
+        </w:tc>
+        <w:tc>
+          <w:tcPr>
+            <w:tcW w:w="4207" w:type="dxa"/>
+          </w:tcPr>
+          <w:p>
+            <w:pPr>
+              <w:pStyle w:val="High"/>
+              <w:cnfStyle w:val="000000000000" w:firstRow="0" w:lastRow="0" w:firstColumn="0" w:lastColumn="0" w:oddVBand="0" w:evenVBand="0" w:oddHBand="0" w:evenHBand="0" w:firstRowFirstColumn="0" w:firstRowLastColumn="0" w:lastRowFirstColumn="0" w:lastRowLastColumn="0"/>
+              <w:rPr>
+                <w:rFonts w:ascii="Raleway" w:eastAsia="Ubuntu" w:hAnsi="Raleway" w:cs="Segoe UI"/>
+                <w:b w:val="0"/>
+                <w:caps w:val="0"/>
+                <w:color w:val="808080" w:themeColor="background1" w:themeShade="80"/>
+                <w:sz w:val="18"/>
+                <w:szCs w:val="18"/>
+              </w:rPr>
+            </w:pPr>
+            <w:r>
+              <w:rPr>
+                <w:rFonts w:ascii="Raleway" w:eastAsia="Ubuntu" w:hAnsi="Raleway" w:cs="Segoe UI"/>
+                <w:b w:val="0"/>
+                <w:caps w:val="0"/>
+                <w:color w:val="808080" w:themeColor="background1" w:themeShade="80"/>
+                <w:sz w:val="18"/>
+                <w:szCs w:val="18"/>
+              </w:rPr>
+              <w:t xml:space="preserve">Confidentiality (C): </w:t>
+            </w:r>
+            <w:r>
+              <w:rPr>
+                <w:rFonts w:ascii="Raleway" w:eastAsia="Ubuntu" w:hAnsi="Raleway" w:cs="Segoe UI"/>
+                <w:b w:val="0"/>
+                <w:caps w:val="0"/>
+                <w:color w:val="000000" w:themeColor="text1"/>
+                <w:sz w:val="18"/>
+                <w:szCs w:val="18"/>
+              </w:rPr>
+              <w:t>High</w:t>
+            </w:r>
+            <w:r>
+              <w:rPr>
+                <w:rFonts w:ascii="Raleway" w:eastAsia="Ubuntu" w:hAnsi="Raleway" w:cs="Segoe UI"/>
+                <w:b w:val="0"/>
+                <w:caps w:val="0"/>
+                <w:color w:val="000000" w:themeColor="text1"/>
+                <w:sz w:val="18"/>
+                <w:szCs w:val="18"/>
+              </w:rPr>
+              <w:t xml:space="preserve"> (</w:t>
+            </w:r>
+            <w:r>
+              <w:rPr>
+                <w:rFonts w:ascii="Raleway" w:eastAsia="Ubuntu" w:hAnsi="Raleway" w:cs="Segoe UI"/>
+                <w:b w:val="0"/>
+                <w:caps w:val="0"/>
+                <w:color w:val="000000" w:themeColor="text1"/>
+                <w:sz w:val="18"/>
+                <w:szCs w:val="18"/>
+              </w:rPr>
+              <w:t>H</w:t>
+            </w:r>
+            <w:r>
+              <w:rPr>
+                <w:rFonts w:ascii="Raleway" w:eastAsia="Ubuntu" w:hAnsi="Raleway" w:cs="Segoe UI"/>
+                <w:b w:val="0"/>
+                <w:caps w:val="0"/>
+                <w:color w:val="000000" w:themeColor="text1"/>
+                <w:sz w:val="18"/>
+                <w:szCs w:val="18"/>
+              </w:rPr>
+              <w:t>)</w:t>
+            </w:r>
+          </w:p>
+        </w:tc>
+      </w:tr>
+      <w:tr>
+        <w:trPr>
+          <w:trHeight w:val="18"/>
+        </w:trPr>
+        <w:tc>
+          <w:tcPr>
+            <w:cnfStyle w:val="001000000000" w:firstRow="0" w:lastRow="0" w:firstColumn="1" w:lastColumn="0" w:oddVBand="0" w:evenVBand="0" w:oddHBand="0" w:evenHBand="0" w:firstRowFirstColumn="0" w:firstRowLastColumn="0" w:lastRowFirstColumn="0" w:lastRowLastColumn="0"/>
+            <w:tcW w:w="2410" w:type="dxa"/>
+            <w:vMerge/>
+            <w:shd w:val="clear" w:color="auto" w:fill="F2F2F2" w:themeFill="background1" w:themeFillShade="F2"/>
+          </w:tcPr>
+          <w:p>
+            <w:pPr>
+              <w:pStyle w:val="Findingtableheading"/>
+              <w:rPr>
+                <w:rFonts w:ascii="Raleway" w:hAnsi="Raleway" w:cs="Segoe UI"/>
+              </w:rPr>
+            </w:pPr>
+          </w:p>
+        </w:tc>
+        <w:tc>
+          <w:tcPr>
+            <w:tcW w:w="3119" w:type="dxa"/>
+          </w:tcPr>
+          <w:p>
+            <w:pPr>
+              <w:pStyle w:val="High"/>
+              <w:cnfStyle w:val="000000000000" w:firstRow="0" w:lastRow="0" w:firstColumn="0" w:lastColumn="0" w:oddVBand="0" w:evenVBand="0" w:oddHBand="0" w:evenHBand="0" w:firstRowFirstColumn="0" w:firstRowLastColumn="0" w:lastRowFirstColumn="0" w:lastRowLastColumn="0"/>
+              <w:rPr>
+                <w:rFonts w:ascii="Raleway" w:eastAsia="Ubuntu" w:hAnsi="Raleway" w:cs="Segoe UI"/>
+                <w:b w:val="0"/>
+                <w:caps w:val="0"/>
+                <w:color w:val="808080" w:themeColor="background1" w:themeShade="80"/>
+                <w:sz w:val="18"/>
+                <w:szCs w:val="18"/>
+              </w:rPr>
+            </w:pPr>
+            <w:r>
+              <w:rPr>
+                <w:rFonts w:ascii="Raleway" w:eastAsia="Ubuntu" w:hAnsi="Raleway" w:cs="Segoe UI"/>
+                <w:b w:val="0"/>
+                <w:caps w:val="0"/>
+                <w:color w:val="808080" w:themeColor="background1" w:themeShade="80"/>
+                <w:sz w:val="18"/>
+                <w:szCs w:val="18"/>
+              </w:rPr>
+              <w:t xml:space="preserve">Scope (S): </w:t>
+            </w:r>
+            <w:r>
+              <w:rPr>
+                <w:rFonts w:ascii="Raleway" w:eastAsia="Ubuntu" w:hAnsi="Raleway" w:cs="Segoe UI"/>
+                <w:b w:val="0"/>
+                <w:caps w:val="0"/>
+                <w:color w:val="000000" w:themeColor="text1"/>
+                <w:sz w:val="18"/>
+                <w:szCs w:val="18"/>
+              </w:rPr>
+              <w:t>Unchanged (U)</w:t>
+            </w:r>
+          </w:p>
+        </w:tc>
+        <w:tc>
+          <w:tcPr>
+            <w:tcW w:w="4207" w:type="dxa"/>
+          </w:tcPr>
+          <w:p>
+            <w:pPr>
+              <w:pStyle w:val="High"/>
+              <w:cnfStyle w:val="000000000000" w:firstRow="0" w:lastRow="0" w:firstColumn="0" w:lastColumn="0" w:oddVBand="0" w:evenVBand="0" w:oddHBand="0" w:evenHBand="0" w:firstRowFirstColumn="0" w:firstRowLastColumn="0" w:lastRowFirstColumn="0" w:lastRowLastColumn="0"/>
+              <w:rPr>
+                <w:rFonts w:ascii="Raleway" w:eastAsia="Ubuntu" w:hAnsi="Raleway" w:cs="Segoe UI"/>
+                <w:b w:val="0"/>
+                <w:caps w:val="0"/>
+                <w:color w:val="808080" w:themeColor="background1" w:themeShade="80"/>
+                <w:sz w:val="18"/>
+                <w:szCs w:val="18"/>
+              </w:rPr>
+            </w:pPr>
+            <w:r>
+              <w:rPr>
+                <w:rFonts w:ascii="Raleway" w:eastAsia="Ubuntu" w:hAnsi="Raleway" w:cs="Segoe UI"/>
+                <w:b w:val="0"/>
+                <w:caps w:val="0"/>
+                <w:color w:val="808080" w:themeColor="background1" w:themeShade="80"/>
+                <w:sz w:val="18"/>
+                <w:szCs w:val="18"/>
+              </w:rPr>
+              <w:t>Integrity (I):</w:t>
+            </w:r>
+            <w:r>
+              <w:rPr>
+                <w:rFonts w:ascii="Raleway" w:eastAsia="Ubuntu" w:hAnsi="Raleway" w:cs="Segoe UI"/>
+                <w:b w:val="0"/>
+                <w:caps w:val="0"/>
+                <w:color w:val="000000" w:themeColor="text1"/>
+                <w:sz w:val="18"/>
+                <w:szCs w:val="18"/>
+              </w:rPr>
+              <w:t xml:space="preserve"> </w:t>
+            </w:r>
+            <w:r>
+              <w:rPr>
+                <w:rFonts w:ascii="Raleway" w:eastAsia="Ubuntu" w:hAnsi="Raleway" w:cs="Segoe UI"/>
+                <w:b w:val="0"/>
+                <w:caps w:val="0"/>
+                <w:color w:val="000000" w:themeColor="text1"/>
+                <w:sz w:val="18"/>
+                <w:szCs w:val="18"/>
+              </w:rPr>
+              <w:t>High</w:t>
+            </w:r>
+            <w:r>
+              <w:rPr>
+                <w:rFonts w:ascii="Raleway" w:eastAsia="Ubuntu" w:hAnsi="Raleway" w:cs="Segoe UI"/>
+                <w:b w:val="0"/>
+                <w:caps w:val="0"/>
+                <w:color w:val="000000" w:themeColor="text1"/>
+                <w:sz w:val="18"/>
+                <w:szCs w:val="18"/>
+              </w:rPr>
+              <w:t xml:space="preserve"> (</w:t>
+            </w:r>
+            <w:r>
+              <w:rPr>
+                <w:rFonts w:ascii="Raleway" w:eastAsia="Ubuntu" w:hAnsi="Raleway" w:cs="Segoe UI"/>
+                <w:b w:val="0"/>
+                <w:caps w:val="0"/>
+                <w:color w:val="000000" w:themeColor="text1"/>
+                <w:sz w:val="18"/>
+                <w:szCs w:val="18"/>
+              </w:rPr>
+              <w:t>H</w:t>
+            </w:r>
+            <w:r>
+              <w:rPr>
+                <w:rFonts w:ascii="Raleway" w:eastAsia="Ubuntu" w:hAnsi="Raleway" w:cs="Segoe UI"/>
+                <w:b w:val="0"/>
+                <w:caps w:val="0"/>
+                <w:color w:val="000000" w:themeColor="text1"/>
+                <w:sz w:val="18"/>
+                <w:szCs w:val="18"/>
+              </w:rPr>
+              <w:t>)</w:t>
+            </w:r>
+          </w:p>
+        </w:tc>
+      </w:tr>
+      <w:tr>
+        <w:trPr>
+          <w:trHeight w:val="18"/>
+        </w:trPr>
+        <w:tc>
+          <w:tcPr>
+            <w:cnfStyle w:val="001000000000" w:firstRow="0" w:lastRow="0" w:firstColumn="1" w:lastColumn="0" w:oddVBand="0" w:evenVBand="0" w:oddHBand="0" w:evenHBand="0" w:firstRowFirstColumn="0" w:firstRowLastColumn="0" w:lastRowFirstColumn="0" w:lastRowLastColumn="0"/>
+            <w:tcW w:w="2410" w:type="dxa"/>
+            <w:vMerge/>
+            <w:shd w:val="clear" w:color="auto" w:fill="F2F2F2" w:themeFill="background1" w:themeFillShade="F2"/>
+          </w:tcPr>
+          <w:p>
+            <w:pPr>
+              <w:pStyle w:val="Findingtableheading"/>
+              <w:rPr>
+                <w:rFonts w:ascii="Raleway" w:hAnsi="Raleway" w:cs="Segoe UI"/>
+              </w:rPr>
+            </w:pPr>
+          </w:p>
+        </w:tc>
+        <w:tc>
+          <w:tcPr>
+            <w:tcW w:w="3119" w:type="dxa"/>
+          </w:tcPr>
+          <w:p>
+            <w:pPr>
+              <w:pStyle w:val="High"/>
+              <w:cnfStyle w:val="000000000000" w:firstRow="0" w:lastRow="0" w:firstColumn="0" w:lastColumn="0" w:oddVBand="0" w:evenVBand="0" w:oddHBand="0" w:evenHBand="0" w:firstRowFirstColumn="0" w:firstRowLastColumn="0" w:lastRowFirstColumn="0" w:lastRowLastColumn="0"/>
+              <w:rPr>
+                <w:rFonts w:ascii="Raleway" w:eastAsia="Ubuntu" w:hAnsi="Raleway" w:cs="Segoe UI"/>
+                <w:b w:val="0"/>
+                <w:caps w:val="0"/>
+                <w:color w:val="000000" w:themeColor="text1"/>
+                <w:sz w:val="18"/>
+                <w:szCs w:val="18"/>
+              </w:rPr>
+            </w:pPr>
+            <w:r>
+              <w:rPr>
+                <w:rFonts w:ascii="Raleway" w:eastAsia="Ubuntu" w:hAnsi="Raleway" w:cs="Segoe UI"/>
+                <w:b w:val="0"/>
+                <w:caps w:val="0"/>
+                <w:color w:val="808080" w:themeColor="background1" w:themeShade="80"/>
+                <w:sz w:val="18"/>
+                <w:szCs w:val="18"/>
+              </w:rPr>
+              <w:t xml:space="preserve">Privileged Required (PR): </w:t>
+            </w:r>
+            <w:r>
+              <w:rPr>
+                <w:rFonts w:ascii="Raleway" w:eastAsia="Ubuntu" w:hAnsi="Raleway" w:cs="Segoe UI"/>
+                <w:b w:val="0"/>
+                <w:caps w:val="0"/>
+                <w:color w:val="000000" w:themeColor="text1"/>
+                <w:sz w:val="18"/>
+                <w:szCs w:val="18"/>
+              </w:rPr>
+              <w:t>None (N)</w:t>
+            </w:r>
+          </w:p>
+        </w:tc>
+        <w:tc>
+          <w:tcPr>
+            <w:tcW w:w="4207" w:type="dxa"/>
+          </w:tcPr>
+          <w:p>
+            <w:pPr>
+              <w:pStyle w:val="High"/>
+              <w:cnfStyle w:val="000000000000" w:firstRow="0" w:lastRow="0" w:firstColumn="0" w:lastColumn="0" w:oddVBand="0" w:evenVBand="0" w:oddHBand="0" w:evenHBand="0" w:firstRowFirstColumn="0" w:firstRowLastColumn="0" w:lastRowFirstColumn="0" w:lastRowLastColumn="0"/>
+              <w:rPr>
+                <w:rFonts w:ascii="Raleway" w:eastAsia="Ubuntu" w:hAnsi="Raleway" w:cs="Segoe UI"/>
+                <w:b w:val="0"/>
+                <w:caps w:val="0"/>
+                <w:color w:val="000000" w:themeColor="text1"/>
+                <w:sz w:val="18"/>
+                <w:szCs w:val="18"/>
+              </w:rPr>
+            </w:pPr>
+            <w:r>
+              <w:rPr>
+                <w:rFonts w:ascii="Raleway" w:eastAsia="Ubuntu" w:hAnsi="Raleway" w:cs="Segoe UI"/>
+                <w:b w:val="0"/>
+                <w:caps w:val="0"/>
+                <w:color w:val="808080" w:themeColor="background1" w:themeShade="80"/>
+                <w:sz w:val="18"/>
+                <w:szCs w:val="18"/>
+              </w:rPr>
+              <w:t xml:space="preserve">Availability (A): </w:t>
+            </w:r>
+            <w:r>
+              <w:rPr>
+                <w:rFonts w:ascii="Raleway" w:eastAsia="Ubuntu" w:hAnsi="Raleway" w:cs="Segoe UI"/>
+                <w:b w:val="0"/>
+                <w:caps w:val="0"/>
+                <w:color w:val="000000" w:themeColor="text1"/>
+                <w:sz w:val="18"/>
+                <w:szCs w:val="18"/>
+              </w:rPr>
+              <w:t>High</w:t>
+            </w:r>
+            <w:r>
+              <w:rPr>
+                <w:rFonts w:ascii="Raleway" w:eastAsia="Ubuntu" w:hAnsi="Raleway" w:cs="Segoe UI"/>
+                <w:b w:val="0"/>
+                <w:caps w:val="0"/>
+                <w:color w:val="000000" w:themeColor="text1"/>
+                <w:sz w:val="18"/>
+                <w:szCs w:val="18"/>
+              </w:rPr>
+              <w:t xml:space="preserve"> (</w:t>
+            </w:r>
+            <w:r>
+              <w:rPr>
+                <w:rFonts w:ascii="Raleway" w:eastAsia="Ubuntu" w:hAnsi="Raleway" w:cs="Segoe UI"/>
+                <w:b w:val="0"/>
+                <w:caps w:val="0"/>
+                <w:color w:val="000000" w:themeColor="text1"/>
+                <w:sz w:val="18"/>
+                <w:szCs w:val="18"/>
+              </w:rPr>
+              <w:t>H</w:t>
+            </w:r>
+            <w:r>
+              <w:rPr>
+                <w:rFonts w:ascii="Raleway" w:eastAsia="Ubuntu" w:hAnsi="Raleway" w:cs="Segoe UI"/>
+                <w:b w:val="0"/>
+                <w:caps w:val="0"/>
+                <w:color w:val="000000" w:themeColor="text1"/>
+                <w:sz w:val="18"/>
+                <w:szCs w:val="18"/>
+              </w:rPr>
+              <w:t>)</w:t>
+            </w:r>
+          </w:p>
+        </w:tc>
+      </w:tr>
+      <w:tr>
+        <w:trPr>
+          <w:trHeight w:val="18"/>
+        </w:trPr>
+        <w:tc>
+          <w:tcPr>
+            <w:cnfStyle w:val="001000000000" w:firstRow="0" w:lastRow="0" w:firstColumn="1" w:lastColumn="0" w:oddVBand="0" w:evenVBand="0" w:oddHBand="0" w:evenHBand="0" w:firstRowFirstColumn="0" w:firstRowLastColumn="0" w:lastRowFirstColumn="0" w:lastRowLastColumn="0"/>
+            <w:tcW w:w="2410" w:type="dxa"/>
+            <w:shd w:val="clear" w:color="auto" w:fill="F2F2F2" w:themeFill="background1" w:themeFillShade="F2"/>
+          </w:tcPr>
+          <w:p>
+            <w:pPr>
+              <w:pStyle w:val="Findingtableheading"/>
+              <w:rPr>
+                <w:rFonts w:ascii="Raleway" w:hAnsi="Raleway" w:cs="Segoe UI"/>
+              </w:rPr>
+            </w:pPr>
+            <w:r>
+              <w:rPr>
+                <w:rFonts w:ascii="Raleway" w:hAnsi="Raleway" w:cs="Segoe UI"/>
+              </w:rPr>
+              <w:t>OWASP Mapping</w:t>
+            </w:r>
+          </w:p>
+        </w:tc>
+        <w:tc>
+          <w:tcPr>
+            <w:tcW w:w="7326" w:type="dxa"/>
+            <w:gridSpan w:val="2"/>
+          </w:tcPr>
+          <w:p>
+            <w:pPr>
+              <w:cnfStyle w:val="000000000000" w:firstRow="0" w:lastRow="0" w:firstColumn="0" w:lastColumn="0" w:oddVBand="0" w:evenVBand="0" w:oddHBand="0" w:evenHBand="0" w:firstRowFirstColumn="0" w:firstRowLastColumn="0" w:lastRowFirstColumn="0" w:lastRowLastColumn="0"/>
+              <w:rPr>
+                <w:rFonts w:ascii="Raleway" w:eastAsia="Ubuntu" w:hAnsi="Raleway" w:cs="Segoe UI"/>
+                <w:color w:val="000000" w:themeColor="text1"/>
+                <w:sz w:val="18"/>
+                <w:szCs w:val="18"/>
+              </w:rPr>
+            </w:pPr>
+            <w:r>
+              <w:rPr>
+                <w:rFonts w:ascii="Raleway" w:eastAsia="Ubuntu" w:hAnsi="Raleway" w:cs="Segoe UI"/>
+                <w:color w:val="000000" w:themeColor="text1"/>
+                <w:sz w:val="18"/>
+                <w:szCs w:val="18"/>
+              </w:rPr>
+              <w:t>OWASP Top 10 (2021): A03 – Injection</w:t>
+            </w:r>
+          </w:p>
+          <w:p>
+            <w:pPr>
+              <w:cnfStyle w:val="000000000000" w:firstRow="0" w:lastRow="0" w:firstColumn="0" w:lastColumn="0" w:oddVBand="0" w:evenVBand="0" w:oddHBand="0" w:evenHBand="0" w:firstRowFirstColumn="0" w:firstRowLastColumn="0" w:lastRowFirstColumn="0" w:lastRowLastColumn="0"/>
+              <w:rPr>
+                <w:rFonts w:ascii="Raleway" w:eastAsia="Ubuntu" w:hAnsi="Raleway" w:cs="Segoe UI"/>
+                <w:color w:val="000000" w:themeColor="text1"/>
+                <w:sz w:val="18"/>
+                <w:szCs w:val="18"/>
+              </w:rPr>
+            </w:pPr>
+          </w:p>
+          <w:p>
+            <w:pPr>
+              <w:cnfStyle w:val="000000000000" w:firstRow="0" w:lastRow="0" w:firstColumn="0" w:lastColumn="0" w:oddVBand="0" w:evenVBand="0" w:oddHBand="0" w:evenHBand="0" w:firstRowFirstColumn="0" w:firstRowLastColumn="0" w:lastRowFirstColumn="0" w:lastRowLastColumn="0"/>
+              <w:rPr>
+                <w:rFonts w:ascii="Raleway" w:eastAsia="Ubuntu" w:hAnsi="Raleway" w:cs="Segoe UI"/>
+                <w:color w:val="000000" w:themeColor="text1"/>
+                <w:sz w:val="18"/>
+                <w:szCs w:val="18"/>
+              </w:rPr>
+            </w:pPr>
+          </w:p>
+        </w:tc>
+      </w:tr>
+      <w:tr>
+        <w:trPr>
+          <w:cnfStyle w:val="010000000000" w:firstRow="0" w:lastRow="1" w:firstColumn="0" w:lastColumn="0" w:oddVBand="0" w:evenVBand="0" w:oddHBand="0" w:evenHBand="0" w:firstRowFirstColumn="0" w:firstRowLastColumn="0" w:lastRowFirstColumn="0" w:lastRowLastColumn="0"/>
+          <w:trHeight w:val="690"/>
+        </w:trPr>
+        <w:tc>
+          <w:tcPr>
+            <w:cnfStyle w:val="001000000000" w:firstRow="0" w:lastRow="0" w:firstColumn="1" w:lastColumn="0" w:oddVBand="0" w:evenVBand="0" w:oddHBand="0" w:evenHBand="0" w:firstRowFirstColumn="0" w:firstRowLastColumn="0" w:lastRowFirstColumn="0" w:lastRowLastColumn="0"/>
+            <w:tcW w:w="2410" w:type="dxa"/>
+            <w:tcBorders>
+              <w:bottom w:val="single" w:sz="8" w:space="0" w:color="F2F2F2"/>
+            </w:tcBorders>
+            <w:shd w:val="clear" w:color="auto" w:fill="F2F2F2" w:themeFill="background1" w:themeFillShade="F2"/>
+          </w:tcPr>
+          <w:p>
+            <w:pPr>
+              <w:pStyle w:val="Findingtableheading"/>
+              <w:rPr>
+                <w:rFonts w:ascii="Raleway" w:hAnsi="Raleway" w:cs="Segoe UI"/>
+              </w:rPr>
+            </w:pPr>
+            <w:r>
+              <w:rPr>
+                <w:rFonts w:ascii="Raleway" w:hAnsi="Raleway" w:cs="Segoe UI"/>
+              </w:rPr>
+              <w:t>Affected Assets</w:t>
+            </w:r>
+          </w:p>
+        </w:tc>
+        <w:tc>
+          <w:tcPr>
+            <w:tcW w:w="7326" w:type="dxa"/>
+            <w:gridSpan w:val="2"/>
+            <w:tcBorders>
+              <w:bottom w:val="single" w:sz="8" w:space="0" w:color="F2F2F2"/>
+            </w:tcBorders>
+          </w:tcPr>
+          <w:p>
+            <w:pPr>
+              <w:pStyle w:val="ListParagraph"/>
+              <w:numPr>
+                <w:ilvl w:val="0"/>
+                <w:numId w:val="5"/>
+              </w:numPr>
+              <w:cnfStyle w:val="010000000000" w:firstRow="0" w:lastRow="1" w:firstColumn="0" w:lastColumn="0" w:oddVBand="0" w:evenVBand="0" w:oddHBand="0" w:evenHBand="0" w:firstRowFirstColumn="0" w:firstRowLastColumn="0" w:lastRowFirstColumn="0" w:lastRowLastColumn="0"/>
+              <w:rPr>
+                <w:rStyle w:val="Hyperlink"/>
+                <w:rFonts w:ascii="Raleway" w:hAnsi="Raleway" w:cs="Segoe UI"/>
+                <w:color w:val="DE713A"/>
+                <w:u w:val="none"/>
+              </w:rPr>
+            </w:pPr>
+            <w:r>
+              <w:rPr>
+                <w:rStyle w:val="Hyperlink"/>
+                <w:rFonts w:ascii="Raleway" w:hAnsi="Raleway" w:cs="Segoe UI"/>
+                <w:color w:val="DE713A"/>
+                <w:u w:val="none"/>
+              </w:rPr>
+              <w:t>Placement Portal</w:t>
+            </w:r>
+          </w:p>
+          <w:p>
+            <w:pPr>
+              <w:pStyle w:val="ListParagraph"/>
+              <w:cnfStyle w:val="010000000000" w:firstRow="0" w:lastRow="1" w:firstColumn="0" w:lastColumn="0" w:oddVBand="0" w:evenVBand="0" w:oddHBand="0" w:evenHBand="0" w:firstRowFirstColumn="0" w:firstRowLastColumn="0" w:lastRowFirstColumn="0" w:lastRowLastColumn="0"/>
+              <w:rPr>
+                <w:rFonts w:ascii="Raleway" w:hAnsi="Raleway" w:cs="Segoe UI"/>
+                <w:color w:val="DE713A"/>
+              </w:rPr>
+            </w:pPr>
+          </w:p>
+        </w:tc>
+      </w:tr>
+    </w:tbl>
+    <w:p>
+      <w:pPr>
+        <w:spacing w:before="240" w:line="276" w:lineRule="auto"/>
+        <w:rPr>
+          <w:rFonts w:ascii="Raleway" w:hAnsi="Raleway" w:cs="Segoe UI"/>
+          <w:b/>
+          <w:bCs/>
+          <w:color w:val="DE713A"/>
+        </w:rPr>
+      </w:pPr>
+      <w:r>
+        <w:rPr>
+          <w:rFonts w:ascii="Raleway" w:hAnsi="Raleway" w:cs="Segoe UI"/>
+          <w:b/>
+          <w:bCs/>
+          <w:color w:val="DE713A"/>
+        </w:rPr>
+        <w:t>Description</w:t>
+      </w:r>
+    </w:p>
+    <w:p>
+      <w:pPr>
+        <w:rPr>
+          <w:rFonts w:ascii="Raleway" w:hAnsi="Raleway"/>
+          <w:sz w:val="20"/>
+          <w:szCs w:val="20"/>
+        </w:rPr>
+      </w:pPr>
+      <w:r>
+        <w:rPr>
+          <w:rFonts w:ascii="Raleway" w:hAnsi="Raleway"/>
+          <w:sz w:val="20"/>
+          <w:szCs w:val="20"/>
+        </w:rPr>
+        <w:t>The Placement Portal allows unrestricted file uploads without proper validation. Attackers can upload malicious web shells to achieve remote code execution on the server.</w:t>
+      </w:r>
+    </w:p>
+    <w:p>
+      <w:pPr>
+        <w:spacing w:before="240"/>
+        <w:rPr>
+          <w:rFonts w:ascii="Raleway" w:hAnsi="Raleway" w:cs="Segoe UI"/>
+          <w:b/>
+          <w:bCs/>
+          <w:color w:val="DE713A"/>
+        </w:rPr>
+      </w:pPr>
+      <w:r>
+        <w:rPr>
+          <w:rFonts w:ascii="Raleway" w:hAnsi="Raleway" w:cs="Segoe UI"/>
+          <w:b/>
+          <w:bCs/>
+          <w:color w:val="DE713A"/>
+        </w:rPr>
+        <w:t>Risks</w:t>
+      </w:r>
+    </w:p>
+    <w:p>
+      <w:pPr>
+        <w:pStyle w:val="ListParagraph"/>
+        <w:numPr>
+          <w:ilvl w:val="0"/>
+          <w:numId w:val="31"/>
+        </w:numPr>
+        <w:rPr>
+          <w:rFonts w:ascii="Raleway" w:hAnsi="Raleway"/>
+          <w:sz w:val="20"/>
+          <w:szCs w:val="20"/>
+        </w:rPr>
+      </w:pPr>
+      <w:r>
+        <w:rPr>
+          <w:rFonts w:ascii="Raleway" w:hAnsi="Raleway"/>
+          <w:sz w:val="20"/>
+          <w:szCs w:val="20"/>
+        </w:rPr>
+        <w:t>Full server compromise</w:t>
+      </w:r>
+    </w:p>
+    <w:p>
+      <w:pPr>
+        <w:pStyle w:val="ListParagraph"/>
+        <w:numPr>
+          <w:ilvl w:val="0"/>
+          <w:numId w:val="31"/>
+        </w:numPr>
+        <w:rPr>
+          <w:rFonts w:ascii="Raleway" w:hAnsi="Raleway"/>
+          <w:sz w:val="20"/>
+          <w:szCs w:val="20"/>
+        </w:rPr>
+      </w:pPr>
+      <w:r>
+        <w:rPr>
+          <w:rFonts w:ascii="Raleway" w:hAnsi="Raleway"/>
+          <w:sz w:val="20"/>
+          <w:szCs w:val="20"/>
+        </w:rPr>
+        <w:t>Backdoor installation</w:t>
+      </w:r>
+    </w:p>
+    <w:p>
+      <w:pPr>
+        <w:pStyle w:val="ListParagraph"/>
+        <w:numPr>
+          <w:ilvl w:val="0"/>
+          <w:numId w:val="31"/>
+        </w:numPr>
+        <w:rPr>
+          <w:rFonts w:ascii="Raleway" w:hAnsi="Raleway"/>
+          <w:sz w:val="20"/>
+          <w:szCs w:val="20"/>
+        </w:rPr>
+      </w:pPr>
+      <w:r>
+        <w:rPr>
+          <w:rFonts w:ascii="Raleway" w:hAnsi="Raleway"/>
+          <w:sz w:val="20"/>
+          <w:szCs w:val="20"/>
+        </w:rPr>
+        <w:t>Data theft and ransomware deployment</w:t>
+      </w:r>
+    </w:p>
+    <w:p>
+      <w:pPr>
+        <w:spacing w:before="240" w:line="276" w:lineRule="auto"/>
+        <w:rPr>
+          <w:rFonts w:ascii="Raleway" w:hAnsi="Raleway" w:cs="Segoe UI"/>
+          <w:b/>
+          <w:bCs/>
+          <w:color w:val="DE713A"/>
+        </w:rPr>
+      </w:pPr>
+      <w:r>
+        <w:rPr>
+          <w:rFonts w:ascii="Raleway" w:hAnsi="Raleway" w:cs="Segoe UI"/>
+          <w:b/>
+          <w:bCs/>
+          <w:color w:val="DE713A"/>
+        </w:rPr>
+        <w:t>Proof of Concept</w:t>
+      </w:r>
+    </w:p>
+    <w:p>
+      <w:pPr>
+        <w:rPr>
+          <w:rFonts w:ascii="Raleway" w:hAnsi="Raleway"/>
+          <w:sz w:val="20"/>
+          <w:szCs w:val="20"/>
+        </w:rPr>
+      </w:pPr>
+      <w:r>
+        <w:rPr>
+          <w:rFonts w:ascii="Raleway" w:hAnsi="Raleway"/>
+          <w:sz w:val="20"/>
+          <w:szCs w:val="20"/>
+        </w:rPr>
+        <w:t>Successful malicious file upload observed in placement_upload.log</w:t>
+      </w:r>
+    </w:p>
+    <w:p>
+      <w:pPr>
+        <w:spacing w:before="240" w:line="276" w:lineRule="auto"/>
+        <w:rPr>
+          <w:rFonts w:ascii="Raleway" w:hAnsi="Raleway" w:cs="Segoe UI"/>
+          <w:b/>
+          <w:bCs/>
+          <w:color w:val="DE713A"/>
+        </w:rPr>
+      </w:pPr>
+      <w:r>
+        <w:rPr>
+          <w:rFonts w:ascii="Raleway" w:hAnsi="Raleway" w:cs="Segoe UI"/>
+          <w:b/>
+          <w:bCs/>
+          <w:color w:val="DE713A"/>
+        </w:rPr>
+        <w:t>Remediation</w:t>
+      </w:r>
+    </w:p>
+    <w:p>
+      <w:pPr>
+        <w:pStyle w:val="ListParagraph"/>
+        <w:numPr>
+          <w:ilvl w:val="0"/>
+          <w:numId w:val="33"/>
+        </w:numPr>
+        <w:spacing w:after="240"/>
+        <w:rPr>
+          <w:rFonts w:ascii="Raleway" w:hAnsi="Raleway"/>
+          <w:sz w:val="20"/>
+          <w:szCs w:val="20"/>
+        </w:rPr>
+      </w:pPr>
+      <w:r>
+        <w:rPr>
+          <w:rFonts w:ascii="Raleway" w:hAnsi="Raleway"/>
+          <w:sz w:val="20"/>
+          <w:szCs w:val="20"/>
+        </w:rPr>
+        <w:t>Implement strict file type validation and content checking</w:t>
+      </w:r>
+    </w:p>
+    <w:p>
+      <w:pPr>
+        <w:pStyle w:val="ListParagraph"/>
+        <w:numPr>
+          <w:ilvl w:val="0"/>
+          <w:numId w:val="33"/>
+        </w:numPr>
+        <w:spacing w:after="240"/>
+        <w:rPr>
+          <w:rFonts w:ascii="Raleway" w:hAnsi="Raleway"/>
+          <w:sz w:val="20"/>
+          <w:szCs w:val="20"/>
+        </w:rPr>
+      </w:pPr>
+      <w:r>
+        <w:rPr>
+          <w:rFonts w:ascii="Raleway" w:hAnsi="Raleway"/>
+          <w:sz w:val="20"/>
+          <w:szCs w:val="20"/>
+        </w:rPr>
+        <w:t>Store uploaded files outside web root</w:t>
+      </w:r>
+    </w:p>
+    <w:p>
+      <w:pPr>
+        <w:pStyle w:val="ListParagraph"/>
+        <w:numPr>
+          <w:ilvl w:val="0"/>
+          <w:numId w:val="33"/>
+        </w:numPr>
+        <w:spacing w:after="240"/>
+        <w:rPr>
+          <w:rFonts w:ascii="Raleway" w:hAnsi="Raleway"/>
+          <w:sz w:val="20"/>
+          <w:szCs w:val="20"/>
+        </w:rPr>
+      </w:pPr>
+      <w:r>
+        <w:rPr>
+          <w:rFonts w:ascii="Raleway" w:hAnsi="Raleway"/>
+          <w:sz w:val="20"/>
+          <w:szCs w:val="20"/>
+        </w:rPr>
+        <w:t>Use sandboxing for file processing</w:t>
+      </w:r>
+    </w:p>
+    <w:p>
+      <w:pPr>
+        <w:pStyle w:val="ListParagraph"/>
+        <w:numPr>
+          <w:ilvl w:val="0"/>
+          <w:numId w:val="33"/>
+        </w:numPr>
+        <w:spacing w:after="240"/>
+        <w:rPr>
+          <w:rFonts w:ascii="Raleway" w:hAnsi="Raleway"/>
+          <w:sz w:val="20"/>
+          <w:szCs w:val="20"/>
+        </w:rPr>
+      </w:pPr>
+      <w:r>
+        <w:rPr>
+          <w:rFonts w:ascii="Raleway" w:hAnsi="Raleway"/>
+          <w:sz w:val="20"/>
+          <w:szCs w:val="20"/>
+        </w:rPr>
+        <w:t>Regularly scan uploaded files for malware</w:t>
+      </w:r>
+    </w:p>
+    <w:p>
+      <w:pPr>
+        <w:pStyle w:val="ListParagraph"/>
+        <w:spacing w:after="240"/>
+        <w:rPr>
+          <w:rFonts w:ascii="Raleway" w:hAnsi="Raleway"/>
+          <w:sz w:val="20"/>
+          <w:szCs w:val="20"/>
+        </w:rPr>
+      </w:pPr>
+    </w:p>
+    <w:p>
+      <w:pPr>
+        <w:spacing w:after="160" w:line="278" w:lineRule="auto"/>
+        <w:rPr>
+          <w:rFonts w:ascii="Raleway" w:hAnsi="Raleway"/>
+          <w:sz w:val="20"/>
+          <w:szCs w:val="20"/>
+        </w:rPr>
+      </w:pPr>
+      <w:r>
+        <w:rPr>
+          <w:rFonts w:ascii="Raleway" w:hAnsi="Raleway"/>
+          <w:sz w:val="20"/>
+          <w:szCs w:val="20"/>
+        </w:rPr>
+        <w:br w:type="page"/>
+      </w:r>
+    </w:p>
+    <w:p>
+      <w:pPr>
         <w:pStyle w:val="Heading1"/>
       </w:pPr>
-      <w:bookmarkStart w:id="23" w:name="_Toc235377967"/>
       <w:r>
         <w:lastRenderedPageBreak/>
         <w:t>Web Application Security Checklist</w:t>
@@ -9456,8 +13119,8 @@
       </w:pPr>
     </w:p>
     <w:sectPr>
-      <w:headerReference w:type="default" r:id="rId12"/>
-      <w:footerReference w:type="default" r:id="rId13"/>
+      <w:headerReference w:type="default" r:id="rId16"/>
+      <w:footerReference w:type="default" r:id="rId17"/>
       <w:pgSz w:w="12240" w:h="15840"/>
       <w:pgMar w:top="1440" w:right="1080" w:bottom="1440" w:left="1080" w:header="708" w:footer="144" w:gutter="0"/>
       <w:cols w:space="708"/>
@@ -9651,25 +13314,7 @@
         <w:sz w:val="18"/>
         <w:szCs w:val="18"/>
       </w:rPr>
-      <w:t xml:space="preserve">43000 </w:t>
-    </w:r>
-    <w:proofErr w:type="spellStart"/>
-    <w:r>
-      <w:rPr>
-        <w:color w:val="7F7F7F" w:themeColor="text1" w:themeTint="80"/>
-        <w:sz w:val="18"/>
-        <w:szCs w:val="18"/>
-      </w:rPr>
-      <w:t>Bjelovar</w:t>
-    </w:r>
-    <w:proofErr w:type="spellEnd"/>
-    <w:r>
-      <w:rPr>
-        <w:color w:val="7F7F7F" w:themeColor="text1" w:themeTint="80"/>
-        <w:sz w:val="18"/>
-        <w:szCs w:val="18"/>
-      </w:rPr>
-      <w:t>, Croatia</w:t>
+      <w:t>43000 Bjelovar, Croatia</w:t>
     </w:r>
   </w:p>
   <w:p>
@@ -10332,6 +13977,92 @@
 <file path=word/numbering.xml><?xml version="1.0" encoding="utf-8"?>
 <w:numbering xmlns:wpc="http://schemas.microsoft.com/office/word/2010/wordprocessingCanvas" xmlns:cx="http://schemas.microsoft.com/office/drawing/2014/chartex" xmlns:cx1="http://schemas.microsoft.com/office/drawing/2015/9/8/chartex" xmlns:cx2="http://schemas.microsoft.com/office/drawing/2015/10/21/chartex" xmlns:cx3="http://schemas.microsoft.com/office/drawing/2016/5/9/chartex" xmlns:cx4="http://schemas.microsoft.com/office/drawing/2016/5/10/chartex" xmlns:cx5="http://schemas.microsoft.com/office/drawing/2016/5/11/chartex" xmlns:cx6="http://schemas.microsoft.com/office/drawing/2016/5/12/chartex" xmlns:cx7="http://schemas.microsoft.com/office/drawing/2016/5/13/chartex" xmlns:cx8="http://schemas.microsoft.com/office/drawing/2016/5/14/chartex" xmlns:mc="http://schemas.openxmlformats.org/markup-compatibility/2006" xmlns:aink="http://schemas.microsoft.com/office/drawing/2016/ink" xmlns:am3d="http://schemas.microsoft.com/office/drawing/2017/model3d" xmlns:o="urn:schemas-microsoft-com:office:office" xmlns:oel="http://schemas.microsoft.com/office/2019/extlst" xmlns:r="http://schemas.openxmlformats.org/officeDocument/2006/relationships" xmlns:m="http://schemas.openxmlformats.org/officeDocument/2006/math" xmlns:v="urn:schemas-microsoft-com:vml" xmlns:wp14="http://schemas.microsoft.com/office/word/2010/wordprocessingDrawing" xmlns:wp="http://schemas.openxmlformats.org/drawingml/2006/wordprocessingDrawing" xmlns:w10="urn:schemas-microsoft-com:office:word" xmlns:w="http://schemas.openxmlformats.org/wordprocessingml/2006/main" xmlns:w14="http://schemas.microsoft.com/office/word/2010/wordml" xmlns:w15="http://schemas.microsoft.com/office/word/2012/wordml" xmlns:w16cex="http://schemas.microsoft.com/office/word/2018/wordml/cex" xmlns:w16cid="http://schemas.microsoft.com/office/word/2016/wordml/cid" xmlns:w16="http://schemas.microsoft.com/office/word/2018/wordml" xmlns:w16du="http://schemas.microsoft.com/office/word/2023/wordml/word16du" xmlns:w16sdtdh="http://schemas.microsoft.com/office/word/2020/wordml/sdtdatahash" xmlns:w16sdtfl="http://schemas.microsoft.com/office/word/2024/wordml/sdtformatlock" xmlns:w16se="http://schemas.microsoft.com/office/word/2015/wordml/symex" xmlns:wpg="http://schemas.microsoft.com/office/word/2010/wordprocessingGroup" xmlns:wpi="http://schemas.microsoft.com/office/word/2010/wordprocessingInk" xmlns:wne="http://schemas.microsoft.com/office/word/2006/wordml" xmlns:wps="http://schemas.microsoft.com/office/word/2010/wordprocessingShape" mc:Ignorable="w14 w15 w16se w16cid w16 w16cex w16sdtdh w16sdtfl w16du wp14">
   <w:abstractNum w:abstractNumId="0" w15:restartNumberingAfterBreak="0">
+    <w:nsid w:val="0B031C52"/>
+    <w:multiLevelType w:val="hybridMultilevel"/>
+    <w:tmpl w:val="514672F2"/>
+    <w:lvl w:ilvl="0" w:tplc="4009000F">
+      <w:start w:val="1"/>
+      <w:numFmt w:val="decimal"/>
+      <w:lvlText w:val="%1."/>
+      <w:lvlJc w:val="left"/>
+      <w:pPr>
+        <w:ind w:left="720" w:hanging="360"/>
+      </w:pPr>
+    </w:lvl>
+    <w:lvl w:ilvl="1" w:tplc="40090019" w:tentative="1">
+      <w:start w:val="1"/>
+      <w:numFmt w:val="lowerLetter"/>
+      <w:lvlText w:val="%2."/>
+      <w:lvlJc w:val="left"/>
+      <w:pPr>
+        <w:ind w:left="1440" w:hanging="360"/>
+      </w:pPr>
+    </w:lvl>
+    <w:lvl w:ilvl="2" w:tplc="4009001B" w:tentative="1">
+      <w:start w:val="1"/>
+      <w:numFmt w:val="lowerRoman"/>
+      <w:lvlText w:val="%3."/>
+      <w:lvlJc w:val="right"/>
+      <w:pPr>
+        <w:ind w:left="2160" w:hanging="180"/>
+      </w:pPr>
+    </w:lvl>
+    <w:lvl w:ilvl="3" w:tplc="4009000F" w:tentative="1">
+      <w:start w:val="1"/>
+      <w:numFmt w:val="decimal"/>
+      <w:lvlText w:val="%4."/>
+      <w:lvlJc w:val="left"/>
+      <w:pPr>
+        <w:ind w:left="2880" w:hanging="360"/>
+      </w:pPr>
+    </w:lvl>
+    <w:lvl w:ilvl="4" w:tplc="40090019" w:tentative="1">
+      <w:start w:val="1"/>
+      <w:numFmt w:val="lowerLetter"/>
+      <w:lvlText w:val="%5."/>
+      <w:lvlJc w:val="left"/>
+      <w:pPr>
+        <w:ind w:left="3600" w:hanging="360"/>
+      </w:pPr>
+    </w:lvl>
+    <w:lvl w:ilvl="5" w:tplc="4009001B" w:tentative="1">
+      <w:start w:val="1"/>
+      <w:numFmt w:val="lowerRoman"/>
+      <w:lvlText w:val="%6."/>
+      <w:lvlJc w:val="right"/>
+      <w:pPr>
+        <w:ind w:left="4320" w:hanging="180"/>
+      </w:pPr>
+    </w:lvl>
+    <w:lvl w:ilvl="6" w:tplc="4009000F" w:tentative="1">
+      <w:start w:val="1"/>
+      <w:numFmt w:val="decimal"/>
+      <w:lvlText w:val="%7."/>
+      <w:lvlJc w:val="left"/>
+      <w:pPr>
+        <w:ind w:left="5040" w:hanging="360"/>
+      </w:pPr>
+    </w:lvl>
+    <w:lvl w:ilvl="7" w:tplc="40090019" w:tentative="1">
+      <w:start w:val="1"/>
+      <w:numFmt w:val="lowerLetter"/>
+      <w:lvlText w:val="%8."/>
+      <w:lvlJc w:val="left"/>
+      <w:pPr>
+        <w:ind w:left="5760" w:hanging="360"/>
+      </w:pPr>
+    </w:lvl>
+    <w:lvl w:ilvl="8" w:tplc="4009001B" w:tentative="1">
+      <w:start w:val="1"/>
+      <w:numFmt w:val="lowerRoman"/>
+      <w:lvlText w:val="%9."/>
+      <w:lvlJc w:val="right"/>
+      <w:pPr>
+        <w:ind w:left="6480" w:hanging="180"/>
+      </w:pPr>
+    </w:lvl>
+  </w:abstractNum>
+  <w:abstractNum w:abstractNumId="1" w15:restartNumberingAfterBreak="0">
     <w:nsid w:val="0EA3356B"/>
     <w:multiLevelType w:val="hybridMultilevel"/>
     <w:tmpl w:val="0E2AB256"/>
@@ -10417,7 +14148,156 @@
       </w:pPr>
     </w:lvl>
   </w:abstractNum>
-  <w:abstractNum w:abstractNumId="1" w15:restartNumberingAfterBreak="0">
+  <w:abstractNum w:abstractNumId="2" w15:restartNumberingAfterBreak="0">
+    <w:nsid w:val="14E53F61"/>
+    <w:multiLevelType w:val="multilevel"/>
+    <w:tmpl w:val="3C42145E"/>
+    <w:lvl w:ilvl="0">
+      <w:start w:val="1"/>
+      <w:numFmt w:val="bullet"/>
+      <w:lvlText w:val=""/>
+      <w:lvlJc w:val="left"/>
+      <w:pPr>
+        <w:tabs>
+          <w:tab w:val="num" w:pos="720"/>
+        </w:tabs>
+        <w:ind w:left="720" w:hanging="360"/>
+      </w:pPr>
+      <w:rPr>
+        <w:rFonts w:ascii="Symbol" w:hAnsi="Symbol" w:hint="default"/>
+        <w:sz w:val="20"/>
+      </w:rPr>
+    </w:lvl>
+    <w:lvl w:ilvl="1" w:tentative="1">
+      <w:start w:val="1"/>
+      <w:numFmt w:val="bullet"/>
+      <w:lvlText w:val="o"/>
+      <w:lvlJc w:val="left"/>
+      <w:pPr>
+        <w:tabs>
+          <w:tab w:val="num" w:pos="1440"/>
+        </w:tabs>
+        <w:ind w:left="1440" w:hanging="360"/>
+      </w:pPr>
+      <w:rPr>
+        <w:rFonts w:ascii="Courier New" w:hAnsi="Courier New" w:hint="default"/>
+        <w:sz w:val="20"/>
+      </w:rPr>
+    </w:lvl>
+    <w:lvl w:ilvl="2" w:tentative="1">
+      <w:start w:val="1"/>
+      <w:numFmt w:val="bullet"/>
+      <w:lvlText w:val=""/>
+      <w:lvlJc w:val="left"/>
+      <w:pPr>
+        <w:tabs>
+          <w:tab w:val="num" w:pos="2160"/>
+        </w:tabs>
+        <w:ind w:left="2160" w:hanging="360"/>
+      </w:pPr>
+      <w:rPr>
+        <w:rFonts w:ascii="Wingdings" w:hAnsi="Wingdings" w:hint="default"/>
+        <w:sz w:val="20"/>
+      </w:rPr>
+    </w:lvl>
+    <w:lvl w:ilvl="3" w:tentative="1">
+      <w:start w:val="1"/>
+      <w:numFmt w:val="bullet"/>
+      <w:lvlText w:val=""/>
+      <w:lvlJc w:val="left"/>
+      <w:pPr>
+        <w:tabs>
+          <w:tab w:val="num" w:pos="2880"/>
+        </w:tabs>
+        <w:ind w:left="2880" w:hanging="360"/>
+      </w:pPr>
+      <w:rPr>
+        <w:rFonts w:ascii="Wingdings" w:hAnsi="Wingdings" w:hint="default"/>
+        <w:sz w:val="20"/>
+      </w:rPr>
+    </w:lvl>
+    <w:lvl w:ilvl="4" w:tentative="1">
+      <w:start w:val="1"/>
+      <w:numFmt w:val="bullet"/>
+      <w:lvlText w:val=""/>
+      <w:lvlJc w:val="left"/>
+      <w:pPr>
+        <w:tabs>
+          <w:tab w:val="num" w:pos="3600"/>
+        </w:tabs>
+        <w:ind w:left="3600" w:hanging="360"/>
+      </w:pPr>
+      <w:rPr>
+        <w:rFonts w:ascii="Wingdings" w:hAnsi="Wingdings" w:hint="default"/>
+        <w:sz w:val="20"/>
+      </w:rPr>
+    </w:lvl>
+    <w:lvl w:ilvl="5" w:tentative="1">
+      <w:start w:val="1"/>
+      <w:numFmt w:val="bullet"/>
+      <w:lvlText w:val=""/>
+      <w:lvlJc w:val="left"/>
+      <w:pPr>
+        <w:tabs>
+          <w:tab w:val="num" w:pos="4320"/>
+        </w:tabs>
+        <w:ind w:left="4320" w:hanging="360"/>
+      </w:pPr>
+      <w:rPr>
+        <w:rFonts w:ascii="Wingdings" w:hAnsi="Wingdings" w:hint="default"/>
+        <w:sz w:val="20"/>
+      </w:rPr>
+    </w:lvl>
+    <w:lvl w:ilvl="6" w:tentative="1">
+      <w:start w:val="1"/>
+      <w:numFmt w:val="bullet"/>
+      <w:lvlText w:val=""/>
+      <w:lvlJc w:val="left"/>
+      <w:pPr>
+        <w:tabs>
+          <w:tab w:val="num" w:pos="5040"/>
+        </w:tabs>
+        <w:ind w:left="5040" w:hanging="360"/>
+      </w:pPr>
+      <w:rPr>
+        <w:rFonts w:ascii="Wingdings" w:hAnsi="Wingdings" w:hint="default"/>
+        <w:sz w:val="20"/>
+      </w:rPr>
+    </w:lvl>
+    <w:lvl w:ilvl="7" w:tentative="1">
+      <w:start w:val="1"/>
+      <w:numFmt w:val="bullet"/>
+      <w:lvlText w:val=""/>
+      <w:lvlJc w:val="left"/>
+      <w:pPr>
+        <w:tabs>
+          <w:tab w:val="num" w:pos="5760"/>
+        </w:tabs>
+        <w:ind w:left="5760" w:hanging="360"/>
+      </w:pPr>
+      <w:rPr>
+        <w:rFonts w:ascii="Wingdings" w:hAnsi="Wingdings" w:hint="default"/>
+        <w:sz w:val="20"/>
+      </w:rPr>
+    </w:lvl>
+    <w:lvl w:ilvl="8" w:tentative="1">
+      <w:start w:val="1"/>
+      <w:numFmt w:val="bullet"/>
+      <w:lvlText w:val=""/>
+      <w:lvlJc w:val="left"/>
+      <w:pPr>
+        <w:tabs>
+          <w:tab w:val="num" w:pos="6480"/>
+        </w:tabs>
+        <w:ind w:left="6480" w:hanging="360"/>
+      </w:pPr>
+      <w:rPr>
+        <w:rFonts w:ascii="Wingdings" w:hAnsi="Wingdings" w:hint="default"/>
+        <w:sz w:val="20"/>
+      </w:rPr>
+    </w:lvl>
+  </w:abstractNum>
+  <w:abstractNum w:abstractNumId="3" w15:restartNumberingAfterBreak="0">
     <w:nsid w:val="1A8A5493"/>
     <w:multiLevelType w:val="hybridMultilevel"/>
     <w:tmpl w:val="81C0187C"/>
@@ -10530,7 +14410,7 @@
       </w:rPr>
     </w:lvl>
   </w:abstractNum>
-  <w:abstractNum w:abstractNumId="2" w15:restartNumberingAfterBreak="0">
+  <w:abstractNum w:abstractNumId="4" w15:restartNumberingAfterBreak="0">
     <w:nsid w:val="1CEE1DCB"/>
     <w:multiLevelType w:val="hybridMultilevel"/>
     <w:tmpl w:val="3A74BD78"/>
@@ -10643,7 +14523,156 @@
       </w:rPr>
     </w:lvl>
   </w:abstractNum>
-  <w:abstractNum w:abstractNumId="3" w15:restartNumberingAfterBreak="0">
+  <w:abstractNum w:abstractNumId="5" w15:restartNumberingAfterBreak="0">
+    <w:nsid w:val="2AD13CB6"/>
+    <w:multiLevelType w:val="multilevel"/>
+    <w:tmpl w:val="B05648EA"/>
+    <w:lvl w:ilvl="0">
+      <w:start w:val="1"/>
+      <w:numFmt w:val="bullet"/>
+      <w:lvlText w:val=""/>
+      <w:lvlJc w:val="left"/>
+      <w:pPr>
+        <w:tabs>
+          <w:tab w:val="num" w:pos="720"/>
+        </w:tabs>
+        <w:ind w:left="720" w:hanging="360"/>
+      </w:pPr>
+      <w:rPr>
+        <w:rFonts w:ascii="Symbol" w:hAnsi="Symbol" w:hint="default"/>
+        <w:sz w:val="20"/>
+      </w:rPr>
+    </w:lvl>
+    <w:lvl w:ilvl="1" w:tentative="1">
+      <w:start w:val="1"/>
+      <w:numFmt w:val="bullet"/>
+      <w:lvlText w:val="o"/>
+      <w:lvlJc w:val="left"/>
+      <w:pPr>
+        <w:tabs>
+          <w:tab w:val="num" w:pos="1440"/>
+        </w:tabs>
+        <w:ind w:left="1440" w:hanging="360"/>
+      </w:pPr>
+      <w:rPr>
+        <w:rFonts w:ascii="Courier New" w:hAnsi="Courier New" w:hint="default"/>
+        <w:sz w:val="20"/>
+      </w:rPr>
+    </w:lvl>
+    <w:lvl w:ilvl="2" w:tentative="1">
+      <w:start w:val="1"/>
+      <w:numFmt w:val="bullet"/>
+      <w:lvlText w:val=""/>
+      <w:lvlJc w:val="left"/>
+      <w:pPr>
+        <w:tabs>
+          <w:tab w:val="num" w:pos="2160"/>
+        </w:tabs>
+        <w:ind w:left="2160" w:hanging="360"/>
+      </w:pPr>
+      <w:rPr>
+        <w:rFonts w:ascii="Wingdings" w:hAnsi="Wingdings" w:hint="default"/>
+        <w:sz w:val="20"/>
+      </w:rPr>
+    </w:lvl>
+    <w:lvl w:ilvl="3" w:tentative="1">
+      <w:start w:val="1"/>
+      <w:numFmt w:val="bullet"/>
+      <w:lvlText w:val=""/>
+      <w:lvlJc w:val="left"/>
+      <w:pPr>
+        <w:tabs>
+          <w:tab w:val="num" w:pos="2880"/>
+        </w:tabs>
+        <w:ind w:left="2880" w:hanging="360"/>
+      </w:pPr>
+      <w:rPr>
+        <w:rFonts w:ascii="Wingdings" w:hAnsi="Wingdings" w:hint="default"/>
+        <w:sz w:val="20"/>
+      </w:rPr>
+    </w:lvl>
+    <w:lvl w:ilvl="4" w:tentative="1">
+      <w:start w:val="1"/>
+      <w:numFmt w:val="bullet"/>
+      <w:lvlText w:val=""/>
+      <w:lvlJc w:val="left"/>
+      <w:pPr>
+        <w:tabs>
+          <w:tab w:val="num" w:pos="3600"/>
+        </w:tabs>
+        <w:ind w:left="3600" w:hanging="360"/>
+      </w:pPr>
+      <w:rPr>
+        <w:rFonts w:ascii="Wingdings" w:hAnsi="Wingdings" w:hint="default"/>
+        <w:sz w:val="20"/>
+      </w:rPr>
+    </w:lvl>
+    <w:lvl w:ilvl="5" w:tentative="1">
+      <w:start w:val="1"/>
+      <w:numFmt w:val="bullet"/>
+      <w:lvlText w:val=""/>
+      <w:lvlJc w:val="left"/>
+      <w:pPr>
+        <w:tabs>
+          <w:tab w:val="num" w:pos="4320"/>
+        </w:tabs>
+        <w:ind w:left="4320" w:hanging="360"/>
+      </w:pPr>
+      <w:rPr>
+        <w:rFonts w:ascii="Wingdings" w:hAnsi="Wingdings" w:hint="default"/>
+        <w:sz w:val="20"/>
+      </w:rPr>
+    </w:lvl>
+    <w:lvl w:ilvl="6" w:tentative="1">
+      <w:start w:val="1"/>
+      <w:numFmt w:val="bullet"/>
+      <w:lvlText w:val=""/>
+      <w:lvlJc w:val="left"/>
+      <w:pPr>
+        <w:tabs>
+          <w:tab w:val="num" w:pos="5040"/>
+        </w:tabs>
+        <w:ind w:left="5040" w:hanging="360"/>
+      </w:pPr>
+      <w:rPr>
+        <w:rFonts w:ascii="Wingdings" w:hAnsi="Wingdings" w:hint="default"/>
+        <w:sz w:val="20"/>
+      </w:rPr>
+    </w:lvl>
+    <w:lvl w:ilvl="7" w:tentative="1">
+      <w:start w:val="1"/>
+      <w:numFmt w:val="bullet"/>
+      <w:lvlText w:val=""/>
+      <w:lvlJc w:val="left"/>
+      <w:pPr>
+        <w:tabs>
+          <w:tab w:val="num" w:pos="5760"/>
+        </w:tabs>
+        <w:ind w:left="5760" w:hanging="360"/>
+      </w:pPr>
+      <w:rPr>
+        <w:rFonts w:ascii="Wingdings" w:hAnsi="Wingdings" w:hint="default"/>
+        <w:sz w:val="20"/>
+      </w:rPr>
+    </w:lvl>
+    <w:lvl w:ilvl="8" w:tentative="1">
+      <w:start w:val="1"/>
+      <w:numFmt w:val="bullet"/>
+      <w:lvlText w:val=""/>
+      <w:lvlJc w:val="left"/>
+      <w:pPr>
+        <w:tabs>
+          <w:tab w:val="num" w:pos="6480"/>
+        </w:tabs>
+        <w:ind w:left="6480" w:hanging="360"/>
+      </w:pPr>
+      <w:rPr>
+        <w:rFonts w:ascii="Wingdings" w:hAnsi="Wingdings" w:hint="default"/>
+        <w:sz w:val="20"/>
+      </w:rPr>
+    </w:lvl>
+  </w:abstractNum>
+  <w:abstractNum w:abstractNumId="6" w15:restartNumberingAfterBreak="0">
     <w:nsid w:val="37A44534"/>
     <w:multiLevelType w:val="multilevel"/>
     <w:tmpl w:val="1E562D22"/>
@@ -10792,7 +14821,355 @@
       </w:rPr>
     </w:lvl>
   </w:abstractNum>
-  <w:abstractNum w:abstractNumId="4" w15:restartNumberingAfterBreak="0">
+  <w:abstractNum w:abstractNumId="7" w15:restartNumberingAfterBreak="0">
+    <w:nsid w:val="3A674A9C"/>
+    <w:multiLevelType w:val="hybridMultilevel"/>
+    <w:tmpl w:val="11EE334E"/>
+    <w:lvl w:ilvl="0" w:tplc="FFFFFFFF">
+      <w:start w:val="1"/>
+      <w:numFmt w:val="decimal"/>
+      <w:lvlText w:val="%1."/>
+      <w:lvlJc w:val="left"/>
+      <w:pPr>
+        <w:ind w:left="720" w:hanging="360"/>
+      </w:pPr>
+      <w:rPr>
+        <w:rFonts w:hint="default"/>
+      </w:rPr>
+    </w:lvl>
+    <w:lvl w:ilvl="1" w:tplc="FFFFFFFF" w:tentative="1">
+      <w:start w:val="1"/>
+      <w:numFmt w:val="bullet"/>
+      <w:lvlText w:val="o"/>
+      <w:lvlJc w:val="left"/>
+      <w:pPr>
+        <w:ind w:left="1440" w:hanging="360"/>
+      </w:pPr>
+      <w:rPr>
+        <w:rFonts w:ascii="Courier New" w:hAnsi="Courier New" w:cs="Courier New" w:hint="default"/>
+      </w:rPr>
+    </w:lvl>
+    <w:lvl w:ilvl="2" w:tplc="FFFFFFFF" w:tentative="1">
+      <w:start w:val="1"/>
+      <w:numFmt w:val="bullet"/>
+      <w:lvlText w:val=""/>
+      <w:lvlJc w:val="left"/>
+      <w:pPr>
+        <w:ind w:left="2160" w:hanging="360"/>
+      </w:pPr>
+      <w:rPr>
+        <w:rFonts w:ascii="Wingdings" w:hAnsi="Wingdings" w:hint="default"/>
+      </w:rPr>
+    </w:lvl>
+    <w:lvl w:ilvl="3" w:tplc="FFFFFFFF" w:tentative="1">
+      <w:start w:val="1"/>
+      <w:numFmt w:val="bullet"/>
+      <w:lvlText w:val=""/>
+      <w:lvlJc w:val="left"/>
+      <w:pPr>
+        <w:ind w:left="2880" w:hanging="360"/>
+      </w:pPr>
+      <w:rPr>
+        <w:rFonts w:ascii="Symbol" w:hAnsi="Symbol" w:hint="default"/>
+      </w:rPr>
+    </w:lvl>
+    <w:lvl w:ilvl="4" w:tplc="FFFFFFFF" w:tentative="1">
+      <w:start w:val="1"/>
+      <w:numFmt w:val="bullet"/>
+      <w:lvlText w:val="o"/>
+      <w:lvlJc w:val="left"/>
+      <w:pPr>
+        <w:ind w:left="3600" w:hanging="360"/>
+      </w:pPr>
+      <w:rPr>
+        <w:rFonts w:ascii="Courier New" w:hAnsi="Courier New" w:cs="Courier New" w:hint="default"/>
+      </w:rPr>
+    </w:lvl>
+    <w:lvl w:ilvl="5" w:tplc="FFFFFFFF" w:tentative="1">
+      <w:start w:val="1"/>
+      <w:numFmt w:val="bullet"/>
+      <w:lvlText w:val=""/>
+      <w:lvlJc w:val="left"/>
+      <w:pPr>
+        <w:ind w:left="4320" w:hanging="360"/>
+      </w:pPr>
+      <w:rPr>
+        <w:rFonts w:ascii="Wingdings" w:hAnsi="Wingdings" w:hint="default"/>
+      </w:rPr>
+    </w:lvl>
+    <w:lvl w:ilvl="6" w:tplc="FFFFFFFF" w:tentative="1">
+      <w:start w:val="1"/>
+      <w:numFmt w:val="bullet"/>
+      <w:lvlText w:val=""/>
+      <w:lvlJc w:val="left"/>
+      <w:pPr>
+        <w:ind w:left="5040" w:hanging="360"/>
+      </w:pPr>
+      <w:rPr>
+        <w:rFonts w:ascii="Symbol" w:hAnsi="Symbol" w:hint="default"/>
+      </w:rPr>
+    </w:lvl>
+    <w:lvl w:ilvl="7" w:tplc="FFFFFFFF" w:tentative="1">
+      <w:start w:val="1"/>
+      <w:numFmt w:val="bullet"/>
+      <w:lvlText w:val="o"/>
+      <w:lvlJc w:val="left"/>
+      <w:pPr>
+        <w:ind w:left="5760" w:hanging="360"/>
+      </w:pPr>
+      <w:rPr>
+        <w:rFonts w:ascii="Courier New" w:hAnsi="Courier New" w:cs="Courier New" w:hint="default"/>
+      </w:rPr>
+    </w:lvl>
+    <w:lvl w:ilvl="8" w:tplc="FFFFFFFF" w:tentative="1">
+      <w:start w:val="1"/>
+      <w:numFmt w:val="bullet"/>
+      <w:lvlText w:val=""/>
+      <w:lvlJc w:val="left"/>
+      <w:pPr>
+        <w:ind w:left="6480" w:hanging="360"/>
+      </w:pPr>
+      <w:rPr>
+        <w:rFonts w:ascii="Wingdings" w:hAnsi="Wingdings" w:hint="default"/>
+      </w:rPr>
+    </w:lvl>
+  </w:abstractNum>
+  <w:abstractNum w:abstractNumId="8" w15:restartNumberingAfterBreak="0">
+    <w:nsid w:val="41465C0B"/>
+    <w:multiLevelType w:val="hybridMultilevel"/>
+    <w:tmpl w:val="514672F2"/>
+    <w:lvl w:ilvl="0" w:tplc="FFFFFFFF">
+      <w:start w:val="1"/>
+      <w:numFmt w:val="decimal"/>
+      <w:lvlText w:val="%1."/>
+      <w:lvlJc w:val="left"/>
+      <w:pPr>
+        <w:ind w:left="720" w:hanging="360"/>
+      </w:pPr>
+    </w:lvl>
+    <w:lvl w:ilvl="1" w:tplc="FFFFFFFF" w:tentative="1">
+      <w:start w:val="1"/>
+      <w:numFmt w:val="lowerLetter"/>
+      <w:lvlText w:val="%2."/>
+      <w:lvlJc w:val="left"/>
+      <w:pPr>
+        <w:ind w:left="1440" w:hanging="360"/>
+      </w:pPr>
+    </w:lvl>
+    <w:lvl w:ilvl="2" w:tplc="FFFFFFFF" w:tentative="1">
+      <w:start w:val="1"/>
+      <w:numFmt w:val="lowerRoman"/>
+      <w:lvlText w:val="%3."/>
+      <w:lvlJc w:val="right"/>
+      <w:pPr>
+        <w:ind w:left="2160" w:hanging="180"/>
+      </w:pPr>
+    </w:lvl>
+    <w:lvl w:ilvl="3" w:tplc="FFFFFFFF" w:tentative="1">
+      <w:start w:val="1"/>
+      <w:numFmt w:val="decimal"/>
+      <w:lvlText w:val="%4."/>
+      <w:lvlJc w:val="left"/>
+      <w:pPr>
+        <w:ind w:left="2880" w:hanging="360"/>
+      </w:pPr>
+    </w:lvl>
+    <w:lvl w:ilvl="4" w:tplc="FFFFFFFF" w:tentative="1">
+      <w:start w:val="1"/>
+      <w:numFmt w:val="lowerLetter"/>
+      <w:lvlText w:val="%5."/>
+      <w:lvlJc w:val="left"/>
+      <w:pPr>
+        <w:ind w:left="3600" w:hanging="360"/>
+      </w:pPr>
+    </w:lvl>
+    <w:lvl w:ilvl="5" w:tplc="FFFFFFFF" w:tentative="1">
+      <w:start w:val="1"/>
+      <w:numFmt w:val="lowerRoman"/>
+      <w:lvlText w:val="%6."/>
+      <w:lvlJc w:val="right"/>
+      <w:pPr>
+        <w:ind w:left="4320" w:hanging="180"/>
+      </w:pPr>
+    </w:lvl>
+    <w:lvl w:ilvl="6" w:tplc="FFFFFFFF" w:tentative="1">
+      <w:start w:val="1"/>
+      <w:numFmt w:val="decimal"/>
+      <w:lvlText w:val="%7."/>
+      <w:lvlJc w:val="left"/>
+      <w:pPr>
+        <w:ind w:left="5040" w:hanging="360"/>
+      </w:pPr>
+    </w:lvl>
+    <w:lvl w:ilvl="7" w:tplc="FFFFFFFF" w:tentative="1">
+      <w:start w:val="1"/>
+      <w:numFmt w:val="lowerLetter"/>
+      <w:lvlText w:val="%8."/>
+      <w:lvlJc w:val="left"/>
+      <w:pPr>
+        <w:ind w:left="5760" w:hanging="360"/>
+      </w:pPr>
+    </w:lvl>
+    <w:lvl w:ilvl="8" w:tplc="FFFFFFFF" w:tentative="1">
+      <w:start w:val="1"/>
+      <w:numFmt w:val="lowerRoman"/>
+      <w:lvlText w:val="%9."/>
+      <w:lvlJc w:val="right"/>
+      <w:pPr>
+        <w:ind w:left="6480" w:hanging="180"/>
+      </w:pPr>
+    </w:lvl>
+  </w:abstractNum>
+  <w:abstractNum w:abstractNumId="9" w15:restartNumberingAfterBreak="0">
+    <w:nsid w:val="414C4A45"/>
+    <w:multiLevelType w:val="multilevel"/>
+    <w:tmpl w:val="1BBC530A"/>
+    <w:lvl w:ilvl="0">
+      <w:start w:val="1"/>
+      <w:numFmt w:val="bullet"/>
+      <w:lvlText w:val=""/>
+      <w:lvlJc w:val="left"/>
+      <w:pPr>
+        <w:tabs>
+          <w:tab w:val="num" w:pos="720"/>
+        </w:tabs>
+        <w:ind w:left="720" w:hanging="360"/>
+      </w:pPr>
+      <w:rPr>
+        <w:rFonts w:ascii="Symbol" w:hAnsi="Symbol" w:hint="default"/>
+        <w:sz w:val="20"/>
+      </w:rPr>
+    </w:lvl>
+    <w:lvl w:ilvl="1" w:tentative="1">
+      <w:start w:val="1"/>
+      <w:numFmt w:val="bullet"/>
+      <w:lvlText w:val="o"/>
+      <w:lvlJc w:val="left"/>
+      <w:pPr>
+        <w:tabs>
+          <w:tab w:val="num" w:pos="1440"/>
+        </w:tabs>
+        <w:ind w:left="1440" w:hanging="360"/>
+      </w:pPr>
+      <w:rPr>
+        <w:rFonts w:ascii="Courier New" w:hAnsi="Courier New" w:hint="default"/>
+        <w:sz w:val="20"/>
+      </w:rPr>
+    </w:lvl>
+    <w:lvl w:ilvl="2" w:tentative="1">
+      <w:start w:val="1"/>
+      <w:numFmt w:val="bullet"/>
+      <w:lvlText w:val=""/>
+      <w:lvlJc w:val="left"/>
+      <w:pPr>
+        <w:tabs>
+          <w:tab w:val="num" w:pos="2160"/>
+        </w:tabs>
+        <w:ind w:left="2160" w:hanging="360"/>
+      </w:pPr>
+      <w:rPr>
+        <w:rFonts w:ascii="Wingdings" w:hAnsi="Wingdings" w:hint="default"/>
+        <w:sz w:val="20"/>
+      </w:rPr>
+    </w:lvl>
+    <w:lvl w:ilvl="3" w:tentative="1">
+      <w:start w:val="1"/>
+      <w:numFmt w:val="bullet"/>
+      <w:lvlText w:val=""/>
+      <w:lvlJc w:val="left"/>
+      <w:pPr>
+        <w:tabs>
+          <w:tab w:val="num" w:pos="2880"/>
+        </w:tabs>
+        <w:ind w:left="2880" w:hanging="360"/>
+      </w:pPr>
+      <w:rPr>
+        <w:rFonts w:ascii="Wingdings" w:hAnsi="Wingdings" w:hint="default"/>
+        <w:sz w:val="20"/>
+      </w:rPr>
+    </w:lvl>
+    <w:lvl w:ilvl="4" w:tentative="1">
+      <w:start w:val="1"/>
+      <w:numFmt w:val="bullet"/>
+      <w:lvlText w:val=""/>
+      <w:lvlJc w:val="left"/>
+      <w:pPr>
+        <w:tabs>
+          <w:tab w:val="num" w:pos="3600"/>
+        </w:tabs>
+        <w:ind w:left="3600" w:hanging="360"/>
+      </w:pPr>
+      <w:rPr>
+        <w:rFonts w:ascii="Wingdings" w:hAnsi="Wingdings" w:hint="default"/>
+        <w:sz w:val="20"/>
+      </w:rPr>
+    </w:lvl>
+    <w:lvl w:ilvl="5" w:tentative="1">
+      <w:start w:val="1"/>
+      <w:numFmt w:val="bullet"/>
+      <w:lvlText w:val=""/>
+      <w:lvlJc w:val="left"/>
+      <w:pPr>
+        <w:tabs>
+          <w:tab w:val="num" w:pos="4320"/>
+        </w:tabs>
+        <w:ind w:left="4320" w:hanging="360"/>
+      </w:pPr>
+      <w:rPr>
+        <w:rFonts w:ascii="Wingdings" w:hAnsi="Wingdings" w:hint="default"/>
+        <w:sz w:val="20"/>
+      </w:rPr>
+    </w:lvl>
+    <w:lvl w:ilvl="6" w:tentative="1">
+      <w:start w:val="1"/>
+      <w:numFmt w:val="bullet"/>
+      <w:lvlText w:val=""/>
+      <w:lvlJc w:val="left"/>
+      <w:pPr>
+        <w:tabs>
+          <w:tab w:val="num" w:pos="5040"/>
+        </w:tabs>
+        <w:ind w:left="5040" w:hanging="360"/>
+      </w:pPr>
+      <w:rPr>
+        <w:rFonts w:ascii="Wingdings" w:hAnsi="Wingdings" w:hint="default"/>
+        <w:sz w:val="20"/>
+      </w:rPr>
+    </w:lvl>
+    <w:lvl w:ilvl="7" w:tentative="1">
+      <w:start w:val="1"/>
+      <w:numFmt w:val="bullet"/>
+      <w:lvlText w:val=""/>
+      <w:lvlJc w:val="left"/>
+      <w:pPr>
+        <w:tabs>
+          <w:tab w:val="num" w:pos="5760"/>
+        </w:tabs>
+        <w:ind w:left="5760" w:hanging="360"/>
+      </w:pPr>
+      <w:rPr>
+        <w:rFonts w:ascii="Wingdings" w:hAnsi="Wingdings" w:hint="default"/>
+        <w:sz w:val="20"/>
+      </w:rPr>
+    </w:lvl>
+    <w:lvl w:ilvl="8" w:tentative="1">
+      <w:start w:val="1"/>
+      <w:numFmt w:val="bullet"/>
+      <w:lvlText w:val=""/>
+      <w:lvlJc w:val="left"/>
+      <w:pPr>
+        <w:tabs>
+          <w:tab w:val="num" w:pos="6480"/>
+        </w:tabs>
+        <w:ind w:left="6480" w:hanging="360"/>
+      </w:pPr>
+      <w:rPr>
+        <w:rFonts w:ascii="Wingdings" w:hAnsi="Wingdings" w:hint="default"/>
+        <w:sz w:val="20"/>
+      </w:rPr>
+    </w:lvl>
+  </w:abstractNum>
+  <w:abstractNum w:abstractNumId="10" w15:restartNumberingAfterBreak="0">
     <w:nsid w:val="44B05276"/>
     <w:multiLevelType w:val="hybridMultilevel"/>
     <w:tmpl w:val="6B8EB8D0"/>
@@ -10905,7 +15282,7 @@
       </w:rPr>
     </w:lvl>
   </w:abstractNum>
-  <w:abstractNum w:abstractNumId="5" w15:restartNumberingAfterBreak="0">
+  <w:abstractNum w:abstractNumId="11" w15:restartNumberingAfterBreak="0">
     <w:nsid w:val="47BD6D77"/>
     <w:multiLevelType w:val="hybridMultilevel"/>
     <w:tmpl w:val="9DFE81F8"/>
@@ -10992,7 +15369,716 @@
       </w:pPr>
     </w:lvl>
   </w:abstractNum>
-  <w:abstractNum w:abstractNumId="6" w15:restartNumberingAfterBreak="0">
+  <w:abstractNum w:abstractNumId="12" w15:restartNumberingAfterBreak="0">
+    <w:nsid w:val="49632CC1"/>
+    <w:multiLevelType w:val="multilevel"/>
+    <w:tmpl w:val="4D6C8F86"/>
+    <w:lvl w:ilvl="0">
+      <w:start w:val="1"/>
+      <w:numFmt w:val="bullet"/>
+      <w:lvlText w:val=""/>
+      <w:lvlJc w:val="left"/>
+      <w:pPr>
+        <w:tabs>
+          <w:tab w:val="num" w:pos="720"/>
+        </w:tabs>
+        <w:ind w:left="720" w:hanging="360"/>
+      </w:pPr>
+      <w:rPr>
+        <w:rFonts w:ascii="Symbol" w:hAnsi="Symbol" w:hint="default"/>
+        <w:sz w:val="20"/>
+      </w:rPr>
+    </w:lvl>
+    <w:lvl w:ilvl="1" w:tentative="1">
+      <w:start w:val="1"/>
+      <w:numFmt w:val="bullet"/>
+      <w:lvlText w:val="o"/>
+      <w:lvlJc w:val="left"/>
+      <w:pPr>
+        <w:tabs>
+          <w:tab w:val="num" w:pos="1440"/>
+        </w:tabs>
+        <w:ind w:left="1440" w:hanging="360"/>
+      </w:pPr>
+      <w:rPr>
+        <w:rFonts w:ascii="Courier New" w:hAnsi="Courier New" w:hint="default"/>
+        <w:sz w:val="20"/>
+      </w:rPr>
+    </w:lvl>
+    <w:lvl w:ilvl="2" w:tentative="1">
+      <w:start w:val="1"/>
+      <w:numFmt w:val="bullet"/>
+      <w:lvlText w:val=""/>
+      <w:lvlJc w:val="left"/>
+      <w:pPr>
+        <w:tabs>
+          <w:tab w:val="num" w:pos="2160"/>
+        </w:tabs>
+        <w:ind w:left="2160" w:hanging="360"/>
+      </w:pPr>
+      <w:rPr>
+        <w:rFonts w:ascii="Wingdings" w:hAnsi="Wingdings" w:hint="default"/>
+        <w:sz w:val="20"/>
+      </w:rPr>
+    </w:lvl>
+    <w:lvl w:ilvl="3" w:tentative="1">
+      <w:start w:val="1"/>
+      <w:numFmt w:val="bullet"/>
+      <w:lvlText w:val=""/>
+      <w:lvlJc w:val="left"/>
+      <w:pPr>
+        <w:tabs>
+          <w:tab w:val="num" w:pos="2880"/>
+        </w:tabs>
+        <w:ind w:left="2880" w:hanging="360"/>
+      </w:pPr>
+      <w:rPr>
+        <w:rFonts w:ascii="Wingdings" w:hAnsi="Wingdings" w:hint="default"/>
+        <w:sz w:val="20"/>
+      </w:rPr>
+    </w:lvl>
+    <w:lvl w:ilvl="4" w:tentative="1">
+      <w:start w:val="1"/>
+      <w:numFmt w:val="bullet"/>
+      <w:lvlText w:val=""/>
+      <w:lvlJc w:val="left"/>
+      <w:pPr>
+        <w:tabs>
+          <w:tab w:val="num" w:pos="3600"/>
+        </w:tabs>
+        <w:ind w:left="3600" w:hanging="360"/>
+      </w:pPr>
+      <w:rPr>
+        <w:rFonts w:ascii="Wingdings" w:hAnsi="Wingdings" w:hint="default"/>
+        <w:sz w:val="20"/>
+      </w:rPr>
+    </w:lvl>
+    <w:lvl w:ilvl="5" w:tentative="1">
+      <w:start w:val="1"/>
+      <w:numFmt w:val="bullet"/>
+      <w:lvlText w:val=""/>
+      <w:lvlJc w:val="left"/>
+      <w:pPr>
+        <w:tabs>
+          <w:tab w:val="num" w:pos="4320"/>
+        </w:tabs>
+        <w:ind w:left="4320" w:hanging="360"/>
+      </w:pPr>
+      <w:rPr>
+        <w:rFonts w:ascii="Wingdings" w:hAnsi="Wingdings" w:hint="default"/>
+        <w:sz w:val="20"/>
+      </w:rPr>
+    </w:lvl>
+    <w:lvl w:ilvl="6" w:tentative="1">
+      <w:start w:val="1"/>
+      <w:numFmt w:val="bullet"/>
+      <w:lvlText w:val=""/>
+      <w:lvlJc w:val="left"/>
+      <w:pPr>
+        <w:tabs>
+          <w:tab w:val="num" w:pos="5040"/>
+        </w:tabs>
+        <w:ind w:left="5040" w:hanging="360"/>
+      </w:pPr>
+      <w:rPr>
+        <w:rFonts w:ascii="Wingdings" w:hAnsi="Wingdings" w:hint="default"/>
+        <w:sz w:val="20"/>
+      </w:rPr>
+    </w:lvl>
+    <w:lvl w:ilvl="7" w:tentative="1">
+      <w:start w:val="1"/>
+      <w:numFmt w:val="bullet"/>
+      <w:lvlText w:val=""/>
+      <w:lvlJc w:val="left"/>
+      <w:pPr>
+        <w:tabs>
+          <w:tab w:val="num" w:pos="5760"/>
+        </w:tabs>
+        <w:ind w:left="5760" w:hanging="360"/>
+      </w:pPr>
+      <w:rPr>
+        <w:rFonts w:ascii="Wingdings" w:hAnsi="Wingdings" w:hint="default"/>
+        <w:sz w:val="20"/>
+      </w:rPr>
+    </w:lvl>
+    <w:lvl w:ilvl="8" w:tentative="1">
+      <w:start w:val="1"/>
+      <w:numFmt w:val="bullet"/>
+      <w:lvlText w:val=""/>
+      <w:lvlJc w:val="left"/>
+      <w:pPr>
+        <w:tabs>
+          <w:tab w:val="num" w:pos="6480"/>
+        </w:tabs>
+        <w:ind w:left="6480" w:hanging="360"/>
+      </w:pPr>
+      <w:rPr>
+        <w:rFonts w:ascii="Wingdings" w:hAnsi="Wingdings" w:hint="default"/>
+        <w:sz w:val="20"/>
+      </w:rPr>
+    </w:lvl>
+  </w:abstractNum>
+  <w:abstractNum w:abstractNumId="13" w15:restartNumberingAfterBreak="0">
+    <w:nsid w:val="526C2F10"/>
+    <w:multiLevelType w:val="multilevel"/>
+    <w:tmpl w:val="77F2DA3E"/>
+    <w:lvl w:ilvl="0">
+      <w:start w:val="1"/>
+      <w:numFmt w:val="bullet"/>
+      <w:lvlText w:val=""/>
+      <w:lvlJc w:val="left"/>
+      <w:pPr>
+        <w:tabs>
+          <w:tab w:val="num" w:pos="720"/>
+        </w:tabs>
+        <w:ind w:left="720" w:hanging="360"/>
+      </w:pPr>
+      <w:rPr>
+        <w:rFonts w:ascii="Symbol" w:hAnsi="Symbol" w:hint="default"/>
+        <w:sz w:val="20"/>
+      </w:rPr>
+    </w:lvl>
+    <w:lvl w:ilvl="1" w:tentative="1">
+      <w:start w:val="1"/>
+      <w:numFmt w:val="bullet"/>
+      <w:lvlText w:val="o"/>
+      <w:lvlJc w:val="left"/>
+      <w:pPr>
+        <w:tabs>
+          <w:tab w:val="num" w:pos="1440"/>
+        </w:tabs>
+        <w:ind w:left="1440" w:hanging="360"/>
+      </w:pPr>
+      <w:rPr>
+        <w:rFonts w:ascii="Courier New" w:hAnsi="Courier New" w:hint="default"/>
+        <w:sz w:val="20"/>
+      </w:rPr>
+    </w:lvl>
+    <w:lvl w:ilvl="2" w:tentative="1">
+      <w:start w:val="1"/>
+      <w:numFmt w:val="bullet"/>
+      <w:lvlText w:val=""/>
+      <w:lvlJc w:val="left"/>
+      <w:pPr>
+        <w:tabs>
+          <w:tab w:val="num" w:pos="2160"/>
+        </w:tabs>
+        <w:ind w:left="2160" w:hanging="360"/>
+      </w:pPr>
+      <w:rPr>
+        <w:rFonts w:ascii="Wingdings" w:hAnsi="Wingdings" w:hint="default"/>
+        <w:sz w:val="20"/>
+      </w:rPr>
+    </w:lvl>
+    <w:lvl w:ilvl="3" w:tentative="1">
+      <w:start w:val="1"/>
+      <w:numFmt w:val="bullet"/>
+      <w:lvlText w:val=""/>
+      <w:lvlJc w:val="left"/>
+      <w:pPr>
+        <w:tabs>
+          <w:tab w:val="num" w:pos="2880"/>
+        </w:tabs>
+        <w:ind w:left="2880" w:hanging="360"/>
+      </w:pPr>
+      <w:rPr>
+        <w:rFonts w:ascii="Wingdings" w:hAnsi="Wingdings" w:hint="default"/>
+        <w:sz w:val="20"/>
+      </w:rPr>
+    </w:lvl>
+    <w:lvl w:ilvl="4" w:tentative="1">
+      <w:start w:val="1"/>
+      <w:numFmt w:val="bullet"/>
+      <w:lvlText w:val=""/>
+      <w:lvlJc w:val="left"/>
+      <w:pPr>
+        <w:tabs>
+          <w:tab w:val="num" w:pos="3600"/>
+        </w:tabs>
+        <w:ind w:left="3600" w:hanging="360"/>
+      </w:pPr>
+      <w:rPr>
+        <w:rFonts w:ascii="Wingdings" w:hAnsi="Wingdings" w:hint="default"/>
+        <w:sz w:val="20"/>
+      </w:rPr>
+    </w:lvl>
+    <w:lvl w:ilvl="5" w:tentative="1">
+      <w:start w:val="1"/>
+      <w:numFmt w:val="bullet"/>
+      <w:lvlText w:val=""/>
+      <w:lvlJc w:val="left"/>
+      <w:pPr>
+        <w:tabs>
+          <w:tab w:val="num" w:pos="4320"/>
+        </w:tabs>
+        <w:ind w:left="4320" w:hanging="360"/>
+      </w:pPr>
+      <w:rPr>
+        <w:rFonts w:ascii="Wingdings" w:hAnsi="Wingdings" w:hint="default"/>
+        <w:sz w:val="20"/>
+      </w:rPr>
+    </w:lvl>
+    <w:lvl w:ilvl="6" w:tentative="1">
+      <w:start w:val="1"/>
+      <w:numFmt w:val="bullet"/>
+      <w:lvlText w:val=""/>
+      <w:lvlJc w:val="left"/>
+      <w:pPr>
+        <w:tabs>
+          <w:tab w:val="num" w:pos="5040"/>
+        </w:tabs>
+        <w:ind w:left="5040" w:hanging="360"/>
+      </w:pPr>
+      <w:rPr>
+        <w:rFonts w:ascii="Wingdings" w:hAnsi="Wingdings" w:hint="default"/>
+        <w:sz w:val="20"/>
+      </w:rPr>
+    </w:lvl>
+    <w:lvl w:ilvl="7" w:tentative="1">
+      <w:start w:val="1"/>
+      <w:numFmt w:val="bullet"/>
+      <w:lvlText w:val=""/>
+      <w:lvlJc w:val="left"/>
+      <w:pPr>
+        <w:tabs>
+          <w:tab w:val="num" w:pos="5760"/>
+        </w:tabs>
+        <w:ind w:left="5760" w:hanging="360"/>
+      </w:pPr>
+      <w:rPr>
+        <w:rFonts w:ascii="Wingdings" w:hAnsi="Wingdings" w:hint="default"/>
+        <w:sz w:val="20"/>
+      </w:rPr>
+    </w:lvl>
+    <w:lvl w:ilvl="8" w:tentative="1">
+      <w:start w:val="1"/>
+      <w:numFmt w:val="bullet"/>
+      <w:lvlText w:val=""/>
+      <w:lvlJc w:val="left"/>
+      <w:pPr>
+        <w:tabs>
+          <w:tab w:val="num" w:pos="6480"/>
+        </w:tabs>
+        <w:ind w:left="6480" w:hanging="360"/>
+      </w:pPr>
+      <w:rPr>
+        <w:rFonts w:ascii="Wingdings" w:hAnsi="Wingdings" w:hint="default"/>
+        <w:sz w:val="20"/>
+      </w:rPr>
+    </w:lvl>
+  </w:abstractNum>
+  <w:abstractNum w:abstractNumId="14" w15:restartNumberingAfterBreak="0">
+    <w:nsid w:val="52AD799A"/>
+    <w:multiLevelType w:val="hybridMultilevel"/>
+    <w:tmpl w:val="11EE334E"/>
+    <w:lvl w:ilvl="0" w:tplc="FFFFFFFF">
+      <w:start w:val="1"/>
+      <w:numFmt w:val="decimal"/>
+      <w:lvlText w:val="%1."/>
+      <w:lvlJc w:val="left"/>
+      <w:pPr>
+        <w:ind w:left="720" w:hanging="360"/>
+      </w:pPr>
+      <w:rPr>
+        <w:rFonts w:hint="default"/>
+      </w:rPr>
+    </w:lvl>
+    <w:lvl w:ilvl="1" w:tplc="FFFFFFFF" w:tentative="1">
+      <w:start w:val="1"/>
+      <w:numFmt w:val="bullet"/>
+      <w:lvlText w:val="o"/>
+      <w:lvlJc w:val="left"/>
+      <w:pPr>
+        <w:ind w:left="1440" w:hanging="360"/>
+      </w:pPr>
+      <w:rPr>
+        <w:rFonts w:ascii="Courier New" w:hAnsi="Courier New" w:cs="Courier New" w:hint="default"/>
+      </w:rPr>
+    </w:lvl>
+    <w:lvl w:ilvl="2" w:tplc="FFFFFFFF" w:tentative="1">
+      <w:start w:val="1"/>
+      <w:numFmt w:val="bullet"/>
+      <w:lvlText w:val=""/>
+      <w:lvlJc w:val="left"/>
+      <w:pPr>
+        <w:ind w:left="2160" w:hanging="360"/>
+      </w:pPr>
+      <w:rPr>
+        <w:rFonts w:ascii="Wingdings" w:hAnsi="Wingdings" w:hint="default"/>
+      </w:rPr>
+    </w:lvl>
+    <w:lvl w:ilvl="3" w:tplc="FFFFFFFF" w:tentative="1">
+      <w:start w:val="1"/>
+      <w:numFmt w:val="bullet"/>
+      <w:lvlText w:val=""/>
+      <w:lvlJc w:val="left"/>
+      <w:pPr>
+        <w:ind w:left="2880" w:hanging="360"/>
+      </w:pPr>
+      <w:rPr>
+        <w:rFonts w:ascii="Symbol" w:hAnsi="Symbol" w:hint="default"/>
+      </w:rPr>
+    </w:lvl>
+    <w:lvl w:ilvl="4" w:tplc="FFFFFFFF" w:tentative="1">
+      <w:start w:val="1"/>
+      <w:numFmt w:val="bullet"/>
+      <w:lvlText w:val="o"/>
+      <w:lvlJc w:val="left"/>
+      <w:pPr>
+        <w:ind w:left="3600" w:hanging="360"/>
+      </w:pPr>
+      <w:rPr>
+        <w:rFonts w:ascii="Courier New" w:hAnsi="Courier New" w:cs="Courier New" w:hint="default"/>
+      </w:rPr>
+    </w:lvl>
+    <w:lvl w:ilvl="5" w:tplc="FFFFFFFF" w:tentative="1">
+      <w:start w:val="1"/>
+      <w:numFmt w:val="bullet"/>
+      <w:lvlText w:val=""/>
+      <w:lvlJc w:val="left"/>
+      <w:pPr>
+        <w:ind w:left="4320" w:hanging="360"/>
+      </w:pPr>
+      <w:rPr>
+        <w:rFonts w:ascii="Wingdings" w:hAnsi="Wingdings" w:hint="default"/>
+      </w:rPr>
+    </w:lvl>
+    <w:lvl w:ilvl="6" w:tplc="FFFFFFFF" w:tentative="1">
+      <w:start w:val="1"/>
+      <w:numFmt w:val="bullet"/>
+      <w:lvlText w:val=""/>
+      <w:lvlJc w:val="left"/>
+      <w:pPr>
+        <w:ind w:left="5040" w:hanging="360"/>
+      </w:pPr>
+      <w:rPr>
+        <w:rFonts w:ascii="Symbol" w:hAnsi="Symbol" w:hint="default"/>
+      </w:rPr>
+    </w:lvl>
+    <w:lvl w:ilvl="7" w:tplc="FFFFFFFF" w:tentative="1">
+      <w:start w:val="1"/>
+      <w:numFmt w:val="bullet"/>
+      <w:lvlText w:val="o"/>
+      <w:lvlJc w:val="left"/>
+      <w:pPr>
+        <w:ind w:left="5760" w:hanging="360"/>
+      </w:pPr>
+      <w:rPr>
+        <w:rFonts w:ascii="Courier New" w:hAnsi="Courier New" w:cs="Courier New" w:hint="default"/>
+      </w:rPr>
+    </w:lvl>
+    <w:lvl w:ilvl="8" w:tplc="FFFFFFFF" w:tentative="1">
+      <w:start w:val="1"/>
+      <w:numFmt w:val="bullet"/>
+      <w:lvlText w:val=""/>
+      <w:lvlJc w:val="left"/>
+      <w:pPr>
+        <w:ind w:left="6480" w:hanging="360"/>
+      </w:pPr>
+      <w:rPr>
+        <w:rFonts w:ascii="Wingdings" w:hAnsi="Wingdings" w:hint="default"/>
+      </w:rPr>
+    </w:lvl>
+  </w:abstractNum>
+  <w:abstractNum w:abstractNumId="15" w15:restartNumberingAfterBreak="0">
+    <w:nsid w:val="533B48D7"/>
+    <w:multiLevelType w:val="multilevel"/>
+    <w:tmpl w:val="62C46D34"/>
+    <w:lvl w:ilvl="0">
+      <w:start w:val="1"/>
+      <w:numFmt w:val="bullet"/>
+      <w:lvlText w:val=""/>
+      <w:lvlJc w:val="left"/>
+      <w:pPr>
+        <w:tabs>
+          <w:tab w:val="num" w:pos="720"/>
+        </w:tabs>
+        <w:ind w:left="720" w:hanging="360"/>
+      </w:pPr>
+      <w:rPr>
+        <w:rFonts w:ascii="Symbol" w:hAnsi="Symbol" w:hint="default"/>
+        <w:sz w:val="20"/>
+      </w:rPr>
+    </w:lvl>
+    <w:lvl w:ilvl="1" w:tentative="1">
+      <w:start w:val="1"/>
+      <w:numFmt w:val="bullet"/>
+      <w:lvlText w:val="o"/>
+      <w:lvlJc w:val="left"/>
+      <w:pPr>
+        <w:tabs>
+          <w:tab w:val="num" w:pos="1440"/>
+        </w:tabs>
+        <w:ind w:left="1440" w:hanging="360"/>
+      </w:pPr>
+      <w:rPr>
+        <w:rFonts w:ascii="Courier New" w:hAnsi="Courier New" w:hint="default"/>
+        <w:sz w:val="20"/>
+      </w:rPr>
+    </w:lvl>
+    <w:lvl w:ilvl="2" w:tentative="1">
+      <w:start w:val="1"/>
+      <w:numFmt w:val="bullet"/>
+      <w:lvlText w:val=""/>
+      <w:lvlJc w:val="left"/>
+      <w:pPr>
+        <w:tabs>
+          <w:tab w:val="num" w:pos="2160"/>
+        </w:tabs>
+        <w:ind w:left="2160" w:hanging="360"/>
+      </w:pPr>
+      <w:rPr>
+        <w:rFonts w:ascii="Wingdings" w:hAnsi="Wingdings" w:hint="default"/>
+        <w:sz w:val="20"/>
+      </w:rPr>
+    </w:lvl>
+    <w:lvl w:ilvl="3" w:tentative="1">
+      <w:start w:val="1"/>
+      <w:numFmt w:val="bullet"/>
+      <w:lvlText w:val=""/>
+      <w:lvlJc w:val="left"/>
+      <w:pPr>
+        <w:tabs>
+          <w:tab w:val="num" w:pos="2880"/>
+        </w:tabs>
+        <w:ind w:left="2880" w:hanging="360"/>
+      </w:pPr>
+      <w:rPr>
+        <w:rFonts w:ascii="Wingdings" w:hAnsi="Wingdings" w:hint="default"/>
+        <w:sz w:val="20"/>
+      </w:rPr>
+    </w:lvl>
+    <w:lvl w:ilvl="4" w:tentative="1">
+      <w:start w:val="1"/>
+      <w:numFmt w:val="bullet"/>
+      <w:lvlText w:val=""/>
+      <w:lvlJc w:val="left"/>
+      <w:pPr>
+        <w:tabs>
+          <w:tab w:val="num" w:pos="3600"/>
+        </w:tabs>
+        <w:ind w:left="3600" w:hanging="360"/>
+      </w:pPr>
+      <w:rPr>
+        <w:rFonts w:ascii="Wingdings" w:hAnsi="Wingdings" w:hint="default"/>
+        <w:sz w:val="20"/>
+      </w:rPr>
+    </w:lvl>
+    <w:lvl w:ilvl="5" w:tentative="1">
+      <w:start w:val="1"/>
+      <w:numFmt w:val="bullet"/>
+      <w:lvlText w:val=""/>
+      <w:lvlJc w:val="left"/>
+      <w:pPr>
+        <w:tabs>
+          <w:tab w:val="num" w:pos="4320"/>
+        </w:tabs>
+        <w:ind w:left="4320" w:hanging="360"/>
+      </w:pPr>
+      <w:rPr>
+        <w:rFonts w:ascii="Wingdings" w:hAnsi="Wingdings" w:hint="default"/>
+        <w:sz w:val="20"/>
+      </w:rPr>
+    </w:lvl>
+    <w:lvl w:ilvl="6" w:tentative="1">
+      <w:start w:val="1"/>
+      <w:numFmt w:val="bullet"/>
+      <w:lvlText w:val=""/>
+      <w:lvlJc w:val="left"/>
+      <w:pPr>
+        <w:tabs>
+          <w:tab w:val="num" w:pos="5040"/>
+        </w:tabs>
+        <w:ind w:left="5040" w:hanging="360"/>
+      </w:pPr>
+      <w:rPr>
+        <w:rFonts w:ascii="Wingdings" w:hAnsi="Wingdings" w:hint="default"/>
+        <w:sz w:val="20"/>
+      </w:rPr>
+    </w:lvl>
+    <w:lvl w:ilvl="7" w:tentative="1">
+      <w:start w:val="1"/>
+      <w:numFmt w:val="bullet"/>
+      <w:lvlText w:val=""/>
+      <w:lvlJc w:val="left"/>
+      <w:pPr>
+        <w:tabs>
+          <w:tab w:val="num" w:pos="5760"/>
+        </w:tabs>
+        <w:ind w:left="5760" w:hanging="360"/>
+      </w:pPr>
+      <w:rPr>
+        <w:rFonts w:ascii="Wingdings" w:hAnsi="Wingdings" w:hint="default"/>
+        <w:sz w:val="20"/>
+      </w:rPr>
+    </w:lvl>
+    <w:lvl w:ilvl="8" w:tentative="1">
+      <w:start w:val="1"/>
+      <w:numFmt w:val="bullet"/>
+      <w:lvlText w:val=""/>
+      <w:lvlJc w:val="left"/>
+      <w:pPr>
+        <w:tabs>
+          <w:tab w:val="num" w:pos="6480"/>
+        </w:tabs>
+        <w:ind w:left="6480" w:hanging="360"/>
+      </w:pPr>
+      <w:rPr>
+        <w:rFonts w:ascii="Wingdings" w:hAnsi="Wingdings" w:hint="default"/>
+        <w:sz w:val="20"/>
+      </w:rPr>
+    </w:lvl>
+  </w:abstractNum>
+  <w:abstractNum w:abstractNumId="16" w15:restartNumberingAfterBreak="0">
+    <w:nsid w:val="54840E3B"/>
+    <w:multiLevelType w:val="multilevel"/>
+    <w:tmpl w:val="3F8AF6D0"/>
+    <w:lvl w:ilvl="0">
+      <w:start w:val="1"/>
+      <w:numFmt w:val="bullet"/>
+      <w:lvlText w:val=""/>
+      <w:lvlJc w:val="left"/>
+      <w:pPr>
+        <w:tabs>
+          <w:tab w:val="num" w:pos="720"/>
+        </w:tabs>
+        <w:ind w:left="720" w:hanging="360"/>
+      </w:pPr>
+      <w:rPr>
+        <w:rFonts w:ascii="Symbol" w:hAnsi="Symbol" w:hint="default"/>
+        <w:sz w:val="20"/>
+      </w:rPr>
+    </w:lvl>
+    <w:lvl w:ilvl="1" w:tentative="1">
+      <w:start w:val="1"/>
+      <w:numFmt w:val="bullet"/>
+      <w:lvlText w:val="o"/>
+      <w:lvlJc w:val="left"/>
+      <w:pPr>
+        <w:tabs>
+          <w:tab w:val="num" w:pos="1440"/>
+        </w:tabs>
+        <w:ind w:left="1440" w:hanging="360"/>
+      </w:pPr>
+      <w:rPr>
+        <w:rFonts w:ascii="Courier New" w:hAnsi="Courier New" w:hint="default"/>
+        <w:sz w:val="20"/>
+      </w:rPr>
+    </w:lvl>
+    <w:lvl w:ilvl="2" w:tentative="1">
+      <w:start w:val="1"/>
+      <w:numFmt w:val="bullet"/>
+      <w:lvlText w:val=""/>
+      <w:lvlJc w:val="left"/>
+      <w:pPr>
+        <w:tabs>
+          <w:tab w:val="num" w:pos="2160"/>
+        </w:tabs>
+        <w:ind w:left="2160" w:hanging="360"/>
+      </w:pPr>
+      <w:rPr>
+        <w:rFonts w:ascii="Wingdings" w:hAnsi="Wingdings" w:hint="default"/>
+        <w:sz w:val="20"/>
+      </w:rPr>
+    </w:lvl>
+    <w:lvl w:ilvl="3" w:tentative="1">
+      <w:start w:val="1"/>
+      <w:numFmt w:val="bullet"/>
+      <w:lvlText w:val=""/>
+      <w:lvlJc w:val="left"/>
+      <w:pPr>
+        <w:tabs>
+          <w:tab w:val="num" w:pos="2880"/>
+        </w:tabs>
+        <w:ind w:left="2880" w:hanging="360"/>
+      </w:pPr>
+      <w:rPr>
+        <w:rFonts w:ascii="Wingdings" w:hAnsi="Wingdings" w:hint="default"/>
+        <w:sz w:val="20"/>
+      </w:rPr>
+    </w:lvl>
+    <w:lvl w:ilvl="4" w:tentative="1">
+      <w:start w:val="1"/>
+      <w:numFmt w:val="bullet"/>
+      <w:lvlText w:val=""/>
+      <w:lvlJc w:val="left"/>
+      <w:pPr>
+        <w:tabs>
+          <w:tab w:val="num" w:pos="3600"/>
+        </w:tabs>
+        <w:ind w:left="3600" w:hanging="360"/>
+      </w:pPr>
+      <w:rPr>
+        <w:rFonts w:ascii="Wingdings" w:hAnsi="Wingdings" w:hint="default"/>
+        <w:sz w:val="20"/>
+      </w:rPr>
+    </w:lvl>
+    <w:lvl w:ilvl="5" w:tentative="1">
+      <w:start w:val="1"/>
+      <w:numFmt w:val="bullet"/>
+      <w:lvlText w:val=""/>
+      <w:lvlJc w:val="left"/>
+      <w:pPr>
+        <w:tabs>
+          <w:tab w:val="num" w:pos="4320"/>
+        </w:tabs>
+        <w:ind w:left="4320" w:hanging="360"/>
+      </w:pPr>
+      <w:rPr>
+        <w:rFonts w:ascii="Wingdings" w:hAnsi="Wingdings" w:hint="default"/>
+        <w:sz w:val="20"/>
+      </w:rPr>
+    </w:lvl>
+    <w:lvl w:ilvl="6" w:tentative="1">
+      <w:start w:val="1"/>
+      <w:numFmt w:val="bullet"/>
+      <w:lvlText w:val=""/>
+      <w:lvlJc w:val="left"/>
+      <w:pPr>
+        <w:tabs>
+          <w:tab w:val="num" w:pos="5040"/>
+        </w:tabs>
+        <w:ind w:left="5040" w:hanging="360"/>
+      </w:pPr>
+      <w:rPr>
+        <w:rFonts w:ascii="Wingdings" w:hAnsi="Wingdings" w:hint="default"/>
+        <w:sz w:val="20"/>
+      </w:rPr>
+    </w:lvl>
+    <w:lvl w:ilvl="7" w:tentative="1">
+      <w:start w:val="1"/>
+      <w:numFmt w:val="bullet"/>
+      <w:lvlText w:val=""/>
+      <w:lvlJc w:val="left"/>
+      <w:pPr>
+        <w:tabs>
+          <w:tab w:val="num" w:pos="5760"/>
+        </w:tabs>
+        <w:ind w:left="5760" w:hanging="360"/>
+      </w:pPr>
+      <w:rPr>
+        <w:rFonts w:ascii="Wingdings" w:hAnsi="Wingdings" w:hint="default"/>
+        <w:sz w:val="20"/>
+      </w:rPr>
+    </w:lvl>
+    <w:lvl w:ilvl="8" w:tentative="1">
+      <w:start w:val="1"/>
+      <w:numFmt w:val="bullet"/>
+      <w:lvlText w:val=""/>
+      <w:lvlJc w:val="left"/>
+      <w:pPr>
+        <w:tabs>
+          <w:tab w:val="num" w:pos="6480"/>
+        </w:tabs>
+        <w:ind w:left="6480" w:hanging="360"/>
+      </w:pPr>
+      <w:rPr>
+        <w:rFonts w:ascii="Wingdings" w:hAnsi="Wingdings" w:hint="default"/>
+        <w:sz w:val="20"/>
+      </w:rPr>
+    </w:lvl>
+  </w:abstractNum>
+  <w:abstractNum w:abstractNumId="17" w15:restartNumberingAfterBreak="0">
     <w:nsid w:val="570B0376"/>
     <w:multiLevelType w:val="hybridMultilevel"/>
     <w:tmpl w:val="091247EC"/>
@@ -11105,7 +16191,454 @@
       </w:rPr>
     </w:lvl>
   </w:abstractNum>
-  <w:abstractNum w:abstractNumId="7" w15:restartNumberingAfterBreak="0">
+  <w:abstractNum w:abstractNumId="18" w15:restartNumberingAfterBreak="0">
+    <w:nsid w:val="59CC3DA2"/>
+    <w:multiLevelType w:val="multilevel"/>
+    <w:tmpl w:val="3D5A2DD8"/>
+    <w:lvl w:ilvl="0">
+      <w:start w:val="1"/>
+      <w:numFmt w:val="bullet"/>
+      <w:lvlText w:val=""/>
+      <w:lvlJc w:val="left"/>
+      <w:pPr>
+        <w:tabs>
+          <w:tab w:val="num" w:pos="720"/>
+        </w:tabs>
+        <w:ind w:left="720" w:hanging="360"/>
+      </w:pPr>
+      <w:rPr>
+        <w:rFonts w:ascii="Symbol" w:hAnsi="Symbol" w:hint="default"/>
+        <w:sz w:val="20"/>
+      </w:rPr>
+    </w:lvl>
+    <w:lvl w:ilvl="1" w:tentative="1">
+      <w:start w:val="1"/>
+      <w:numFmt w:val="bullet"/>
+      <w:lvlText w:val="o"/>
+      <w:lvlJc w:val="left"/>
+      <w:pPr>
+        <w:tabs>
+          <w:tab w:val="num" w:pos="1440"/>
+        </w:tabs>
+        <w:ind w:left="1440" w:hanging="360"/>
+      </w:pPr>
+      <w:rPr>
+        <w:rFonts w:ascii="Courier New" w:hAnsi="Courier New" w:hint="default"/>
+        <w:sz w:val="20"/>
+      </w:rPr>
+    </w:lvl>
+    <w:lvl w:ilvl="2" w:tentative="1">
+      <w:start w:val="1"/>
+      <w:numFmt w:val="bullet"/>
+      <w:lvlText w:val=""/>
+      <w:lvlJc w:val="left"/>
+      <w:pPr>
+        <w:tabs>
+          <w:tab w:val="num" w:pos="2160"/>
+        </w:tabs>
+        <w:ind w:left="2160" w:hanging="360"/>
+      </w:pPr>
+      <w:rPr>
+        <w:rFonts w:ascii="Wingdings" w:hAnsi="Wingdings" w:hint="default"/>
+        <w:sz w:val="20"/>
+      </w:rPr>
+    </w:lvl>
+    <w:lvl w:ilvl="3" w:tentative="1">
+      <w:start w:val="1"/>
+      <w:numFmt w:val="bullet"/>
+      <w:lvlText w:val=""/>
+      <w:lvlJc w:val="left"/>
+      <w:pPr>
+        <w:tabs>
+          <w:tab w:val="num" w:pos="2880"/>
+        </w:tabs>
+        <w:ind w:left="2880" w:hanging="360"/>
+      </w:pPr>
+      <w:rPr>
+        <w:rFonts w:ascii="Wingdings" w:hAnsi="Wingdings" w:hint="default"/>
+        <w:sz w:val="20"/>
+      </w:rPr>
+    </w:lvl>
+    <w:lvl w:ilvl="4" w:tentative="1">
+      <w:start w:val="1"/>
+      <w:numFmt w:val="bullet"/>
+      <w:lvlText w:val=""/>
+      <w:lvlJc w:val="left"/>
+      <w:pPr>
+        <w:tabs>
+          <w:tab w:val="num" w:pos="3600"/>
+        </w:tabs>
+        <w:ind w:left="3600" w:hanging="360"/>
+      </w:pPr>
+      <w:rPr>
+        <w:rFonts w:ascii="Wingdings" w:hAnsi="Wingdings" w:hint="default"/>
+        <w:sz w:val="20"/>
+      </w:rPr>
+    </w:lvl>
+    <w:lvl w:ilvl="5" w:tentative="1">
+      <w:start w:val="1"/>
+      <w:numFmt w:val="bullet"/>
+      <w:lvlText w:val=""/>
+      <w:lvlJc w:val="left"/>
+      <w:pPr>
+        <w:tabs>
+          <w:tab w:val="num" w:pos="4320"/>
+        </w:tabs>
+        <w:ind w:left="4320" w:hanging="360"/>
+      </w:pPr>
+      <w:rPr>
+        <w:rFonts w:ascii="Wingdings" w:hAnsi="Wingdings" w:hint="default"/>
+        <w:sz w:val="20"/>
+      </w:rPr>
+    </w:lvl>
+    <w:lvl w:ilvl="6" w:tentative="1">
+      <w:start w:val="1"/>
+      <w:numFmt w:val="bullet"/>
+      <w:lvlText w:val=""/>
+      <w:lvlJc w:val="left"/>
+      <w:pPr>
+        <w:tabs>
+          <w:tab w:val="num" w:pos="5040"/>
+        </w:tabs>
+        <w:ind w:left="5040" w:hanging="360"/>
+      </w:pPr>
+      <w:rPr>
+        <w:rFonts w:ascii="Wingdings" w:hAnsi="Wingdings" w:hint="default"/>
+        <w:sz w:val="20"/>
+      </w:rPr>
+    </w:lvl>
+    <w:lvl w:ilvl="7" w:tentative="1">
+      <w:start w:val="1"/>
+      <w:numFmt w:val="bullet"/>
+      <w:lvlText w:val=""/>
+      <w:lvlJc w:val="left"/>
+      <w:pPr>
+        <w:tabs>
+          <w:tab w:val="num" w:pos="5760"/>
+        </w:tabs>
+        <w:ind w:left="5760" w:hanging="360"/>
+      </w:pPr>
+      <w:rPr>
+        <w:rFonts w:ascii="Wingdings" w:hAnsi="Wingdings" w:hint="default"/>
+        <w:sz w:val="20"/>
+      </w:rPr>
+    </w:lvl>
+    <w:lvl w:ilvl="8" w:tentative="1">
+      <w:start w:val="1"/>
+      <w:numFmt w:val="bullet"/>
+      <w:lvlText w:val=""/>
+      <w:lvlJc w:val="left"/>
+      <w:pPr>
+        <w:tabs>
+          <w:tab w:val="num" w:pos="6480"/>
+        </w:tabs>
+        <w:ind w:left="6480" w:hanging="360"/>
+      </w:pPr>
+      <w:rPr>
+        <w:rFonts w:ascii="Wingdings" w:hAnsi="Wingdings" w:hint="default"/>
+        <w:sz w:val="20"/>
+      </w:rPr>
+    </w:lvl>
+  </w:abstractNum>
+  <w:abstractNum w:abstractNumId="19" w15:restartNumberingAfterBreak="0">
+    <w:nsid w:val="5BD72102"/>
+    <w:multiLevelType w:val="multilevel"/>
+    <w:tmpl w:val="15861CD2"/>
+    <w:lvl w:ilvl="0">
+      <w:start w:val="1"/>
+      <w:numFmt w:val="bullet"/>
+      <w:lvlText w:val=""/>
+      <w:lvlJc w:val="left"/>
+      <w:pPr>
+        <w:tabs>
+          <w:tab w:val="num" w:pos="720"/>
+        </w:tabs>
+        <w:ind w:left="720" w:hanging="360"/>
+      </w:pPr>
+      <w:rPr>
+        <w:rFonts w:ascii="Symbol" w:hAnsi="Symbol" w:hint="default"/>
+        <w:sz w:val="20"/>
+      </w:rPr>
+    </w:lvl>
+    <w:lvl w:ilvl="1" w:tentative="1">
+      <w:start w:val="1"/>
+      <w:numFmt w:val="bullet"/>
+      <w:lvlText w:val="o"/>
+      <w:lvlJc w:val="left"/>
+      <w:pPr>
+        <w:tabs>
+          <w:tab w:val="num" w:pos="1440"/>
+        </w:tabs>
+        <w:ind w:left="1440" w:hanging="360"/>
+      </w:pPr>
+      <w:rPr>
+        <w:rFonts w:ascii="Courier New" w:hAnsi="Courier New" w:hint="default"/>
+        <w:sz w:val="20"/>
+      </w:rPr>
+    </w:lvl>
+    <w:lvl w:ilvl="2" w:tentative="1">
+      <w:start w:val="1"/>
+      <w:numFmt w:val="bullet"/>
+      <w:lvlText w:val=""/>
+      <w:lvlJc w:val="left"/>
+      <w:pPr>
+        <w:tabs>
+          <w:tab w:val="num" w:pos="2160"/>
+        </w:tabs>
+        <w:ind w:left="2160" w:hanging="360"/>
+      </w:pPr>
+      <w:rPr>
+        <w:rFonts w:ascii="Wingdings" w:hAnsi="Wingdings" w:hint="default"/>
+        <w:sz w:val="20"/>
+      </w:rPr>
+    </w:lvl>
+    <w:lvl w:ilvl="3" w:tentative="1">
+      <w:start w:val="1"/>
+      <w:numFmt w:val="bullet"/>
+      <w:lvlText w:val=""/>
+      <w:lvlJc w:val="left"/>
+      <w:pPr>
+        <w:tabs>
+          <w:tab w:val="num" w:pos="2880"/>
+        </w:tabs>
+        <w:ind w:left="2880" w:hanging="360"/>
+      </w:pPr>
+      <w:rPr>
+        <w:rFonts w:ascii="Wingdings" w:hAnsi="Wingdings" w:hint="default"/>
+        <w:sz w:val="20"/>
+      </w:rPr>
+    </w:lvl>
+    <w:lvl w:ilvl="4" w:tentative="1">
+      <w:start w:val="1"/>
+      <w:numFmt w:val="bullet"/>
+      <w:lvlText w:val=""/>
+      <w:lvlJc w:val="left"/>
+      <w:pPr>
+        <w:tabs>
+          <w:tab w:val="num" w:pos="3600"/>
+        </w:tabs>
+        <w:ind w:left="3600" w:hanging="360"/>
+      </w:pPr>
+      <w:rPr>
+        <w:rFonts w:ascii="Wingdings" w:hAnsi="Wingdings" w:hint="default"/>
+        <w:sz w:val="20"/>
+      </w:rPr>
+    </w:lvl>
+    <w:lvl w:ilvl="5" w:tentative="1">
+      <w:start w:val="1"/>
+      <w:numFmt w:val="bullet"/>
+      <w:lvlText w:val=""/>
+      <w:lvlJc w:val="left"/>
+      <w:pPr>
+        <w:tabs>
+          <w:tab w:val="num" w:pos="4320"/>
+        </w:tabs>
+        <w:ind w:left="4320" w:hanging="360"/>
+      </w:pPr>
+      <w:rPr>
+        <w:rFonts w:ascii="Wingdings" w:hAnsi="Wingdings" w:hint="default"/>
+        <w:sz w:val="20"/>
+      </w:rPr>
+    </w:lvl>
+    <w:lvl w:ilvl="6" w:tentative="1">
+      <w:start w:val="1"/>
+      <w:numFmt w:val="bullet"/>
+      <w:lvlText w:val=""/>
+      <w:lvlJc w:val="left"/>
+      <w:pPr>
+        <w:tabs>
+          <w:tab w:val="num" w:pos="5040"/>
+        </w:tabs>
+        <w:ind w:left="5040" w:hanging="360"/>
+      </w:pPr>
+      <w:rPr>
+        <w:rFonts w:ascii="Wingdings" w:hAnsi="Wingdings" w:hint="default"/>
+        <w:sz w:val="20"/>
+      </w:rPr>
+    </w:lvl>
+    <w:lvl w:ilvl="7" w:tentative="1">
+      <w:start w:val="1"/>
+      <w:numFmt w:val="bullet"/>
+      <w:lvlText w:val=""/>
+      <w:lvlJc w:val="left"/>
+      <w:pPr>
+        <w:tabs>
+          <w:tab w:val="num" w:pos="5760"/>
+        </w:tabs>
+        <w:ind w:left="5760" w:hanging="360"/>
+      </w:pPr>
+      <w:rPr>
+        <w:rFonts w:ascii="Wingdings" w:hAnsi="Wingdings" w:hint="default"/>
+        <w:sz w:val="20"/>
+      </w:rPr>
+    </w:lvl>
+    <w:lvl w:ilvl="8" w:tentative="1">
+      <w:start w:val="1"/>
+      <w:numFmt w:val="bullet"/>
+      <w:lvlText w:val=""/>
+      <w:lvlJc w:val="left"/>
+      <w:pPr>
+        <w:tabs>
+          <w:tab w:val="num" w:pos="6480"/>
+        </w:tabs>
+        <w:ind w:left="6480" w:hanging="360"/>
+      </w:pPr>
+      <w:rPr>
+        <w:rFonts w:ascii="Wingdings" w:hAnsi="Wingdings" w:hint="default"/>
+        <w:sz w:val="20"/>
+      </w:rPr>
+    </w:lvl>
+  </w:abstractNum>
+  <w:abstractNum w:abstractNumId="20" w15:restartNumberingAfterBreak="0">
+    <w:nsid w:val="653D13E3"/>
+    <w:multiLevelType w:val="multilevel"/>
+    <w:tmpl w:val="2746FBDA"/>
+    <w:lvl w:ilvl="0">
+      <w:start w:val="1"/>
+      <w:numFmt w:val="bullet"/>
+      <w:lvlText w:val=""/>
+      <w:lvlJc w:val="left"/>
+      <w:pPr>
+        <w:tabs>
+          <w:tab w:val="num" w:pos="720"/>
+        </w:tabs>
+        <w:ind w:left="720" w:hanging="360"/>
+      </w:pPr>
+      <w:rPr>
+        <w:rFonts w:ascii="Symbol" w:hAnsi="Symbol" w:hint="default"/>
+        <w:sz w:val="20"/>
+      </w:rPr>
+    </w:lvl>
+    <w:lvl w:ilvl="1" w:tentative="1">
+      <w:start w:val="1"/>
+      <w:numFmt w:val="bullet"/>
+      <w:lvlText w:val="o"/>
+      <w:lvlJc w:val="left"/>
+      <w:pPr>
+        <w:tabs>
+          <w:tab w:val="num" w:pos="1440"/>
+        </w:tabs>
+        <w:ind w:left="1440" w:hanging="360"/>
+      </w:pPr>
+      <w:rPr>
+        <w:rFonts w:ascii="Courier New" w:hAnsi="Courier New" w:hint="default"/>
+        <w:sz w:val="20"/>
+      </w:rPr>
+    </w:lvl>
+    <w:lvl w:ilvl="2" w:tentative="1">
+      <w:start w:val="1"/>
+      <w:numFmt w:val="bullet"/>
+      <w:lvlText w:val=""/>
+      <w:lvlJc w:val="left"/>
+      <w:pPr>
+        <w:tabs>
+          <w:tab w:val="num" w:pos="2160"/>
+        </w:tabs>
+        <w:ind w:left="2160" w:hanging="360"/>
+      </w:pPr>
+      <w:rPr>
+        <w:rFonts w:ascii="Wingdings" w:hAnsi="Wingdings" w:hint="default"/>
+        <w:sz w:val="20"/>
+      </w:rPr>
+    </w:lvl>
+    <w:lvl w:ilvl="3" w:tentative="1">
+      <w:start w:val="1"/>
+      <w:numFmt w:val="bullet"/>
+      <w:lvlText w:val=""/>
+      <w:lvlJc w:val="left"/>
+      <w:pPr>
+        <w:tabs>
+          <w:tab w:val="num" w:pos="2880"/>
+        </w:tabs>
+        <w:ind w:left="2880" w:hanging="360"/>
+      </w:pPr>
+      <w:rPr>
+        <w:rFonts w:ascii="Wingdings" w:hAnsi="Wingdings" w:hint="default"/>
+        <w:sz w:val="20"/>
+      </w:rPr>
+    </w:lvl>
+    <w:lvl w:ilvl="4" w:tentative="1">
+      <w:start w:val="1"/>
+      <w:numFmt w:val="bullet"/>
+      <w:lvlText w:val=""/>
+      <w:lvlJc w:val="left"/>
+      <w:pPr>
+        <w:tabs>
+          <w:tab w:val="num" w:pos="3600"/>
+        </w:tabs>
+        <w:ind w:left="3600" w:hanging="360"/>
+      </w:pPr>
+      <w:rPr>
+        <w:rFonts w:ascii="Wingdings" w:hAnsi="Wingdings" w:hint="default"/>
+        <w:sz w:val="20"/>
+      </w:rPr>
+    </w:lvl>
+    <w:lvl w:ilvl="5" w:tentative="1">
+      <w:start w:val="1"/>
+      <w:numFmt w:val="bullet"/>
+      <w:lvlText w:val=""/>
+      <w:lvlJc w:val="left"/>
+      <w:pPr>
+        <w:tabs>
+          <w:tab w:val="num" w:pos="4320"/>
+        </w:tabs>
+        <w:ind w:left="4320" w:hanging="360"/>
+      </w:pPr>
+      <w:rPr>
+        <w:rFonts w:ascii="Wingdings" w:hAnsi="Wingdings" w:hint="default"/>
+        <w:sz w:val="20"/>
+      </w:rPr>
+    </w:lvl>
+    <w:lvl w:ilvl="6" w:tentative="1">
+      <w:start w:val="1"/>
+      <w:numFmt w:val="bullet"/>
+      <w:lvlText w:val=""/>
+      <w:lvlJc w:val="left"/>
+      <w:pPr>
+        <w:tabs>
+          <w:tab w:val="num" w:pos="5040"/>
+        </w:tabs>
+        <w:ind w:left="5040" w:hanging="360"/>
+      </w:pPr>
+      <w:rPr>
+        <w:rFonts w:ascii="Wingdings" w:hAnsi="Wingdings" w:hint="default"/>
+        <w:sz w:val="20"/>
+      </w:rPr>
+    </w:lvl>
+    <w:lvl w:ilvl="7" w:tentative="1">
+      <w:start w:val="1"/>
+      <w:numFmt w:val="bullet"/>
+      <w:lvlText w:val=""/>
+      <w:lvlJc w:val="left"/>
+      <w:pPr>
+        <w:tabs>
+          <w:tab w:val="num" w:pos="5760"/>
+        </w:tabs>
+        <w:ind w:left="5760" w:hanging="360"/>
+      </w:pPr>
+      <w:rPr>
+        <w:rFonts w:ascii="Wingdings" w:hAnsi="Wingdings" w:hint="default"/>
+        <w:sz w:val="20"/>
+      </w:rPr>
+    </w:lvl>
+    <w:lvl w:ilvl="8" w:tentative="1">
+      <w:start w:val="1"/>
+      <w:numFmt w:val="bullet"/>
+      <w:lvlText w:val=""/>
+      <w:lvlJc w:val="left"/>
+      <w:pPr>
+        <w:tabs>
+          <w:tab w:val="num" w:pos="6480"/>
+        </w:tabs>
+        <w:ind w:left="6480" w:hanging="360"/>
+      </w:pPr>
+      <w:rPr>
+        <w:rFonts w:ascii="Wingdings" w:hAnsi="Wingdings" w:hint="default"/>
+        <w:sz w:val="20"/>
+      </w:rPr>
+    </w:lvl>
+  </w:abstractNum>
+  <w:abstractNum w:abstractNumId="21" w15:restartNumberingAfterBreak="0">
     <w:nsid w:val="655B0E8C"/>
     <w:multiLevelType w:val="hybridMultilevel"/>
     <w:tmpl w:val="11EE334E"/>
@@ -11218,7 +16751,626 @@
       </w:rPr>
     </w:lvl>
   </w:abstractNum>
-  <w:abstractNum w:abstractNumId="8" w15:restartNumberingAfterBreak="0">
+  <w:abstractNum w:abstractNumId="22" w15:restartNumberingAfterBreak="0">
+    <w:nsid w:val="66A64C46"/>
+    <w:multiLevelType w:val="hybridMultilevel"/>
+    <w:tmpl w:val="514672F2"/>
+    <w:lvl w:ilvl="0" w:tplc="FFFFFFFF">
+      <w:start w:val="1"/>
+      <w:numFmt w:val="decimal"/>
+      <w:lvlText w:val="%1."/>
+      <w:lvlJc w:val="left"/>
+      <w:pPr>
+        <w:ind w:left="720" w:hanging="360"/>
+      </w:pPr>
+    </w:lvl>
+    <w:lvl w:ilvl="1" w:tplc="FFFFFFFF" w:tentative="1">
+      <w:start w:val="1"/>
+      <w:numFmt w:val="lowerLetter"/>
+      <w:lvlText w:val="%2."/>
+      <w:lvlJc w:val="left"/>
+      <w:pPr>
+        <w:ind w:left="1440" w:hanging="360"/>
+      </w:pPr>
+    </w:lvl>
+    <w:lvl w:ilvl="2" w:tplc="FFFFFFFF" w:tentative="1">
+      <w:start w:val="1"/>
+      <w:numFmt w:val="lowerRoman"/>
+      <w:lvlText w:val="%3."/>
+      <w:lvlJc w:val="right"/>
+      <w:pPr>
+        <w:ind w:left="2160" w:hanging="180"/>
+      </w:pPr>
+    </w:lvl>
+    <w:lvl w:ilvl="3" w:tplc="FFFFFFFF" w:tentative="1">
+      <w:start w:val="1"/>
+      <w:numFmt w:val="decimal"/>
+      <w:lvlText w:val="%4."/>
+      <w:lvlJc w:val="left"/>
+      <w:pPr>
+        <w:ind w:left="2880" w:hanging="360"/>
+      </w:pPr>
+    </w:lvl>
+    <w:lvl w:ilvl="4" w:tplc="FFFFFFFF" w:tentative="1">
+      <w:start w:val="1"/>
+      <w:numFmt w:val="lowerLetter"/>
+      <w:lvlText w:val="%5."/>
+      <w:lvlJc w:val="left"/>
+      <w:pPr>
+        <w:ind w:left="3600" w:hanging="360"/>
+      </w:pPr>
+    </w:lvl>
+    <w:lvl w:ilvl="5" w:tplc="FFFFFFFF" w:tentative="1">
+      <w:start w:val="1"/>
+      <w:numFmt w:val="lowerRoman"/>
+      <w:lvlText w:val="%6."/>
+      <w:lvlJc w:val="right"/>
+      <w:pPr>
+        <w:ind w:left="4320" w:hanging="180"/>
+      </w:pPr>
+    </w:lvl>
+    <w:lvl w:ilvl="6" w:tplc="FFFFFFFF" w:tentative="1">
+      <w:start w:val="1"/>
+      <w:numFmt w:val="decimal"/>
+      <w:lvlText w:val="%7."/>
+      <w:lvlJc w:val="left"/>
+      <w:pPr>
+        <w:ind w:left="5040" w:hanging="360"/>
+      </w:pPr>
+    </w:lvl>
+    <w:lvl w:ilvl="7" w:tplc="FFFFFFFF" w:tentative="1">
+      <w:start w:val="1"/>
+      <w:numFmt w:val="lowerLetter"/>
+      <w:lvlText w:val="%8."/>
+      <w:lvlJc w:val="left"/>
+      <w:pPr>
+        <w:ind w:left="5760" w:hanging="360"/>
+      </w:pPr>
+    </w:lvl>
+    <w:lvl w:ilvl="8" w:tplc="FFFFFFFF" w:tentative="1">
+      <w:start w:val="1"/>
+      <w:numFmt w:val="lowerRoman"/>
+      <w:lvlText w:val="%9."/>
+      <w:lvlJc w:val="right"/>
+      <w:pPr>
+        <w:ind w:left="6480" w:hanging="180"/>
+      </w:pPr>
+    </w:lvl>
+  </w:abstractNum>
+  <w:abstractNum w:abstractNumId="23" w15:restartNumberingAfterBreak="0">
+    <w:nsid w:val="6D331ED9"/>
+    <w:multiLevelType w:val="hybridMultilevel"/>
+    <w:tmpl w:val="244284F2"/>
+    <w:lvl w:ilvl="0" w:tplc="4009000F">
+      <w:start w:val="1"/>
+      <w:numFmt w:val="decimal"/>
+      <w:lvlText w:val="%1."/>
+      <w:lvlJc w:val="left"/>
+      <w:pPr>
+        <w:ind w:left="720" w:hanging="360"/>
+      </w:pPr>
+    </w:lvl>
+    <w:lvl w:ilvl="1" w:tplc="40090019" w:tentative="1">
+      <w:start w:val="1"/>
+      <w:numFmt w:val="lowerLetter"/>
+      <w:lvlText w:val="%2."/>
+      <w:lvlJc w:val="left"/>
+      <w:pPr>
+        <w:ind w:left="1440" w:hanging="360"/>
+      </w:pPr>
+    </w:lvl>
+    <w:lvl w:ilvl="2" w:tplc="4009001B" w:tentative="1">
+      <w:start w:val="1"/>
+      <w:numFmt w:val="lowerRoman"/>
+      <w:lvlText w:val="%3."/>
+      <w:lvlJc w:val="right"/>
+      <w:pPr>
+        <w:ind w:left="2160" w:hanging="180"/>
+      </w:pPr>
+    </w:lvl>
+    <w:lvl w:ilvl="3" w:tplc="4009000F" w:tentative="1">
+      <w:start w:val="1"/>
+      <w:numFmt w:val="decimal"/>
+      <w:lvlText w:val="%4."/>
+      <w:lvlJc w:val="left"/>
+      <w:pPr>
+        <w:ind w:left="2880" w:hanging="360"/>
+      </w:pPr>
+    </w:lvl>
+    <w:lvl w:ilvl="4" w:tplc="40090019" w:tentative="1">
+      <w:start w:val="1"/>
+      <w:numFmt w:val="lowerLetter"/>
+      <w:lvlText w:val="%5."/>
+      <w:lvlJc w:val="left"/>
+      <w:pPr>
+        <w:ind w:left="3600" w:hanging="360"/>
+      </w:pPr>
+    </w:lvl>
+    <w:lvl w:ilvl="5" w:tplc="4009001B" w:tentative="1">
+      <w:start w:val="1"/>
+      <w:numFmt w:val="lowerRoman"/>
+      <w:lvlText w:val="%6."/>
+      <w:lvlJc w:val="right"/>
+      <w:pPr>
+        <w:ind w:left="4320" w:hanging="180"/>
+      </w:pPr>
+    </w:lvl>
+    <w:lvl w:ilvl="6" w:tplc="4009000F" w:tentative="1">
+      <w:start w:val="1"/>
+      <w:numFmt w:val="decimal"/>
+      <w:lvlText w:val="%7."/>
+      <w:lvlJc w:val="left"/>
+      <w:pPr>
+        <w:ind w:left="5040" w:hanging="360"/>
+      </w:pPr>
+    </w:lvl>
+    <w:lvl w:ilvl="7" w:tplc="40090019" w:tentative="1">
+      <w:start w:val="1"/>
+      <w:numFmt w:val="lowerLetter"/>
+      <w:lvlText w:val="%8."/>
+      <w:lvlJc w:val="left"/>
+      <w:pPr>
+        <w:ind w:left="5760" w:hanging="360"/>
+      </w:pPr>
+    </w:lvl>
+    <w:lvl w:ilvl="8" w:tplc="4009001B" w:tentative="1">
+      <w:start w:val="1"/>
+      <w:numFmt w:val="lowerRoman"/>
+      <w:lvlText w:val="%9."/>
+      <w:lvlJc w:val="right"/>
+      <w:pPr>
+        <w:ind w:left="6480" w:hanging="180"/>
+      </w:pPr>
+    </w:lvl>
+  </w:abstractNum>
+  <w:abstractNum w:abstractNumId="24" w15:restartNumberingAfterBreak="0">
+    <w:nsid w:val="6EED403E"/>
+    <w:multiLevelType w:val="multilevel"/>
+    <w:tmpl w:val="AF4A3A84"/>
+    <w:lvl w:ilvl="0">
+      <w:start w:val="1"/>
+      <w:numFmt w:val="bullet"/>
+      <w:lvlText w:val=""/>
+      <w:lvlJc w:val="left"/>
+      <w:pPr>
+        <w:tabs>
+          <w:tab w:val="num" w:pos="720"/>
+        </w:tabs>
+        <w:ind w:left="720" w:hanging="360"/>
+      </w:pPr>
+      <w:rPr>
+        <w:rFonts w:ascii="Symbol" w:hAnsi="Symbol" w:hint="default"/>
+        <w:sz w:val="20"/>
+      </w:rPr>
+    </w:lvl>
+    <w:lvl w:ilvl="1" w:tentative="1">
+      <w:start w:val="1"/>
+      <w:numFmt w:val="bullet"/>
+      <w:lvlText w:val="o"/>
+      <w:lvlJc w:val="left"/>
+      <w:pPr>
+        <w:tabs>
+          <w:tab w:val="num" w:pos="1440"/>
+        </w:tabs>
+        <w:ind w:left="1440" w:hanging="360"/>
+      </w:pPr>
+      <w:rPr>
+        <w:rFonts w:ascii="Courier New" w:hAnsi="Courier New" w:hint="default"/>
+        <w:sz w:val="20"/>
+      </w:rPr>
+    </w:lvl>
+    <w:lvl w:ilvl="2" w:tentative="1">
+      <w:start w:val="1"/>
+      <w:numFmt w:val="bullet"/>
+      <w:lvlText w:val=""/>
+      <w:lvlJc w:val="left"/>
+      <w:pPr>
+        <w:tabs>
+          <w:tab w:val="num" w:pos="2160"/>
+        </w:tabs>
+        <w:ind w:left="2160" w:hanging="360"/>
+      </w:pPr>
+      <w:rPr>
+        <w:rFonts w:ascii="Wingdings" w:hAnsi="Wingdings" w:hint="default"/>
+        <w:sz w:val="20"/>
+      </w:rPr>
+    </w:lvl>
+    <w:lvl w:ilvl="3" w:tentative="1">
+      <w:start w:val="1"/>
+      <w:numFmt w:val="bullet"/>
+      <w:lvlText w:val=""/>
+      <w:lvlJc w:val="left"/>
+      <w:pPr>
+        <w:tabs>
+          <w:tab w:val="num" w:pos="2880"/>
+        </w:tabs>
+        <w:ind w:left="2880" w:hanging="360"/>
+      </w:pPr>
+      <w:rPr>
+        <w:rFonts w:ascii="Wingdings" w:hAnsi="Wingdings" w:hint="default"/>
+        <w:sz w:val="20"/>
+      </w:rPr>
+    </w:lvl>
+    <w:lvl w:ilvl="4" w:tentative="1">
+      <w:start w:val="1"/>
+      <w:numFmt w:val="bullet"/>
+      <w:lvlText w:val=""/>
+      <w:lvlJc w:val="left"/>
+      <w:pPr>
+        <w:tabs>
+          <w:tab w:val="num" w:pos="3600"/>
+        </w:tabs>
+        <w:ind w:left="3600" w:hanging="360"/>
+      </w:pPr>
+      <w:rPr>
+        <w:rFonts w:ascii="Wingdings" w:hAnsi="Wingdings" w:hint="default"/>
+        <w:sz w:val="20"/>
+      </w:rPr>
+    </w:lvl>
+    <w:lvl w:ilvl="5" w:tentative="1">
+      <w:start w:val="1"/>
+      <w:numFmt w:val="bullet"/>
+      <w:lvlText w:val=""/>
+      <w:lvlJc w:val="left"/>
+      <w:pPr>
+        <w:tabs>
+          <w:tab w:val="num" w:pos="4320"/>
+        </w:tabs>
+        <w:ind w:left="4320" w:hanging="360"/>
+      </w:pPr>
+      <w:rPr>
+        <w:rFonts w:ascii="Wingdings" w:hAnsi="Wingdings" w:hint="default"/>
+        <w:sz w:val="20"/>
+      </w:rPr>
+    </w:lvl>
+    <w:lvl w:ilvl="6" w:tentative="1">
+      <w:start w:val="1"/>
+      <w:numFmt w:val="bullet"/>
+      <w:lvlText w:val=""/>
+      <w:lvlJc w:val="left"/>
+      <w:pPr>
+        <w:tabs>
+          <w:tab w:val="num" w:pos="5040"/>
+        </w:tabs>
+        <w:ind w:left="5040" w:hanging="360"/>
+      </w:pPr>
+      <w:rPr>
+        <w:rFonts w:ascii="Wingdings" w:hAnsi="Wingdings" w:hint="default"/>
+        <w:sz w:val="20"/>
+      </w:rPr>
+    </w:lvl>
+    <w:lvl w:ilvl="7" w:tentative="1">
+      <w:start w:val="1"/>
+      <w:numFmt w:val="bullet"/>
+      <w:lvlText w:val=""/>
+      <w:lvlJc w:val="left"/>
+      <w:pPr>
+        <w:tabs>
+          <w:tab w:val="num" w:pos="5760"/>
+        </w:tabs>
+        <w:ind w:left="5760" w:hanging="360"/>
+      </w:pPr>
+      <w:rPr>
+        <w:rFonts w:ascii="Wingdings" w:hAnsi="Wingdings" w:hint="default"/>
+        <w:sz w:val="20"/>
+      </w:rPr>
+    </w:lvl>
+    <w:lvl w:ilvl="8" w:tentative="1">
+      <w:start w:val="1"/>
+      <w:numFmt w:val="bullet"/>
+      <w:lvlText w:val=""/>
+      <w:lvlJc w:val="left"/>
+      <w:pPr>
+        <w:tabs>
+          <w:tab w:val="num" w:pos="6480"/>
+        </w:tabs>
+        <w:ind w:left="6480" w:hanging="360"/>
+      </w:pPr>
+      <w:rPr>
+        <w:rFonts w:ascii="Wingdings" w:hAnsi="Wingdings" w:hint="default"/>
+        <w:sz w:val="20"/>
+      </w:rPr>
+    </w:lvl>
+  </w:abstractNum>
+  <w:abstractNum w:abstractNumId="25" w15:restartNumberingAfterBreak="0">
+    <w:nsid w:val="710A65A0"/>
+    <w:multiLevelType w:val="multilevel"/>
+    <w:tmpl w:val="D0BEB944"/>
+    <w:lvl w:ilvl="0">
+      <w:start w:val="1"/>
+      <w:numFmt w:val="bullet"/>
+      <w:lvlText w:val=""/>
+      <w:lvlJc w:val="left"/>
+      <w:pPr>
+        <w:tabs>
+          <w:tab w:val="num" w:pos="720"/>
+        </w:tabs>
+        <w:ind w:left="720" w:hanging="360"/>
+      </w:pPr>
+      <w:rPr>
+        <w:rFonts w:ascii="Symbol" w:hAnsi="Symbol" w:hint="default"/>
+        <w:sz w:val="20"/>
+      </w:rPr>
+    </w:lvl>
+    <w:lvl w:ilvl="1" w:tentative="1">
+      <w:start w:val="1"/>
+      <w:numFmt w:val="bullet"/>
+      <w:lvlText w:val="o"/>
+      <w:lvlJc w:val="left"/>
+      <w:pPr>
+        <w:tabs>
+          <w:tab w:val="num" w:pos="1440"/>
+        </w:tabs>
+        <w:ind w:left="1440" w:hanging="360"/>
+      </w:pPr>
+      <w:rPr>
+        <w:rFonts w:ascii="Courier New" w:hAnsi="Courier New" w:hint="default"/>
+        <w:sz w:val="20"/>
+      </w:rPr>
+    </w:lvl>
+    <w:lvl w:ilvl="2" w:tentative="1">
+      <w:start w:val="1"/>
+      <w:numFmt w:val="bullet"/>
+      <w:lvlText w:val=""/>
+      <w:lvlJc w:val="left"/>
+      <w:pPr>
+        <w:tabs>
+          <w:tab w:val="num" w:pos="2160"/>
+        </w:tabs>
+        <w:ind w:left="2160" w:hanging="360"/>
+      </w:pPr>
+      <w:rPr>
+        <w:rFonts w:ascii="Wingdings" w:hAnsi="Wingdings" w:hint="default"/>
+        <w:sz w:val="20"/>
+      </w:rPr>
+    </w:lvl>
+    <w:lvl w:ilvl="3" w:tentative="1">
+      <w:start w:val="1"/>
+      <w:numFmt w:val="bullet"/>
+      <w:lvlText w:val=""/>
+      <w:lvlJc w:val="left"/>
+      <w:pPr>
+        <w:tabs>
+          <w:tab w:val="num" w:pos="2880"/>
+        </w:tabs>
+        <w:ind w:left="2880" w:hanging="360"/>
+      </w:pPr>
+      <w:rPr>
+        <w:rFonts w:ascii="Wingdings" w:hAnsi="Wingdings" w:hint="default"/>
+        <w:sz w:val="20"/>
+      </w:rPr>
+    </w:lvl>
+    <w:lvl w:ilvl="4" w:tentative="1">
+      <w:start w:val="1"/>
+      <w:numFmt w:val="bullet"/>
+      <w:lvlText w:val=""/>
+      <w:lvlJc w:val="left"/>
+      <w:pPr>
+        <w:tabs>
+          <w:tab w:val="num" w:pos="3600"/>
+        </w:tabs>
+        <w:ind w:left="3600" w:hanging="360"/>
+      </w:pPr>
+      <w:rPr>
+        <w:rFonts w:ascii="Wingdings" w:hAnsi="Wingdings" w:hint="default"/>
+        <w:sz w:val="20"/>
+      </w:rPr>
+    </w:lvl>
+    <w:lvl w:ilvl="5" w:tentative="1">
+      <w:start w:val="1"/>
+      <w:numFmt w:val="bullet"/>
+      <w:lvlText w:val=""/>
+      <w:lvlJc w:val="left"/>
+      <w:pPr>
+        <w:tabs>
+          <w:tab w:val="num" w:pos="4320"/>
+        </w:tabs>
+        <w:ind w:left="4320" w:hanging="360"/>
+      </w:pPr>
+      <w:rPr>
+        <w:rFonts w:ascii="Wingdings" w:hAnsi="Wingdings" w:hint="default"/>
+        <w:sz w:val="20"/>
+      </w:rPr>
+    </w:lvl>
+    <w:lvl w:ilvl="6" w:tentative="1">
+      <w:start w:val="1"/>
+      <w:numFmt w:val="bullet"/>
+      <w:lvlText w:val=""/>
+      <w:lvlJc w:val="left"/>
+      <w:pPr>
+        <w:tabs>
+          <w:tab w:val="num" w:pos="5040"/>
+        </w:tabs>
+        <w:ind w:left="5040" w:hanging="360"/>
+      </w:pPr>
+      <w:rPr>
+        <w:rFonts w:ascii="Wingdings" w:hAnsi="Wingdings" w:hint="default"/>
+        <w:sz w:val="20"/>
+      </w:rPr>
+    </w:lvl>
+    <w:lvl w:ilvl="7" w:tentative="1">
+      <w:start w:val="1"/>
+      <w:numFmt w:val="bullet"/>
+      <w:lvlText w:val=""/>
+      <w:lvlJc w:val="left"/>
+      <w:pPr>
+        <w:tabs>
+          <w:tab w:val="num" w:pos="5760"/>
+        </w:tabs>
+        <w:ind w:left="5760" w:hanging="360"/>
+      </w:pPr>
+      <w:rPr>
+        <w:rFonts w:ascii="Wingdings" w:hAnsi="Wingdings" w:hint="default"/>
+        <w:sz w:val="20"/>
+      </w:rPr>
+    </w:lvl>
+    <w:lvl w:ilvl="8" w:tentative="1">
+      <w:start w:val="1"/>
+      <w:numFmt w:val="bullet"/>
+      <w:lvlText w:val=""/>
+      <w:lvlJc w:val="left"/>
+      <w:pPr>
+        <w:tabs>
+          <w:tab w:val="num" w:pos="6480"/>
+        </w:tabs>
+        <w:ind w:left="6480" w:hanging="360"/>
+      </w:pPr>
+      <w:rPr>
+        <w:rFonts w:ascii="Wingdings" w:hAnsi="Wingdings" w:hint="default"/>
+        <w:sz w:val="20"/>
+      </w:rPr>
+    </w:lvl>
+  </w:abstractNum>
+  <w:abstractNum w:abstractNumId="26" w15:restartNumberingAfterBreak="0">
+    <w:nsid w:val="72132066"/>
+    <w:multiLevelType w:val="multilevel"/>
+    <w:tmpl w:val="5106EC9C"/>
+    <w:lvl w:ilvl="0">
+      <w:start w:val="1"/>
+      <w:numFmt w:val="bullet"/>
+      <w:lvlText w:val=""/>
+      <w:lvlJc w:val="left"/>
+      <w:pPr>
+        <w:tabs>
+          <w:tab w:val="num" w:pos="720"/>
+        </w:tabs>
+        <w:ind w:left="720" w:hanging="360"/>
+      </w:pPr>
+      <w:rPr>
+        <w:rFonts w:ascii="Symbol" w:hAnsi="Symbol" w:hint="default"/>
+        <w:sz w:val="20"/>
+      </w:rPr>
+    </w:lvl>
+    <w:lvl w:ilvl="1" w:tentative="1">
+      <w:start w:val="1"/>
+      <w:numFmt w:val="bullet"/>
+      <w:lvlText w:val="o"/>
+      <w:lvlJc w:val="left"/>
+      <w:pPr>
+        <w:tabs>
+          <w:tab w:val="num" w:pos="1440"/>
+        </w:tabs>
+        <w:ind w:left="1440" w:hanging="360"/>
+      </w:pPr>
+      <w:rPr>
+        <w:rFonts w:ascii="Courier New" w:hAnsi="Courier New" w:hint="default"/>
+        <w:sz w:val="20"/>
+      </w:rPr>
+    </w:lvl>
+    <w:lvl w:ilvl="2" w:tentative="1">
+      <w:start w:val="1"/>
+      <w:numFmt w:val="bullet"/>
+      <w:lvlText w:val=""/>
+      <w:lvlJc w:val="left"/>
+      <w:pPr>
+        <w:tabs>
+          <w:tab w:val="num" w:pos="2160"/>
+        </w:tabs>
+        <w:ind w:left="2160" w:hanging="360"/>
+      </w:pPr>
+      <w:rPr>
+        <w:rFonts w:ascii="Wingdings" w:hAnsi="Wingdings" w:hint="default"/>
+        <w:sz w:val="20"/>
+      </w:rPr>
+    </w:lvl>
+    <w:lvl w:ilvl="3" w:tentative="1">
+      <w:start w:val="1"/>
+      <w:numFmt w:val="bullet"/>
+      <w:lvlText w:val=""/>
+      <w:lvlJc w:val="left"/>
+      <w:pPr>
+        <w:tabs>
+          <w:tab w:val="num" w:pos="2880"/>
+        </w:tabs>
+        <w:ind w:left="2880" w:hanging="360"/>
+      </w:pPr>
+      <w:rPr>
+        <w:rFonts w:ascii="Wingdings" w:hAnsi="Wingdings" w:hint="default"/>
+        <w:sz w:val="20"/>
+      </w:rPr>
+    </w:lvl>
+    <w:lvl w:ilvl="4" w:tentative="1">
+      <w:start w:val="1"/>
+      <w:numFmt w:val="bullet"/>
+      <w:lvlText w:val=""/>
+      <w:lvlJc w:val="left"/>
+      <w:pPr>
+        <w:tabs>
+          <w:tab w:val="num" w:pos="3600"/>
+        </w:tabs>
+        <w:ind w:left="3600" w:hanging="360"/>
+      </w:pPr>
+      <w:rPr>
+        <w:rFonts w:ascii="Wingdings" w:hAnsi="Wingdings" w:hint="default"/>
+        <w:sz w:val="20"/>
+      </w:rPr>
+    </w:lvl>
+    <w:lvl w:ilvl="5" w:tentative="1">
+      <w:start w:val="1"/>
+      <w:numFmt w:val="bullet"/>
+      <w:lvlText w:val=""/>
+      <w:lvlJc w:val="left"/>
+      <w:pPr>
+        <w:tabs>
+          <w:tab w:val="num" w:pos="4320"/>
+        </w:tabs>
+        <w:ind w:left="4320" w:hanging="360"/>
+      </w:pPr>
+      <w:rPr>
+        <w:rFonts w:ascii="Wingdings" w:hAnsi="Wingdings" w:hint="default"/>
+        <w:sz w:val="20"/>
+      </w:rPr>
+    </w:lvl>
+    <w:lvl w:ilvl="6" w:tentative="1">
+      <w:start w:val="1"/>
+      <w:numFmt w:val="bullet"/>
+      <w:lvlText w:val=""/>
+      <w:lvlJc w:val="left"/>
+      <w:pPr>
+        <w:tabs>
+          <w:tab w:val="num" w:pos="5040"/>
+        </w:tabs>
+        <w:ind w:left="5040" w:hanging="360"/>
+      </w:pPr>
+      <w:rPr>
+        <w:rFonts w:ascii="Wingdings" w:hAnsi="Wingdings" w:hint="default"/>
+        <w:sz w:val="20"/>
+      </w:rPr>
+    </w:lvl>
+    <w:lvl w:ilvl="7" w:tentative="1">
+      <w:start w:val="1"/>
+      <w:numFmt w:val="bullet"/>
+      <w:lvlText w:val=""/>
+      <w:lvlJc w:val="left"/>
+      <w:pPr>
+        <w:tabs>
+          <w:tab w:val="num" w:pos="5760"/>
+        </w:tabs>
+        <w:ind w:left="5760" w:hanging="360"/>
+      </w:pPr>
+      <w:rPr>
+        <w:rFonts w:ascii="Wingdings" w:hAnsi="Wingdings" w:hint="default"/>
+        <w:sz w:val="20"/>
+      </w:rPr>
+    </w:lvl>
+    <w:lvl w:ilvl="8" w:tentative="1">
+      <w:start w:val="1"/>
+      <w:numFmt w:val="bullet"/>
+      <w:lvlText w:val=""/>
+      <w:lvlJc w:val="left"/>
+      <w:pPr>
+        <w:tabs>
+          <w:tab w:val="num" w:pos="6480"/>
+        </w:tabs>
+        <w:ind w:left="6480" w:hanging="360"/>
+      </w:pPr>
+      <w:rPr>
+        <w:rFonts w:ascii="Wingdings" w:hAnsi="Wingdings" w:hint="default"/>
+        <w:sz w:val="20"/>
+      </w:rPr>
+    </w:lvl>
+  </w:abstractNum>
+  <w:abstractNum w:abstractNumId="27" w15:restartNumberingAfterBreak="0">
     <w:nsid w:val="73195932"/>
     <w:multiLevelType w:val="multilevel"/>
     <w:tmpl w:val="244CE822"/>
@@ -11367,7 +17519,120 @@
       </w:rPr>
     </w:lvl>
   </w:abstractNum>
-  <w:abstractNum w:abstractNumId="9" w15:restartNumberingAfterBreak="0">
+  <w:abstractNum w:abstractNumId="28" w15:restartNumberingAfterBreak="0">
+    <w:nsid w:val="7838473C"/>
+    <w:multiLevelType w:val="hybridMultilevel"/>
+    <w:tmpl w:val="11EE334E"/>
+    <w:lvl w:ilvl="0" w:tplc="FFFFFFFF">
+      <w:start w:val="1"/>
+      <w:numFmt w:val="decimal"/>
+      <w:lvlText w:val="%1."/>
+      <w:lvlJc w:val="left"/>
+      <w:pPr>
+        <w:ind w:left="720" w:hanging="360"/>
+      </w:pPr>
+      <w:rPr>
+        <w:rFonts w:hint="default"/>
+      </w:rPr>
+    </w:lvl>
+    <w:lvl w:ilvl="1" w:tplc="FFFFFFFF" w:tentative="1">
+      <w:start w:val="1"/>
+      <w:numFmt w:val="bullet"/>
+      <w:lvlText w:val="o"/>
+      <w:lvlJc w:val="left"/>
+      <w:pPr>
+        <w:ind w:left="1440" w:hanging="360"/>
+      </w:pPr>
+      <w:rPr>
+        <w:rFonts w:ascii="Courier New" w:hAnsi="Courier New" w:cs="Courier New" w:hint="default"/>
+      </w:rPr>
+    </w:lvl>
+    <w:lvl w:ilvl="2" w:tplc="FFFFFFFF" w:tentative="1">
+      <w:start w:val="1"/>
+      <w:numFmt w:val="bullet"/>
+      <w:lvlText w:val=""/>
+      <w:lvlJc w:val="left"/>
+      <w:pPr>
+        <w:ind w:left="2160" w:hanging="360"/>
+      </w:pPr>
+      <w:rPr>
+        <w:rFonts w:ascii="Wingdings" w:hAnsi="Wingdings" w:hint="default"/>
+      </w:rPr>
+    </w:lvl>
+    <w:lvl w:ilvl="3" w:tplc="FFFFFFFF" w:tentative="1">
+      <w:start w:val="1"/>
+      <w:numFmt w:val="bullet"/>
+      <w:lvlText w:val=""/>
+      <w:lvlJc w:val="left"/>
+      <w:pPr>
+        <w:ind w:left="2880" w:hanging="360"/>
+      </w:pPr>
+      <w:rPr>
+        <w:rFonts w:ascii="Symbol" w:hAnsi="Symbol" w:hint="default"/>
+      </w:rPr>
+    </w:lvl>
+    <w:lvl w:ilvl="4" w:tplc="FFFFFFFF" w:tentative="1">
+      <w:start w:val="1"/>
+      <w:numFmt w:val="bullet"/>
+      <w:lvlText w:val="o"/>
+      <w:lvlJc w:val="left"/>
+      <w:pPr>
+        <w:ind w:left="3600" w:hanging="360"/>
+      </w:pPr>
+      <w:rPr>
+        <w:rFonts w:ascii="Courier New" w:hAnsi="Courier New" w:cs="Courier New" w:hint="default"/>
+      </w:rPr>
+    </w:lvl>
+    <w:lvl w:ilvl="5" w:tplc="FFFFFFFF" w:tentative="1">
+      <w:start w:val="1"/>
+      <w:numFmt w:val="bullet"/>
+      <w:lvlText w:val=""/>
+      <w:lvlJc w:val="left"/>
+      <w:pPr>
+        <w:ind w:left="4320" w:hanging="360"/>
+      </w:pPr>
+      <w:rPr>
+        <w:rFonts w:ascii="Wingdings" w:hAnsi="Wingdings" w:hint="default"/>
+      </w:rPr>
+    </w:lvl>
+    <w:lvl w:ilvl="6" w:tplc="FFFFFFFF" w:tentative="1">
+      <w:start w:val="1"/>
+      <w:numFmt w:val="bullet"/>
+      <w:lvlText w:val=""/>
+      <w:lvlJc w:val="left"/>
+      <w:pPr>
+        <w:ind w:left="5040" w:hanging="360"/>
+      </w:pPr>
+      <w:rPr>
+        <w:rFonts w:ascii="Symbol" w:hAnsi="Symbol" w:hint="default"/>
+      </w:rPr>
+    </w:lvl>
+    <w:lvl w:ilvl="7" w:tplc="FFFFFFFF" w:tentative="1">
+      <w:start w:val="1"/>
+      <w:numFmt w:val="bullet"/>
+      <w:lvlText w:val="o"/>
+      <w:lvlJc w:val="left"/>
+      <w:pPr>
+        <w:ind w:left="5760" w:hanging="360"/>
+      </w:pPr>
+      <w:rPr>
+        <w:rFonts w:ascii="Courier New" w:hAnsi="Courier New" w:cs="Courier New" w:hint="default"/>
+      </w:rPr>
+    </w:lvl>
+    <w:lvl w:ilvl="8" w:tplc="FFFFFFFF" w:tentative="1">
+      <w:start w:val="1"/>
+      <w:numFmt w:val="bullet"/>
+      <w:lvlText w:val=""/>
+      <w:lvlJc w:val="left"/>
+      <w:pPr>
+        <w:ind w:left="6480" w:hanging="360"/>
+      </w:pPr>
+      <w:rPr>
+        <w:rFonts w:ascii="Wingdings" w:hAnsi="Wingdings" w:hint="default"/>
+      </w:rPr>
+    </w:lvl>
+  </w:abstractNum>
+  <w:abstractNum w:abstractNumId="29" w15:restartNumberingAfterBreak="0">
     <w:nsid w:val="7DB27AB6"/>
     <w:multiLevelType w:val="hybridMultilevel"/>
     <w:tmpl w:val="F60E27FE"/>
@@ -11383,7 +17648,7 @@
         <w:rFonts w:ascii="Symbol" w:hAnsi="Symbol" w:hint="default"/>
       </w:rPr>
     </w:lvl>
-    <w:lvl w:ilvl="1" w:tplc="04090003" w:tentative="1">
+    <w:lvl w:ilvl="1" w:tplc="04090003">
       <w:start w:val="1"/>
       <w:numFmt w:val="bullet"/>
       <w:lvlText w:val="o"/>
@@ -11481,40 +17746,106 @@
     </w:lvl>
   </w:abstractNum>
   <w:num w:numId="1" w16cid:durableId="1305894644">
+    <w:abstractNumId w:val="10"/>
+  </w:num>
+  <w:num w:numId="2" w16cid:durableId="1932201702">
+    <w:abstractNumId w:val="6"/>
+  </w:num>
+  <w:num w:numId="3" w16cid:durableId="834026835">
+    <w:abstractNumId w:val="27"/>
+  </w:num>
+  <w:num w:numId="4" w16cid:durableId="1299653841">
+    <w:abstractNumId w:val="1"/>
+  </w:num>
+  <w:num w:numId="5" w16cid:durableId="220136500">
+    <w:abstractNumId w:val="29"/>
+  </w:num>
+  <w:num w:numId="6" w16cid:durableId="1110857231">
+    <w:abstractNumId w:val="17"/>
+  </w:num>
+  <w:num w:numId="7" w16cid:durableId="922647808">
+    <w:abstractNumId w:val="11"/>
+  </w:num>
+  <w:num w:numId="8" w16cid:durableId="693919930">
     <w:abstractNumId w:val="4"/>
   </w:num>
-  <w:num w:numId="2" w16cid:durableId="1932201702">
+  <w:num w:numId="9" w16cid:durableId="923223287">
+    <w:abstractNumId w:val="11"/>
+  </w:num>
+  <w:num w:numId="10" w16cid:durableId="1394619317">
+    <w:abstractNumId w:val="11"/>
+  </w:num>
+  <w:num w:numId="11" w16cid:durableId="460464400">
     <w:abstractNumId w:val="3"/>
   </w:num>
-  <w:num w:numId="3" w16cid:durableId="834026835">
+  <w:num w:numId="12" w16cid:durableId="1151289061">
+    <w:abstractNumId w:val="21"/>
+  </w:num>
+  <w:num w:numId="13" w16cid:durableId="985627518">
+    <w:abstractNumId w:val="23"/>
+  </w:num>
+  <w:num w:numId="14" w16cid:durableId="480654444">
+    <w:abstractNumId w:val="13"/>
+  </w:num>
+  <w:num w:numId="15" w16cid:durableId="2087339709">
+    <w:abstractNumId w:val="9"/>
+  </w:num>
+  <w:num w:numId="16" w16cid:durableId="1951862172">
+    <w:abstractNumId w:val="25"/>
+  </w:num>
+  <w:num w:numId="17" w16cid:durableId="185755233">
+    <w:abstractNumId w:val="18"/>
+  </w:num>
+  <w:num w:numId="18" w16cid:durableId="1229999792">
+    <w:abstractNumId w:val="0"/>
+  </w:num>
+  <w:num w:numId="19" w16cid:durableId="279458931">
+    <w:abstractNumId w:val="7"/>
+  </w:num>
+  <w:num w:numId="20" w16cid:durableId="1905293085">
+    <w:abstractNumId w:val="15"/>
+  </w:num>
+  <w:num w:numId="21" w16cid:durableId="2108697220">
+    <w:abstractNumId w:val="11"/>
+  </w:num>
+  <w:num w:numId="22" w16cid:durableId="307396545">
+    <w:abstractNumId w:val="24"/>
+  </w:num>
+  <w:num w:numId="23" w16cid:durableId="109906257">
+    <w:abstractNumId w:val="16"/>
+  </w:num>
+  <w:num w:numId="24" w16cid:durableId="1447698953">
+    <w:abstractNumId w:val="5"/>
+  </w:num>
+  <w:num w:numId="25" w16cid:durableId="1366829062">
     <w:abstractNumId w:val="8"/>
   </w:num>
-  <w:num w:numId="4" w16cid:durableId="1299653841">
-    <w:abstractNumId w:val="0"/>
+  <w:num w:numId="26" w16cid:durableId="42484512">
+    <w:abstractNumId w:val="19"/>
   </w:num>
-  <w:num w:numId="5" w16cid:durableId="220136500">
-    <w:abstractNumId w:val="9"/>
+  <w:num w:numId="27" w16cid:durableId="327753722">
+    <w:abstractNumId w:val="28"/>
   </w:num>
-  <w:num w:numId="6" w16cid:durableId="1110857231">
-    <w:abstractNumId w:val="6"/>
+  <w:num w:numId="28" w16cid:durableId="1192454161">
+    <w:abstractNumId w:val="11"/>
   </w:num>
-  <w:num w:numId="7" w16cid:durableId="922647808">
-    <w:abstractNumId w:val="5"/>
+  <w:num w:numId="29" w16cid:durableId="995768218">
+    <w:abstractNumId w:val="20"/>
   </w:num>
-  <w:num w:numId="8" w16cid:durableId="693919930">
+  <w:num w:numId="30" w16cid:durableId="887641787">
+    <w:abstractNumId w:val="12"/>
+  </w:num>
+  <w:num w:numId="31" w16cid:durableId="1715890310">
+    <w:abstractNumId w:val="22"/>
+  </w:num>
+  <w:num w:numId="32" w16cid:durableId="1565215988">
     <w:abstractNumId w:val="2"/>
   </w:num>
-  <w:num w:numId="9" w16cid:durableId="923223287">
-    <w:abstractNumId w:val="5"/>
+  <w:num w:numId="33" w16cid:durableId="1699429000">
+    <w:abstractNumId w:val="14"/>
   </w:num>
-  <w:num w:numId="10" w16cid:durableId="1394619317">
-    <w:abstractNumId w:val="5"/>
-  </w:num>
-  <w:num w:numId="11" w16cid:durableId="460464400">
-    <w:abstractNumId w:val="1"/>
-  </w:num>
-  <w:num w:numId="12" w16cid:durableId="1151289061">
-    <w:abstractNumId w:val="7"/>
+  <w:num w:numId="34" w16cid:durableId="1403524775">
+    <w:abstractNumId w:val="26"/>
   </w:num>
 </w:numbering>
 </file>
@@ -12131,7 +18462,6 @@
   <w:style w:type="character" w:default="1" w:styleId="DefaultParagraphFont">
     <w:name w:val="Default Paragraph Font"/>
     <w:uiPriority w:val="1"/>
-    <w:semiHidden/>
     <w:unhideWhenUsed/>
   </w:style>
   <w:style w:type="table" w:default="1" w:styleId="TableNormal">

--- a/docs/FinalReport.docx
+++ b/docs/FinalReport.docx
@@ -1117,16 +1117,7 @@
                 <w:szCs w:val="24"/>
                 <w:vertAlign w:val="superscript"/>
               </w:rPr>
-              <w:t>27</w:t>
-            </w:r>
-            <w:r>
-              <w:rPr>
-                <w:rFonts w:ascii="Raleway" w:hAnsi="Raleway" w:cs="Segoe UI"/>
-                <w:sz w:val="24"/>
-                <w:szCs w:val="24"/>
-                <w:vertAlign w:val="superscript"/>
-              </w:rPr>
-              <w:t xml:space="preserve">th </w:t>
+              <w:t xml:space="preserve">27th </w:t>
             </w:r>
             <w:r>
               <w:rPr>
@@ -4050,7 +4041,7 @@
                 <w:sz w:val="20"/>
                 <w:szCs w:val="20"/>
               </w:rPr>
-              <w:t>4</w:t>
+              <w:t>7</w:t>
             </w:r>
           </w:p>
         </w:tc>
@@ -4098,7 +4089,7 @@
                 <w:sz w:val="20"/>
                 <w:szCs w:val="20"/>
               </w:rPr>
-              <w:t>5</w:t>
+              <w:t>1</w:t>
             </w:r>
           </w:p>
         </w:tc>
@@ -4124,54 +4115,6 @@
                 <w:szCs w:val="20"/>
               </w:rPr>
               <w:t>Medium risk</w:t>
-            </w:r>
-          </w:p>
-        </w:tc>
-        <w:tc>
-          <w:tcPr>
-            <w:tcW w:w="3685" w:type="dxa"/>
-          </w:tcPr>
-          <w:p>
-            <w:pPr>
-              <w:spacing w:after="100" w:afterAutospacing="1" w:line="276" w:lineRule="auto"/>
-              <w:rPr>
-                <w:rFonts w:ascii="Raleway" w:hAnsi="Raleway" w:cs="Segoe UI"/>
-                <w:sz w:val="20"/>
-                <w:szCs w:val="20"/>
-              </w:rPr>
-            </w:pPr>
-            <w:r>
-              <w:rPr>
-                <w:rFonts w:ascii="Raleway" w:hAnsi="Raleway" w:cs="Segoe UI"/>
-                <w:sz w:val="20"/>
-                <w:szCs w:val="20"/>
-              </w:rPr>
-              <w:t>2</w:t>
-            </w:r>
-          </w:p>
-        </w:tc>
-      </w:tr>
-      <w:tr>
-        <w:tc>
-          <w:tcPr>
-            <w:tcW w:w="2689" w:type="dxa"/>
-          </w:tcPr>
-          <w:p>
-            <w:pPr>
-              <w:spacing w:after="100" w:afterAutospacing="1" w:line="276" w:lineRule="auto"/>
-              <w:rPr>
-                <w:rFonts w:ascii="Raleway" w:hAnsi="Raleway" w:cs="Segoe UI"/>
-                <w:sz w:val="20"/>
-                <w:szCs w:val="20"/>
-              </w:rPr>
-            </w:pPr>
-            <w:r>
-              <w:rPr>
-                <w:rFonts w:ascii="Raleway" w:hAnsi="Raleway" w:cs="Segoe UI"/>
-                <w:sz w:val="20"/>
-                <w:szCs w:val="20"/>
-              </w:rPr>
-              <w:t>Informational issues</w:t>
             </w:r>
           </w:p>
         </w:tc>
@@ -15525,29 +15468,7 @@
                 <w:sz w:val="22"/>
                 <w14:ligatures w14:val="none"/>
               </w:rPr>
-              <w:t>High</w:t>
-            </w:r>
-            <w:r>
-              <w:rPr>
-                <w:rFonts w:ascii="Raleway" w:eastAsia="Ubuntu" w:hAnsi="Raleway" w:cs="Segoe UI"/>
-                <w:bCs/>
-                <w:caps w:val="0"/>
-                <w:color w:val="3B95C5"/>
-                <w:sz w:val="22"/>
-                <w14:ligatures w14:val="none"/>
-              </w:rPr>
-              <w:t xml:space="preserve"> </w:t>
-            </w:r>
-            <w:r>
-              <w:rPr>
-                <w:rFonts w:ascii="Raleway" w:eastAsia="Ubuntu" w:hAnsi="Raleway" w:cs="Segoe UI"/>
-                <w:bCs/>
-                <w:caps w:val="0"/>
-                <w:color w:val="3B95C5"/>
-                <w:sz w:val="22"/>
-                <w14:ligatures w14:val="none"/>
-              </w:rPr>
-              <w:t>8.1</w:t>
+              <w:t>High 8.1</w:t>
             </w:r>
           </w:p>
         </w:tc>
@@ -16680,15 +16601,7 @@
           <w:sz w:val="20"/>
           <w:szCs w:val="20"/>
         </w:rPr>
-        <w:t>Escalation from a compromised student kiosk/workstation to domain contro</w:t>
-      </w:r>
-      <w:r>
-        <w:rPr>
-          <w:rFonts w:ascii="Raleway" w:hAnsi="Raleway"/>
-          <w:sz w:val="20"/>
-          <w:szCs w:val="20"/>
-        </w:rPr>
-        <w:t>l</w:t>
+        <w:t>Escalation from a compromised student kiosk/workstation to domain control</w:t>
       </w:r>
     </w:p>
     <w:p>
@@ -17385,40 +17298,7 @@
                 <w:sz w:val="22"/>
                 <w14:ligatures w14:val="none"/>
               </w:rPr>
-              <w:t>Medium</w:t>
-            </w:r>
-            <w:r>
-              <w:rPr>
-                <w:rFonts w:ascii="Raleway" w:eastAsia="Ubuntu" w:hAnsi="Raleway" w:cs="Segoe UI"/>
-                <w:bCs/>
-                <w:caps w:val="0"/>
-                <w:color w:val="3B95C5"/>
-                <w:sz w:val="22"/>
-                <w14:ligatures w14:val="none"/>
-              </w:rPr>
-              <w:t xml:space="preserve"> </w:t>
-            </w:r>
-            <w:r>
-              <w:rPr>
-                <w:rFonts w:ascii="Raleway" w:eastAsia="Ubuntu" w:hAnsi="Raleway" w:cs="Segoe UI"/>
-                <w:bCs/>
-                <w:caps w:val="0"/>
-                <w:color w:val="3B95C5"/>
-                <w:sz w:val="22"/>
-                <w14:ligatures w14:val="none"/>
-              </w:rPr>
-              <w:t>6</w:t>
-            </w:r>
-            <w:r>
-              <w:rPr>
-                <w:rFonts w:ascii="Raleway" w:eastAsia="Ubuntu" w:hAnsi="Raleway" w:cs="Segoe UI"/>
-                <w:bCs/>
-                <w:caps w:val="0"/>
-                <w:color w:val="3B95C5"/>
-                <w:sz w:val="22"/>
-                <w14:ligatures w14:val="none"/>
-              </w:rPr>
-              <w:t>.1</w:t>
+              <w:t>Medium 6.1</w:t>
             </w:r>
           </w:p>
         </w:tc>
@@ -19245,29 +19125,7 @@
                 <w:sz w:val="22"/>
                 <w14:ligatures w14:val="none"/>
               </w:rPr>
-              <w:t>Critical</w:t>
-            </w:r>
-            <w:r>
-              <w:rPr>
-                <w:rFonts w:ascii="Raleway" w:eastAsia="Ubuntu" w:hAnsi="Raleway" w:cs="Segoe UI"/>
-                <w:bCs/>
-                <w:caps w:val="0"/>
-                <w:color w:val="3B95C5"/>
-                <w:sz w:val="22"/>
-                <w14:ligatures w14:val="none"/>
-              </w:rPr>
-              <w:t xml:space="preserve"> </w:t>
-            </w:r>
-            <w:r>
-              <w:rPr>
-                <w:rFonts w:ascii="Raleway" w:eastAsia="Ubuntu" w:hAnsi="Raleway" w:cs="Segoe UI"/>
-                <w:bCs/>
-                <w:caps w:val="0"/>
-                <w:color w:val="3B95C5"/>
-                <w:sz w:val="22"/>
-                <w14:ligatures w14:val="none"/>
-              </w:rPr>
-              <w:t>9.8</w:t>
+              <w:t>Critical 9.8</w:t>
             </w:r>
           </w:p>
         </w:tc>
@@ -19555,40 +19413,7 @@
                 <w:sz w:val="18"/>
                 <w:szCs w:val="18"/>
               </w:rPr>
-              <w:t>None</w:t>
-            </w:r>
-            <w:r>
-              <w:rPr>
-                <w:rFonts w:ascii="Raleway" w:eastAsia="Ubuntu" w:hAnsi="Raleway" w:cs="Segoe UI"/>
-                <w:b w:val="0"/>
-                <w:caps w:val="0"/>
-                <w:color w:val="000000" w:themeColor="text1"/>
-                <w:sz w:val="18"/>
-                <w:szCs w:val="18"/>
-              </w:rPr>
-              <w:t>(</w:t>
-            </w:r>
-            <w:r>
-              <w:rPr>
-                <w:rFonts w:ascii="Raleway" w:eastAsia="Ubuntu" w:hAnsi="Raleway" w:cs="Segoe UI"/>
-                <w:b w:val="0"/>
-                <w:caps w:val="0"/>
-                <w:color w:val="000000" w:themeColor="text1"/>
-                <w:sz w:val="18"/>
-                <w:szCs w:val="18"/>
-              </w:rPr>
-              <w:t>N</w:t>
-            </w:r>
-            <w:r>
-              <w:rPr>
-                <w:rFonts w:ascii="Raleway" w:eastAsia="Ubuntu" w:hAnsi="Raleway" w:cs="Segoe UI"/>
-                <w:b w:val="0"/>
-                <w:caps w:val="0"/>
-                <w:color w:val="000000" w:themeColor="text1"/>
-                <w:sz w:val="18"/>
-                <w:szCs w:val="18"/>
-              </w:rPr>
-              <w:t>)</w:t>
+              <w:t>None(N)</w:t>
             </w:r>
           </w:p>
         </w:tc>
@@ -19808,18 +19633,7 @@
                 <w:sz w:val="18"/>
                 <w:szCs w:val="18"/>
               </w:rPr>
-              <w:t>Unc</w:t>
-            </w:r>
-            <w:r>
-              <w:rPr>
-                <w:rFonts w:ascii="Raleway" w:eastAsia="Ubuntu" w:hAnsi="Raleway" w:cs="Segoe UI"/>
-                <w:b w:val="0"/>
-                <w:caps w:val="0"/>
-                <w:color w:val="auto"/>
-                <w:sz w:val="18"/>
-                <w:szCs w:val="18"/>
-              </w:rPr>
-              <w:t>hanged (C)</w:t>
+              <w:t>Unchanged (C)</w:t>
             </w:r>
           </w:p>
         </w:tc>
@@ -22681,7 +22495,7 @@
             </wp:anchor>
           </w:drawing>
         </mc:Choice>
-        <mc:Fallback xmlns:a="http://schemas.openxmlformats.org/drawingml/2006/main" xmlns:a14="http://schemas.microsoft.com/office/drawing/2010/main" xmlns:arto="http://schemas.microsoft.com/office/word/2006/arto">
+        <mc:Fallback xmlns:arto="http://schemas.microsoft.com/office/word/2006/arto" xmlns:a14="http://schemas.microsoft.com/office/drawing/2010/main" xmlns:a="http://schemas.openxmlformats.org/drawingml/2006/main">
           <w:pict w14:anchorId="38CA5F0A">
             <v:line id="Line 4" style="position:absolute;flip:y;z-index:251658241;visibility:visible;mso-wrap-style:square;mso-width-percent:0;mso-height-percent:0;mso-wrap-distance-left:9pt;mso-wrap-distance-top:0;mso-wrap-distance-right:9pt;mso-wrap-distance-bottom:0;mso-position-horizontal:absolute;mso-position-horizontal-relative:text;mso-position-vertical:absolute;mso-position-vertical-relative:text;mso-width-percent:0;mso-height-percent:0;mso-width-relative:page;mso-height-relative:page" o:spid="_x0000_s1026" strokecolor="#f93" from="-3.65pt,-4.3pt" to="504.55pt,-4.3pt" w14:anchorId="5A3C3AEC" o:gfxdata="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">
               <o:lock v:ext="edit" shapetype="f"/>
@@ -23407,7 +23221,7 @@
             </wp:anchor>
           </w:drawing>
         </mc:Choice>
-        <mc:Fallback xmlns:a="http://schemas.openxmlformats.org/drawingml/2006/main" xmlns:pic="http://schemas.openxmlformats.org/drawingml/2006/picture" xmlns:a14="http://schemas.microsoft.com/office/drawing/2010/main" xmlns:arto="http://schemas.microsoft.com/office/word/2006/arto">
+        <mc:Fallback xmlns:arto="http://schemas.microsoft.com/office/word/2006/arto" xmlns:a14="http://schemas.microsoft.com/office/drawing/2010/main" xmlns:pic="http://schemas.openxmlformats.org/drawingml/2006/picture" xmlns:a="http://schemas.openxmlformats.org/drawingml/2006/main">
           <w:pict w14:anchorId="5A5AE9C6">
             <v:line id="Line 2" style="position:absolute;flip:y;z-index:251658240;visibility:visible;mso-wrap-style:square;mso-width-percent:0;mso-height-percent:0;mso-wrap-distance-left:9pt;mso-wrap-distance-top:0;mso-wrap-distance-right:9pt;mso-wrap-distance-bottom:0;mso-position-horizontal:absolute;mso-position-horizontal-relative:text;mso-position-vertical:absolute;mso-position-vertical-relative:text;mso-width-percent:0;mso-height-percent:0;mso-width-relative:page;mso-height-relative:page" o:spid="_x0000_s1026" strokecolor="#f93" from="-3.65pt,11.85pt" to="509.9pt,11.85pt" w14:anchorId="405F419A" o:gfxdata="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">
               <o:lock v:ext="edit" shapetype="f"/>
@@ -26143,6 +25957,7 @@
   <w:style w:type="character" w:default="1" w:styleId="DefaultParagraphFont">
     <w:name w:val="Default Paragraph Font"/>
     <w:uiPriority w:val="1"/>
+    <w:semiHidden/>
     <w:unhideWhenUsed/>
   </w:style>
   <w:style w:type="table" w:default="1" w:styleId="TableNormal">

--- a/docs/FinalReport.docx
+++ b/docs/FinalReport.docx
@@ -6554,7 +6554,6 @@
               <w:t xml:space="preserve">No immediate action </w:t>
             </w:r>
             <w:proofErr w:type="spellStart"/>
-            <w:proofErr w:type="gramStart"/>
             <w:r>
               <w:rPr>
                 <w:rFonts w:cs="Segoe UI"/>
@@ -6562,7 +6561,6 @@
               <w:t>required.Consider</w:t>
             </w:r>
             <w:proofErr w:type="spellEnd"/>
-            <w:proofErr w:type="gramEnd"/>
             <w:r>
               <w:rPr>
                 <w:rFonts w:cs="Segoe UI"/>
@@ -6821,141 +6819,8 @@
                 <w:sz w:val="18"/>
                 <w:szCs w:val="18"/>
               </w:rPr>
-              <w:t>CVSS:3.1/</w:t>
-            </w:r>
-            <w:proofErr w:type="gramStart"/>
-            <w:r>
-              <w:rPr>
-                <w:rFonts w:ascii="Raleway" w:eastAsia="Ubuntu" w:hAnsi="Raleway" w:cs="Segoe UI"/>
-                <w:bCs/>
-                <w:caps w:val="0"/>
-                <w:color w:val="000000" w:themeColor="text1"/>
-                <w:sz w:val="18"/>
-                <w:szCs w:val="18"/>
-              </w:rPr>
-              <w:t>AV:N</w:t>
-            </w:r>
-            <w:proofErr w:type="gramEnd"/>
-            <w:r>
-              <w:rPr>
-                <w:rFonts w:ascii="Raleway" w:eastAsia="Ubuntu" w:hAnsi="Raleway" w:cs="Segoe UI"/>
-                <w:bCs/>
-                <w:caps w:val="0"/>
-                <w:color w:val="000000" w:themeColor="text1"/>
-                <w:sz w:val="18"/>
-                <w:szCs w:val="18"/>
-              </w:rPr>
-              <w:t>/</w:t>
-            </w:r>
-            <w:proofErr w:type="gramStart"/>
-            <w:r>
-              <w:rPr>
-                <w:rFonts w:ascii="Raleway" w:eastAsia="Ubuntu" w:hAnsi="Raleway" w:cs="Segoe UI"/>
-                <w:bCs/>
-                <w:caps w:val="0"/>
-                <w:color w:val="000000" w:themeColor="text1"/>
-                <w:sz w:val="18"/>
-                <w:szCs w:val="18"/>
-              </w:rPr>
-              <w:t>AC:L</w:t>
-            </w:r>
-            <w:proofErr w:type="gramEnd"/>
-            <w:r>
-              <w:rPr>
-                <w:rFonts w:ascii="Raleway" w:eastAsia="Ubuntu" w:hAnsi="Raleway" w:cs="Segoe UI"/>
-                <w:bCs/>
-                <w:caps w:val="0"/>
-                <w:color w:val="000000" w:themeColor="text1"/>
-                <w:sz w:val="18"/>
-                <w:szCs w:val="18"/>
-              </w:rPr>
-              <w:t>/</w:t>
-            </w:r>
-            <w:proofErr w:type="gramStart"/>
-            <w:r>
-              <w:rPr>
-                <w:rFonts w:ascii="Raleway" w:eastAsia="Ubuntu" w:hAnsi="Raleway" w:cs="Segoe UI"/>
-                <w:bCs/>
-                <w:caps w:val="0"/>
-                <w:color w:val="000000" w:themeColor="text1"/>
-                <w:sz w:val="18"/>
-                <w:szCs w:val="18"/>
-              </w:rPr>
-              <w:t>PR:L</w:t>
-            </w:r>
-            <w:proofErr w:type="gramEnd"/>
-            <w:r>
-              <w:rPr>
-                <w:rFonts w:ascii="Raleway" w:eastAsia="Ubuntu" w:hAnsi="Raleway" w:cs="Segoe UI"/>
-                <w:bCs/>
-                <w:caps w:val="0"/>
-                <w:color w:val="000000" w:themeColor="text1"/>
-                <w:sz w:val="18"/>
-                <w:szCs w:val="18"/>
-              </w:rPr>
-              <w:t>/</w:t>
-            </w:r>
-            <w:proofErr w:type="gramStart"/>
-            <w:r>
-              <w:rPr>
-                <w:rFonts w:ascii="Raleway" w:eastAsia="Ubuntu" w:hAnsi="Raleway" w:cs="Segoe UI"/>
-                <w:bCs/>
-                <w:caps w:val="0"/>
-                <w:color w:val="000000" w:themeColor="text1"/>
-                <w:sz w:val="18"/>
-                <w:szCs w:val="18"/>
-              </w:rPr>
-              <w:t>UI:N</w:t>
-            </w:r>
-            <w:proofErr w:type="gramEnd"/>
-            <w:r>
-              <w:rPr>
-                <w:rFonts w:ascii="Raleway" w:eastAsia="Ubuntu" w:hAnsi="Raleway" w:cs="Segoe UI"/>
-                <w:bCs/>
-                <w:caps w:val="0"/>
-                <w:color w:val="000000" w:themeColor="text1"/>
-                <w:sz w:val="18"/>
-                <w:szCs w:val="18"/>
-              </w:rPr>
-              <w:t>/</w:t>
-            </w:r>
-            <w:proofErr w:type="gramStart"/>
-            <w:r>
-              <w:rPr>
-                <w:rFonts w:ascii="Raleway" w:eastAsia="Ubuntu" w:hAnsi="Raleway" w:cs="Segoe UI"/>
-                <w:bCs/>
-                <w:caps w:val="0"/>
-                <w:color w:val="000000" w:themeColor="text1"/>
-                <w:sz w:val="18"/>
-                <w:szCs w:val="18"/>
-              </w:rPr>
-              <w:t>S:U</w:t>
-            </w:r>
-            <w:proofErr w:type="gramEnd"/>
-            <w:r>
-              <w:rPr>
-                <w:rFonts w:ascii="Raleway" w:eastAsia="Ubuntu" w:hAnsi="Raleway" w:cs="Segoe UI"/>
-                <w:bCs/>
-                <w:caps w:val="0"/>
-                <w:color w:val="000000" w:themeColor="text1"/>
-                <w:sz w:val="18"/>
-                <w:szCs w:val="18"/>
-              </w:rPr>
-              <w:t>/C:H/I:H/</w:t>
-            </w:r>
-            <w:proofErr w:type="gramStart"/>
-            <w:r>
-              <w:rPr>
-                <w:rFonts w:ascii="Raleway" w:eastAsia="Ubuntu" w:hAnsi="Raleway" w:cs="Segoe UI"/>
-                <w:bCs/>
-                <w:caps w:val="0"/>
-                <w:color w:val="000000" w:themeColor="text1"/>
-                <w:sz w:val="18"/>
-                <w:szCs w:val="18"/>
-              </w:rPr>
-              <w:t>A:L</w:t>
-            </w:r>
-            <w:proofErr w:type="gramEnd"/>
+              <w:t>CVSS:3.1/AV:N/AC:L/PR:L/UI:N/S:U/C:H/I:H/A:L</w:t>
+            </w:r>
           </w:p>
         </w:tc>
       </w:tr>
@@ -8146,18 +8011,8 @@
                 <w:sz w:val="16"/>
                 <w:szCs w:val="16"/>
               </w:rPr>
-              <w:t xml:space="preserve">CVSS v3.1 </w:t>
-            </w:r>
-            <w:proofErr w:type="gramStart"/>
-            <w:r>
-              <w:rPr>
-                <w:rFonts w:ascii="Raleway" w:hAnsi="Raleway" w:cs="Segoe UI"/>
-                <w:sz w:val="16"/>
-                <w:szCs w:val="16"/>
-              </w:rPr>
-              <w:t>Score</w:t>
-            </w:r>
-            <w:proofErr w:type="gramEnd"/>
+              <w:t>CVSS v3.1 Score</w:t>
+            </w:r>
           </w:p>
         </w:tc>
         <w:tc>
@@ -8255,141 +8110,8 @@
                 <w:sz w:val="18"/>
                 <w:szCs w:val="18"/>
               </w:rPr>
-              <w:t>CVSS:3.1/</w:t>
-            </w:r>
-            <w:proofErr w:type="gramStart"/>
-            <w:r>
-              <w:rPr>
-                <w:rFonts w:ascii="Raleway" w:eastAsia="Ubuntu" w:hAnsi="Raleway" w:cs="Segoe UI"/>
-                <w:bCs/>
-                <w:caps w:val="0"/>
-                <w:color w:val="000000" w:themeColor="text1"/>
-                <w:sz w:val="18"/>
-                <w:szCs w:val="18"/>
-              </w:rPr>
-              <w:t>AV:N</w:t>
-            </w:r>
-            <w:proofErr w:type="gramEnd"/>
-            <w:r>
-              <w:rPr>
-                <w:rFonts w:ascii="Raleway" w:eastAsia="Ubuntu" w:hAnsi="Raleway" w:cs="Segoe UI"/>
-                <w:bCs/>
-                <w:caps w:val="0"/>
-                <w:color w:val="000000" w:themeColor="text1"/>
-                <w:sz w:val="18"/>
-                <w:szCs w:val="18"/>
-              </w:rPr>
-              <w:t>/</w:t>
-            </w:r>
-            <w:proofErr w:type="gramStart"/>
-            <w:r>
-              <w:rPr>
-                <w:rFonts w:ascii="Raleway" w:eastAsia="Ubuntu" w:hAnsi="Raleway" w:cs="Segoe UI"/>
-                <w:bCs/>
-                <w:caps w:val="0"/>
-                <w:color w:val="000000" w:themeColor="text1"/>
-                <w:sz w:val="18"/>
-                <w:szCs w:val="18"/>
-              </w:rPr>
-              <w:t>AC:L</w:t>
-            </w:r>
-            <w:proofErr w:type="gramEnd"/>
-            <w:r>
-              <w:rPr>
-                <w:rFonts w:ascii="Raleway" w:eastAsia="Ubuntu" w:hAnsi="Raleway" w:cs="Segoe UI"/>
-                <w:bCs/>
-                <w:caps w:val="0"/>
-                <w:color w:val="000000" w:themeColor="text1"/>
-                <w:sz w:val="18"/>
-                <w:szCs w:val="18"/>
-              </w:rPr>
-              <w:t>/</w:t>
-            </w:r>
-            <w:proofErr w:type="gramStart"/>
-            <w:r>
-              <w:rPr>
-                <w:rFonts w:ascii="Raleway" w:eastAsia="Ubuntu" w:hAnsi="Raleway" w:cs="Segoe UI"/>
-                <w:bCs/>
-                <w:caps w:val="0"/>
-                <w:color w:val="000000" w:themeColor="text1"/>
-                <w:sz w:val="18"/>
-                <w:szCs w:val="18"/>
-              </w:rPr>
-              <w:t>PR:N</w:t>
-            </w:r>
-            <w:proofErr w:type="gramEnd"/>
-            <w:r>
-              <w:rPr>
-                <w:rFonts w:ascii="Raleway" w:eastAsia="Ubuntu" w:hAnsi="Raleway" w:cs="Segoe UI"/>
-                <w:bCs/>
-                <w:caps w:val="0"/>
-                <w:color w:val="000000" w:themeColor="text1"/>
-                <w:sz w:val="18"/>
-                <w:szCs w:val="18"/>
-              </w:rPr>
-              <w:t>/</w:t>
-            </w:r>
-            <w:proofErr w:type="gramStart"/>
-            <w:r>
-              <w:rPr>
-                <w:rFonts w:ascii="Raleway" w:eastAsia="Ubuntu" w:hAnsi="Raleway" w:cs="Segoe UI"/>
-                <w:bCs/>
-                <w:caps w:val="0"/>
-                <w:color w:val="000000" w:themeColor="text1"/>
-                <w:sz w:val="18"/>
-                <w:szCs w:val="18"/>
-              </w:rPr>
-              <w:t>UI:N</w:t>
-            </w:r>
-            <w:proofErr w:type="gramEnd"/>
-            <w:r>
-              <w:rPr>
-                <w:rFonts w:ascii="Raleway" w:eastAsia="Ubuntu" w:hAnsi="Raleway" w:cs="Segoe UI"/>
-                <w:bCs/>
-                <w:caps w:val="0"/>
-                <w:color w:val="000000" w:themeColor="text1"/>
-                <w:sz w:val="18"/>
-                <w:szCs w:val="18"/>
-              </w:rPr>
-              <w:t>/</w:t>
-            </w:r>
-            <w:proofErr w:type="gramStart"/>
-            <w:r>
-              <w:rPr>
-                <w:rFonts w:ascii="Raleway" w:eastAsia="Ubuntu" w:hAnsi="Raleway" w:cs="Segoe UI"/>
-                <w:bCs/>
-                <w:caps w:val="0"/>
-                <w:color w:val="000000" w:themeColor="text1"/>
-                <w:sz w:val="18"/>
-                <w:szCs w:val="18"/>
-              </w:rPr>
-              <w:t>S:U</w:t>
-            </w:r>
-            <w:proofErr w:type="gramEnd"/>
-            <w:r>
-              <w:rPr>
-                <w:rFonts w:ascii="Raleway" w:eastAsia="Ubuntu" w:hAnsi="Raleway" w:cs="Segoe UI"/>
-                <w:bCs/>
-                <w:caps w:val="0"/>
-                <w:color w:val="000000" w:themeColor="text1"/>
-                <w:sz w:val="18"/>
-                <w:szCs w:val="18"/>
-              </w:rPr>
-              <w:t>/C:H/I:H/</w:t>
-            </w:r>
-            <w:proofErr w:type="gramStart"/>
-            <w:r>
-              <w:rPr>
-                <w:rFonts w:ascii="Raleway" w:eastAsia="Ubuntu" w:hAnsi="Raleway" w:cs="Segoe UI"/>
-                <w:bCs/>
-                <w:caps w:val="0"/>
-                <w:color w:val="000000" w:themeColor="text1"/>
-                <w:sz w:val="18"/>
-                <w:szCs w:val="18"/>
-              </w:rPr>
-              <w:t>A:L</w:t>
-            </w:r>
-            <w:proofErr w:type="gramEnd"/>
+              <w:t>CVSS:3.1/AV:N/AC:L/PR:N/UI:N/S:U/C:H/I:H/A:L</w:t>
+            </w:r>
           </w:p>
         </w:tc>
       </w:tr>
@@ -9568,18 +9290,8 @@
                 <w:sz w:val="16"/>
                 <w:szCs w:val="16"/>
               </w:rPr>
-              <w:t xml:space="preserve">CVSS v3.1 </w:t>
-            </w:r>
-            <w:proofErr w:type="gramStart"/>
-            <w:r>
-              <w:rPr>
-                <w:rFonts w:ascii="Raleway" w:hAnsi="Raleway" w:cs="Segoe UI"/>
-                <w:sz w:val="16"/>
-                <w:szCs w:val="16"/>
-              </w:rPr>
-              <w:t>Score</w:t>
-            </w:r>
-            <w:proofErr w:type="gramEnd"/>
+              <w:t>CVSS v3.1 Score</w:t>
+            </w:r>
           </w:p>
         </w:tc>
         <w:tc>
@@ -9680,7 +9392,6 @@
               <w:t>CVSS:3.1/</w:t>
             </w:r>
             <w:hyperlink r:id="rId18" w:tgtFrame="_blank" w:history="1">
-              <w:proofErr w:type="gramStart"/>
               <w:r>
                 <w:rPr>
                   <w:rFonts w:ascii="Raleway" w:eastAsia="Ubuntu" w:hAnsi="Raleway" w:cs="Segoe UI"/>
@@ -9690,129 +9401,8 @@
                   <w:sz w:val="18"/>
                   <w:szCs w:val="18"/>
                 </w:rPr>
-                <w:t>AV:N</w:t>
+                <w:t>AV:N/AC:L/PR:N/UI:N/S:U/C:H/I:H/A:L</w:t>
               </w:r>
-              <w:proofErr w:type="gramEnd"/>
-              <w:r>
-                <w:rPr>
-                  <w:rFonts w:ascii="Raleway" w:eastAsia="Ubuntu" w:hAnsi="Raleway" w:cs="Segoe UI"/>
-                  <w:bCs/>
-                  <w:caps w:val="0"/>
-                  <w:color w:val="000000" w:themeColor="text1"/>
-                  <w:sz w:val="18"/>
-                  <w:szCs w:val="18"/>
-                </w:rPr>
-                <w:t>/</w:t>
-              </w:r>
-              <w:proofErr w:type="gramStart"/>
-              <w:r>
-                <w:rPr>
-                  <w:rFonts w:ascii="Raleway" w:eastAsia="Ubuntu" w:hAnsi="Raleway" w:cs="Segoe UI"/>
-                  <w:bCs/>
-                  <w:caps w:val="0"/>
-                  <w:color w:val="000000" w:themeColor="text1"/>
-                  <w:sz w:val="18"/>
-                  <w:szCs w:val="18"/>
-                </w:rPr>
-                <w:t>AC:L</w:t>
-              </w:r>
-              <w:proofErr w:type="gramEnd"/>
-              <w:r>
-                <w:rPr>
-                  <w:rFonts w:ascii="Raleway" w:eastAsia="Ubuntu" w:hAnsi="Raleway" w:cs="Segoe UI"/>
-                  <w:bCs/>
-                  <w:caps w:val="0"/>
-                  <w:color w:val="000000" w:themeColor="text1"/>
-                  <w:sz w:val="18"/>
-                  <w:szCs w:val="18"/>
-                </w:rPr>
-                <w:t>/</w:t>
-              </w:r>
-              <w:proofErr w:type="gramStart"/>
-              <w:r>
-                <w:rPr>
-                  <w:rFonts w:ascii="Raleway" w:eastAsia="Ubuntu" w:hAnsi="Raleway" w:cs="Segoe UI"/>
-                  <w:bCs/>
-                  <w:caps w:val="0"/>
-                  <w:color w:val="000000" w:themeColor="text1"/>
-                  <w:sz w:val="18"/>
-                  <w:szCs w:val="18"/>
-                </w:rPr>
-                <w:t>PR:N</w:t>
-              </w:r>
-              <w:proofErr w:type="gramEnd"/>
-              <w:r>
-                <w:rPr>
-                  <w:rFonts w:ascii="Raleway" w:eastAsia="Ubuntu" w:hAnsi="Raleway" w:cs="Segoe UI"/>
-                  <w:bCs/>
-                  <w:caps w:val="0"/>
-                  <w:color w:val="000000" w:themeColor="text1"/>
-                  <w:sz w:val="18"/>
-                  <w:szCs w:val="18"/>
-                </w:rPr>
-                <w:t>/</w:t>
-              </w:r>
-              <w:proofErr w:type="gramStart"/>
-              <w:r>
-                <w:rPr>
-                  <w:rFonts w:ascii="Raleway" w:eastAsia="Ubuntu" w:hAnsi="Raleway" w:cs="Segoe UI"/>
-                  <w:bCs/>
-                  <w:caps w:val="0"/>
-                  <w:color w:val="000000" w:themeColor="text1"/>
-                  <w:sz w:val="18"/>
-                  <w:szCs w:val="18"/>
-                </w:rPr>
-                <w:t>UI:N</w:t>
-              </w:r>
-              <w:proofErr w:type="gramEnd"/>
-              <w:r>
-                <w:rPr>
-                  <w:rFonts w:ascii="Raleway" w:eastAsia="Ubuntu" w:hAnsi="Raleway" w:cs="Segoe UI"/>
-                  <w:bCs/>
-                  <w:caps w:val="0"/>
-                  <w:color w:val="000000" w:themeColor="text1"/>
-                  <w:sz w:val="18"/>
-                  <w:szCs w:val="18"/>
-                </w:rPr>
-                <w:t>/</w:t>
-              </w:r>
-              <w:proofErr w:type="gramStart"/>
-              <w:r>
-                <w:rPr>
-                  <w:rFonts w:ascii="Raleway" w:eastAsia="Ubuntu" w:hAnsi="Raleway" w:cs="Segoe UI"/>
-                  <w:bCs/>
-                  <w:caps w:val="0"/>
-                  <w:color w:val="000000" w:themeColor="text1"/>
-                  <w:sz w:val="18"/>
-                  <w:szCs w:val="18"/>
-                </w:rPr>
-                <w:t>S:U</w:t>
-              </w:r>
-              <w:proofErr w:type="gramEnd"/>
-              <w:r>
-                <w:rPr>
-                  <w:rFonts w:ascii="Raleway" w:eastAsia="Ubuntu" w:hAnsi="Raleway" w:cs="Segoe UI"/>
-                  <w:bCs/>
-                  <w:caps w:val="0"/>
-                  <w:color w:val="000000" w:themeColor="text1"/>
-                  <w:sz w:val="18"/>
-                  <w:szCs w:val="18"/>
-                </w:rPr>
-                <w:t>/C:H/I:H/</w:t>
-              </w:r>
-              <w:proofErr w:type="gramStart"/>
-              <w:r>
-                <w:rPr>
-                  <w:rFonts w:ascii="Raleway" w:eastAsia="Ubuntu" w:hAnsi="Raleway" w:cs="Segoe UI"/>
-                  <w:bCs/>
-                  <w:caps w:val="0"/>
-                  <w:color w:val="000000" w:themeColor="text1"/>
-                  <w:sz w:val="18"/>
-                  <w:szCs w:val="18"/>
-                </w:rPr>
-                <w:t>A:L</w:t>
-              </w:r>
-              <w:proofErr w:type="gramEnd"/>
             </w:hyperlink>
           </w:p>
         </w:tc>
@@ -10883,18 +10473,8 @@
                 <w:sz w:val="16"/>
                 <w:szCs w:val="16"/>
               </w:rPr>
-              <w:t xml:space="preserve">CVSS v3.1 </w:t>
-            </w:r>
-            <w:proofErr w:type="gramStart"/>
-            <w:r>
-              <w:rPr>
-                <w:rFonts w:ascii="Raleway" w:hAnsi="Raleway" w:cs="Segoe UI"/>
-                <w:sz w:val="16"/>
-                <w:szCs w:val="16"/>
-              </w:rPr>
-              <w:t>Score</w:t>
-            </w:r>
-            <w:proofErr w:type="gramEnd"/>
+              <w:t>CVSS v3.1 Score</w:t>
+            </w:r>
           </w:p>
         </w:tc>
         <w:tc>
@@ -11005,7 +10585,6 @@
               </w:rPr>
               <w:t>/</w:t>
             </w:r>
-            <w:proofErr w:type="gramStart"/>
             <w:r>
               <w:rPr>
                 <w:rFonts w:ascii="Raleway" w:eastAsia="Ubuntu" w:hAnsi="Raleway" w:cs="Segoe UI"/>
@@ -11015,115 +10594,7 @@
                 <w:sz w:val="18"/>
                 <w:szCs w:val="18"/>
               </w:rPr>
-              <w:t>AV:N</w:t>
-            </w:r>
-            <w:proofErr w:type="gramEnd"/>
-            <w:r>
-              <w:rPr>
-                <w:rFonts w:ascii="Raleway" w:eastAsia="Ubuntu" w:hAnsi="Raleway" w:cs="Segoe UI"/>
-                <w:bCs/>
-                <w:caps w:val="0"/>
-                <w:color w:val="000000" w:themeColor="text1"/>
-                <w:sz w:val="18"/>
-                <w:szCs w:val="18"/>
-              </w:rPr>
-              <w:t>/</w:t>
-            </w:r>
-            <w:proofErr w:type="gramStart"/>
-            <w:r>
-              <w:rPr>
-                <w:rFonts w:ascii="Raleway" w:eastAsia="Ubuntu" w:hAnsi="Raleway" w:cs="Segoe UI"/>
-                <w:bCs/>
-                <w:caps w:val="0"/>
-                <w:color w:val="000000" w:themeColor="text1"/>
-                <w:sz w:val="18"/>
-                <w:szCs w:val="18"/>
-              </w:rPr>
-              <w:t>AC:L</w:t>
-            </w:r>
-            <w:proofErr w:type="gramEnd"/>
-            <w:r>
-              <w:rPr>
-                <w:rFonts w:ascii="Raleway" w:eastAsia="Ubuntu" w:hAnsi="Raleway" w:cs="Segoe UI"/>
-                <w:bCs/>
-                <w:caps w:val="0"/>
-                <w:color w:val="000000" w:themeColor="text1"/>
-                <w:sz w:val="18"/>
-                <w:szCs w:val="18"/>
-              </w:rPr>
-              <w:t>/</w:t>
-            </w:r>
-            <w:proofErr w:type="gramStart"/>
-            <w:r>
-              <w:rPr>
-                <w:rFonts w:ascii="Raleway" w:eastAsia="Ubuntu" w:hAnsi="Raleway" w:cs="Segoe UI"/>
-                <w:bCs/>
-                <w:caps w:val="0"/>
-                <w:color w:val="000000" w:themeColor="text1"/>
-                <w:sz w:val="18"/>
-                <w:szCs w:val="18"/>
-              </w:rPr>
-              <w:t>PR:N</w:t>
-            </w:r>
-            <w:proofErr w:type="gramEnd"/>
-            <w:r>
-              <w:rPr>
-                <w:rFonts w:ascii="Raleway" w:eastAsia="Ubuntu" w:hAnsi="Raleway" w:cs="Segoe UI"/>
-                <w:bCs/>
-                <w:caps w:val="0"/>
-                <w:color w:val="000000" w:themeColor="text1"/>
-                <w:sz w:val="18"/>
-                <w:szCs w:val="18"/>
-              </w:rPr>
-              <w:t>/</w:t>
-            </w:r>
-            <w:proofErr w:type="gramStart"/>
-            <w:r>
-              <w:rPr>
-                <w:rFonts w:ascii="Raleway" w:eastAsia="Ubuntu" w:hAnsi="Raleway" w:cs="Segoe UI"/>
-                <w:bCs/>
-                <w:caps w:val="0"/>
-                <w:color w:val="000000" w:themeColor="text1"/>
-                <w:sz w:val="18"/>
-                <w:szCs w:val="18"/>
-              </w:rPr>
-              <w:t>UI:N</w:t>
-            </w:r>
-            <w:proofErr w:type="gramEnd"/>
-            <w:r>
-              <w:rPr>
-                <w:rFonts w:ascii="Raleway" w:eastAsia="Ubuntu" w:hAnsi="Raleway" w:cs="Segoe UI"/>
-                <w:bCs/>
-                <w:caps w:val="0"/>
-                <w:color w:val="000000" w:themeColor="text1"/>
-                <w:sz w:val="18"/>
-                <w:szCs w:val="18"/>
-              </w:rPr>
-              <w:t>/</w:t>
-            </w:r>
-            <w:proofErr w:type="gramStart"/>
-            <w:r>
-              <w:rPr>
-                <w:rFonts w:ascii="Raleway" w:eastAsia="Ubuntu" w:hAnsi="Raleway" w:cs="Segoe UI"/>
-                <w:bCs/>
-                <w:caps w:val="0"/>
-                <w:color w:val="000000" w:themeColor="text1"/>
-                <w:sz w:val="18"/>
-                <w:szCs w:val="18"/>
-              </w:rPr>
-              <w:t>S:U</w:t>
-            </w:r>
-            <w:proofErr w:type="gramEnd"/>
-            <w:r>
-              <w:rPr>
-                <w:rFonts w:ascii="Raleway" w:eastAsia="Ubuntu" w:hAnsi="Raleway" w:cs="Segoe UI"/>
-                <w:bCs/>
-                <w:caps w:val="0"/>
-                <w:color w:val="000000" w:themeColor="text1"/>
-                <w:sz w:val="18"/>
-                <w:szCs w:val="18"/>
-              </w:rPr>
-              <w:t>/C:H/I:H/A:H</w:t>
+              <w:t>AV:N/AC:L/PR:N/UI:N/S:U/C:H/I:H/A:H</w:t>
             </w:r>
           </w:p>
         </w:tc>
@@ -12209,46 +11680,23 @@
     <w:p>
       <w:pPr>
         <w:spacing w:after="160" w:line="278" w:lineRule="auto"/>
-        <w:rPr>
-          <w:rFonts w:ascii="Raleway" w:eastAsiaTheme="majorEastAsia" w:hAnsi="Raleway" w:cstheme="majorBidi"/>
-          <w:b/>
-          <w:color w:val="DE713A"/>
-          <w:sz w:val="28"/>
-          <w:szCs w:val="40"/>
-        </w:rPr>
       </w:pPr>
       <w:bookmarkStart w:id="24" w:name="_Toc177730349"/>
+    </w:p>
+    <w:p>
+      <w:pPr>
+        <w:spacing w:after="160" w:line="278" w:lineRule="auto"/>
+        <w:rPr>
+          <w:rFonts w:ascii="Times New Roman" w:hAnsi="Times New Roman"/>
+        </w:rPr>
+      </w:pPr>
       <w:r>
         <w:br w:type="page"/>
       </w:r>
-    </w:p>
-    <w:p>
-      <w:pPr>
-        <w:spacing w:after="160" w:line="278" w:lineRule="auto"/>
-        <w:rPr>
-          <w:rFonts w:ascii="Raleway" w:eastAsiaTheme="majorEastAsia" w:hAnsi="Raleway" w:cstheme="majorBidi"/>
-          <w:b/>
-          <w:color w:val="DE713A"/>
-          <w:sz w:val="28"/>
-          <w:szCs w:val="40"/>
-        </w:rPr>
-      </w:pPr>
-      <w:r>
-        <w:lastRenderedPageBreak/>
-        <w:br w:type="page"/>
-      </w:r>
-    </w:p>
-    <w:p>
-      <w:pPr>
-        <w:pStyle w:val="Heading3"/>
-        <w:rPr>
-          <w:rFonts w:ascii="Times New Roman" w:hAnsi="Times New Roman" w:cs="Times New Roman"/>
-        </w:rPr>
-      </w:pPr>
       <w:bookmarkStart w:id="25" w:name="_Toc235567827"/>
       <w:r>
         <w:rPr>
-          <w:rFonts w:ascii="Times New Roman" w:hAnsi="Times New Roman" w:cs="Times New Roman"/>
+          <w:rFonts w:ascii="Times New Roman" w:hAnsi="Times New Roman"/>
         </w:rPr>
         <w:lastRenderedPageBreak/>
         <w:t>Arbitrary File Upload leading to RCE (Placement Portal)</w:t>
@@ -12312,18 +11760,8 @@
                 <w:sz w:val="16"/>
                 <w:szCs w:val="16"/>
               </w:rPr>
-              <w:t xml:space="preserve">CVSS v3.1 </w:t>
-            </w:r>
-            <w:proofErr w:type="gramStart"/>
-            <w:r>
-              <w:rPr>
-                <w:rFonts w:ascii="Raleway" w:hAnsi="Raleway" w:cs="Segoe UI"/>
-                <w:sz w:val="16"/>
-                <w:szCs w:val="16"/>
-              </w:rPr>
-              <w:t>Score</w:t>
-            </w:r>
-            <w:proofErr w:type="gramEnd"/>
+              <w:t>CVSS v3.1 Score</w:t>
+            </w:r>
           </w:p>
         </w:tc>
         <w:tc>
@@ -12434,7 +11872,6 @@
               </w:rPr>
               <w:t>/</w:t>
             </w:r>
-            <w:proofErr w:type="gramStart"/>
             <w:r>
               <w:rPr>
                 <w:rFonts w:ascii="Raleway" w:eastAsia="Ubuntu" w:hAnsi="Raleway" w:cs="Segoe UI"/>
@@ -12444,115 +11881,7 @@
                 <w:sz w:val="18"/>
                 <w:szCs w:val="18"/>
               </w:rPr>
-              <w:t>AV:N</w:t>
-            </w:r>
-            <w:proofErr w:type="gramEnd"/>
-            <w:r>
-              <w:rPr>
-                <w:rFonts w:ascii="Raleway" w:eastAsia="Ubuntu" w:hAnsi="Raleway" w:cs="Segoe UI"/>
-                <w:bCs/>
-                <w:caps w:val="0"/>
-                <w:color w:val="000000" w:themeColor="text1"/>
-                <w:sz w:val="18"/>
-                <w:szCs w:val="18"/>
-              </w:rPr>
-              <w:t>/</w:t>
-            </w:r>
-            <w:proofErr w:type="gramStart"/>
-            <w:r>
-              <w:rPr>
-                <w:rFonts w:ascii="Raleway" w:eastAsia="Ubuntu" w:hAnsi="Raleway" w:cs="Segoe UI"/>
-                <w:bCs/>
-                <w:caps w:val="0"/>
-                <w:color w:val="000000" w:themeColor="text1"/>
-                <w:sz w:val="18"/>
-                <w:szCs w:val="18"/>
-              </w:rPr>
-              <w:t>AC:L</w:t>
-            </w:r>
-            <w:proofErr w:type="gramEnd"/>
-            <w:r>
-              <w:rPr>
-                <w:rFonts w:ascii="Raleway" w:eastAsia="Ubuntu" w:hAnsi="Raleway" w:cs="Segoe UI"/>
-                <w:bCs/>
-                <w:caps w:val="0"/>
-                <w:color w:val="000000" w:themeColor="text1"/>
-                <w:sz w:val="18"/>
-                <w:szCs w:val="18"/>
-              </w:rPr>
-              <w:t>/</w:t>
-            </w:r>
-            <w:proofErr w:type="gramStart"/>
-            <w:r>
-              <w:rPr>
-                <w:rFonts w:ascii="Raleway" w:eastAsia="Ubuntu" w:hAnsi="Raleway" w:cs="Segoe UI"/>
-                <w:bCs/>
-                <w:caps w:val="0"/>
-                <w:color w:val="000000" w:themeColor="text1"/>
-                <w:sz w:val="18"/>
-                <w:szCs w:val="18"/>
-              </w:rPr>
-              <w:t>PR:N</w:t>
-            </w:r>
-            <w:proofErr w:type="gramEnd"/>
-            <w:r>
-              <w:rPr>
-                <w:rFonts w:ascii="Raleway" w:eastAsia="Ubuntu" w:hAnsi="Raleway" w:cs="Segoe UI"/>
-                <w:bCs/>
-                <w:caps w:val="0"/>
-                <w:color w:val="000000" w:themeColor="text1"/>
-                <w:sz w:val="18"/>
-                <w:szCs w:val="18"/>
-              </w:rPr>
-              <w:t>/</w:t>
-            </w:r>
-            <w:proofErr w:type="gramStart"/>
-            <w:r>
-              <w:rPr>
-                <w:rFonts w:ascii="Raleway" w:eastAsia="Ubuntu" w:hAnsi="Raleway" w:cs="Segoe UI"/>
-                <w:bCs/>
-                <w:caps w:val="0"/>
-                <w:color w:val="000000" w:themeColor="text1"/>
-                <w:sz w:val="18"/>
-                <w:szCs w:val="18"/>
-              </w:rPr>
-              <w:t>UI:N</w:t>
-            </w:r>
-            <w:proofErr w:type="gramEnd"/>
-            <w:r>
-              <w:rPr>
-                <w:rFonts w:ascii="Raleway" w:eastAsia="Ubuntu" w:hAnsi="Raleway" w:cs="Segoe UI"/>
-                <w:bCs/>
-                <w:caps w:val="0"/>
-                <w:color w:val="000000" w:themeColor="text1"/>
-                <w:sz w:val="18"/>
-                <w:szCs w:val="18"/>
-              </w:rPr>
-              <w:t>/</w:t>
-            </w:r>
-            <w:proofErr w:type="gramStart"/>
-            <w:r>
-              <w:rPr>
-                <w:rFonts w:ascii="Raleway" w:eastAsia="Ubuntu" w:hAnsi="Raleway" w:cs="Segoe UI"/>
-                <w:bCs/>
-                <w:caps w:val="0"/>
-                <w:color w:val="000000" w:themeColor="text1"/>
-                <w:sz w:val="18"/>
-                <w:szCs w:val="18"/>
-              </w:rPr>
-              <w:t>S:U</w:t>
-            </w:r>
-            <w:proofErr w:type="gramEnd"/>
-            <w:r>
-              <w:rPr>
-                <w:rFonts w:ascii="Raleway" w:eastAsia="Ubuntu" w:hAnsi="Raleway" w:cs="Segoe UI"/>
-                <w:bCs/>
-                <w:caps w:val="0"/>
-                <w:color w:val="000000" w:themeColor="text1"/>
-                <w:sz w:val="18"/>
-                <w:szCs w:val="18"/>
-              </w:rPr>
-              <w:t>/C:H/I:H/A:H</w:t>
+              <w:t>AV:N/AC:L/PR:N/UI:N/S:U/C:H/I:H/A:H</w:t>
             </w:r>
           </w:p>
         </w:tc>
@@ -13641,18 +12970,8 @@
                 <w:sz w:val="16"/>
                 <w:szCs w:val="16"/>
               </w:rPr>
-              <w:t xml:space="preserve">CVSS v3.1 </w:t>
-            </w:r>
-            <w:proofErr w:type="gramStart"/>
-            <w:r>
-              <w:rPr>
-                <w:rFonts w:ascii="Raleway" w:hAnsi="Raleway" w:cs="Segoe UI"/>
-                <w:sz w:val="16"/>
-                <w:szCs w:val="16"/>
-              </w:rPr>
-              <w:t>Score</w:t>
-            </w:r>
-            <w:proofErr w:type="gramEnd"/>
+              <w:t>CVSS v3.1 Score</w:t>
+            </w:r>
           </w:p>
         </w:tc>
         <w:tc>
@@ -13761,165 +13080,8 @@
                 <w:sz w:val="18"/>
                 <w:szCs w:val="18"/>
               </w:rPr>
-              <w:t>CVSS:3.1/</w:t>
-            </w:r>
-            <w:proofErr w:type="gramStart"/>
-            <w:r>
-              <w:rPr>
-                <w:rFonts w:ascii="Raleway" w:eastAsia="Ubuntu" w:hAnsi="Raleway" w:cs="Segoe UI"/>
-                <w:bCs/>
-                <w:caps w:val="0"/>
-                <w:color w:val="000000" w:themeColor="text1"/>
-                <w:sz w:val="18"/>
-                <w:szCs w:val="18"/>
-              </w:rPr>
-              <w:t>AV:N</w:t>
-            </w:r>
-            <w:proofErr w:type="gramEnd"/>
-            <w:r>
-              <w:rPr>
-                <w:rFonts w:ascii="Raleway" w:eastAsia="Ubuntu" w:hAnsi="Raleway" w:cs="Segoe UI"/>
-                <w:bCs/>
-                <w:caps w:val="0"/>
-                <w:color w:val="000000" w:themeColor="text1"/>
-                <w:sz w:val="18"/>
-                <w:szCs w:val="18"/>
-              </w:rPr>
-              <w:t>/</w:t>
-            </w:r>
-            <w:proofErr w:type="gramStart"/>
-            <w:r>
-              <w:rPr>
-                <w:rFonts w:ascii="Raleway" w:eastAsia="Ubuntu" w:hAnsi="Raleway" w:cs="Segoe UI"/>
-                <w:bCs/>
-                <w:caps w:val="0"/>
-                <w:color w:val="000000" w:themeColor="text1"/>
-                <w:sz w:val="18"/>
-                <w:szCs w:val="18"/>
-              </w:rPr>
-              <w:t>AC:L</w:t>
-            </w:r>
-            <w:proofErr w:type="gramEnd"/>
-            <w:r>
-              <w:rPr>
-                <w:rFonts w:ascii="Raleway" w:eastAsia="Ubuntu" w:hAnsi="Raleway" w:cs="Segoe UI"/>
-                <w:bCs/>
-                <w:caps w:val="0"/>
-                <w:color w:val="000000" w:themeColor="text1"/>
-                <w:sz w:val="18"/>
-                <w:szCs w:val="18"/>
-              </w:rPr>
-              <w:t>/</w:t>
-            </w:r>
-            <w:proofErr w:type="gramStart"/>
-            <w:r>
-              <w:rPr>
-                <w:rFonts w:ascii="Raleway" w:eastAsia="Ubuntu" w:hAnsi="Raleway" w:cs="Segoe UI"/>
-                <w:bCs/>
-                <w:caps w:val="0"/>
-                <w:color w:val="000000" w:themeColor="text1"/>
-                <w:sz w:val="18"/>
-                <w:szCs w:val="18"/>
-              </w:rPr>
-              <w:t>PR:N</w:t>
-            </w:r>
-            <w:proofErr w:type="gramEnd"/>
-            <w:r>
-              <w:rPr>
-                <w:rFonts w:ascii="Raleway" w:eastAsia="Ubuntu" w:hAnsi="Raleway" w:cs="Segoe UI"/>
-                <w:bCs/>
-                <w:caps w:val="0"/>
-                <w:color w:val="000000" w:themeColor="text1"/>
-                <w:sz w:val="18"/>
-                <w:szCs w:val="18"/>
-              </w:rPr>
-              <w:t>/</w:t>
-            </w:r>
-            <w:proofErr w:type="gramStart"/>
-            <w:r>
-              <w:rPr>
-                <w:rFonts w:ascii="Raleway" w:eastAsia="Ubuntu" w:hAnsi="Raleway" w:cs="Segoe UI"/>
-                <w:bCs/>
-                <w:caps w:val="0"/>
-                <w:color w:val="000000" w:themeColor="text1"/>
-                <w:sz w:val="18"/>
-                <w:szCs w:val="18"/>
-              </w:rPr>
-              <w:t>UI:N</w:t>
-            </w:r>
-            <w:proofErr w:type="gramEnd"/>
-            <w:r>
-              <w:rPr>
-                <w:rFonts w:ascii="Raleway" w:eastAsia="Ubuntu" w:hAnsi="Raleway" w:cs="Segoe UI"/>
-                <w:bCs/>
-                <w:caps w:val="0"/>
-                <w:color w:val="000000" w:themeColor="text1"/>
-                <w:sz w:val="18"/>
-                <w:szCs w:val="18"/>
-              </w:rPr>
-              <w:t>/</w:t>
-            </w:r>
-            <w:proofErr w:type="gramStart"/>
-            <w:r>
-              <w:rPr>
-                <w:rFonts w:ascii="Raleway" w:eastAsia="Ubuntu" w:hAnsi="Raleway" w:cs="Segoe UI"/>
-                <w:bCs/>
-                <w:caps w:val="0"/>
-                <w:color w:val="000000" w:themeColor="text1"/>
-                <w:sz w:val="18"/>
-                <w:szCs w:val="18"/>
-              </w:rPr>
-              <w:t>S:U</w:t>
-            </w:r>
-            <w:proofErr w:type="gramEnd"/>
-            <w:r>
-              <w:rPr>
-                <w:rFonts w:ascii="Raleway" w:eastAsia="Ubuntu" w:hAnsi="Raleway" w:cs="Segoe UI"/>
-                <w:bCs/>
-                <w:caps w:val="0"/>
-                <w:color w:val="000000" w:themeColor="text1"/>
-                <w:sz w:val="18"/>
-                <w:szCs w:val="18"/>
-              </w:rPr>
-              <w:t>/C:H/</w:t>
-            </w:r>
-            <w:proofErr w:type="gramStart"/>
-            <w:r>
-              <w:rPr>
-                <w:rFonts w:ascii="Raleway" w:eastAsia="Ubuntu" w:hAnsi="Raleway" w:cs="Segoe UI"/>
-                <w:bCs/>
-                <w:caps w:val="0"/>
-                <w:color w:val="000000" w:themeColor="text1"/>
-                <w:sz w:val="18"/>
-                <w:szCs w:val="18"/>
-              </w:rPr>
-              <w:t>I:N</w:t>
-            </w:r>
-            <w:proofErr w:type="gramEnd"/>
-            <w:r>
-              <w:rPr>
-                <w:rFonts w:ascii="Raleway" w:eastAsia="Ubuntu" w:hAnsi="Raleway" w:cs="Segoe UI"/>
-                <w:bCs/>
-                <w:caps w:val="0"/>
-                <w:color w:val="000000" w:themeColor="text1"/>
-                <w:sz w:val="18"/>
-                <w:szCs w:val="18"/>
-              </w:rPr>
-              <w:t>/</w:t>
-            </w:r>
-            <w:proofErr w:type="gramStart"/>
-            <w:r>
-              <w:rPr>
-                <w:rFonts w:ascii="Raleway" w:eastAsia="Ubuntu" w:hAnsi="Raleway" w:cs="Segoe UI"/>
-                <w:bCs/>
-                <w:caps w:val="0"/>
-                <w:color w:val="000000" w:themeColor="text1"/>
-                <w:sz w:val="18"/>
-                <w:szCs w:val="18"/>
-              </w:rPr>
-              <w:t>A:N</w:t>
-            </w:r>
-            <w:proofErr w:type="gramEnd"/>
+              <w:t>CVSS:3.1/AV:N/AC:L/PR:N/UI:N/S:U/C:H/I:N/A:N</w:t>
+            </w:r>
           </w:p>
         </w:tc>
       </w:tr>
@@ -14667,18 +13829,8 @@
                 <w:color w:val="DE713A"/>
                 <w:lang w:val="en-IN"/>
               </w:rPr>
-              <w:t>192.168.10.45 / dev-azure-</w:t>
-            </w:r>
-            <w:proofErr w:type="gramStart"/>
-            <w:r>
-              <w:rPr>
-                <w:rFonts w:ascii="Raleway" w:hAnsi="Raleway" w:cs="Segoe UI"/>
-                <w:color w:val="DE713A"/>
-                <w:lang w:val="en-IN"/>
-              </w:rPr>
-              <w:t>node01.campus.internal</w:t>
-            </w:r>
-            <w:proofErr w:type="gramEnd"/>
+              <w:t>192.168.10.45 / dev-azure-node01.campus.internal</w:t>
+            </w:r>
           </w:p>
           <w:p>
             <w:pPr>
@@ -14970,25 +14122,7 @@
           <w:sz w:val="20"/>
           <w:szCs w:val="20"/>
         </w:rPr>
-        <w:t>Nmap scan report for dev-azure-</w:t>
-      </w:r>
-      <w:proofErr w:type="gramStart"/>
-      <w:r>
-        <w:rPr>
-          <w:rFonts w:ascii="Raleway" w:hAnsi="Raleway"/>
-          <w:sz w:val="20"/>
-          <w:szCs w:val="20"/>
-        </w:rPr>
-        <w:t>node01.campus.internal</w:t>
-      </w:r>
-      <w:proofErr w:type="gramEnd"/>
-      <w:r>
-        <w:rPr>
-          <w:rFonts w:ascii="Raleway" w:hAnsi="Raleway"/>
-          <w:sz w:val="20"/>
-          <w:szCs w:val="20"/>
-        </w:rPr>
-        <w:t xml:space="preserve"> (192.168.10.45)</w:t>
+        <w:t>Nmap scan report for dev-azure-node01.campus.internal (192.168.10.45)</w:t>
       </w:r>
     </w:p>
     <w:p>
@@ -15040,25 +14174,7 @@
           <w:sz w:val="20"/>
           <w:szCs w:val="20"/>
         </w:rPr>
-        <w:t xml:space="preserve"> </w:t>
-      </w:r>
-      <w:proofErr w:type="gramStart"/>
-      <w:r>
-        <w:rPr>
-          <w:rFonts w:ascii="Raleway" w:hAnsi="Raleway"/>
-          <w:sz w:val="20"/>
-          <w:szCs w:val="20"/>
-        </w:rPr>
-        <w:t>open  ssh</w:t>
-      </w:r>
-      <w:proofErr w:type="gramEnd"/>
-      <w:r>
-        <w:rPr>
-          <w:rFonts w:ascii="Raleway" w:hAnsi="Raleway"/>
-          <w:sz w:val="20"/>
-          <w:szCs w:val="20"/>
-        </w:rPr>
-        <w:t xml:space="preserve">     OpenSSH 8.2p1 Ubuntu 4ubuntu0.5</w:t>
+        <w:t xml:space="preserve"> open  ssh     OpenSSH 8.2p1 Ubuntu 4ubuntu0.5</w:t>
       </w:r>
     </w:p>
     <w:p>
@@ -15094,25 +14210,7 @@
           <w:sz w:val="20"/>
           <w:szCs w:val="20"/>
         </w:rPr>
-        <w:t>|</w:t>
-      </w:r>
-      <w:proofErr w:type="gramStart"/>
-      <w:r>
-        <w:rPr>
-          <w:rFonts w:ascii="Raleway" w:hAnsi="Raleway"/>
-          <w:sz w:val="20"/>
-          <w:szCs w:val="20"/>
-        </w:rPr>
-        <w:t>_  Supported</w:t>
-      </w:r>
-      <w:proofErr w:type="gramEnd"/>
-      <w:r>
-        <w:rPr>
-          <w:rFonts w:ascii="Raleway" w:hAnsi="Raleway"/>
-          <w:sz w:val="20"/>
-          <w:szCs w:val="20"/>
-        </w:rPr>
-        <w:t xml:space="preserve"> authentication methods: </w:t>
+        <w:t xml:space="preserve">|_  Supported authentication methods: </w:t>
       </w:r>
       <w:proofErr w:type="spellStart"/>
       <w:r>
@@ -15423,18 +14521,8 @@
                 <w:sz w:val="16"/>
                 <w:szCs w:val="16"/>
               </w:rPr>
-              <w:t xml:space="preserve">CVSS v3.1 </w:t>
-            </w:r>
-            <w:proofErr w:type="gramStart"/>
-            <w:r>
-              <w:rPr>
-                <w:rFonts w:ascii="Raleway" w:hAnsi="Raleway" w:cs="Segoe UI"/>
-                <w:sz w:val="16"/>
-                <w:szCs w:val="16"/>
-              </w:rPr>
-              <w:t>Score</w:t>
-            </w:r>
-            <w:proofErr w:type="gramEnd"/>
+              <w:t>CVSS v3.1 Score</w:t>
+            </w:r>
           </w:p>
         </w:tc>
         <w:tc>
@@ -15532,103 +14620,7 @@
                 <w:sz w:val="18"/>
                 <w:szCs w:val="18"/>
               </w:rPr>
-              <w:t>CVSS:3.1/</w:t>
-            </w:r>
-            <w:proofErr w:type="gramStart"/>
-            <w:r>
-              <w:rPr>
-                <w:rFonts w:ascii="Raleway" w:eastAsia="Ubuntu" w:hAnsi="Raleway" w:cs="Segoe UI"/>
-                <w:bCs/>
-                <w:caps w:val="0"/>
-                <w:color w:val="000000" w:themeColor="text1"/>
-                <w:sz w:val="18"/>
-                <w:szCs w:val="18"/>
-              </w:rPr>
-              <w:t>AV:N</w:t>
-            </w:r>
-            <w:proofErr w:type="gramEnd"/>
-            <w:r>
-              <w:rPr>
-                <w:rFonts w:ascii="Raleway" w:eastAsia="Ubuntu" w:hAnsi="Raleway" w:cs="Segoe UI"/>
-                <w:bCs/>
-                <w:caps w:val="0"/>
-                <w:color w:val="000000" w:themeColor="text1"/>
-                <w:sz w:val="18"/>
-                <w:szCs w:val="18"/>
-              </w:rPr>
-              <w:t>/AC:H/</w:t>
-            </w:r>
-            <w:proofErr w:type="gramStart"/>
-            <w:r>
-              <w:rPr>
-                <w:rFonts w:ascii="Raleway" w:eastAsia="Ubuntu" w:hAnsi="Raleway" w:cs="Segoe UI"/>
-                <w:bCs/>
-                <w:caps w:val="0"/>
-                <w:color w:val="000000" w:themeColor="text1"/>
-                <w:sz w:val="18"/>
-                <w:szCs w:val="18"/>
-              </w:rPr>
-              <w:t>PR:N</w:t>
-            </w:r>
-            <w:proofErr w:type="gramEnd"/>
-            <w:r>
-              <w:rPr>
-                <w:rFonts w:ascii="Raleway" w:eastAsia="Ubuntu" w:hAnsi="Raleway" w:cs="Segoe UI"/>
-                <w:bCs/>
-                <w:caps w:val="0"/>
-                <w:color w:val="000000" w:themeColor="text1"/>
-                <w:sz w:val="18"/>
-                <w:szCs w:val="18"/>
-              </w:rPr>
-              <w:t>/</w:t>
-            </w:r>
-            <w:proofErr w:type="gramStart"/>
-            <w:r>
-              <w:rPr>
-                <w:rFonts w:ascii="Raleway" w:eastAsia="Ubuntu" w:hAnsi="Raleway" w:cs="Segoe UI"/>
-                <w:bCs/>
-                <w:caps w:val="0"/>
-                <w:color w:val="000000" w:themeColor="text1"/>
-                <w:sz w:val="18"/>
-                <w:szCs w:val="18"/>
-              </w:rPr>
-              <w:t>UI:N</w:t>
-            </w:r>
-            <w:proofErr w:type="gramEnd"/>
-            <w:r>
-              <w:rPr>
-                <w:rFonts w:ascii="Raleway" w:eastAsia="Ubuntu" w:hAnsi="Raleway" w:cs="Segoe UI"/>
-                <w:bCs/>
-                <w:caps w:val="0"/>
-                <w:color w:val="000000" w:themeColor="text1"/>
-                <w:sz w:val="18"/>
-                <w:szCs w:val="18"/>
-              </w:rPr>
-              <w:t>/</w:t>
-            </w:r>
-            <w:proofErr w:type="gramStart"/>
-            <w:r>
-              <w:rPr>
-                <w:rFonts w:ascii="Raleway" w:eastAsia="Ubuntu" w:hAnsi="Raleway" w:cs="Segoe UI"/>
-                <w:bCs/>
-                <w:caps w:val="0"/>
-                <w:color w:val="000000" w:themeColor="text1"/>
-                <w:sz w:val="18"/>
-                <w:szCs w:val="18"/>
-              </w:rPr>
-              <w:t>S:U</w:t>
-            </w:r>
-            <w:proofErr w:type="gramEnd"/>
-            <w:r>
-              <w:rPr>
-                <w:rFonts w:ascii="Raleway" w:eastAsia="Ubuntu" w:hAnsi="Raleway" w:cs="Segoe UI"/>
-                <w:bCs/>
-                <w:caps w:val="0"/>
-                <w:color w:val="000000" w:themeColor="text1"/>
-                <w:sz w:val="18"/>
-                <w:szCs w:val="18"/>
-              </w:rPr>
-              <w:t>/C:H/I:H/A:H</w:t>
+              <w:t>CVSS:3.1/AV:N/AC:H/PR:N/UI:N/S:U/C:H/I:H/A:H</w:t>
             </w:r>
           </w:p>
         </w:tc>
@@ -16737,9 +15729,9 @@
           <w:szCs w:val="20"/>
           <w:lang w:val="en-IN"/>
         </w:rPr>
-        <w:t xml:space="preserve"> </w:t>
-      </w:r>
-      <w:proofErr w:type="gramStart"/>
+        <w:t xml:space="preserve"> open  </w:t>
+      </w:r>
+      <w:proofErr w:type="spellStart"/>
       <w:r>
         <w:rPr>
           <w:rFonts w:ascii="Raleway" w:hAnsi="Raleway"/>
@@ -16747,7 +15739,65 @@
           <w:szCs w:val="20"/>
           <w:lang w:val="en-IN"/>
         </w:rPr>
-        <w:t xml:space="preserve">open  </w:t>
+        <w:t>microsoft</w:t>
+      </w:r>
+      <w:proofErr w:type="spellEnd"/>
+      <w:r>
+        <w:rPr>
+          <w:rFonts w:ascii="Raleway" w:hAnsi="Raleway"/>
+          <w:sz w:val="20"/>
+          <w:szCs w:val="20"/>
+          <w:lang w:val="en-IN"/>
+        </w:rPr>
+        <w:t>-ds</w:t>
+      </w:r>
+    </w:p>
+    <w:p>
+      <w:pPr>
+        <w:rPr>
+          <w:rFonts w:ascii="Raleway" w:hAnsi="Raleway"/>
+          <w:sz w:val="20"/>
+          <w:szCs w:val="20"/>
+          <w:lang w:val="en-IN"/>
+        </w:rPr>
+      </w:pPr>
+    </w:p>
+    <w:p>
+      <w:pPr>
+        <w:rPr>
+          <w:rFonts w:ascii="Raleway" w:hAnsi="Raleway"/>
+          <w:sz w:val="20"/>
+          <w:szCs w:val="20"/>
+          <w:lang w:val="en-IN"/>
+        </w:rPr>
+      </w:pPr>
+      <w:r>
+        <w:rPr>
+          <w:rFonts w:ascii="Raleway" w:hAnsi="Raleway"/>
+          <w:sz w:val="20"/>
+          <w:szCs w:val="20"/>
+          <w:lang w:val="en-IN"/>
+        </w:rPr>
+        <w:t>Host script results:</w:t>
+      </w:r>
+    </w:p>
+    <w:p>
+      <w:pPr>
+        <w:rPr>
+          <w:rFonts w:ascii="Raleway" w:hAnsi="Raleway"/>
+          <w:sz w:val="20"/>
+          <w:szCs w:val="20"/>
+          <w:lang w:val="en-IN"/>
+        </w:rPr>
+      </w:pPr>
+      <w:r>
+        <w:rPr>
+          <w:rFonts w:ascii="Raleway" w:hAnsi="Raleway"/>
+          <w:sz w:val="20"/>
+          <w:szCs w:val="20"/>
+          <w:lang w:val="en-IN"/>
+        </w:rPr>
+        <w:t xml:space="preserve">| </w:t>
       </w:r>
       <w:proofErr w:type="spellStart"/>
       <w:r>
@@ -16757,10 +15807,9 @@
           <w:szCs w:val="20"/>
           <w:lang w:val="en-IN"/>
         </w:rPr>
-        <w:t>microsoft</w:t>
+        <w:t>smb</w:t>
       </w:r>
       <w:proofErr w:type="spellEnd"/>
-      <w:proofErr w:type="gramEnd"/>
       <w:r>
         <w:rPr>
           <w:rFonts w:ascii="Raleway" w:hAnsi="Raleway"/>
@@ -16768,7 +15817,7 @@
           <w:szCs w:val="20"/>
           <w:lang w:val="en-IN"/>
         </w:rPr>
-        <w:t>-ds</w:t>
+        <w:t xml:space="preserve">-security-mode: </w:t>
       </w:r>
     </w:p>
     <w:p>
@@ -16780,16 +15829,16 @@
           <w:lang w:val="en-IN"/>
         </w:rPr>
       </w:pPr>
-    </w:p>
-    <w:p>
-      <w:pPr>
+      <w:r>
         <w:rPr>
           <w:rFonts w:ascii="Raleway" w:hAnsi="Raleway"/>
           <w:sz w:val="20"/>
           <w:szCs w:val="20"/>
           <w:lang w:val="en-IN"/>
         </w:rPr>
-      </w:pPr>
+        <w:t xml:space="preserve">|   </w:t>
+      </w:r>
+      <w:proofErr w:type="spellStart"/>
       <w:r>
         <w:rPr>
           <w:rFonts w:ascii="Raleway" w:hAnsi="Raleway"/>
@@ -16797,26 +15846,36 @@
           <w:szCs w:val="20"/>
           <w:lang w:val="en-IN"/>
         </w:rPr>
-        <w:t>Host script results:</w:t>
-      </w:r>
-    </w:p>
-    <w:p>
-      <w:pPr>
+        <w:t>account_used</w:t>
+      </w:r>
+      <w:proofErr w:type="spellEnd"/>
+      <w:r>
         <w:rPr>
           <w:rFonts w:ascii="Raleway" w:hAnsi="Raleway"/>
           <w:sz w:val="20"/>
           <w:szCs w:val="20"/>
           <w:lang w:val="en-IN"/>
         </w:rPr>
-      </w:pPr>
-      <w:r>
+        <w:t>: guest</w:t>
+      </w:r>
+    </w:p>
+    <w:p>
+      <w:pPr>
         <w:rPr>
           <w:rFonts w:ascii="Raleway" w:hAnsi="Raleway"/>
           <w:sz w:val="20"/>
           <w:szCs w:val="20"/>
           <w:lang w:val="en-IN"/>
         </w:rPr>
-        <w:t xml:space="preserve">| </w:t>
+      </w:pPr>
+      <w:r>
+        <w:rPr>
+          <w:rFonts w:ascii="Raleway" w:hAnsi="Raleway"/>
+          <w:sz w:val="20"/>
+          <w:szCs w:val="20"/>
+          <w:lang w:val="en-IN"/>
+        </w:rPr>
+        <w:t xml:space="preserve">|   </w:t>
       </w:r>
       <w:proofErr w:type="spellStart"/>
       <w:r>
@@ -16826,7 +15885,7 @@
           <w:szCs w:val="20"/>
           <w:lang w:val="en-IN"/>
         </w:rPr>
-        <w:t>smb</w:t>
+        <w:t>authentication_level</w:t>
       </w:r>
       <w:proofErr w:type="spellEnd"/>
       <w:r>
@@ -16836,7 +15895,7 @@
           <w:szCs w:val="20"/>
           <w:lang w:val="en-IN"/>
         </w:rPr>
-        <w:t xml:space="preserve">-security-mode: </w:t>
+        <w:t>: user</w:t>
       </w:r>
     </w:p>
     <w:p>
@@ -16865,7 +15924,7 @@
           <w:szCs w:val="20"/>
           <w:lang w:val="en-IN"/>
         </w:rPr>
-        <w:t>account_used</w:t>
+        <w:t>challenge_response</w:t>
       </w:r>
       <w:proofErr w:type="spellEnd"/>
       <w:r>
@@ -16875,7 +15934,7 @@
           <w:szCs w:val="20"/>
           <w:lang w:val="en-IN"/>
         </w:rPr>
-        <w:t>: guest</w:t>
+        <w:t>: supported</w:t>
       </w:r>
     </w:p>
     <w:p>
@@ -16894,7 +15953,7 @@
           <w:szCs w:val="20"/>
           <w:lang w:val="en-IN"/>
         </w:rPr>
-        <w:t xml:space="preserve">|   </w:t>
+        <w:t xml:space="preserve">|_  </w:t>
       </w:r>
       <w:proofErr w:type="spellStart"/>
       <w:r>
@@ -16904,105 +15963,7 @@
           <w:szCs w:val="20"/>
           <w:lang w:val="en-IN"/>
         </w:rPr>
-        <w:t>authentication_level</w:t>
-      </w:r>
-      <w:proofErr w:type="spellEnd"/>
-      <w:r>
-        <w:rPr>
-          <w:rFonts w:ascii="Raleway" w:hAnsi="Raleway"/>
-          <w:sz w:val="20"/>
-          <w:szCs w:val="20"/>
-          <w:lang w:val="en-IN"/>
-        </w:rPr>
-        <w:t>: user</w:t>
-      </w:r>
-    </w:p>
-    <w:p>
-      <w:pPr>
-        <w:rPr>
-          <w:rFonts w:ascii="Raleway" w:hAnsi="Raleway"/>
-          <w:sz w:val="20"/>
-          <w:szCs w:val="20"/>
-          <w:lang w:val="en-IN"/>
-        </w:rPr>
-      </w:pPr>
-      <w:r>
-        <w:rPr>
-          <w:rFonts w:ascii="Raleway" w:hAnsi="Raleway"/>
-          <w:sz w:val="20"/>
-          <w:szCs w:val="20"/>
-          <w:lang w:val="en-IN"/>
-        </w:rPr>
-        <w:t xml:space="preserve">|   </w:t>
-      </w:r>
-      <w:proofErr w:type="spellStart"/>
-      <w:r>
-        <w:rPr>
-          <w:rFonts w:ascii="Raleway" w:hAnsi="Raleway"/>
-          <w:sz w:val="20"/>
-          <w:szCs w:val="20"/>
-          <w:lang w:val="en-IN"/>
-        </w:rPr>
-        <w:t>challenge_response</w:t>
-      </w:r>
-      <w:proofErr w:type="spellEnd"/>
-      <w:r>
-        <w:rPr>
-          <w:rFonts w:ascii="Raleway" w:hAnsi="Raleway"/>
-          <w:sz w:val="20"/>
-          <w:szCs w:val="20"/>
-          <w:lang w:val="en-IN"/>
-        </w:rPr>
-        <w:t>: supported</w:t>
-      </w:r>
-    </w:p>
-    <w:p>
-      <w:pPr>
-        <w:rPr>
-          <w:rFonts w:ascii="Raleway" w:hAnsi="Raleway"/>
-          <w:sz w:val="20"/>
-          <w:szCs w:val="20"/>
-          <w:lang w:val="en-IN"/>
-        </w:rPr>
-      </w:pPr>
-      <w:r>
-        <w:rPr>
-          <w:rFonts w:ascii="Raleway" w:hAnsi="Raleway"/>
-          <w:sz w:val="20"/>
-          <w:szCs w:val="20"/>
-          <w:lang w:val="en-IN"/>
-        </w:rPr>
-        <w:t>|</w:t>
-      </w:r>
-      <w:proofErr w:type="gramStart"/>
-      <w:r>
-        <w:rPr>
-          <w:rFonts w:ascii="Raleway" w:hAnsi="Raleway"/>
-          <w:sz w:val="20"/>
-          <w:szCs w:val="20"/>
-          <w:lang w:val="en-IN"/>
-        </w:rPr>
-        <w:t xml:space="preserve">_  </w:t>
-      </w:r>
-      <w:proofErr w:type="spellStart"/>
-      <w:r>
-        <w:rPr>
-          <w:rFonts w:ascii="Raleway" w:hAnsi="Raleway"/>
-          <w:sz w:val="20"/>
-          <w:szCs w:val="20"/>
-          <w:lang w:val="en-IN"/>
-        </w:rPr>
-        <w:t>message</w:t>
-      </w:r>
-      <w:proofErr w:type="gramEnd"/>
-      <w:r>
-        <w:rPr>
-          <w:rFonts w:ascii="Raleway" w:hAnsi="Raleway"/>
-          <w:sz w:val="20"/>
-          <w:szCs w:val="20"/>
-          <w:lang w:val="en-IN"/>
-        </w:rPr>
-        <w:t>_signing</w:t>
+        <w:t>message_signing</w:t>
       </w:r>
       <w:proofErr w:type="spellEnd"/>
       <w:r>
@@ -17253,18 +16214,8 @@
                 <w:sz w:val="16"/>
                 <w:szCs w:val="16"/>
               </w:rPr>
-              <w:t xml:space="preserve">CVSS v3.1 </w:t>
-            </w:r>
-            <w:proofErr w:type="gramStart"/>
-            <w:r>
-              <w:rPr>
-                <w:rFonts w:ascii="Raleway" w:hAnsi="Raleway" w:cs="Segoe UI"/>
-                <w:sz w:val="16"/>
-                <w:szCs w:val="16"/>
-              </w:rPr>
-              <w:t>Score</w:t>
-            </w:r>
-            <w:proofErr w:type="gramEnd"/>
+              <w:t>CVSS v3.1 Score</w:t>
+            </w:r>
           </w:p>
         </w:tc>
         <w:tc>
@@ -17362,165 +16313,8 @@
                 <w:sz w:val="18"/>
                 <w:szCs w:val="18"/>
               </w:rPr>
-              <w:t>CVSS:3.1/</w:t>
-            </w:r>
-            <w:proofErr w:type="gramStart"/>
-            <w:r>
-              <w:rPr>
-                <w:rFonts w:ascii="Raleway" w:eastAsia="Ubuntu" w:hAnsi="Raleway" w:cs="Segoe UI"/>
-                <w:bCs/>
-                <w:caps w:val="0"/>
-                <w:color w:val="000000" w:themeColor="text1"/>
-                <w:sz w:val="18"/>
-                <w:szCs w:val="18"/>
-              </w:rPr>
-              <w:t>AV:N</w:t>
-            </w:r>
-            <w:proofErr w:type="gramEnd"/>
-            <w:r>
-              <w:rPr>
-                <w:rFonts w:ascii="Raleway" w:eastAsia="Ubuntu" w:hAnsi="Raleway" w:cs="Segoe UI"/>
-                <w:bCs/>
-                <w:caps w:val="0"/>
-                <w:color w:val="000000" w:themeColor="text1"/>
-                <w:sz w:val="18"/>
-                <w:szCs w:val="18"/>
-              </w:rPr>
-              <w:t>/</w:t>
-            </w:r>
-            <w:proofErr w:type="gramStart"/>
-            <w:r>
-              <w:rPr>
-                <w:rFonts w:ascii="Raleway" w:eastAsia="Ubuntu" w:hAnsi="Raleway" w:cs="Segoe UI"/>
-                <w:bCs/>
-                <w:caps w:val="0"/>
-                <w:color w:val="000000" w:themeColor="text1"/>
-                <w:sz w:val="18"/>
-                <w:szCs w:val="18"/>
-              </w:rPr>
-              <w:t>AC:L</w:t>
-            </w:r>
-            <w:proofErr w:type="gramEnd"/>
-            <w:r>
-              <w:rPr>
-                <w:rFonts w:ascii="Raleway" w:eastAsia="Ubuntu" w:hAnsi="Raleway" w:cs="Segoe UI"/>
-                <w:bCs/>
-                <w:caps w:val="0"/>
-                <w:color w:val="000000" w:themeColor="text1"/>
-                <w:sz w:val="18"/>
-                <w:szCs w:val="18"/>
-              </w:rPr>
-              <w:t>/</w:t>
-            </w:r>
-            <w:proofErr w:type="gramStart"/>
-            <w:r>
-              <w:rPr>
-                <w:rFonts w:ascii="Raleway" w:eastAsia="Ubuntu" w:hAnsi="Raleway" w:cs="Segoe UI"/>
-                <w:bCs/>
-                <w:caps w:val="0"/>
-                <w:color w:val="000000" w:themeColor="text1"/>
-                <w:sz w:val="18"/>
-                <w:szCs w:val="18"/>
-              </w:rPr>
-              <w:t>PR:N</w:t>
-            </w:r>
-            <w:proofErr w:type="gramEnd"/>
-            <w:r>
-              <w:rPr>
-                <w:rFonts w:ascii="Raleway" w:eastAsia="Ubuntu" w:hAnsi="Raleway" w:cs="Segoe UI"/>
-                <w:bCs/>
-                <w:caps w:val="0"/>
-                <w:color w:val="000000" w:themeColor="text1"/>
-                <w:sz w:val="18"/>
-                <w:szCs w:val="18"/>
-              </w:rPr>
-              <w:t>/</w:t>
-            </w:r>
-            <w:proofErr w:type="gramStart"/>
-            <w:r>
-              <w:rPr>
-                <w:rFonts w:ascii="Raleway" w:eastAsia="Ubuntu" w:hAnsi="Raleway" w:cs="Segoe UI"/>
-                <w:bCs/>
-                <w:caps w:val="0"/>
-                <w:color w:val="000000" w:themeColor="text1"/>
-                <w:sz w:val="18"/>
-                <w:szCs w:val="18"/>
-              </w:rPr>
-              <w:t>UI:R</w:t>
-            </w:r>
-            <w:proofErr w:type="gramEnd"/>
-            <w:r>
-              <w:rPr>
-                <w:rFonts w:ascii="Raleway" w:eastAsia="Ubuntu" w:hAnsi="Raleway" w:cs="Segoe UI"/>
-                <w:bCs/>
-                <w:caps w:val="0"/>
-                <w:color w:val="000000" w:themeColor="text1"/>
-                <w:sz w:val="18"/>
-                <w:szCs w:val="18"/>
-              </w:rPr>
-              <w:t>/S:C/</w:t>
-            </w:r>
-            <w:proofErr w:type="gramStart"/>
-            <w:r>
-              <w:rPr>
-                <w:rFonts w:ascii="Raleway" w:eastAsia="Ubuntu" w:hAnsi="Raleway" w:cs="Segoe UI"/>
-                <w:bCs/>
-                <w:caps w:val="0"/>
-                <w:color w:val="000000" w:themeColor="text1"/>
-                <w:sz w:val="18"/>
-                <w:szCs w:val="18"/>
-              </w:rPr>
-              <w:t>C:L</w:t>
-            </w:r>
-            <w:proofErr w:type="gramEnd"/>
-            <w:r>
-              <w:rPr>
-                <w:rFonts w:ascii="Raleway" w:eastAsia="Ubuntu" w:hAnsi="Raleway" w:cs="Segoe UI"/>
-                <w:bCs/>
-                <w:caps w:val="0"/>
-                <w:color w:val="000000" w:themeColor="text1"/>
-                <w:sz w:val="18"/>
-                <w:szCs w:val="18"/>
-              </w:rPr>
-              <w:t>/</w:t>
-            </w:r>
-            <w:proofErr w:type="gramStart"/>
-            <w:r>
-              <w:rPr>
-                <w:rFonts w:ascii="Raleway" w:eastAsia="Ubuntu" w:hAnsi="Raleway" w:cs="Segoe UI"/>
-                <w:bCs/>
-                <w:caps w:val="0"/>
-                <w:color w:val="000000" w:themeColor="text1"/>
-                <w:sz w:val="18"/>
-                <w:szCs w:val="18"/>
-              </w:rPr>
-              <w:t>I:L</w:t>
-            </w:r>
-            <w:proofErr w:type="gramEnd"/>
-            <w:r>
-              <w:rPr>
-                <w:rFonts w:ascii="Raleway" w:eastAsia="Ubuntu" w:hAnsi="Raleway" w:cs="Segoe UI"/>
-                <w:bCs/>
-                <w:caps w:val="0"/>
-                <w:color w:val="000000" w:themeColor="text1"/>
-                <w:sz w:val="18"/>
-                <w:szCs w:val="18"/>
-              </w:rPr>
-              <w:t>/</w:t>
-            </w:r>
-            <w:proofErr w:type="gramStart"/>
-            <w:r>
-              <w:rPr>
-                <w:rFonts w:ascii="Raleway" w:eastAsia="Ubuntu" w:hAnsi="Raleway" w:cs="Segoe UI"/>
-                <w:bCs/>
-                <w:caps w:val="0"/>
-                <w:color w:val="000000" w:themeColor="text1"/>
-                <w:sz w:val="18"/>
-                <w:szCs w:val="18"/>
-              </w:rPr>
-              <w:t>A:N</w:t>
-            </w:r>
-            <w:proofErr w:type="gramEnd"/>
+              <w:t>CVSS:3.1/AV:N/AC:L/PR:N/UI:R/S:C/C:L/I:L/A:N</w:t>
+            </w:r>
           </w:p>
         </w:tc>
       </w:tr>
@@ -18321,18 +17115,8 @@
                 <w:color w:val="DE713A"/>
                 <w:lang w:val="en-IN"/>
               </w:rPr>
-              <w:t>/</w:t>
-            </w:r>
-            <w:proofErr w:type="gramStart"/>
-            <w:r>
-              <w:rPr>
-                <w:rFonts w:ascii="Raleway" w:hAnsi="Raleway" w:cs="Segoe UI"/>
-                <w:color w:val="DE713A"/>
-                <w:lang w:val="en-IN"/>
-              </w:rPr>
-              <w:t>search</w:t>
-            </w:r>
-            <w:proofErr w:type="gramEnd"/>
+              <w:t>/search</w:t>
+            </w:r>
           </w:p>
         </w:tc>
       </w:tr>
@@ -18753,25 +17537,7 @@
           <w:sz w:val="20"/>
           <w:szCs w:val="20"/>
         </w:rPr>
-        <w:t>=&lt;script&gt;alert(</w:t>
-      </w:r>
-      <w:proofErr w:type="gramStart"/>
-      <w:r>
-        <w:rPr>
-          <w:rFonts w:ascii="Raleway" w:hAnsi="Raleway"/>
-          <w:sz w:val="20"/>
-          <w:szCs w:val="20"/>
-        </w:rPr>
-        <w:t>1)&lt;</w:t>
-      </w:r>
-      <w:proofErr w:type="gramEnd"/>
-      <w:r>
-        <w:rPr>
-          <w:rFonts w:ascii="Raleway" w:hAnsi="Raleway"/>
-          <w:sz w:val="20"/>
-          <w:szCs w:val="20"/>
-        </w:rPr>
-        <w:t>/script&gt; HTTP/1.1</w:t>
+        <w:t>=&lt;script&gt;alert(1)&lt;/script&gt; HTTP/1.1</w:t>
       </w:r>
     </w:p>
     <w:p>
@@ -19080,18 +17846,8 @@
                 <w:sz w:val="16"/>
                 <w:szCs w:val="16"/>
               </w:rPr>
-              <w:t xml:space="preserve">CVSS v3.1 </w:t>
-            </w:r>
-            <w:proofErr w:type="gramStart"/>
-            <w:r>
-              <w:rPr>
-                <w:rFonts w:ascii="Raleway" w:hAnsi="Raleway" w:cs="Segoe UI"/>
-                <w:sz w:val="16"/>
-                <w:szCs w:val="16"/>
-              </w:rPr>
-              <w:t>Score</w:t>
-            </w:r>
-            <w:proofErr w:type="gramEnd"/>
+              <w:t>CVSS v3.1 Score</w:t>
+            </w:r>
           </w:p>
         </w:tc>
         <w:tc>
@@ -19189,127 +17945,7 @@
                 <w:sz w:val="18"/>
                 <w:szCs w:val="18"/>
               </w:rPr>
-              <w:t>CVSS:3.1/</w:t>
-            </w:r>
-            <w:proofErr w:type="gramStart"/>
-            <w:r>
-              <w:rPr>
-                <w:rFonts w:ascii="Raleway" w:eastAsia="Ubuntu" w:hAnsi="Raleway" w:cs="Segoe UI"/>
-                <w:bCs/>
-                <w:caps w:val="0"/>
-                <w:color w:val="000000" w:themeColor="text1"/>
-                <w:sz w:val="18"/>
-                <w:szCs w:val="18"/>
-              </w:rPr>
-              <w:t>AV:N</w:t>
-            </w:r>
-            <w:proofErr w:type="gramEnd"/>
-            <w:r>
-              <w:rPr>
-                <w:rFonts w:ascii="Raleway" w:eastAsia="Ubuntu" w:hAnsi="Raleway" w:cs="Segoe UI"/>
-                <w:bCs/>
-                <w:caps w:val="0"/>
-                <w:color w:val="000000" w:themeColor="text1"/>
-                <w:sz w:val="18"/>
-                <w:szCs w:val="18"/>
-              </w:rPr>
-              <w:t>/</w:t>
-            </w:r>
-            <w:proofErr w:type="gramStart"/>
-            <w:r>
-              <w:rPr>
-                <w:rFonts w:ascii="Raleway" w:eastAsia="Ubuntu" w:hAnsi="Raleway" w:cs="Segoe UI"/>
-                <w:bCs/>
-                <w:caps w:val="0"/>
-                <w:color w:val="000000" w:themeColor="text1"/>
-                <w:sz w:val="18"/>
-                <w:szCs w:val="18"/>
-              </w:rPr>
-              <w:t>AC:L</w:t>
-            </w:r>
-            <w:proofErr w:type="gramEnd"/>
-            <w:r>
-              <w:rPr>
-                <w:rFonts w:ascii="Raleway" w:eastAsia="Ubuntu" w:hAnsi="Raleway" w:cs="Segoe UI"/>
-                <w:bCs/>
-                <w:caps w:val="0"/>
-                <w:color w:val="000000" w:themeColor="text1"/>
-                <w:sz w:val="18"/>
-                <w:szCs w:val="18"/>
-              </w:rPr>
-              <w:t>/</w:t>
-            </w:r>
-            <w:proofErr w:type="gramStart"/>
-            <w:r>
-              <w:rPr>
-                <w:rFonts w:ascii="Raleway" w:eastAsia="Ubuntu" w:hAnsi="Raleway" w:cs="Segoe UI"/>
-                <w:bCs/>
-                <w:caps w:val="0"/>
-                <w:color w:val="000000" w:themeColor="text1"/>
-                <w:sz w:val="18"/>
-                <w:szCs w:val="18"/>
-              </w:rPr>
-              <w:t>PR:N</w:t>
-            </w:r>
-            <w:proofErr w:type="gramEnd"/>
-            <w:r>
-              <w:rPr>
-                <w:rFonts w:ascii="Raleway" w:eastAsia="Ubuntu" w:hAnsi="Raleway" w:cs="Segoe UI"/>
-                <w:bCs/>
-                <w:caps w:val="0"/>
-                <w:color w:val="000000" w:themeColor="text1"/>
-                <w:sz w:val="18"/>
-                <w:szCs w:val="18"/>
-              </w:rPr>
-              <w:t>/</w:t>
-            </w:r>
-            <w:proofErr w:type="gramStart"/>
-            <w:r>
-              <w:rPr>
-                <w:rFonts w:ascii="Raleway" w:eastAsia="Ubuntu" w:hAnsi="Raleway" w:cs="Segoe UI"/>
-                <w:bCs/>
-                <w:caps w:val="0"/>
-                <w:color w:val="000000" w:themeColor="text1"/>
-                <w:sz w:val="18"/>
-                <w:szCs w:val="18"/>
-              </w:rPr>
-              <w:t>UI:N</w:t>
-            </w:r>
-            <w:proofErr w:type="gramEnd"/>
-            <w:r>
-              <w:rPr>
-                <w:rFonts w:ascii="Raleway" w:eastAsia="Ubuntu" w:hAnsi="Raleway" w:cs="Segoe UI"/>
-                <w:bCs/>
-                <w:caps w:val="0"/>
-                <w:color w:val="000000" w:themeColor="text1"/>
-                <w:sz w:val="18"/>
-                <w:szCs w:val="18"/>
-              </w:rPr>
-              <w:t>/</w:t>
-            </w:r>
-            <w:proofErr w:type="gramStart"/>
-            <w:r>
-              <w:rPr>
-                <w:rFonts w:ascii="Raleway" w:eastAsia="Ubuntu" w:hAnsi="Raleway" w:cs="Segoe UI"/>
-                <w:bCs/>
-                <w:caps w:val="0"/>
-                <w:color w:val="000000" w:themeColor="text1"/>
-                <w:sz w:val="18"/>
-                <w:szCs w:val="18"/>
-              </w:rPr>
-              <w:t>S:U</w:t>
-            </w:r>
-            <w:proofErr w:type="gramEnd"/>
-            <w:r>
-              <w:rPr>
-                <w:rFonts w:ascii="Raleway" w:eastAsia="Ubuntu" w:hAnsi="Raleway" w:cs="Segoe UI"/>
-                <w:bCs/>
-                <w:caps w:val="0"/>
-                <w:color w:val="000000" w:themeColor="text1"/>
-                <w:sz w:val="18"/>
-                <w:szCs w:val="18"/>
-              </w:rPr>
-              <w:t>/C:H/I:H/A:H</w:t>
+              <w:t>CVSS:3.1/AV:N/AC:L/PR:N/UI:N/S:U/C:H/I:H/A:H</w:t>
             </w:r>
           </w:p>
         </w:tc>
@@ -20026,7 +18662,6 @@
               </w:rPr>
               <w:t>/</w:t>
             </w:r>
-            <w:proofErr w:type="gramStart"/>
             <w:r>
               <w:rPr>
                 <w:rFonts w:ascii="Raleway" w:hAnsi="Raleway" w:cs="Segoe UI"/>
@@ -20035,7 +18670,6 @@
               </w:rPr>
               <w:t>login</w:t>
             </w:r>
-            <w:proofErr w:type="gramEnd"/>
           </w:p>
         </w:tc>
       </w:tr>
@@ -22495,7 +21129,7 @@
             </wp:anchor>
           </w:drawing>
         </mc:Choice>
-        <mc:Fallback xmlns:arto="http://schemas.microsoft.com/office/word/2006/arto" xmlns:a14="http://schemas.microsoft.com/office/drawing/2010/main" xmlns:a="http://schemas.openxmlformats.org/drawingml/2006/main">
+        <mc:Fallback xmlns:a="http://schemas.openxmlformats.org/drawingml/2006/main" xmlns:a14="http://schemas.microsoft.com/office/drawing/2010/main" xmlns:arto="http://schemas.microsoft.com/office/word/2006/arto">
           <w:pict w14:anchorId="38CA5F0A">
             <v:line id="Line 4" style="position:absolute;flip:y;z-index:251658241;visibility:visible;mso-wrap-style:square;mso-width-percent:0;mso-height-percent:0;mso-wrap-distance-left:9pt;mso-wrap-distance-top:0;mso-wrap-distance-right:9pt;mso-wrap-distance-bottom:0;mso-position-horizontal:absolute;mso-position-horizontal-relative:text;mso-position-vertical:absolute;mso-position-vertical-relative:text;mso-width-percent:0;mso-height-percent:0;mso-width-relative:page;mso-height-relative:page" o:spid="_x0000_s1026" strokecolor="#f93" from="-3.65pt,-4.3pt" to="504.55pt,-4.3pt" w14:anchorId="5A3C3AEC" o:gfxdata="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">
               <o:lock v:ext="edit" shapetype="f"/>
@@ -23221,7 +21855,7 @@
             </wp:anchor>
           </w:drawing>
         </mc:Choice>
-        <mc:Fallback xmlns:arto="http://schemas.microsoft.com/office/word/2006/arto" xmlns:a14="http://schemas.microsoft.com/office/drawing/2010/main" xmlns:pic="http://schemas.openxmlformats.org/drawingml/2006/picture" xmlns:a="http://schemas.openxmlformats.org/drawingml/2006/main">
+        <mc:Fallback xmlns:a="http://schemas.openxmlformats.org/drawingml/2006/main" xmlns:pic="http://schemas.openxmlformats.org/drawingml/2006/picture" xmlns:a14="http://schemas.microsoft.com/office/drawing/2010/main" xmlns:arto="http://schemas.microsoft.com/office/word/2006/arto">
           <w:pict w14:anchorId="5A5AE9C6">
             <v:line id="Line 2" style="position:absolute;flip:y;z-index:251658240;visibility:visible;mso-wrap-style:square;mso-width-percent:0;mso-height-percent:0;mso-wrap-distance-left:9pt;mso-wrap-distance-top:0;mso-wrap-distance-right:9pt;mso-wrap-distance-bottom:0;mso-position-horizontal:absolute;mso-position-horizontal-relative:text;mso-position-vertical:absolute;mso-position-vertical-relative:text;mso-width-percent:0;mso-height-percent:0;mso-width-relative:page;mso-height-relative:page" o:spid="_x0000_s1026" strokecolor="#f93" from="-3.65pt,11.85pt" to="509.9pt,11.85pt" w14:anchorId="405F419A" o:gfxdata="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">
               <o:lock v:ext="edit" shapetype="f"/>

--- a/docs/FinalReport.docx
+++ b/docs/FinalReport.docx
@@ -5809,9 +5809,9 @@
       <w:pPr>
         <w:spacing w:after="160" w:line="278" w:lineRule="auto"/>
         <w:rPr>
-          <w:rFonts w:ascii="Raleway" w:hAnsi="Raleway" w:cs="Segoe UI"/>
-          <w:sz w:val="22"/>
-          <w:szCs w:val="22"/>
+          <w:rFonts w:ascii="Raleway" w:hAnsi="Raleway"/>
+          <w:sz w:val="20"/>
+          <w:szCs w:val="20"/>
         </w:rPr>
       </w:pPr>
       <w:r>
@@ -5857,23 +5857,535 @@
         </w:rPr>
         <w:t xml:space="preserve"> which is intended for applications requiring strong assurance in high-risk environments. This standard served as a baseline for verifying that the system’s security architecture aligns with expected security objectives.</w:t>
       </w:r>
-      <w:r>
-        <w:rPr>
-          <w:rFonts w:ascii="Raleway" w:hAnsi="Raleway" w:cs="Segoe UI"/>
-          <w:sz w:val="22"/>
-          <w:szCs w:val="22"/>
-        </w:rPr>
-        <w:br w:type="page"/>
-      </w:r>
-    </w:p>
-    <w:p>
-      <w:pPr>
-        <w:pStyle w:val="Heading2"/>
-      </w:pPr>
       <w:bookmarkStart w:id="13" w:name="_Toc177730345"/>
       <w:bookmarkStart w:id="14" w:name="_Toc235567821"/>
-      <w:r>
+    </w:p>
+    <w:p>
+      <w:pPr>
+        <w:spacing w:after="160" w:line="278" w:lineRule="auto"/>
+        <w:rPr>
+          <w:rFonts w:ascii="Raleway" w:hAnsi="Raleway"/>
+          <w:sz w:val="20"/>
+          <w:szCs w:val="20"/>
+        </w:rPr>
+      </w:pPr>
+      <w:r>
+        <w:rPr>
+          <w:rFonts w:ascii="Raleway" w:eastAsiaTheme="majorEastAsia" w:hAnsi="Raleway" w:cstheme="majorBidi"/>
+          <w:b/>
+          <w:color w:val="DE713A"/>
+          <w:szCs w:val="32"/>
+        </w:rPr>
+        <w:t>Scope of Assessment</w:t>
+      </w:r>
+    </w:p>
+    <w:p>
+      <w:pPr>
+        <w:pStyle w:val="BodyText"/>
+        <w:spacing w:before="0" w:after="0" w:line="276" w:lineRule="auto"/>
+        <w:rPr>
+          <w:rFonts w:cs="Segoe UI"/>
+          <w:szCs w:val="22"/>
+        </w:rPr>
+      </w:pPr>
+      <w:r>
+        <w:rPr>
+          <w:rFonts w:cs="Segoe UI"/>
+          <w:szCs w:val="22"/>
+        </w:rPr>
+        <w:t>The scope for this Security assessment includes, but is not limited to, the following tests:</w:t>
+      </w:r>
+    </w:p>
+    <w:p>
+      <w:pPr>
+        <w:pStyle w:val="BodyText"/>
+        <w:numPr>
+          <w:ilvl w:val="0"/>
+          <w:numId w:val="23"/>
+        </w:numPr>
+        <w:spacing w:before="0" w:after="0" w:line="276" w:lineRule="auto"/>
+        <w:rPr>
+          <w:rFonts w:cs="Segoe UI"/>
+          <w:szCs w:val="22"/>
+        </w:rPr>
+      </w:pPr>
+      <w:r>
+        <w:rPr>
+          <w:rFonts w:cs="Segoe UI"/>
+          <w:szCs w:val="22"/>
+        </w:rPr>
+        <w:t xml:space="preserve">Information Gathering </w:t>
+      </w:r>
+    </w:p>
+    <w:p>
+      <w:pPr>
+        <w:pStyle w:val="BodyText"/>
+        <w:numPr>
+          <w:ilvl w:val="0"/>
+          <w:numId w:val="23"/>
+        </w:numPr>
+        <w:spacing w:before="0" w:after="0" w:line="276" w:lineRule="auto"/>
+        <w:rPr>
+          <w:rFonts w:cs="Segoe UI"/>
+          <w:szCs w:val="22"/>
+        </w:rPr>
+      </w:pPr>
+      <w:r>
+        <w:rPr>
+          <w:rFonts w:cs="Segoe UI"/>
+          <w:szCs w:val="22"/>
+        </w:rPr>
+        <w:t xml:space="preserve">Configuration Management </w:t>
+      </w:r>
+    </w:p>
+    <w:p>
+      <w:pPr>
+        <w:pStyle w:val="BodyText"/>
+        <w:numPr>
+          <w:ilvl w:val="0"/>
+          <w:numId w:val="23"/>
+        </w:numPr>
+        <w:spacing w:before="0" w:after="0" w:line="276" w:lineRule="auto"/>
+        <w:rPr>
+          <w:rFonts w:cs="Segoe UI"/>
+          <w:szCs w:val="22"/>
+        </w:rPr>
+      </w:pPr>
+      <w:r>
+        <w:rPr>
+          <w:rFonts w:cs="Segoe UI"/>
+          <w:szCs w:val="22"/>
+        </w:rPr>
+        <w:t xml:space="preserve">Business Logic </w:t>
+      </w:r>
+    </w:p>
+    <w:p>
+      <w:pPr>
+        <w:pStyle w:val="BodyText"/>
+        <w:numPr>
+          <w:ilvl w:val="0"/>
+          <w:numId w:val="23"/>
+        </w:numPr>
+        <w:spacing w:before="0" w:after="0" w:line="276" w:lineRule="auto"/>
+        <w:rPr>
+          <w:rFonts w:cs="Segoe UI"/>
+          <w:szCs w:val="22"/>
+        </w:rPr>
+      </w:pPr>
+      <w:r>
+        <w:rPr>
+          <w:rFonts w:cs="Segoe UI"/>
+          <w:szCs w:val="22"/>
+        </w:rPr>
+        <w:t xml:space="preserve">Authentication </w:t>
+      </w:r>
+    </w:p>
+    <w:p>
+      <w:pPr>
+        <w:pStyle w:val="BodyText"/>
+        <w:numPr>
+          <w:ilvl w:val="0"/>
+          <w:numId w:val="23"/>
+        </w:numPr>
+        <w:spacing w:before="0" w:after="0" w:line="276" w:lineRule="auto"/>
+        <w:rPr>
+          <w:rFonts w:cs="Segoe UI"/>
+          <w:szCs w:val="22"/>
+        </w:rPr>
+      </w:pPr>
+      <w:r>
+        <w:rPr>
+          <w:rFonts w:cs="Segoe UI"/>
+          <w:szCs w:val="22"/>
+        </w:rPr>
+        <w:t xml:space="preserve">Authorization </w:t>
+      </w:r>
+    </w:p>
+    <w:p>
+      <w:pPr>
+        <w:pStyle w:val="BodyText"/>
+        <w:numPr>
+          <w:ilvl w:val="0"/>
+          <w:numId w:val="23"/>
+        </w:numPr>
+        <w:spacing w:before="0" w:after="0" w:line="276" w:lineRule="auto"/>
+        <w:rPr>
+          <w:rFonts w:cs="Segoe UI"/>
+          <w:szCs w:val="22"/>
+        </w:rPr>
+      </w:pPr>
+      <w:r>
+        <w:rPr>
+          <w:rFonts w:cs="Segoe UI"/>
+          <w:szCs w:val="22"/>
+        </w:rPr>
+        <w:t xml:space="preserve">Session Management </w:t>
+      </w:r>
+    </w:p>
+    <w:p>
+      <w:pPr>
+        <w:pStyle w:val="BodyText"/>
+        <w:numPr>
+          <w:ilvl w:val="0"/>
+          <w:numId w:val="23"/>
+        </w:numPr>
+        <w:spacing w:before="0" w:after="0" w:line="276" w:lineRule="auto"/>
+        <w:rPr>
+          <w:rFonts w:cs="Segoe UI"/>
+          <w:szCs w:val="22"/>
+        </w:rPr>
+      </w:pPr>
+      <w:r>
+        <w:rPr>
+          <w:rFonts w:cs="Segoe UI"/>
+          <w:szCs w:val="22"/>
+        </w:rPr>
+        <w:t>Data Validation, Governance, and Transfer.</w:t>
+      </w:r>
+    </w:p>
+    <w:p>
+      <w:pPr>
+        <w:pStyle w:val="BodyText"/>
+        <w:spacing w:before="0" w:after="0" w:line="276" w:lineRule="auto"/>
+        <w:ind w:left="360"/>
+        <w:rPr>
+          <w:rFonts w:cs="Segoe UI"/>
+          <w:szCs w:val="22"/>
+          <w:lang w:val="en-IN"/>
+        </w:rPr>
+      </w:pPr>
+      <w:r>
+        <w:rPr>
+          <w:rFonts w:cs="Segoe UI"/>
+          <w:szCs w:val="22"/>
+          <w:lang w:val="en-IN"/>
+        </w:rPr>
+        <w:t>As this is a production system, we did not perform the following tests as it could potentially impact customers.</w:t>
+      </w:r>
+    </w:p>
+    <w:p>
+      <w:pPr>
+        <w:pStyle w:val="BodyText"/>
+        <w:numPr>
+          <w:ilvl w:val="0"/>
+          <w:numId w:val="25"/>
+        </w:numPr>
+        <w:spacing w:before="0" w:after="0" w:line="276" w:lineRule="auto"/>
+        <w:rPr>
+          <w:rFonts w:cs="Segoe UI"/>
+          <w:szCs w:val="22"/>
+          <w:lang w:val="en-IN"/>
+        </w:rPr>
+      </w:pPr>
+      <w:r>
+        <w:rPr>
+          <w:rFonts w:cs="Segoe UI"/>
+          <w:szCs w:val="22"/>
+          <w:lang w:val="en-IN"/>
+        </w:rPr>
+        <w:t xml:space="preserve">Denial of Service (DoS) Attacks </w:t>
+      </w:r>
+    </w:p>
+    <w:p>
+      <w:pPr>
+        <w:pStyle w:val="BodyText"/>
+        <w:numPr>
+          <w:ilvl w:val="0"/>
+          <w:numId w:val="25"/>
+        </w:numPr>
+        <w:spacing w:before="0" w:after="0" w:line="276" w:lineRule="auto"/>
+        <w:rPr>
+          <w:rFonts w:cs="Segoe UI"/>
+          <w:szCs w:val="22"/>
+          <w:lang w:val="en-IN"/>
+        </w:rPr>
+      </w:pPr>
+      <w:r>
+        <w:rPr>
+          <w:rFonts w:cs="Segoe UI"/>
+          <w:szCs w:val="22"/>
+          <w:lang w:val="en-IN"/>
+        </w:rPr>
+        <w:t xml:space="preserve">Brute Force Attacks </w:t>
+      </w:r>
+    </w:p>
+    <w:p>
+      <w:pPr>
+        <w:pStyle w:val="BodyText"/>
+        <w:numPr>
+          <w:ilvl w:val="0"/>
+          <w:numId w:val="25"/>
+        </w:numPr>
+        <w:spacing w:before="0" w:after="0" w:line="276" w:lineRule="auto"/>
+        <w:rPr>
+          <w:rFonts w:cs="Segoe UI"/>
+          <w:szCs w:val="22"/>
+          <w:lang w:val="en-IN"/>
+        </w:rPr>
+      </w:pPr>
+      <w:r>
+        <w:rPr>
+          <w:rFonts w:cs="Segoe UI"/>
+          <w:szCs w:val="22"/>
+          <w:lang w:val="en-IN"/>
+        </w:rPr>
+        <w:t xml:space="preserve">Data Manipulation or Deletion </w:t>
+      </w:r>
+    </w:p>
+    <w:p>
+      <w:pPr>
+        <w:pStyle w:val="BodyText"/>
+        <w:numPr>
+          <w:ilvl w:val="0"/>
+          <w:numId w:val="25"/>
+        </w:numPr>
+        <w:spacing w:before="0" w:after="0" w:line="276" w:lineRule="auto"/>
+        <w:rPr>
+          <w:rFonts w:cs="Segoe UI"/>
+          <w:szCs w:val="22"/>
+          <w:lang w:val="en-IN"/>
+        </w:rPr>
+      </w:pPr>
+      <w:r>
+        <w:rPr>
+          <w:rFonts w:cs="Segoe UI"/>
+          <w:szCs w:val="22"/>
+          <w:lang w:val="en-IN"/>
+        </w:rPr>
+        <w:t xml:space="preserve">Excessive Traffic Generation </w:t>
+      </w:r>
+    </w:p>
+    <w:p>
+      <w:pPr>
+        <w:pStyle w:val="BodyText"/>
+        <w:numPr>
+          <w:ilvl w:val="0"/>
+          <w:numId w:val="25"/>
+        </w:numPr>
+        <w:spacing w:before="0" w:after="0" w:line="276" w:lineRule="auto"/>
+        <w:rPr>
+          <w:rFonts w:cs="Segoe UI"/>
+          <w:szCs w:val="22"/>
+          <w:lang w:val="en-IN"/>
+        </w:rPr>
+      </w:pPr>
+      <w:r>
+        <w:rPr>
+          <w:rFonts w:cs="Segoe UI"/>
+          <w:szCs w:val="22"/>
+          <w:lang w:val="en-IN"/>
+        </w:rPr>
+        <w:t xml:space="preserve">Unverified Third-Party Tools or Scripts </w:t>
+      </w:r>
+    </w:p>
+    <w:p>
+      <w:pPr>
+        <w:pStyle w:val="BodyText"/>
+        <w:numPr>
+          <w:ilvl w:val="0"/>
+          <w:numId w:val="25"/>
+        </w:numPr>
+        <w:spacing w:before="0" w:after="0" w:line="276" w:lineRule="auto"/>
+        <w:rPr>
+          <w:rFonts w:cs="Segoe UI"/>
+          <w:szCs w:val="22"/>
+          <w:lang w:val="en-IN"/>
+        </w:rPr>
+      </w:pPr>
+      <w:r>
+        <w:rPr>
+          <w:rFonts w:cs="Segoe UI"/>
+          <w:szCs w:val="22"/>
+          <w:lang w:val="en-IN"/>
+        </w:rPr>
+        <w:t>Security Tests without Proper Authorization</w:t>
+      </w:r>
+    </w:p>
+    <w:p>
+      <w:pPr>
+        <w:pStyle w:val="BodyText"/>
+        <w:spacing w:before="0" w:after="0" w:line="276" w:lineRule="auto"/>
+        <w:ind w:left="720"/>
+        <w:rPr>
+          <w:rFonts w:cs="Segoe UI"/>
+          <w:szCs w:val="22"/>
+        </w:rPr>
+      </w:pPr>
+    </w:p>
+    <w:p>
+      <w:pPr>
+        <w:pStyle w:val="BodyText"/>
+        <w:spacing w:before="0" w:after="0" w:line="276" w:lineRule="auto"/>
+        <w:ind w:left="720"/>
+        <w:rPr>
+          <w:rFonts w:cs="Segoe UI"/>
+          <w:szCs w:val="22"/>
+        </w:rPr>
+      </w:pPr>
+    </w:p>
+    <w:p>
+      <w:pPr>
+        <w:spacing w:after="160" w:line="278" w:lineRule="auto"/>
+        <w:rPr>
+          <w:rFonts w:ascii="Raleway" w:eastAsiaTheme="majorEastAsia" w:hAnsi="Raleway" w:cstheme="majorBidi"/>
+          <w:b/>
+          <w:color w:val="DE713A"/>
+          <w:szCs w:val="32"/>
+        </w:rPr>
+      </w:pPr>
+    </w:p>
+    <w:p>
+      <w:pPr>
+        <w:spacing w:after="160" w:line="278" w:lineRule="auto"/>
+        <w:rPr>
+          <w:rFonts w:ascii="Raleway" w:eastAsiaTheme="majorEastAsia" w:hAnsi="Raleway" w:cstheme="majorBidi"/>
+          <w:b/>
+          <w:color w:val="DE713A"/>
+          <w:szCs w:val="32"/>
+        </w:rPr>
+      </w:pPr>
+    </w:p>
+    <w:p>
+      <w:pPr>
+        <w:spacing w:after="160" w:line="278" w:lineRule="auto"/>
+        <w:rPr>
+          <w:rFonts w:ascii="Raleway" w:eastAsiaTheme="majorEastAsia" w:hAnsi="Raleway" w:cstheme="majorBidi"/>
+          <w:b/>
+          <w:color w:val="DE713A"/>
+          <w:szCs w:val="32"/>
+        </w:rPr>
+      </w:pPr>
+      <w:r>
+        <w:rPr>
+          <w:rFonts w:ascii="Raleway" w:eastAsiaTheme="majorEastAsia" w:hAnsi="Raleway" w:cstheme="majorBidi"/>
+          <w:b/>
+          <w:color w:val="DE713A"/>
+          <w:szCs w:val="32"/>
+        </w:rPr>
         <w:lastRenderedPageBreak/>
+        <w:t>Tools Used</w:t>
+      </w:r>
+    </w:p>
+    <w:p>
+      <w:pPr>
+        <w:pStyle w:val="BodyText"/>
+        <w:spacing w:before="0" w:after="0" w:line="276" w:lineRule="auto"/>
+        <w:rPr>
+          <w:rFonts w:cs="Segoe UI"/>
+          <w:szCs w:val="22"/>
+          <w:lang w:val="en-IN"/>
+        </w:rPr>
+      </w:pPr>
+      <w:r>
+        <w:rPr>
+          <w:rFonts w:cs="Segoe UI"/>
+          <w:szCs w:val="22"/>
+          <w:lang w:val="en-IN"/>
+        </w:rPr>
+        <w:t>For</w:t>
+      </w:r>
+      <w:r>
+        <w:rPr>
+          <w:rFonts w:cs="Segoe UI"/>
+          <w:szCs w:val="22"/>
+          <w:lang w:val="en-IN"/>
+        </w:rPr>
+        <w:t xml:space="preserve"> penetration testing team uses a combination of manual testing and commercial/open-source tools as part of its penetration testing methodology. This is accompanied by custom scripts to ensure optimum results.</w:t>
+      </w:r>
+    </w:p>
+    <w:p>
+      <w:pPr>
+        <w:pStyle w:val="BodyText"/>
+        <w:spacing w:before="0" w:after="0" w:line="276" w:lineRule="auto"/>
+        <w:rPr>
+          <w:rFonts w:cs="Segoe UI"/>
+          <w:szCs w:val="22"/>
+          <w:lang w:val="en-IN"/>
+        </w:rPr>
+      </w:pPr>
+      <w:r>
+        <w:rPr>
+          <w:rFonts w:cs="Segoe UI"/>
+          <w:szCs w:val="22"/>
+          <w:lang w:val="en-IN"/>
+        </w:rPr>
+        <w:t>The following tools are used for the testing:</w:t>
+      </w:r>
+    </w:p>
+    <w:p>
+      <w:pPr>
+        <w:pStyle w:val="BodyText"/>
+        <w:numPr>
+          <w:ilvl w:val="0"/>
+          <w:numId w:val="24"/>
+        </w:numPr>
+        <w:spacing w:before="0" w:after="0" w:line="276" w:lineRule="auto"/>
+        <w:rPr>
+          <w:rFonts w:cs="Segoe UI"/>
+          <w:szCs w:val="22"/>
+          <w:lang w:val="en-IN"/>
+        </w:rPr>
+      </w:pPr>
+      <w:r>
+        <w:rPr>
+          <w:rFonts w:cs="Segoe UI"/>
+          <w:szCs w:val="22"/>
+          <w:lang w:val="en-IN"/>
+        </w:rPr>
+        <w:t xml:space="preserve">Burp Suite </w:t>
+      </w:r>
+    </w:p>
+    <w:p>
+      <w:pPr>
+        <w:pStyle w:val="BodyText"/>
+        <w:numPr>
+          <w:ilvl w:val="0"/>
+          <w:numId w:val="24"/>
+        </w:numPr>
+        <w:spacing w:before="0" w:after="0" w:line="276" w:lineRule="auto"/>
+        <w:rPr>
+          <w:rFonts w:cs="Segoe UI"/>
+          <w:szCs w:val="22"/>
+          <w:lang w:val="en-IN"/>
+        </w:rPr>
+      </w:pPr>
+      <w:r>
+        <w:rPr>
+          <w:rFonts w:cs="Segoe UI"/>
+          <w:szCs w:val="22"/>
+          <w:lang w:val="en-IN"/>
+        </w:rPr>
+        <w:t xml:space="preserve">Nmap </w:t>
+      </w:r>
+    </w:p>
+    <w:p>
+      <w:pPr>
+        <w:pStyle w:val="BodyText"/>
+        <w:numPr>
+          <w:ilvl w:val="0"/>
+          <w:numId w:val="24"/>
+        </w:numPr>
+        <w:spacing w:before="0" w:after="0" w:line="276" w:lineRule="auto"/>
+        <w:rPr>
+          <w:rFonts w:cs="Segoe UI"/>
+          <w:szCs w:val="22"/>
+          <w:lang w:val="en-IN"/>
+        </w:rPr>
+      </w:pPr>
+      <w:r>
+        <w:rPr>
+          <w:rFonts w:cs="Segoe UI"/>
+          <w:szCs w:val="22"/>
+          <w:lang w:val="en-IN"/>
+        </w:rPr>
+        <w:t>Kali Linux</w:t>
+      </w:r>
+    </w:p>
+    <w:p>
+      <w:pPr>
+        <w:pStyle w:val="Heading1"/>
+      </w:pPr>
+      <w:r>
         <w:t>Risk</w:t>
       </w:r>
       <w:r>
@@ -6554,6 +7066,7 @@
               <w:t xml:space="preserve">No immediate action </w:t>
             </w:r>
             <w:proofErr w:type="spellStart"/>
+            <w:proofErr w:type="gramStart"/>
             <w:r>
               <w:rPr>
                 <w:rFonts w:cs="Segoe UI"/>
@@ -6561,6 +7074,7 @@
               <w:t>required.Consider</w:t>
             </w:r>
             <w:proofErr w:type="spellEnd"/>
+            <w:proofErr w:type="gramEnd"/>
             <w:r>
               <w:rPr>
                 <w:rFonts w:cs="Segoe UI"/>
@@ -6819,8 +7333,141 @@
                 <w:sz w:val="18"/>
                 <w:szCs w:val="18"/>
               </w:rPr>
-              <w:t>CVSS:3.1/AV:N/AC:L/PR:L/UI:N/S:U/C:H/I:H/A:L</w:t>
-            </w:r>
+              <w:t>CVSS:3.1/</w:t>
+            </w:r>
+            <w:proofErr w:type="gramStart"/>
+            <w:r>
+              <w:rPr>
+                <w:rFonts w:ascii="Raleway" w:eastAsia="Ubuntu" w:hAnsi="Raleway" w:cs="Segoe UI"/>
+                <w:bCs/>
+                <w:caps w:val="0"/>
+                <w:color w:val="000000" w:themeColor="text1"/>
+                <w:sz w:val="18"/>
+                <w:szCs w:val="18"/>
+              </w:rPr>
+              <w:t>AV:N</w:t>
+            </w:r>
+            <w:proofErr w:type="gramEnd"/>
+            <w:r>
+              <w:rPr>
+                <w:rFonts w:ascii="Raleway" w:eastAsia="Ubuntu" w:hAnsi="Raleway" w:cs="Segoe UI"/>
+                <w:bCs/>
+                <w:caps w:val="0"/>
+                <w:color w:val="000000" w:themeColor="text1"/>
+                <w:sz w:val="18"/>
+                <w:szCs w:val="18"/>
+              </w:rPr>
+              <w:t>/</w:t>
+            </w:r>
+            <w:proofErr w:type="gramStart"/>
+            <w:r>
+              <w:rPr>
+                <w:rFonts w:ascii="Raleway" w:eastAsia="Ubuntu" w:hAnsi="Raleway" w:cs="Segoe UI"/>
+                <w:bCs/>
+                <w:caps w:val="0"/>
+                <w:color w:val="000000" w:themeColor="text1"/>
+                <w:sz w:val="18"/>
+                <w:szCs w:val="18"/>
+              </w:rPr>
+              <w:t>AC:L</w:t>
+            </w:r>
+            <w:proofErr w:type="gramEnd"/>
+            <w:r>
+              <w:rPr>
+                <w:rFonts w:ascii="Raleway" w:eastAsia="Ubuntu" w:hAnsi="Raleway" w:cs="Segoe UI"/>
+                <w:bCs/>
+                <w:caps w:val="0"/>
+                <w:color w:val="000000" w:themeColor="text1"/>
+                <w:sz w:val="18"/>
+                <w:szCs w:val="18"/>
+              </w:rPr>
+              <w:t>/</w:t>
+            </w:r>
+            <w:proofErr w:type="gramStart"/>
+            <w:r>
+              <w:rPr>
+                <w:rFonts w:ascii="Raleway" w:eastAsia="Ubuntu" w:hAnsi="Raleway" w:cs="Segoe UI"/>
+                <w:bCs/>
+                <w:caps w:val="0"/>
+                <w:color w:val="000000" w:themeColor="text1"/>
+                <w:sz w:val="18"/>
+                <w:szCs w:val="18"/>
+              </w:rPr>
+              <w:t>PR:L</w:t>
+            </w:r>
+            <w:proofErr w:type="gramEnd"/>
+            <w:r>
+              <w:rPr>
+                <w:rFonts w:ascii="Raleway" w:eastAsia="Ubuntu" w:hAnsi="Raleway" w:cs="Segoe UI"/>
+                <w:bCs/>
+                <w:caps w:val="0"/>
+                <w:color w:val="000000" w:themeColor="text1"/>
+                <w:sz w:val="18"/>
+                <w:szCs w:val="18"/>
+              </w:rPr>
+              <w:t>/</w:t>
+            </w:r>
+            <w:proofErr w:type="gramStart"/>
+            <w:r>
+              <w:rPr>
+                <w:rFonts w:ascii="Raleway" w:eastAsia="Ubuntu" w:hAnsi="Raleway" w:cs="Segoe UI"/>
+                <w:bCs/>
+                <w:caps w:val="0"/>
+                <w:color w:val="000000" w:themeColor="text1"/>
+                <w:sz w:val="18"/>
+                <w:szCs w:val="18"/>
+              </w:rPr>
+              <w:t>UI:N</w:t>
+            </w:r>
+            <w:proofErr w:type="gramEnd"/>
+            <w:r>
+              <w:rPr>
+                <w:rFonts w:ascii="Raleway" w:eastAsia="Ubuntu" w:hAnsi="Raleway" w:cs="Segoe UI"/>
+                <w:bCs/>
+                <w:caps w:val="0"/>
+                <w:color w:val="000000" w:themeColor="text1"/>
+                <w:sz w:val="18"/>
+                <w:szCs w:val="18"/>
+              </w:rPr>
+              <w:t>/</w:t>
+            </w:r>
+            <w:proofErr w:type="gramStart"/>
+            <w:r>
+              <w:rPr>
+                <w:rFonts w:ascii="Raleway" w:eastAsia="Ubuntu" w:hAnsi="Raleway" w:cs="Segoe UI"/>
+                <w:bCs/>
+                <w:caps w:val="0"/>
+                <w:color w:val="000000" w:themeColor="text1"/>
+                <w:sz w:val="18"/>
+                <w:szCs w:val="18"/>
+              </w:rPr>
+              <w:t>S:U</w:t>
+            </w:r>
+            <w:proofErr w:type="gramEnd"/>
+            <w:r>
+              <w:rPr>
+                <w:rFonts w:ascii="Raleway" w:eastAsia="Ubuntu" w:hAnsi="Raleway" w:cs="Segoe UI"/>
+                <w:bCs/>
+                <w:caps w:val="0"/>
+                <w:color w:val="000000" w:themeColor="text1"/>
+                <w:sz w:val="18"/>
+                <w:szCs w:val="18"/>
+              </w:rPr>
+              <w:t>/C:H/I:H/</w:t>
+            </w:r>
+            <w:proofErr w:type="gramStart"/>
+            <w:r>
+              <w:rPr>
+                <w:rFonts w:ascii="Raleway" w:eastAsia="Ubuntu" w:hAnsi="Raleway" w:cs="Segoe UI"/>
+                <w:bCs/>
+                <w:caps w:val="0"/>
+                <w:color w:val="000000" w:themeColor="text1"/>
+                <w:sz w:val="18"/>
+                <w:szCs w:val="18"/>
+              </w:rPr>
+              <w:t>A:L</w:t>
+            </w:r>
+            <w:proofErr w:type="gramEnd"/>
           </w:p>
         </w:tc>
       </w:tr>
@@ -8011,8 +8658,18 @@
                 <w:sz w:val="16"/>
                 <w:szCs w:val="16"/>
               </w:rPr>
-              <w:t>CVSS v3.1 Score</w:t>
-            </w:r>
+              <w:t xml:space="preserve">CVSS v3.1 </w:t>
+            </w:r>
+            <w:proofErr w:type="gramStart"/>
+            <w:r>
+              <w:rPr>
+                <w:rFonts w:ascii="Raleway" w:hAnsi="Raleway" w:cs="Segoe UI"/>
+                <w:sz w:val="16"/>
+                <w:szCs w:val="16"/>
+              </w:rPr>
+              <w:t>Score</w:t>
+            </w:r>
+            <w:proofErr w:type="gramEnd"/>
           </w:p>
         </w:tc>
         <w:tc>
@@ -8110,8 +8767,141 @@
                 <w:sz w:val="18"/>
                 <w:szCs w:val="18"/>
               </w:rPr>
-              <w:t>CVSS:3.1/AV:N/AC:L/PR:N/UI:N/S:U/C:H/I:H/A:L</w:t>
-            </w:r>
+              <w:t>CVSS:3.1/</w:t>
+            </w:r>
+            <w:proofErr w:type="gramStart"/>
+            <w:r>
+              <w:rPr>
+                <w:rFonts w:ascii="Raleway" w:eastAsia="Ubuntu" w:hAnsi="Raleway" w:cs="Segoe UI"/>
+                <w:bCs/>
+                <w:caps w:val="0"/>
+                <w:color w:val="000000" w:themeColor="text1"/>
+                <w:sz w:val="18"/>
+                <w:szCs w:val="18"/>
+              </w:rPr>
+              <w:t>AV:N</w:t>
+            </w:r>
+            <w:proofErr w:type="gramEnd"/>
+            <w:r>
+              <w:rPr>
+                <w:rFonts w:ascii="Raleway" w:eastAsia="Ubuntu" w:hAnsi="Raleway" w:cs="Segoe UI"/>
+                <w:bCs/>
+                <w:caps w:val="0"/>
+                <w:color w:val="000000" w:themeColor="text1"/>
+                <w:sz w:val="18"/>
+                <w:szCs w:val="18"/>
+              </w:rPr>
+              <w:t>/</w:t>
+            </w:r>
+            <w:proofErr w:type="gramStart"/>
+            <w:r>
+              <w:rPr>
+                <w:rFonts w:ascii="Raleway" w:eastAsia="Ubuntu" w:hAnsi="Raleway" w:cs="Segoe UI"/>
+                <w:bCs/>
+                <w:caps w:val="0"/>
+                <w:color w:val="000000" w:themeColor="text1"/>
+                <w:sz w:val="18"/>
+                <w:szCs w:val="18"/>
+              </w:rPr>
+              <w:t>AC:L</w:t>
+            </w:r>
+            <w:proofErr w:type="gramEnd"/>
+            <w:r>
+              <w:rPr>
+                <w:rFonts w:ascii="Raleway" w:eastAsia="Ubuntu" w:hAnsi="Raleway" w:cs="Segoe UI"/>
+                <w:bCs/>
+                <w:caps w:val="0"/>
+                <w:color w:val="000000" w:themeColor="text1"/>
+                <w:sz w:val="18"/>
+                <w:szCs w:val="18"/>
+              </w:rPr>
+              <w:t>/</w:t>
+            </w:r>
+            <w:proofErr w:type="gramStart"/>
+            <w:r>
+              <w:rPr>
+                <w:rFonts w:ascii="Raleway" w:eastAsia="Ubuntu" w:hAnsi="Raleway" w:cs="Segoe UI"/>
+                <w:bCs/>
+                <w:caps w:val="0"/>
+                <w:color w:val="000000" w:themeColor="text1"/>
+                <w:sz w:val="18"/>
+                <w:szCs w:val="18"/>
+              </w:rPr>
+              <w:t>PR:N</w:t>
+            </w:r>
+            <w:proofErr w:type="gramEnd"/>
+            <w:r>
+              <w:rPr>
+                <w:rFonts w:ascii="Raleway" w:eastAsia="Ubuntu" w:hAnsi="Raleway" w:cs="Segoe UI"/>
+                <w:bCs/>
+                <w:caps w:val="0"/>
+                <w:color w:val="000000" w:themeColor="text1"/>
+                <w:sz w:val="18"/>
+                <w:szCs w:val="18"/>
+              </w:rPr>
+              <w:t>/</w:t>
+            </w:r>
+            <w:proofErr w:type="gramStart"/>
+            <w:r>
+              <w:rPr>
+                <w:rFonts w:ascii="Raleway" w:eastAsia="Ubuntu" w:hAnsi="Raleway" w:cs="Segoe UI"/>
+                <w:bCs/>
+                <w:caps w:val="0"/>
+                <w:color w:val="000000" w:themeColor="text1"/>
+                <w:sz w:val="18"/>
+                <w:szCs w:val="18"/>
+              </w:rPr>
+              <w:t>UI:N</w:t>
+            </w:r>
+            <w:proofErr w:type="gramEnd"/>
+            <w:r>
+              <w:rPr>
+                <w:rFonts w:ascii="Raleway" w:eastAsia="Ubuntu" w:hAnsi="Raleway" w:cs="Segoe UI"/>
+                <w:bCs/>
+                <w:caps w:val="0"/>
+                <w:color w:val="000000" w:themeColor="text1"/>
+                <w:sz w:val="18"/>
+                <w:szCs w:val="18"/>
+              </w:rPr>
+              <w:t>/</w:t>
+            </w:r>
+            <w:proofErr w:type="gramStart"/>
+            <w:r>
+              <w:rPr>
+                <w:rFonts w:ascii="Raleway" w:eastAsia="Ubuntu" w:hAnsi="Raleway" w:cs="Segoe UI"/>
+                <w:bCs/>
+                <w:caps w:val="0"/>
+                <w:color w:val="000000" w:themeColor="text1"/>
+                <w:sz w:val="18"/>
+                <w:szCs w:val="18"/>
+              </w:rPr>
+              <w:t>S:U</w:t>
+            </w:r>
+            <w:proofErr w:type="gramEnd"/>
+            <w:r>
+              <w:rPr>
+                <w:rFonts w:ascii="Raleway" w:eastAsia="Ubuntu" w:hAnsi="Raleway" w:cs="Segoe UI"/>
+                <w:bCs/>
+                <w:caps w:val="0"/>
+                <w:color w:val="000000" w:themeColor="text1"/>
+                <w:sz w:val="18"/>
+                <w:szCs w:val="18"/>
+              </w:rPr>
+              <w:t>/C:H/I:H/</w:t>
+            </w:r>
+            <w:proofErr w:type="gramStart"/>
+            <w:r>
+              <w:rPr>
+                <w:rFonts w:ascii="Raleway" w:eastAsia="Ubuntu" w:hAnsi="Raleway" w:cs="Segoe UI"/>
+                <w:bCs/>
+                <w:caps w:val="0"/>
+                <w:color w:val="000000" w:themeColor="text1"/>
+                <w:sz w:val="18"/>
+                <w:szCs w:val="18"/>
+              </w:rPr>
+              <w:t>A:L</w:t>
+            </w:r>
+            <w:proofErr w:type="gramEnd"/>
           </w:p>
         </w:tc>
       </w:tr>
@@ -9290,8 +10080,18 @@
                 <w:sz w:val="16"/>
                 <w:szCs w:val="16"/>
               </w:rPr>
-              <w:t>CVSS v3.1 Score</w:t>
-            </w:r>
+              <w:t xml:space="preserve">CVSS v3.1 </w:t>
+            </w:r>
+            <w:proofErr w:type="gramStart"/>
+            <w:r>
+              <w:rPr>
+                <w:rFonts w:ascii="Raleway" w:hAnsi="Raleway" w:cs="Segoe UI"/>
+                <w:sz w:val="16"/>
+                <w:szCs w:val="16"/>
+              </w:rPr>
+              <w:t>Score</w:t>
+            </w:r>
+            <w:proofErr w:type="gramEnd"/>
           </w:p>
         </w:tc>
         <w:tc>
@@ -9392,6 +10192,7 @@
               <w:t>CVSS:3.1/</w:t>
             </w:r>
             <w:hyperlink r:id="rId18" w:tgtFrame="_blank" w:history="1">
+              <w:proofErr w:type="gramStart"/>
               <w:r>
                 <w:rPr>
                   <w:rFonts w:ascii="Raleway" w:eastAsia="Ubuntu" w:hAnsi="Raleway" w:cs="Segoe UI"/>
@@ -9401,8 +10202,129 @@
                   <w:sz w:val="18"/>
                   <w:szCs w:val="18"/>
                 </w:rPr>
-                <w:t>AV:N/AC:L/PR:N/UI:N/S:U/C:H/I:H/A:L</w:t>
+                <w:t>AV:N</w:t>
               </w:r>
+              <w:proofErr w:type="gramEnd"/>
+              <w:r>
+                <w:rPr>
+                  <w:rFonts w:ascii="Raleway" w:eastAsia="Ubuntu" w:hAnsi="Raleway" w:cs="Segoe UI"/>
+                  <w:bCs/>
+                  <w:caps w:val="0"/>
+                  <w:color w:val="000000" w:themeColor="text1"/>
+                  <w:sz w:val="18"/>
+                  <w:szCs w:val="18"/>
+                </w:rPr>
+                <w:t>/</w:t>
+              </w:r>
+              <w:proofErr w:type="gramStart"/>
+              <w:r>
+                <w:rPr>
+                  <w:rFonts w:ascii="Raleway" w:eastAsia="Ubuntu" w:hAnsi="Raleway" w:cs="Segoe UI"/>
+                  <w:bCs/>
+                  <w:caps w:val="0"/>
+                  <w:color w:val="000000" w:themeColor="text1"/>
+                  <w:sz w:val="18"/>
+                  <w:szCs w:val="18"/>
+                </w:rPr>
+                <w:t>AC:L</w:t>
+              </w:r>
+              <w:proofErr w:type="gramEnd"/>
+              <w:r>
+                <w:rPr>
+                  <w:rFonts w:ascii="Raleway" w:eastAsia="Ubuntu" w:hAnsi="Raleway" w:cs="Segoe UI"/>
+                  <w:bCs/>
+                  <w:caps w:val="0"/>
+                  <w:color w:val="000000" w:themeColor="text1"/>
+                  <w:sz w:val="18"/>
+                  <w:szCs w:val="18"/>
+                </w:rPr>
+                <w:t>/</w:t>
+              </w:r>
+              <w:proofErr w:type="gramStart"/>
+              <w:r>
+                <w:rPr>
+                  <w:rFonts w:ascii="Raleway" w:eastAsia="Ubuntu" w:hAnsi="Raleway" w:cs="Segoe UI"/>
+                  <w:bCs/>
+                  <w:caps w:val="0"/>
+                  <w:color w:val="000000" w:themeColor="text1"/>
+                  <w:sz w:val="18"/>
+                  <w:szCs w:val="18"/>
+                </w:rPr>
+                <w:t>PR:N</w:t>
+              </w:r>
+              <w:proofErr w:type="gramEnd"/>
+              <w:r>
+                <w:rPr>
+                  <w:rFonts w:ascii="Raleway" w:eastAsia="Ubuntu" w:hAnsi="Raleway" w:cs="Segoe UI"/>
+                  <w:bCs/>
+                  <w:caps w:val="0"/>
+                  <w:color w:val="000000" w:themeColor="text1"/>
+                  <w:sz w:val="18"/>
+                  <w:szCs w:val="18"/>
+                </w:rPr>
+                <w:t>/</w:t>
+              </w:r>
+              <w:proofErr w:type="gramStart"/>
+              <w:r>
+                <w:rPr>
+                  <w:rFonts w:ascii="Raleway" w:eastAsia="Ubuntu" w:hAnsi="Raleway" w:cs="Segoe UI"/>
+                  <w:bCs/>
+                  <w:caps w:val="0"/>
+                  <w:color w:val="000000" w:themeColor="text1"/>
+                  <w:sz w:val="18"/>
+                  <w:szCs w:val="18"/>
+                </w:rPr>
+                <w:t>UI:N</w:t>
+              </w:r>
+              <w:proofErr w:type="gramEnd"/>
+              <w:r>
+                <w:rPr>
+                  <w:rFonts w:ascii="Raleway" w:eastAsia="Ubuntu" w:hAnsi="Raleway" w:cs="Segoe UI"/>
+                  <w:bCs/>
+                  <w:caps w:val="0"/>
+                  <w:color w:val="000000" w:themeColor="text1"/>
+                  <w:sz w:val="18"/>
+                  <w:szCs w:val="18"/>
+                </w:rPr>
+                <w:t>/</w:t>
+              </w:r>
+              <w:proofErr w:type="gramStart"/>
+              <w:r>
+                <w:rPr>
+                  <w:rFonts w:ascii="Raleway" w:eastAsia="Ubuntu" w:hAnsi="Raleway" w:cs="Segoe UI"/>
+                  <w:bCs/>
+                  <w:caps w:val="0"/>
+                  <w:color w:val="000000" w:themeColor="text1"/>
+                  <w:sz w:val="18"/>
+                  <w:szCs w:val="18"/>
+                </w:rPr>
+                <w:t>S:U</w:t>
+              </w:r>
+              <w:proofErr w:type="gramEnd"/>
+              <w:r>
+                <w:rPr>
+                  <w:rFonts w:ascii="Raleway" w:eastAsia="Ubuntu" w:hAnsi="Raleway" w:cs="Segoe UI"/>
+                  <w:bCs/>
+                  <w:caps w:val="0"/>
+                  <w:color w:val="000000" w:themeColor="text1"/>
+                  <w:sz w:val="18"/>
+                  <w:szCs w:val="18"/>
+                </w:rPr>
+                <w:t>/C:H/I:H/</w:t>
+              </w:r>
+              <w:proofErr w:type="gramStart"/>
+              <w:r>
+                <w:rPr>
+                  <w:rFonts w:ascii="Raleway" w:eastAsia="Ubuntu" w:hAnsi="Raleway" w:cs="Segoe UI"/>
+                  <w:bCs/>
+                  <w:caps w:val="0"/>
+                  <w:color w:val="000000" w:themeColor="text1"/>
+                  <w:sz w:val="18"/>
+                  <w:szCs w:val="18"/>
+                </w:rPr>
+                <w:t>A:L</w:t>
+              </w:r>
+              <w:proofErr w:type="gramEnd"/>
             </w:hyperlink>
           </w:p>
         </w:tc>
@@ -10473,8 +11395,18 @@
                 <w:sz w:val="16"/>
                 <w:szCs w:val="16"/>
               </w:rPr>
-              <w:t>CVSS v3.1 Score</w:t>
-            </w:r>
+              <w:t xml:space="preserve">CVSS v3.1 </w:t>
+            </w:r>
+            <w:proofErr w:type="gramStart"/>
+            <w:r>
+              <w:rPr>
+                <w:rFonts w:ascii="Raleway" w:hAnsi="Raleway" w:cs="Segoe UI"/>
+                <w:sz w:val="16"/>
+                <w:szCs w:val="16"/>
+              </w:rPr>
+              <w:t>Score</w:t>
+            </w:r>
+            <w:proofErr w:type="gramEnd"/>
           </w:p>
         </w:tc>
         <w:tc>
@@ -10585,6 +11517,7 @@
               </w:rPr>
               <w:t>/</w:t>
             </w:r>
+            <w:proofErr w:type="gramStart"/>
             <w:r>
               <w:rPr>
                 <w:rFonts w:ascii="Raleway" w:eastAsia="Ubuntu" w:hAnsi="Raleway" w:cs="Segoe UI"/>
@@ -10594,7 +11527,115 @@
                 <w:sz w:val="18"/>
                 <w:szCs w:val="18"/>
               </w:rPr>
-              <w:t>AV:N/AC:L/PR:N/UI:N/S:U/C:H/I:H/A:H</w:t>
+              <w:t>AV:N</w:t>
+            </w:r>
+            <w:proofErr w:type="gramEnd"/>
+            <w:r>
+              <w:rPr>
+                <w:rFonts w:ascii="Raleway" w:eastAsia="Ubuntu" w:hAnsi="Raleway" w:cs="Segoe UI"/>
+                <w:bCs/>
+                <w:caps w:val="0"/>
+                <w:color w:val="000000" w:themeColor="text1"/>
+                <w:sz w:val="18"/>
+                <w:szCs w:val="18"/>
+              </w:rPr>
+              <w:t>/</w:t>
+            </w:r>
+            <w:proofErr w:type="gramStart"/>
+            <w:r>
+              <w:rPr>
+                <w:rFonts w:ascii="Raleway" w:eastAsia="Ubuntu" w:hAnsi="Raleway" w:cs="Segoe UI"/>
+                <w:bCs/>
+                <w:caps w:val="0"/>
+                <w:color w:val="000000" w:themeColor="text1"/>
+                <w:sz w:val="18"/>
+                <w:szCs w:val="18"/>
+              </w:rPr>
+              <w:t>AC:L</w:t>
+            </w:r>
+            <w:proofErr w:type="gramEnd"/>
+            <w:r>
+              <w:rPr>
+                <w:rFonts w:ascii="Raleway" w:eastAsia="Ubuntu" w:hAnsi="Raleway" w:cs="Segoe UI"/>
+                <w:bCs/>
+                <w:caps w:val="0"/>
+                <w:color w:val="000000" w:themeColor="text1"/>
+                <w:sz w:val="18"/>
+                <w:szCs w:val="18"/>
+              </w:rPr>
+              <w:t>/</w:t>
+            </w:r>
+            <w:proofErr w:type="gramStart"/>
+            <w:r>
+              <w:rPr>
+                <w:rFonts w:ascii="Raleway" w:eastAsia="Ubuntu" w:hAnsi="Raleway" w:cs="Segoe UI"/>
+                <w:bCs/>
+                <w:caps w:val="0"/>
+                <w:color w:val="000000" w:themeColor="text1"/>
+                <w:sz w:val="18"/>
+                <w:szCs w:val="18"/>
+              </w:rPr>
+              <w:t>PR:N</w:t>
+            </w:r>
+            <w:proofErr w:type="gramEnd"/>
+            <w:r>
+              <w:rPr>
+                <w:rFonts w:ascii="Raleway" w:eastAsia="Ubuntu" w:hAnsi="Raleway" w:cs="Segoe UI"/>
+                <w:bCs/>
+                <w:caps w:val="0"/>
+                <w:color w:val="000000" w:themeColor="text1"/>
+                <w:sz w:val="18"/>
+                <w:szCs w:val="18"/>
+              </w:rPr>
+              <w:t>/</w:t>
+            </w:r>
+            <w:proofErr w:type="gramStart"/>
+            <w:r>
+              <w:rPr>
+                <w:rFonts w:ascii="Raleway" w:eastAsia="Ubuntu" w:hAnsi="Raleway" w:cs="Segoe UI"/>
+                <w:bCs/>
+                <w:caps w:val="0"/>
+                <w:color w:val="000000" w:themeColor="text1"/>
+                <w:sz w:val="18"/>
+                <w:szCs w:val="18"/>
+              </w:rPr>
+              <w:t>UI:N</w:t>
+            </w:r>
+            <w:proofErr w:type="gramEnd"/>
+            <w:r>
+              <w:rPr>
+                <w:rFonts w:ascii="Raleway" w:eastAsia="Ubuntu" w:hAnsi="Raleway" w:cs="Segoe UI"/>
+                <w:bCs/>
+                <w:caps w:val="0"/>
+                <w:color w:val="000000" w:themeColor="text1"/>
+                <w:sz w:val="18"/>
+                <w:szCs w:val="18"/>
+              </w:rPr>
+              <w:t>/</w:t>
+            </w:r>
+            <w:proofErr w:type="gramStart"/>
+            <w:r>
+              <w:rPr>
+                <w:rFonts w:ascii="Raleway" w:eastAsia="Ubuntu" w:hAnsi="Raleway" w:cs="Segoe UI"/>
+                <w:bCs/>
+                <w:caps w:val="0"/>
+                <w:color w:val="000000" w:themeColor="text1"/>
+                <w:sz w:val="18"/>
+                <w:szCs w:val="18"/>
+              </w:rPr>
+              <w:t>S:U</w:t>
+            </w:r>
+            <w:proofErr w:type="gramEnd"/>
+            <w:r>
+              <w:rPr>
+                <w:rFonts w:ascii="Raleway" w:eastAsia="Ubuntu" w:hAnsi="Raleway" w:cs="Segoe UI"/>
+                <w:bCs/>
+                <w:caps w:val="0"/>
+                <w:color w:val="000000" w:themeColor="text1"/>
+                <w:sz w:val="18"/>
+                <w:szCs w:val="18"/>
+              </w:rPr>
+              <w:t>/C:H/I:H/A:H</w:t>
             </w:r>
           </w:p>
         </w:tc>
@@ -11760,8 +12801,18 @@
                 <w:sz w:val="16"/>
                 <w:szCs w:val="16"/>
               </w:rPr>
-              <w:t>CVSS v3.1 Score</w:t>
-            </w:r>
+              <w:t xml:space="preserve">CVSS v3.1 </w:t>
+            </w:r>
+            <w:proofErr w:type="gramStart"/>
+            <w:r>
+              <w:rPr>
+                <w:rFonts w:ascii="Raleway" w:hAnsi="Raleway" w:cs="Segoe UI"/>
+                <w:sz w:val="16"/>
+                <w:szCs w:val="16"/>
+              </w:rPr>
+              <w:t>Score</w:t>
+            </w:r>
+            <w:proofErr w:type="gramEnd"/>
           </w:p>
         </w:tc>
         <w:tc>
@@ -11872,6 +12923,7 @@
               </w:rPr>
               <w:t>/</w:t>
             </w:r>
+            <w:proofErr w:type="gramStart"/>
             <w:r>
               <w:rPr>
                 <w:rFonts w:ascii="Raleway" w:eastAsia="Ubuntu" w:hAnsi="Raleway" w:cs="Segoe UI"/>
@@ -11881,7 +12933,115 @@
                 <w:sz w:val="18"/>
                 <w:szCs w:val="18"/>
               </w:rPr>
-              <w:t>AV:N/AC:L/PR:N/UI:N/S:U/C:H/I:H/A:H</w:t>
+              <w:t>AV:N</w:t>
+            </w:r>
+            <w:proofErr w:type="gramEnd"/>
+            <w:r>
+              <w:rPr>
+                <w:rFonts w:ascii="Raleway" w:eastAsia="Ubuntu" w:hAnsi="Raleway" w:cs="Segoe UI"/>
+                <w:bCs/>
+                <w:caps w:val="0"/>
+                <w:color w:val="000000" w:themeColor="text1"/>
+                <w:sz w:val="18"/>
+                <w:szCs w:val="18"/>
+              </w:rPr>
+              <w:t>/</w:t>
+            </w:r>
+            <w:proofErr w:type="gramStart"/>
+            <w:r>
+              <w:rPr>
+                <w:rFonts w:ascii="Raleway" w:eastAsia="Ubuntu" w:hAnsi="Raleway" w:cs="Segoe UI"/>
+                <w:bCs/>
+                <w:caps w:val="0"/>
+                <w:color w:val="000000" w:themeColor="text1"/>
+                <w:sz w:val="18"/>
+                <w:szCs w:val="18"/>
+              </w:rPr>
+              <w:t>AC:L</w:t>
+            </w:r>
+            <w:proofErr w:type="gramEnd"/>
+            <w:r>
+              <w:rPr>
+                <w:rFonts w:ascii="Raleway" w:eastAsia="Ubuntu" w:hAnsi="Raleway" w:cs="Segoe UI"/>
+                <w:bCs/>
+                <w:caps w:val="0"/>
+                <w:color w:val="000000" w:themeColor="text1"/>
+                <w:sz w:val="18"/>
+                <w:szCs w:val="18"/>
+              </w:rPr>
+              <w:t>/</w:t>
+            </w:r>
+            <w:proofErr w:type="gramStart"/>
+            <w:r>
+              <w:rPr>
+                <w:rFonts w:ascii="Raleway" w:eastAsia="Ubuntu" w:hAnsi="Raleway" w:cs="Segoe UI"/>
+                <w:bCs/>
+                <w:caps w:val="0"/>
+                <w:color w:val="000000" w:themeColor="text1"/>
+                <w:sz w:val="18"/>
+                <w:szCs w:val="18"/>
+              </w:rPr>
+              <w:t>PR:N</w:t>
+            </w:r>
+            <w:proofErr w:type="gramEnd"/>
+            <w:r>
+              <w:rPr>
+                <w:rFonts w:ascii="Raleway" w:eastAsia="Ubuntu" w:hAnsi="Raleway" w:cs="Segoe UI"/>
+                <w:bCs/>
+                <w:caps w:val="0"/>
+                <w:color w:val="000000" w:themeColor="text1"/>
+                <w:sz w:val="18"/>
+                <w:szCs w:val="18"/>
+              </w:rPr>
+              <w:t>/</w:t>
+            </w:r>
+            <w:proofErr w:type="gramStart"/>
+            <w:r>
+              <w:rPr>
+                <w:rFonts w:ascii="Raleway" w:eastAsia="Ubuntu" w:hAnsi="Raleway" w:cs="Segoe UI"/>
+                <w:bCs/>
+                <w:caps w:val="0"/>
+                <w:color w:val="000000" w:themeColor="text1"/>
+                <w:sz w:val="18"/>
+                <w:szCs w:val="18"/>
+              </w:rPr>
+              <w:t>UI:N</w:t>
+            </w:r>
+            <w:proofErr w:type="gramEnd"/>
+            <w:r>
+              <w:rPr>
+                <w:rFonts w:ascii="Raleway" w:eastAsia="Ubuntu" w:hAnsi="Raleway" w:cs="Segoe UI"/>
+                <w:bCs/>
+                <w:caps w:val="0"/>
+                <w:color w:val="000000" w:themeColor="text1"/>
+                <w:sz w:val="18"/>
+                <w:szCs w:val="18"/>
+              </w:rPr>
+              <w:t>/</w:t>
+            </w:r>
+            <w:proofErr w:type="gramStart"/>
+            <w:r>
+              <w:rPr>
+                <w:rFonts w:ascii="Raleway" w:eastAsia="Ubuntu" w:hAnsi="Raleway" w:cs="Segoe UI"/>
+                <w:bCs/>
+                <w:caps w:val="0"/>
+                <w:color w:val="000000" w:themeColor="text1"/>
+                <w:sz w:val="18"/>
+                <w:szCs w:val="18"/>
+              </w:rPr>
+              <w:t>S:U</w:t>
+            </w:r>
+            <w:proofErr w:type="gramEnd"/>
+            <w:r>
+              <w:rPr>
+                <w:rFonts w:ascii="Raleway" w:eastAsia="Ubuntu" w:hAnsi="Raleway" w:cs="Segoe UI"/>
+                <w:bCs/>
+                <w:caps w:val="0"/>
+                <w:color w:val="000000" w:themeColor="text1"/>
+                <w:sz w:val="18"/>
+                <w:szCs w:val="18"/>
+              </w:rPr>
+              <w:t>/C:H/I:H/A:H</w:t>
             </w:r>
           </w:p>
         </w:tc>
@@ -12970,8 +14130,18 @@
                 <w:sz w:val="16"/>
                 <w:szCs w:val="16"/>
               </w:rPr>
-              <w:t>CVSS v3.1 Score</w:t>
-            </w:r>
+              <w:t xml:space="preserve">CVSS v3.1 </w:t>
+            </w:r>
+            <w:proofErr w:type="gramStart"/>
+            <w:r>
+              <w:rPr>
+                <w:rFonts w:ascii="Raleway" w:hAnsi="Raleway" w:cs="Segoe UI"/>
+                <w:sz w:val="16"/>
+                <w:szCs w:val="16"/>
+              </w:rPr>
+              <w:t>Score</w:t>
+            </w:r>
+            <w:proofErr w:type="gramEnd"/>
           </w:p>
         </w:tc>
         <w:tc>
@@ -13080,8 +14250,165 @@
                 <w:sz w:val="18"/>
                 <w:szCs w:val="18"/>
               </w:rPr>
-              <w:t>CVSS:3.1/AV:N/AC:L/PR:N/UI:N/S:U/C:H/I:N/A:N</w:t>
-            </w:r>
+              <w:t>CVSS:3.1/</w:t>
+            </w:r>
+            <w:proofErr w:type="gramStart"/>
+            <w:r>
+              <w:rPr>
+                <w:rFonts w:ascii="Raleway" w:eastAsia="Ubuntu" w:hAnsi="Raleway" w:cs="Segoe UI"/>
+                <w:bCs/>
+                <w:caps w:val="0"/>
+                <w:color w:val="000000" w:themeColor="text1"/>
+                <w:sz w:val="18"/>
+                <w:szCs w:val="18"/>
+              </w:rPr>
+              <w:t>AV:N</w:t>
+            </w:r>
+            <w:proofErr w:type="gramEnd"/>
+            <w:r>
+              <w:rPr>
+                <w:rFonts w:ascii="Raleway" w:eastAsia="Ubuntu" w:hAnsi="Raleway" w:cs="Segoe UI"/>
+                <w:bCs/>
+                <w:caps w:val="0"/>
+                <w:color w:val="000000" w:themeColor="text1"/>
+                <w:sz w:val="18"/>
+                <w:szCs w:val="18"/>
+              </w:rPr>
+              <w:t>/</w:t>
+            </w:r>
+            <w:proofErr w:type="gramStart"/>
+            <w:r>
+              <w:rPr>
+                <w:rFonts w:ascii="Raleway" w:eastAsia="Ubuntu" w:hAnsi="Raleway" w:cs="Segoe UI"/>
+                <w:bCs/>
+                <w:caps w:val="0"/>
+                <w:color w:val="000000" w:themeColor="text1"/>
+                <w:sz w:val="18"/>
+                <w:szCs w:val="18"/>
+              </w:rPr>
+              <w:t>AC:L</w:t>
+            </w:r>
+            <w:proofErr w:type="gramEnd"/>
+            <w:r>
+              <w:rPr>
+                <w:rFonts w:ascii="Raleway" w:eastAsia="Ubuntu" w:hAnsi="Raleway" w:cs="Segoe UI"/>
+                <w:bCs/>
+                <w:caps w:val="0"/>
+                <w:color w:val="000000" w:themeColor="text1"/>
+                <w:sz w:val="18"/>
+                <w:szCs w:val="18"/>
+              </w:rPr>
+              <w:t>/</w:t>
+            </w:r>
+            <w:proofErr w:type="gramStart"/>
+            <w:r>
+              <w:rPr>
+                <w:rFonts w:ascii="Raleway" w:eastAsia="Ubuntu" w:hAnsi="Raleway" w:cs="Segoe UI"/>
+                <w:bCs/>
+                <w:caps w:val="0"/>
+                <w:color w:val="000000" w:themeColor="text1"/>
+                <w:sz w:val="18"/>
+                <w:szCs w:val="18"/>
+              </w:rPr>
+              <w:t>PR:N</w:t>
+            </w:r>
+            <w:proofErr w:type="gramEnd"/>
+            <w:r>
+              <w:rPr>
+                <w:rFonts w:ascii="Raleway" w:eastAsia="Ubuntu" w:hAnsi="Raleway" w:cs="Segoe UI"/>
+                <w:bCs/>
+                <w:caps w:val="0"/>
+                <w:color w:val="000000" w:themeColor="text1"/>
+                <w:sz w:val="18"/>
+                <w:szCs w:val="18"/>
+              </w:rPr>
+              <w:t>/</w:t>
+            </w:r>
+            <w:proofErr w:type="gramStart"/>
+            <w:r>
+              <w:rPr>
+                <w:rFonts w:ascii="Raleway" w:eastAsia="Ubuntu" w:hAnsi="Raleway" w:cs="Segoe UI"/>
+                <w:bCs/>
+                <w:caps w:val="0"/>
+                <w:color w:val="000000" w:themeColor="text1"/>
+                <w:sz w:val="18"/>
+                <w:szCs w:val="18"/>
+              </w:rPr>
+              <w:t>UI:N</w:t>
+            </w:r>
+            <w:proofErr w:type="gramEnd"/>
+            <w:r>
+              <w:rPr>
+                <w:rFonts w:ascii="Raleway" w:eastAsia="Ubuntu" w:hAnsi="Raleway" w:cs="Segoe UI"/>
+                <w:bCs/>
+                <w:caps w:val="0"/>
+                <w:color w:val="000000" w:themeColor="text1"/>
+                <w:sz w:val="18"/>
+                <w:szCs w:val="18"/>
+              </w:rPr>
+              <w:t>/</w:t>
+            </w:r>
+            <w:proofErr w:type="gramStart"/>
+            <w:r>
+              <w:rPr>
+                <w:rFonts w:ascii="Raleway" w:eastAsia="Ubuntu" w:hAnsi="Raleway" w:cs="Segoe UI"/>
+                <w:bCs/>
+                <w:caps w:val="0"/>
+                <w:color w:val="000000" w:themeColor="text1"/>
+                <w:sz w:val="18"/>
+                <w:szCs w:val="18"/>
+              </w:rPr>
+              <w:t>S:U</w:t>
+            </w:r>
+            <w:proofErr w:type="gramEnd"/>
+            <w:r>
+              <w:rPr>
+                <w:rFonts w:ascii="Raleway" w:eastAsia="Ubuntu" w:hAnsi="Raleway" w:cs="Segoe UI"/>
+                <w:bCs/>
+                <w:caps w:val="0"/>
+                <w:color w:val="000000" w:themeColor="text1"/>
+                <w:sz w:val="18"/>
+                <w:szCs w:val="18"/>
+              </w:rPr>
+              <w:t>/C:H/</w:t>
+            </w:r>
+            <w:proofErr w:type="gramStart"/>
+            <w:r>
+              <w:rPr>
+                <w:rFonts w:ascii="Raleway" w:eastAsia="Ubuntu" w:hAnsi="Raleway" w:cs="Segoe UI"/>
+                <w:bCs/>
+                <w:caps w:val="0"/>
+                <w:color w:val="000000" w:themeColor="text1"/>
+                <w:sz w:val="18"/>
+                <w:szCs w:val="18"/>
+              </w:rPr>
+              <w:t>I:N</w:t>
+            </w:r>
+            <w:proofErr w:type="gramEnd"/>
+            <w:r>
+              <w:rPr>
+                <w:rFonts w:ascii="Raleway" w:eastAsia="Ubuntu" w:hAnsi="Raleway" w:cs="Segoe UI"/>
+                <w:bCs/>
+                <w:caps w:val="0"/>
+                <w:color w:val="000000" w:themeColor="text1"/>
+                <w:sz w:val="18"/>
+                <w:szCs w:val="18"/>
+              </w:rPr>
+              <w:t>/</w:t>
+            </w:r>
+            <w:proofErr w:type="gramStart"/>
+            <w:r>
+              <w:rPr>
+                <w:rFonts w:ascii="Raleway" w:eastAsia="Ubuntu" w:hAnsi="Raleway" w:cs="Segoe UI"/>
+                <w:bCs/>
+                <w:caps w:val="0"/>
+                <w:color w:val="000000" w:themeColor="text1"/>
+                <w:sz w:val="18"/>
+                <w:szCs w:val="18"/>
+              </w:rPr>
+              <w:t>A:N</w:t>
+            </w:r>
+            <w:proofErr w:type="gramEnd"/>
           </w:p>
         </w:tc>
       </w:tr>
@@ -13829,7 +15156,15 @@
                 <w:color w:val="DE713A"/>
                 <w:lang w:val="en-IN"/>
               </w:rPr>
-              <w:t>192.168.10.45 / dev-azure-node01.campus.internal</w:t>
+              <w:t>192.168.10.45 / dev-azure-</w:t>
+            </w:r>
+            <w:r>
+              <w:rPr>
+                <w:rFonts w:ascii="Raleway" w:hAnsi="Raleway" w:cs="Segoe UI"/>
+                <w:color w:val="DE713A"/>
+                <w:lang w:val="en-IN"/>
+              </w:rPr>
+              <w:t>node01.campus. internal</w:t>
             </w:r>
           </w:p>
           <w:p>
@@ -14122,7 +15457,25 @@
           <w:sz w:val="20"/>
           <w:szCs w:val="20"/>
         </w:rPr>
-        <w:t>Nmap scan report for dev-azure-node01.campus.internal (192.168.10.45)</w:t>
+        <w:t>Nmap scan report for dev-azure-</w:t>
+      </w:r>
+      <w:proofErr w:type="gramStart"/>
+      <w:r>
+        <w:rPr>
+          <w:rFonts w:ascii="Raleway" w:hAnsi="Raleway"/>
+          <w:sz w:val="20"/>
+          <w:szCs w:val="20"/>
+        </w:rPr>
+        <w:t>node01.campus.internal</w:t>
+      </w:r>
+      <w:proofErr w:type="gramEnd"/>
+      <w:r>
+        <w:rPr>
+          <w:rFonts w:ascii="Raleway" w:hAnsi="Raleway"/>
+          <w:sz w:val="20"/>
+          <w:szCs w:val="20"/>
+        </w:rPr>
+        <w:t xml:space="preserve"> (192.168.10.45)</w:t>
       </w:r>
     </w:p>
     <w:p>
@@ -14174,7 +15527,25 @@
           <w:sz w:val="20"/>
           <w:szCs w:val="20"/>
         </w:rPr>
-        <w:t xml:space="preserve"> open  ssh     OpenSSH 8.2p1 Ubuntu 4ubuntu0.5</w:t>
+        <w:t xml:space="preserve"> </w:t>
+      </w:r>
+      <w:proofErr w:type="gramStart"/>
+      <w:r>
+        <w:rPr>
+          <w:rFonts w:ascii="Raleway" w:hAnsi="Raleway"/>
+          <w:sz w:val="20"/>
+          <w:szCs w:val="20"/>
+        </w:rPr>
+        <w:t>open  ssh</w:t>
+      </w:r>
+      <w:proofErr w:type="gramEnd"/>
+      <w:r>
+        <w:rPr>
+          <w:rFonts w:ascii="Raleway" w:hAnsi="Raleway"/>
+          <w:sz w:val="20"/>
+          <w:szCs w:val="20"/>
+        </w:rPr>
+        <w:t xml:space="preserve">     OpenSSH 8.2p1 Ubuntu 4ubuntu0.5</w:t>
       </w:r>
     </w:p>
     <w:p>
@@ -14210,7 +15581,25 @@
           <w:sz w:val="20"/>
           <w:szCs w:val="20"/>
         </w:rPr>
-        <w:t xml:space="preserve">|_  Supported authentication methods: </w:t>
+        <w:t>|</w:t>
+      </w:r>
+      <w:proofErr w:type="gramStart"/>
+      <w:r>
+        <w:rPr>
+          <w:rFonts w:ascii="Raleway" w:hAnsi="Raleway"/>
+          <w:sz w:val="20"/>
+          <w:szCs w:val="20"/>
+        </w:rPr>
+        <w:t>_  Supported</w:t>
+      </w:r>
+      <w:proofErr w:type="gramEnd"/>
+      <w:r>
+        <w:rPr>
+          <w:rFonts w:ascii="Raleway" w:hAnsi="Raleway"/>
+          <w:sz w:val="20"/>
+          <w:szCs w:val="20"/>
+        </w:rPr>
+        <w:t xml:space="preserve"> authentication methods: </w:t>
       </w:r>
       <w:proofErr w:type="spellStart"/>
       <w:r>
@@ -14521,8 +15910,18 @@
                 <w:sz w:val="16"/>
                 <w:szCs w:val="16"/>
               </w:rPr>
-              <w:t>CVSS v3.1 Score</w:t>
-            </w:r>
+              <w:t xml:space="preserve">CVSS v3.1 </w:t>
+            </w:r>
+            <w:proofErr w:type="gramStart"/>
+            <w:r>
+              <w:rPr>
+                <w:rFonts w:ascii="Raleway" w:hAnsi="Raleway" w:cs="Segoe UI"/>
+                <w:sz w:val="16"/>
+                <w:szCs w:val="16"/>
+              </w:rPr>
+              <w:t>Score</w:t>
+            </w:r>
+            <w:proofErr w:type="gramEnd"/>
           </w:p>
         </w:tc>
         <w:tc>
@@ -14620,7 +16019,103 @@
                 <w:sz w:val="18"/>
                 <w:szCs w:val="18"/>
               </w:rPr>
-              <w:t>CVSS:3.1/AV:N/AC:H/PR:N/UI:N/S:U/C:H/I:H/A:H</w:t>
+              <w:t>CVSS:3.1/</w:t>
+            </w:r>
+            <w:proofErr w:type="gramStart"/>
+            <w:r>
+              <w:rPr>
+                <w:rFonts w:ascii="Raleway" w:eastAsia="Ubuntu" w:hAnsi="Raleway" w:cs="Segoe UI"/>
+                <w:bCs/>
+                <w:caps w:val="0"/>
+                <w:color w:val="000000" w:themeColor="text1"/>
+                <w:sz w:val="18"/>
+                <w:szCs w:val="18"/>
+              </w:rPr>
+              <w:t>AV:N</w:t>
+            </w:r>
+            <w:proofErr w:type="gramEnd"/>
+            <w:r>
+              <w:rPr>
+                <w:rFonts w:ascii="Raleway" w:eastAsia="Ubuntu" w:hAnsi="Raleway" w:cs="Segoe UI"/>
+                <w:bCs/>
+                <w:caps w:val="0"/>
+                <w:color w:val="000000" w:themeColor="text1"/>
+                <w:sz w:val="18"/>
+                <w:szCs w:val="18"/>
+              </w:rPr>
+              <w:t>/AC:H/</w:t>
+            </w:r>
+            <w:proofErr w:type="gramStart"/>
+            <w:r>
+              <w:rPr>
+                <w:rFonts w:ascii="Raleway" w:eastAsia="Ubuntu" w:hAnsi="Raleway" w:cs="Segoe UI"/>
+                <w:bCs/>
+                <w:caps w:val="0"/>
+                <w:color w:val="000000" w:themeColor="text1"/>
+                <w:sz w:val="18"/>
+                <w:szCs w:val="18"/>
+              </w:rPr>
+              <w:t>PR:N</w:t>
+            </w:r>
+            <w:proofErr w:type="gramEnd"/>
+            <w:r>
+              <w:rPr>
+                <w:rFonts w:ascii="Raleway" w:eastAsia="Ubuntu" w:hAnsi="Raleway" w:cs="Segoe UI"/>
+                <w:bCs/>
+                <w:caps w:val="0"/>
+                <w:color w:val="000000" w:themeColor="text1"/>
+                <w:sz w:val="18"/>
+                <w:szCs w:val="18"/>
+              </w:rPr>
+              <w:t>/</w:t>
+            </w:r>
+            <w:proofErr w:type="gramStart"/>
+            <w:r>
+              <w:rPr>
+                <w:rFonts w:ascii="Raleway" w:eastAsia="Ubuntu" w:hAnsi="Raleway" w:cs="Segoe UI"/>
+                <w:bCs/>
+                <w:caps w:val="0"/>
+                <w:color w:val="000000" w:themeColor="text1"/>
+                <w:sz w:val="18"/>
+                <w:szCs w:val="18"/>
+              </w:rPr>
+              <w:t>UI:N</w:t>
+            </w:r>
+            <w:proofErr w:type="gramEnd"/>
+            <w:r>
+              <w:rPr>
+                <w:rFonts w:ascii="Raleway" w:eastAsia="Ubuntu" w:hAnsi="Raleway" w:cs="Segoe UI"/>
+                <w:bCs/>
+                <w:caps w:val="0"/>
+                <w:color w:val="000000" w:themeColor="text1"/>
+                <w:sz w:val="18"/>
+                <w:szCs w:val="18"/>
+              </w:rPr>
+              <w:t>/</w:t>
+            </w:r>
+            <w:proofErr w:type="gramStart"/>
+            <w:r>
+              <w:rPr>
+                <w:rFonts w:ascii="Raleway" w:eastAsia="Ubuntu" w:hAnsi="Raleway" w:cs="Segoe UI"/>
+                <w:bCs/>
+                <w:caps w:val="0"/>
+                <w:color w:val="000000" w:themeColor="text1"/>
+                <w:sz w:val="18"/>
+                <w:szCs w:val="18"/>
+              </w:rPr>
+              <w:t>S:U</w:t>
+            </w:r>
+            <w:proofErr w:type="gramEnd"/>
+            <w:r>
+              <w:rPr>
+                <w:rFonts w:ascii="Raleway" w:eastAsia="Ubuntu" w:hAnsi="Raleway" w:cs="Segoe UI"/>
+                <w:bCs/>
+                <w:caps w:val="0"/>
+                <w:color w:val="000000" w:themeColor="text1"/>
+                <w:sz w:val="18"/>
+                <w:szCs w:val="18"/>
+              </w:rPr>
+              <w:t>/C:H/I:H/A:H</w:t>
             </w:r>
           </w:p>
         </w:tc>
@@ -15729,7 +17224,17 @@
           <w:szCs w:val="20"/>
           <w:lang w:val="en-IN"/>
         </w:rPr>
-        <w:t xml:space="preserve"> open  </w:t>
+        <w:t xml:space="preserve"> </w:t>
+      </w:r>
+      <w:proofErr w:type="gramStart"/>
+      <w:r>
+        <w:rPr>
+          <w:rFonts w:ascii="Raleway" w:hAnsi="Raleway"/>
+          <w:sz w:val="20"/>
+          <w:szCs w:val="20"/>
+          <w:lang w:val="en-IN"/>
+        </w:rPr>
+        <w:t xml:space="preserve">open  </w:t>
       </w:r>
       <w:proofErr w:type="spellStart"/>
       <w:r>
@@ -15742,6 +17247,7 @@
         <w:t>microsoft</w:t>
       </w:r>
       <w:proofErr w:type="spellEnd"/>
+      <w:proofErr w:type="gramEnd"/>
       <w:r>
         <w:rPr>
           <w:rFonts w:ascii="Raleway" w:hAnsi="Raleway"/>
@@ -15953,7 +17459,17 @@
           <w:szCs w:val="20"/>
           <w:lang w:val="en-IN"/>
         </w:rPr>
-        <w:t xml:space="preserve">|_  </w:t>
+        <w:t>|</w:t>
+      </w:r>
+      <w:proofErr w:type="gramStart"/>
+      <w:r>
+        <w:rPr>
+          <w:rFonts w:ascii="Raleway" w:hAnsi="Raleway"/>
+          <w:sz w:val="20"/>
+          <w:szCs w:val="20"/>
+          <w:lang w:val="en-IN"/>
+        </w:rPr>
+        <w:t xml:space="preserve">_  </w:t>
       </w:r>
       <w:proofErr w:type="spellStart"/>
       <w:r>
@@ -15963,7 +17479,17 @@
           <w:szCs w:val="20"/>
           <w:lang w:val="en-IN"/>
         </w:rPr>
-        <w:t>message_signing</w:t>
+        <w:t>message</w:t>
+      </w:r>
+      <w:proofErr w:type="gramEnd"/>
+      <w:r>
+        <w:rPr>
+          <w:rFonts w:ascii="Raleway" w:hAnsi="Raleway"/>
+          <w:sz w:val="20"/>
+          <w:szCs w:val="20"/>
+          <w:lang w:val="en-IN"/>
+        </w:rPr>
+        <w:t>_signing</w:t>
       </w:r>
       <w:proofErr w:type="spellEnd"/>
       <w:r>
@@ -16214,8 +17740,18 @@
                 <w:sz w:val="16"/>
                 <w:szCs w:val="16"/>
               </w:rPr>
-              <w:t>CVSS v3.1 Score</w:t>
-            </w:r>
+              <w:t xml:space="preserve">CVSS v3.1 </w:t>
+            </w:r>
+            <w:proofErr w:type="gramStart"/>
+            <w:r>
+              <w:rPr>
+                <w:rFonts w:ascii="Raleway" w:hAnsi="Raleway" w:cs="Segoe UI"/>
+                <w:sz w:val="16"/>
+                <w:szCs w:val="16"/>
+              </w:rPr>
+              <w:t>Score</w:t>
+            </w:r>
+            <w:proofErr w:type="gramEnd"/>
           </w:p>
         </w:tc>
         <w:tc>
@@ -16313,8 +17849,165 @@
                 <w:sz w:val="18"/>
                 <w:szCs w:val="18"/>
               </w:rPr>
-              <w:t>CVSS:3.1/AV:N/AC:L/PR:N/UI:R/S:C/C:L/I:L/A:N</w:t>
-            </w:r>
+              <w:t>CVSS:3.1/</w:t>
+            </w:r>
+            <w:proofErr w:type="gramStart"/>
+            <w:r>
+              <w:rPr>
+                <w:rFonts w:ascii="Raleway" w:eastAsia="Ubuntu" w:hAnsi="Raleway" w:cs="Segoe UI"/>
+                <w:bCs/>
+                <w:caps w:val="0"/>
+                <w:color w:val="000000" w:themeColor="text1"/>
+                <w:sz w:val="18"/>
+                <w:szCs w:val="18"/>
+              </w:rPr>
+              <w:t>AV:N</w:t>
+            </w:r>
+            <w:proofErr w:type="gramEnd"/>
+            <w:r>
+              <w:rPr>
+                <w:rFonts w:ascii="Raleway" w:eastAsia="Ubuntu" w:hAnsi="Raleway" w:cs="Segoe UI"/>
+                <w:bCs/>
+                <w:caps w:val="0"/>
+                <w:color w:val="000000" w:themeColor="text1"/>
+                <w:sz w:val="18"/>
+                <w:szCs w:val="18"/>
+              </w:rPr>
+              <w:t>/</w:t>
+            </w:r>
+            <w:proofErr w:type="gramStart"/>
+            <w:r>
+              <w:rPr>
+                <w:rFonts w:ascii="Raleway" w:eastAsia="Ubuntu" w:hAnsi="Raleway" w:cs="Segoe UI"/>
+                <w:bCs/>
+                <w:caps w:val="0"/>
+                <w:color w:val="000000" w:themeColor="text1"/>
+                <w:sz w:val="18"/>
+                <w:szCs w:val="18"/>
+              </w:rPr>
+              <w:t>AC:L</w:t>
+            </w:r>
+            <w:proofErr w:type="gramEnd"/>
+            <w:r>
+              <w:rPr>
+                <w:rFonts w:ascii="Raleway" w:eastAsia="Ubuntu" w:hAnsi="Raleway" w:cs="Segoe UI"/>
+                <w:bCs/>
+                <w:caps w:val="0"/>
+                <w:color w:val="000000" w:themeColor="text1"/>
+                <w:sz w:val="18"/>
+                <w:szCs w:val="18"/>
+              </w:rPr>
+              <w:t>/</w:t>
+            </w:r>
+            <w:proofErr w:type="gramStart"/>
+            <w:r>
+              <w:rPr>
+                <w:rFonts w:ascii="Raleway" w:eastAsia="Ubuntu" w:hAnsi="Raleway" w:cs="Segoe UI"/>
+                <w:bCs/>
+                <w:caps w:val="0"/>
+                <w:color w:val="000000" w:themeColor="text1"/>
+                <w:sz w:val="18"/>
+                <w:szCs w:val="18"/>
+              </w:rPr>
+              <w:t>PR:N</w:t>
+            </w:r>
+            <w:proofErr w:type="gramEnd"/>
+            <w:r>
+              <w:rPr>
+                <w:rFonts w:ascii="Raleway" w:eastAsia="Ubuntu" w:hAnsi="Raleway" w:cs="Segoe UI"/>
+                <w:bCs/>
+                <w:caps w:val="0"/>
+                <w:color w:val="000000" w:themeColor="text1"/>
+                <w:sz w:val="18"/>
+                <w:szCs w:val="18"/>
+              </w:rPr>
+              <w:t>/</w:t>
+            </w:r>
+            <w:proofErr w:type="gramStart"/>
+            <w:r>
+              <w:rPr>
+                <w:rFonts w:ascii="Raleway" w:eastAsia="Ubuntu" w:hAnsi="Raleway" w:cs="Segoe UI"/>
+                <w:bCs/>
+                <w:caps w:val="0"/>
+                <w:color w:val="000000" w:themeColor="text1"/>
+                <w:sz w:val="18"/>
+                <w:szCs w:val="18"/>
+              </w:rPr>
+              <w:t>UI:R</w:t>
+            </w:r>
+            <w:proofErr w:type="gramEnd"/>
+            <w:r>
+              <w:rPr>
+                <w:rFonts w:ascii="Raleway" w:eastAsia="Ubuntu" w:hAnsi="Raleway" w:cs="Segoe UI"/>
+                <w:bCs/>
+                <w:caps w:val="0"/>
+                <w:color w:val="000000" w:themeColor="text1"/>
+                <w:sz w:val="18"/>
+                <w:szCs w:val="18"/>
+              </w:rPr>
+              <w:t>/S:C/</w:t>
+            </w:r>
+            <w:proofErr w:type="gramStart"/>
+            <w:r>
+              <w:rPr>
+                <w:rFonts w:ascii="Raleway" w:eastAsia="Ubuntu" w:hAnsi="Raleway" w:cs="Segoe UI"/>
+                <w:bCs/>
+                <w:caps w:val="0"/>
+                <w:color w:val="000000" w:themeColor="text1"/>
+                <w:sz w:val="18"/>
+                <w:szCs w:val="18"/>
+              </w:rPr>
+              <w:t>C:L</w:t>
+            </w:r>
+            <w:proofErr w:type="gramEnd"/>
+            <w:r>
+              <w:rPr>
+                <w:rFonts w:ascii="Raleway" w:eastAsia="Ubuntu" w:hAnsi="Raleway" w:cs="Segoe UI"/>
+                <w:bCs/>
+                <w:caps w:val="0"/>
+                <w:color w:val="000000" w:themeColor="text1"/>
+                <w:sz w:val="18"/>
+                <w:szCs w:val="18"/>
+              </w:rPr>
+              <w:t>/</w:t>
+            </w:r>
+            <w:proofErr w:type="gramStart"/>
+            <w:r>
+              <w:rPr>
+                <w:rFonts w:ascii="Raleway" w:eastAsia="Ubuntu" w:hAnsi="Raleway" w:cs="Segoe UI"/>
+                <w:bCs/>
+                <w:caps w:val="0"/>
+                <w:color w:val="000000" w:themeColor="text1"/>
+                <w:sz w:val="18"/>
+                <w:szCs w:val="18"/>
+              </w:rPr>
+              <w:t>I:L</w:t>
+            </w:r>
+            <w:proofErr w:type="gramEnd"/>
+            <w:r>
+              <w:rPr>
+                <w:rFonts w:ascii="Raleway" w:eastAsia="Ubuntu" w:hAnsi="Raleway" w:cs="Segoe UI"/>
+                <w:bCs/>
+                <w:caps w:val="0"/>
+                <w:color w:val="000000" w:themeColor="text1"/>
+                <w:sz w:val="18"/>
+                <w:szCs w:val="18"/>
+              </w:rPr>
+              <w:t>/</w:t>
+            </w:r>
+            <w:proofErr w:type="gramStart"/>
+            <w:r>
+              <w:rPr>
+                <w:rFonts w:ascii="Raleway" w:eastAsia="Ubuntu" w:hAnsi="Raleway" w:cs="Segoe UI"/>
+                <w:bCs/>
+                <w:caps w:val="0"/>
+                <w:color w:val="000000" w:themeColor="text1"/>
+                <w:sz w:val="18"/>
+                <w:szCs w:val="18"/>
+              </w:rPr>
+              <w:t>A:N</w:t>
+            </w:r>
+            <w:proofErr w:type="gramEnd"/>
           </w:p>
         </w:tc>
       </w:tr>
@@ -17115,8 +18808,18 @@
                 <w:color w:val="DE713A"/>
                 <w:lang w:val="en-IN"/>
               </w:rPr>
-              <w:t>/search</w:t>
-            </w:r>
+              <w:t>/</w:t>
+            </w:r>
+            <w:proofErr w:type="gramStart"/>
+            <w:r>
+              <w:rPr>
+                <w:rFonts w:ascii="Raleway" w:hAnsi="Raleway" w:cs="Segoe UI"/>
+                <w:color w:val="DE713A"/>
+                <w:lang w:val="en-IN"/>
+              </w:rPr>
+              <w:t>search</w:t>
+            </w:r>
+            <w:proofErr w:type="gramEnd"/>
           </w:p>
         </w:tc>
       </w:tr>
@@ -17537,7 +19240,25 @@
           <w:sz w:val="20"/>
           <w:szCs w:val="20"/>
         </w:rPr>
-        <w:t>=&lt;script&gt;alert(1)&lt;/script&gt; HTTP/1.1</w:t>
+        <w:t>=&lt;script&gt;alert(</w:t>
+      </w:r>
+      <w:proofErr w:type="gramStart"/>
+      <w:r>
+        <w:rPr>
+          <w:rFonts w:ascii="Raleway" w:hAnsi="Raleway"/>
+          <w:sz w:val="20"/>
+          <w:szCs w:val="20"/>
+        </w:rPr>
+        <w:t>1)&lt;</w:t>
+      </w:r>
+      <w:proofErr w:type="gramEnd"/>
+      <w:r>
+        <w:rPr>
+          <w:rFonts w:ascii="Raleway" w:hAnsi="Raleway"/>
+          <w:sz w:val="20"/>
+          <w:szCs w:val="20"/>
+        </w:rPr>
+        <w:t>/script&gt; HTTP/1.1</w:t>
       </w:r>
     </w:p>
     <w:p>
@@ -17846,8 +19567,18 @@
                 <w:sz w:val="16"/>
                 <w:szCs w:val="16"/>
               </w:rPr>
-              <w:t>CVSS v3.1 Score</w:t>
-            </w:r>
+              <w:t xml:space="preserve">CVSS v3.1 </w:t>
+            </w:r>
+            <w:proofErr w:type="gramStart"/>
+            <w:r>
+              <w:rPr>
+                <w:rFonts w:ascii="Raleway" w:hAnsi="Raleway" w:cs="Segoe UI"/>
+                <w:sz w:val="16"/>
+                <w:szCs w:val="16"/>
+              </w:rPr>
+              <w:t>Score</w:t>
+            </w:r>
+            <w:proofErr w:type="gramEnd"/>
           </w:p>
         </w:tc>
         <w:tc>
@@ -17945,7 +19676,127 @@
                 <w:sz w:val="18"/>
                 <w:szCs w:val="18"/>
               </w:rPr>
-              <w:t>CVSS:3.1/AV:N/AC:L/PR:N/UI:N/S:U/C:H/I:H/A:H</w:t>
+              <w:t>CVSS:3.1/</w:t>
+            </w:r>
+            <w:proofErr w:type="gramStart"/>
+            <w:r>
+              <w:rPr>
+                <w:rFonts w:ascii="Raleway" w:eastAsia="Ubuntu" w:hAnsi="Raleway" w:cs="Segoe UI"/>
+                <w:bCs/>
+                <w:caps w:val="0"/>
+                <w:color w:val="000000" w:themeColor="text1"/>
+                <w:sz w:val="18"/>
+                <w:szCs w:val="18"/>
+              </w:rPr>
+              <w:t>AV:N</w:t>
+            </w:r>
+            <w:proofErr w:type="gramEnd"/>
+            <w:r>
+              <w:rPr>
+                <w:rFonts w:ascii="Raleway" w:eastAsia="Ubuntu" w:hAnsi="Raleway" w:cs="Segoe UI"/>
+                <w:bCs/>
+                <w:caps w:val="0"/>
+                <w:color w:val="000000" w:themeColor="text1"/>
+                <w:sz w:val="18"/>
+                <w:szCs w:val="18"/>
+              </w:rPr>
+              <w:t>/</w:t>
+            </w:r>
+            <w:proofErr w:type="gramStart"/>
+            <w:r>
+              <w:rPr>
+                <w:rFonts w:ascii="Raleway" w:eastAsia="Ubuntu" w:hAnsi="Raleway" w:cs="Segoe UI"/>
+                <w:bCs/>
+                <w:caps w:val="0"/>
+                <w:color w:val="000000" w:themeColor="text1"/>
+                <w:sz w:val="18"/>
+                <w:szCs w:val="18"/>
+              </w:rPr>
+              <w:t>AC:L</w:t>
+            </w:r>
+            <w:proofErr w:type="gramEnd"/>
+            <w:r>
+              <w:rPr>
+                <w:rFonts w:ascii="Raleway" w:eastAsia="Ubuntu" w:hAnsi="Raleway" w:cs="Segoe UI"/>
+                <w:bCs/>
+                <w:caps w:val="0"/>
+                <w:color w:val="000000" w:themeColor="text1"/>
+                <w:sz w:val="18"/>
+                <w:szCs w:val="18"/>
+              </w:rPr>
+              <w:t>/</w:t>
+            </w:r>
+            <w:proofErr w:type="gramStart"/>
+            <w:r>
+              <w:rPr>
+                <w:rFonts w:ascii="Raleway" w:eastAsia="Ubuntu" w:hAnsi="Raleway" w:cs="Segoe UI"/>
+                <w:bCs/>
+                <w:caps w:val="0"/>
+                <w:color w:val="000000" w:themeColor="text1"/>
+                <w:sz w:val="18"/>
+                <w:szCs w:val="18"/>
+              </w:rPr>
+              <w:t>PR:N</w:t>
+            </w:r>
+            <w:proofErr w:type="gramEnd"/>
+            <w:r>
+              <w:rPr>
+                <w:rFonts w:ascii="Raleway" w:eastAsia="Ubuntu" w:hAnsi="Raleway" w:cs="Segoe UI"/>
+                <w:bCs/>
+                <w:caps w:val="0"/>
+                <w:color w:val="000000" w:themeColor="text1"/>
+                <w:sz w:val="18"/>
+                <w:szCs w:val="18"/>
+              </w:rPr>
+              <w:t>/</w:t>
+            </w:r>
+            <w:proofErr w:type="gramStart"/>
+            <w:r>
+              <w:rPr>
+                <w:rFonts w:ascii="Raleway" w:eastAsia="Ubuntu" w:hAnsi="Raleway" w:cs="Segoe UI"/>
+                <w:bCs/>
+                <w:caps w:val="0"/>
+                <w:color w:val="000000" w:themeColor="text1"/>
+                <w:sz w:val="18"/>
+                <w:szCs w:val="18"/>
+              </w:rPr>
+              <w:t>UI:N</w:t>
+            </w:r>
+            <w:proofErr w:type="gramEnd"/>
+            <w:r>
+              <w:rPr>
+                <w:rFonts w:ascii="Raleway" w:eastAsia="Ubuntu" w:hAnsi="Raleway" w:cs="Segoe UI"/>
+                <w:bCs/>
+                <w:caps w:val="0"/>
+                <w:color w:val="000000" w:themeColor="text1"/>
+                <w:sz w:val="18"/>
+                <w:szCs w:val="18"/>
+              </w:rPr>
+              <w:t>/</w:t>
+            </w:r>
+            <w:proofErr w:type="gramStart"/>
+            <w:r>
+              <w:rPr>
+                <w:rFonts w:ascii="Raleway" w:eastAsia="Ubuntu" w:hAnsi="Raleway" w:cs="Segoe UI"/>
+                <w:bCs/>
+                <w:caps w:val="0"/>
+                <w:color w:val="000000" w:themeColor="text1"/>
+                <w:sz w:val="18"/>
+                <w:szCs w:val="18"/>
+              </w:rPr>
+              <w:t>S:U</w:t>
+            </w:r>
+            <w:proofErr w:type="gramEnd"/>
+            <w:r>
+              <w:rPr>
+                <w:rFonts w:ascii="Raleway" w:eastAsia="Ubuntu" w:hAnsi="Raleway" w:cs="Segoe UI"/>
+                <w:bCs/>
+                <w:caps w:val="0"/>
+                <w:color w:val="000000" w:themeColor="text1"/>
+                <w:sz w:val="18"/>
+                <w:szCs w:val="18"/>
+              </w:rPr>
+              <w:t>/C:H/I:H/A:H</w:t>
             </w:r>
           </w:p>
         </w:tc>
@@ -18662,6 +20513,7 @@
               </w:rPr>
               <w:t>/</w:t>
             </w:r>
+            <w:proofErr w:type="gramStart"/>
             <w:r>
               <w:rPr>
                 <w:rFonts w:ascii="Raleway" w:hAnsi="Raleway" w:cs="Segoe UI"/>
@@ -18670,6 +20522,7 @@
               </w:rPr>
               <w:t>login</w:t>
             </w:r>
+            <w:proofErr w:type="gramEnd"/>
           </w:p>
         </w:tc>
       </w:tr>
@@ -21129,7 +22982,7 @@
             </wp:anchor>
           </w:drawing>
         </mc:Choice>
-        <mc:Fallback xmlns:a="http://schemas.openxmlformats.org/drawingml/2006/main" xmlns:a14="http://schemas.microsoft.com/office/drawing/2010/main" xmlns:arto="http://schemas.microsoft.com/office/word/2006/arto">
+        <mc:Fallback xmlns:arto="http://schemas.microsoft.com/office/word/2006/arto" xmlns:a14="http://schemas.microsoft.com/office/drawing/2010/main" xmlns:a="http://schemas.openxmlformats.org/drawingml/2006/main">
           <w:pict w14:anchorId="38CA5F0A">
             <v:line id="Line 4" style="position:absolute;flip:y;z-index:251658241;visibility:visible;mso-wrap-style:square;mso-width-percent:0;mso-height-percent:0;mso-wrap-distance-left:9pt;mso-wrap-distance-top:0;mso-wrap-distance-right:9pt;mso-wrap-distance-bottom:0;mso-position-horizontal:absolute;mso-position-horizontal-relative:text;mso-position-vertical:absolute;mso-position-vertical-relative:text;mso-width-percent:0;mso-height-percent:0;mso-width-relative:page;mso-height-relative:page" o:spid="_x0000_s1026" strokecolor="#f93" from="-3.65pt,-4.3pt" to="504.55pt,-4.3pt" w14:anchorId="5A3C3AEC" o:gfxdata="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">
               <o:lock v:ext="edit" shapetype="f"/>
@@ -21855,7 +23708,7 @@
             </wp:anchor>
           </w:drawing>
         </mc:Choice>
-        <mc:Fallback xmlns:a="http://schemas.openxmlformats.org/drawingml/2006/main" xmlns:pic="http://schemas.openxmlformats.org/drawingml/2006/picture" xmlns:a14="http://schemas.microsoft.com/office/drawing/2010/main" xmlns:arto="http://schemas.microsoft.com/office/word/2006/arto">
+        <mc:Fallback xmlns:arto="http://schemas.microsoft.com/office/word/2006/arto" xmlns:a14="http://schemas.microsoft.com/office/drawing/2010/main" xmlns:pic="http://schemas.openxmlformats.org/drawingml/2006/picture" xmlns:a="http://schemas.openxmlformats.org/drawingml/2006/main">
           <w:pict w14:anchorId="5A5AE9C6">
             <v:line id="Line 2" style="position:absolute;flip:y;z-index:251658240;visibility:visible;mso-wrap-style:square;mso-width-percent:0;mso-height-percent:0;mso-wrap-distance-left:9pt;mso-wrap-distance-top:0;mso-wrap-distance-right:9pt;mso-wrap-distance-bottom:0;mso-position-horizontal:absolute;mso-position-horizontal-relative:text;mso-position-vertical:absolute;mso-position-vertical-relative:text;mso-width-percent:0;mso-height-percent:0;mso-width-relative:page;mso-height-relative:page" o:spid="_x0000_s1026" strokecolor="#f93" from="-3.65pt,11.85pt" to="509.9pt,11.85pt" w14:anchorId="405F419A" o:gfxdata="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">
               <o:lock v:ext="edit" shapetype="f"/>
@@ -21976,6 +23829,155 @@
     </w:lvl>
   </w:abstractNum>
   <w:abstractNum w:abstractNumId="1" w15:restartNumberingAfterBreak="0">
+    <w:nsid w:val="057D4151"/>
+    <w:multiLevelType w:val="multilevel"/>
+    <w:tmpl w:val="51966418"/>
+    <w:lvl w:ilvl="0">
+      <w:start w:val="1"/>
+      <w:numFmt w:val="decimal"/>
+      <w:lvlText w:val="%1."/>
+      <w:lvlJc w:val="left"/>
+      <w:pPr>
+        <w:tabs>
+          <w:tab w:val="num" w:pos="720"/>
+        </w:tabs>
+        <w:ind w:left="720" w:hanging="360"/>
+      </w:pPr>
+      <w:rPr>
+        <w:rFonts w:hint="default"/>
+        <w:sz w:val="20"/>
+      </w:rPr>
+    </w:lvl>
+    <w:lvl w:ilvl="1" w:tentative="1">
+      <w:start w:val="1"/>
+      <w:numFmt w:val="bullet"/>
+      <w:lvlText w:val="o"/>
+      <w:lvlJc w:val="left"/>
+      <w:pPr>
+        <w:tabs>
+          <w:tab w:val="num" w:pos="1440"/>
+        </w:tabs>
+        <w:ind w:left="1440" w:hanging="360"/>
+      </w:pPr>
+      <w:rPr>
+        <w:rFonts w:ascii="Courier New" w:hAnsi="Courier New" w:hint="default"/>
+        <w:sz w:val="20"/>
+      </w:rPr>
+    </w:lvl>
+    <w:lvl w:ilvl="2" w:tentative="1">
+      <w:start w:val="1"/>
+      <w:numFmt w:val="bullet"/>
+      <w:lvlText w:val=""/>
+      <w:lvlJc w:val="left"/>
+      <w:pPr>
+        <w:tabs>
+          <w:tab w:val="num" w:pos="2160"/>
+        </w:tabs>
+        <w:ind w:left="2160" w:hanging="360"/>
+      </w:pPr>
+      <w:rPr>
+        <w:rFonts w:ascii="Wingdings" w:hAnsi="Wingdings" w:hint="default"/>
+        <w:sz w:val="20"/>
+      </w:rPr>
+    </w:lvl>
+    <w:lvl w:ilvl="3" w:tentative="1">
+      <w:start w:val="1"/>
+      <w:numFmt w:val="bullet"/>
+      <w:lvlText w:val=""/>
+      <w:lvlJc w:val="left"/>
+      <w:pPr>
+        <w:tabs>
+          <w:tab w:val="num" w:pos="2880"/>
+        </w:tabs>
+        <w:ind w:left="2880" w:hanging="360"/>
+      </w:pPr>
+      <w:rPr>
+        <w:rFonts w:ascii="Wingdings" w:hAnsi="Wingdings" w:hint="default"/>
+        <w:sz w:val="20"/>
+      </w:rPr>
+    </w:lvl>
+    <w:lvl w:ilvl="4" w:tentative="1">
+      <w:start w:val="1"/>
+      <w:numFmt w:val="bullet"/>
+      <w:lvlText w:val=""/>
+      <w:lvlJc w:val="left"/>
+      <w:pPr>
+        <w:tabs>
+          <w:tab w:val="num" w:pos="3600"/>
+        </w:tabs>
+        <w:ind w:left="3600" w:hanging="360"/>
+      </w:pPr>
+      <w:rPr>
+        <w:rFonts w:ascii="Wingdings" w:hAnsi="Wingdings" w:hint="default"/>
+        <w:sz w:val="20"/>
+      </w:rPr>
+    </w:lvl>
+    <w:lvl w:ilvl="5" w:tentative="1">
+      <w:start w:val="1"/>
+      <w:numFmt w:val="bullet"/>
+      <w:lvlText w:val=""/>
+      <w:lvlJc w:val="left"/>
+      <w:pPr>
+        <w:tabs>
+          <w:tab w:val="num" w:pos="4320"/>
+        </w:tabs>
+        <w:ind w:left="4320" w:hanging="360"/>
+      </w:pPr>
+      <w:rPr>
+        <w:rFonts w:ascii="Wingdings" w:hAnsi="Wingdings" w:hint="default"/>
+        <w:sz w:val="20"/>
+      </w:rPr>
+    </w:lvl>
+    <w:lvl w:ilvl="6" w:tentative="1">
+      <w:start w:val="1"/>
+      <w:numFmt w:val="bullet"/>
+      <w:lvlText w:val=""/>
+      <w:lvlJc w:val="left"/>
+      <w:pPr>
+        <w:tabs>
+          <w:tab w:val="num" w:pos="5040"/>
+        </w:tabs>
+        <w:ind w:left="5040" w:hanging="360"/>
+      </w:pPr>
+      <w:rPr>
+        <w:rFonts w:ascii="Wingdings" w:hAnsi="Wingdings" w:hint="default"/>
+        <w:sz w:val="20"/>
+      </w:rPr>
+    </w:lvl>
+    <w:lvl w:ilvl="7" w:tentative="1">
+      <w:start w:val="1"/>
+      <w:numFmt w:val="bullet"/>
+      <w:lvlText w:val=""/>
+      <w:lvlJc w:val="left"/>
+      <w:pPr>
+        <w:tabs>
+          <w:tab w:val="num" w:pos="5760"/>
+        </w:tabs>
+        <w:ind w:left="5760" w:hanging="360"/>
+      </w:pPr>
+      <w:rPr>
+        <w:rFonts w:ascii="Wingdings" w:hAnsi="Wingdings" w:hint="default"/>
+        <w:sz w:val="20"/>
+      </w:rPr>
+    </w:lvl>
+    <w:lvl w:ilvl="8" w:tentative="1">
+      <w:start w:val="1"/>
+      <w:numFmt w:val="bullet"/>
+      <w:lvlText w:val=""/>
+      <w:lvlJc w:val="left"/>
+      <w:pPr>
+        <w:tabs>
+          <w:tab w:val="num" w:pos="6480"/>
+        </w:tabs>
+        <w:ind w:left="6480" w:hanging="360"/>
+      </w:pPr>
+      <w:rPr>
+        <w:rFonts w:ascii="Wingdings" w:hAnsi="Wingdings" w:hint="default"/>
+        <w:sz w:val="20"/>
+      </w:rPr>
+    </w:lvl>
+  </w:abstractNum>
+  <w:abstractNum w:abstractNumId="2" w15:restartNumberingAfterBreak="0">
     <w:nsid w:val="099B3A19"/>
     <w:multiLevelType w:val="hybridMultilevel"/>
     <w:tmpl w:val="11EE334E"/>
@@ -22088,7 +24090,7 @@
       </w:rPr>
     </w:lvl>
   </w:abstractNum>
-  <w:abstractNum w:abstractNumId="2" w15:restartNumberingAfterBreak="0">
+  <w:abstractNum w:abstractNumId="3" w15:restartNumberingAfterBreak="0">
     <w:nsid w:val="0B031C52"/>
     <w:multiLevelType w:val="hybridMultilevel"/>
     <w:tmpl w:val="514672F2"/>
@@ -22174,7 +24176,156 @@
       </w:pPr>
     </w:lvl>
   </w:abstractNum>
-  <w:abstractNum w:abstractNumId="3" w15:restartNumberingAfterBreak="0">
+  <w:abstractNum w:abstractNumId="4" w15:restartNumberingAfterBreak="0">
+    <w:nsid w:val="12E33486"/>
+    <w:multiLevelType w:val="multilevel"/>
+    <w:tmpl w:val="51966418"/>
+    <w:lvl w:ilvl="0">
+      <w:start w:val="1"/>
+      <w:numFmt w:val="decimal"/>
+      <w:lvlText w:val="%1."/>
+      <w:lvlJc w:val="left"/>
+      <w:pPr>
+        <w:tabs>
+          <w:tab w:val="num" w:pos="720"/>
+        </w:tabs>
+        <w:ind w:left="720" w:hanging="360"/>
+      </w:pPr>
+      <w:rPr>
+        <w:rFonts w:hint="default"/>
+        <w:sz w:val="20"/>
+      </w:rPr>
+    </w:lvl>
+    <w:lvl w:ilvl="1" w:tentative="1">
+      <w:start w:val="1"/>
+      <w:numFmt w:val="bullet"/>
+      <w:lvlText w:val="o"/>
+      <w:lvlJc w:val="left"/>
+      <w:pPr>
+        <w:tabs>
+          <w:tab w:val="num" w:pos="1440"/>
+        </w:tabs>
+        <w:ind w:left="1440" w:hanging="360"/>
+      </w:pPr>
+      <w:rPr>
+        <w:rFonts w:ascii="Courier New" w:hAnsi="Courier New" w:hint="default"/>
+        <w:sz w:val="20"/>
+      </w:rPr>
+    </w:lvl>
+    <w:lvl w:ilvl="2" w:tentative="1">
+      <w:start w:val="1"/>
+      <w:numFmt w:val="bullet"/>
+      <w:lvlText w:val=""/>
+      <w:lvlJc w:val="left"/>
+      <w:pPr>
+        <w:tabs>
+          <w:tab w:val="num" w:pos="2160"/>
+        </w:tabs>
+        <w:ind w:left="2160" w:hanging="360"/>
+      </w:pPr>
+      <w:rPr>
+        <w:rFonts w:ascii="Wingdings" w:hAnsi="Wingdings" w:hint="default"/>
+        <w:sz w:val="20"/>
+      </w:rPr>
+    </w:lvl>
+    <w:lvl w:ilvl="3" w:tentative="1">
+      <w:start w:val="1"/>
+      <w:numFmt w:val="bullet"/>
+      <w:lvlText w:val=""/>
+      <w:lvlJc w:val="left"/>
+      <w:pPr>
+        <w:tabs>
+          <w:tab w:val="num" w:pos="2880"/>
+        </w:tabs>
+        <w:ind w:left="2880" w:hanging="360"/>
+      </w:pPr>
+      <w:rPr>
+        <w:rFonts w:ascii="Wingdings" w:hAnsi="Wingdings" w:hint="default"/>
+        <w:sz w:val="20"/>
+      </w:rPr>
+    </w:lvl>
+    <w:lvl w:ilvl="4" w:tentative="1">
+      <w:start w:val="1"/>
+      <w:numFmt w:val="bullet"/>
+      <w:lvlText w:val=""/>
+      <w:lvlJc w:val="left"/>
+      <w:pPr>
+        <w:tabs>
+          <w:tab w:val="num" w:pos="3600"/>
+        </w:tabs>
+        <w:ind w:left="3600" w:hanging="360"/>
+      </w:pPr>
+      <w:rPr>
+        <w:rFonts w:ascii="Wingdings" w:hAnsi="Wingdings" w:hint="default"/>
+        <w:sz w:val="20"/>
+      </w:rPr>
+    </w:lvl>
+    <w:lvl w:ilvl="5" w:tentative="1">
+      <w:start w:val="1"/>
+      <w:numFmt w:val="bullet"/>
+      <w:lvlText w:val=""/>
+      <w:lvlJc w:val="left"/>
+      <w:pPr>
+        <w:tabs>
+          <w:tab w:val="num" w:pos="4320"/>
+        </w:tabs>
+        <w:ind w:left="4320" w:hanging="360"/>
+      </w:pPr>
+      <w:rPr>
+        <w:rFonts w:ascii="Wingdings" w:hAnsi="Wingdings" w:hint="default"/>
+        <w:sz w:val="20"/>
+      </w:rPr>
+    </w:lvl>
+    <w:lvl w:ilvl="6" w:tentative="1">
+      <w:start w:val="1"/>
+      <w:numFmt w:val="bullet"/>
+      <w:lvlText w:val=""/>
+      <w:lvlJc w:val="left"/>
+      <w:pPr>
+        <w:tabs>
+          <w:tab w:val="num" w:pos="5040"/>
+        </w:tabs>
+        <w:ind w:left="5040" w:hanging="360"/>
+      </w:pPr>
+      <w:rPr>
+        <w:rFonts w:ascii="Wingdings" w:hAnsi="Wingdings" w:hint="default"/>
+        <w:sz w:val="20"/>
+      </w:rPr>
+    </w:lvl>
+    <w:lvl w:ilvl="7" w:tentative="1">
+      <w:start w:val="1"/>
+      <w:numFmt w:val="bullet"/>
+      <w:lvlText w:val=""/>
+      <w:lvlJc w:val="left"/>
+      <w:pPr>
+        <w:tabs>
+          <w:tab w:val="num" w:pos="5760"/>
+        </w:tabs>
+        <w:ind w:left="5760" w:hanging="360"/>
+      </w:pPr>
+      <w:rPr>
+        <w:rFonts w:ascii="Wingdings" w:hAnsi="Wingdings" w:hint="default"/>
+        <w:sz w:val="20"/>
+      </w:rPr>
+    </w:lvl>
+    <w:lvl w:ilvl="8" w:tentative="1">
+      <w:start w:val="1"/>
+      <w:numFmt w:val="bullet"/>
+      <w:lvlText w:val=""/>
+      <w:lvlJc w:val="left"/>
+      <w:pPr>
+        <w:tabs>
+          <w:tab w:val="num" w:pos="6480"/>
+        </w:tabs>
+        <w:ind w:left="6480" w:hanging="360"/>
+      </w:pPr>
+      <w:rPr>
+        <w:rFonts w:ascii="Wingdings" w:hAnsi="Wingdings" w:hint="default"/>
+        <w:sz w:val="20"/>
+      </w:rPr>
+    </w:lvl>
+  </w:abstractNum>
+  <w:abstractNum w:abstractNumId="5" w15:restartNumberingAfterBreak="0">
     <w:nsid w:val="1CEE1DCB"/>
     <w:multiLevelType w:val="hybridMultilevel"/>
     <w:tmpl w:val="3A74BD78"/>
@@ -22287,7 +24438,7 @@
       </w:rPr>
     </w:lvl>
   </w:abstractNum>
-  <w:abstractNum w:abstractNumId="4" w15:restartNumberingAfterBreak="0">
+  <w:abstractNum w:abstractNumId="6" w15:restartNumberingAfterBreak="0">
     <w:nsid w:val="3A674A9C"/>
     <w:multiLevelType w:val="hybridMultilevel"/>
     <w:tmpl w:val="11EE334E"/>
@@ -22400,7 +24551,156 @@
       </w:rPr>
     </w:lvl>
   </w:abstractNum>
-  <w:abstractNum w:abstractNumId="5" w15:restartNumberingAfterBreak="0">
+  <w:abstractNum w:abstractNumId="7" w15:restartNumberingAfterBreak="0">
+    <w:nsid w:val="3E976168"/>
+    <w:multiLevelType w:val="multilevel"/>
+    <w:tmpl w:val="51966418"/>
+    <w:lvl w:ilvl="0">
+      <w:start w:val="1"/>
+      <w:numFmt w:val="decimal"/>
+      <w:lvlText w:val="%1."/>
+      <w:lvlJc w:val="left"/>
+      <w:pPr>
+        <w:tabs>
+          <w:tab w:val="num" w:pos="720"/>
+        </w:tabs>
+        <w:ind w:left="720" w:hanging="360"/>
+      </w:pPr>
+      <w:rPr>
+        <w:rFonts w:hint="default"/>
+        <w:sz w:val="20"/>
+      </w:rPr>
+    </w:lvl>
+    <w:lvl w:ilvl="1" w:tentative="1">
+      <w:start w:val="1"/>
+      <w:numFmt w:val="bullet"/>
+      <w:lvlText w:val="o"/>
+      <w:lvlJc w:val="left"/>
+      <w:pPr>
+        <w:tabs>
+          <w:tab w:val="num" w:pos="1440"/>
+        </w:tabs>
+        <w:ind w:left="1440" w:hanging="360"/>
+      </w:pPr>
+      <w:rPr>
+        <w:rFonts w:ascii="Courier New" w:hAnsi="Courier New" w:hint="default"/>
+        <w:sz w:val="20"/>
+      </w:rPr>
+    </w:lvl>
+    <w:lvl w:ilvl="2" w:tentative="1">
+      <w:start w:val="1"/>
+      <w:numFmt w:val="bullet"/>
+      <w:lvlText w:val=""/>
+      <w:lvlJc w:val="left"/>
+      <w:pPr>
+        <w:tabs>
+          <w:tab w:val="num" w:pos="2160"/>
+        </w:tabs>
+        <w:ind w:left="2160" w:hanging="360"/>
+      </w:pPr>
+      <w:rPr>
+        <w:rFonts w:ascii="Wingdings" w:hAnsi="Wingdings" w:hint="default"/>
+        <w:sz w:val="20"/>
+      </w:rPr>
+    </w:lvl>
+    <w:lvl w:ilvl="3" w:tentative="1">
+      <w:start w:val="1"/>
+      <w:numFmt w:val="bullet"/>
+      <w:lvlText w:val=""/>
+      <w:lvlJc w:val="left"/>
+      <w:pPr>
+        <w:tabs>
+          <w:tab w:val="num" w:pos="2880"/>
+        </w:tabs>
+        <w:ind w:left="2880" w:hanging="360"/>
+      </w:pPr>
+      <w:rPr>
+        <w:rFonts w:ascii="Wingdings" w:hAnsi="Wingdings" w:hint="default"/>
+        <w:sz w:val="20"/>
+      </w:rPr>
+    </w:lvl>
+    <w:lvl w:ilvl="4" w:tentative="1">
+      <w:start w:val="1"/>
+      <w:numFmt w:val="bullet"/>
+      <w:lvlText w:val=""/>
+      <w:lvlJc w:val="left"/>
+      <w:pPr>
+        <w:tabs>
+          <w:tab w:val="num" w:pos="3600"/>
+        </w:tabs>
+        <w:ind w:left="3600" w:hanging="360"/>
+      </w:pPr>
+      <w:rPr>
+        <w:rFonts w:ascii="Wingdings" w:hAnsi="Wingdings" w:hint="default"/>
+        <w:sz w:val="20"/>
+      </w:rPr>
+    </w:lvl>
+    <w:lvl w:ilvl="5" w:tentative="1">
+      <w:start w:val="1"/>
+      <w:numFmt w:val="bullet"/>
+      <w:lvlText w:val=""/>
+      <w:lvlJc w:val="left"/>
+      <w:pPr>
+        <w:tabs>
+          <w:tab w:val="num" w:pos="4320"/>
+        </w:tabs>
+        <w:ind w:left="4320" w:hanging="360"/>
+      </w:pPr>
+      <w:rPr>
+        <w:rFonts w:ascii="Wingdings" w:hAnsi="Wingdings" w:hint="default"/>
+        <w:sz w:val="20"/>
+      </w:rPr>
+    </w:lvl>
+    <w:lvl w:ilvl="6" w:tentative="1">
+      <w:start w:val="1"/>
+      <w:numFmt w:val="bullet"/>
+      <w:lvlText w:val=""/>
+      <w:lvlJc w:val="left"/>
+      <w:pPr>
+        <w:tabs>
+          <w:tab w:val="num" w:pos="5040"/>
+        </w:tabs>
+        <w:ind w:left="5040" w:hanging="360"/>
+      </w:pPr>
+      <w:rPr>
+        <w:rFonts w:ascii="Wingdings" w:hAnsi="Wingdings" w:hint="default"/>
+        <w:sz w:val="20"/>
+      </w:rPr>
+    </w:lvl>
+    <w:lvl w:ilvl="7" w:tentative="1">
+      <w:start w:val="1"/>
+      <w:numFmt w:val="bullet"/>
+      <w:lvlText w:val=""/>
+      <w:lvlJc w:val="left"/>
+      <w:pPr>
+        <w:tabs>
+          <w:tab w:val="num" w:pos="5760"/>
+        </w:tabs>
+        <w:ind w:left="5760" w:hanging="360"/>
+      </w:pPr>
+      <w:rPr>
+        <w:rFonts w:ascii="Wingdings" w:hAnsi="Wingdings" w:hint="default"/>
+        <w:sz w:val="20"/>
+      </w:rPr>
+    </w:lvl>
+    <w:lvl w:ilvl="8" w:tentative="1">
+      <w:start w:val="1"/>
+      <w:numFmt w:val="bullet"/>
+      <w:lvlText w:val=""/>
+      <w:lvlJc w:val="left"/>
+      <w:pPr>
+        <w:tabs>
+          <w:tab w:val="num" w:pos="6480"/>
+        </w:tabs>
+        <w:ind w:left="6480" w:hanging="360"/>
+      </w:pPr>
+      <w:rPr>
+        <w:rFonts w:ascii="Wingdings" w:hAnsi="Wingdings" w:hint="default"/>
+        <w:sz w:val="20"/>
+      </w:rPr>
+    </w:lvl>
+  </w:abstractNum>
+  <w:abstractNum w:abstractNumId="8" w15:restartNumberingAfterBreak="0">
     <w:nsid w:val="412F6573"/>
     <w:multiLevelType w:val="hybridMultilevel"/>
     <w:tmpl w:val="514672F2"/>
@@ -22486,7 +24786,7 @@
       </w:pPr>
     </w:lvl>
   </w:abstractNum>
-  <w:abstractNum w:abstractNumId="6" w15:restartNumberingAfterBreak="0">
+  <w:abstractNum w:abstractNumId="9" w15:restartNumberingAfterBreak="0">
     <w:nsid w:val="41465C0B"/>
     <w:multiLevelType w:val="hybridMultilevel"/>
     <w:tmpl w:val="514672F2"/>
@@ -22572,7 +24872,7 @@
       </w:pPr>
     </w:lvl>
   </w:abstractNum>
-  <w:abstractNum w:abstractNumId="7" w15:restartNumberingAfterBreak="0">
+  <w:abstractNum w:abstractNumId="10" w15:restartNumberingAfterBreak="0">
     <w:nsid w:val="47BD6D77"/>
     <w:multiLevelType w:val="hybridMultilevel"/>
     <w:tmpl w:val="9DFE81F8"/>
@@ -22659,7 +24959,7 @@
       </w:pPr>
     </w:lvl>
   </w:abstractNum>
-  <w:abstractNum w:abstractNumId="8" w15:restartNumberingAfterBreak="0">
+  <w:abstractNum w:abstractNumId="11" w15:restartNumberingAfterBreak="0">
     <w:nsid w:val="52AD799A"/>
     <w:multiLevelType w:val="hybridMultilevel"/>
     <w:tmpl w:val="11EE334E"/>
@@ -22772,7 +25072,7 @@
       </w:rPr>
     </w:lvl>
   </w:abstractNum>
-  <w:abstractNum w:abstractNumId="9" w15:restartNumberingAfterBreak="0">
+  <w:abstractNum w:abstractNumId="12" w15:restartNumberingAfterBreak="0">
     <w:nsid w:val="60E03449"/>
     <w:multiLevelType w:val="hybridMultilevel"/>
     <w:tmpl w:val="514672F2"/>
@@ -22858,7 +25158,7 @@
       </w:pPr>
     </w:lvl>
   </w:abstractNum>
-  <w:abstractNum w:abstractNumId="10" w15:restartNumberingAfterBreak="0">
+  <w:abstractNum w:abstractNumId="13" w15:restartNumberingAfterBreak="0">
     <w:nsid w:val="61054A66"/>
     <w:multiLevelType w:val="hybridMultilevel"/>
     <w:tmpl w:val="514672F2"/>
@@ -22944,7 +25244,156 @@
       </w:pPr>
     </w:lvl>
   </w:abstractNum>
-  <w:abstractNum w:abstractNumId="11" w15:restartNumberingAfterBreak="0">
+  <w:abstractNum w:abstractNumId="14" w15:restartNumberingAfterBreak="0">
+    <w:nsid w:val="650E23AF"/>
+    <w:multiLevelType w:val="multilevel"/>
+    <w:tmpl w:val="51966418"/>
+    <w:lvl w:ilvl="0">
+      <w:start w:val="1"/>
+      <w:numFmt w:val="decimal"/>
+      <w:lvlText w:val="%1."/>
+      <w:lvlJc w:val="left"/>
+      <w:pPr>
+        <w:tabs>
+          <w:tab w:val="num" w:pos="720"/>
+        </w:tabs>
+        <w:ind w:left="720" w:hanging="360"/>
+      </w:pPr>
+      <w:rPr>
+        <w:rFonts w:hint="default"/>
+        <w:sz w:val="20"/>
+      </w:rPr>
+    </w:lvl>
+    <w:lvl w:ilvl="1" w:tentative="1">
+      <w:start w:val="1"/>
+      <w:numFmt w:val="bullet"/>
+      <w:lvlText w:val="o"/>
+      <w:lvlJc w:val="left"/>
+      <w:pPr>
+        <w:tabs>
+          <w:tab w:val="num" w:pos="1440"/>
+        </w:tabs>
+        <w:ind w:left="1440" w:hanging="360"/>
+      </w:pPr>
+      <w:rPr>
+        <w:rFonts w:ascii="Courier New" w:hAnsi="Courier New" w:hint="default"/>
+        <w:sz w:val="20"/>
+      </w:rPr>
+    </w:lvl>
+    <w:lvl w:ilvl="2" w:tentative="1">
+      <w:start w:val="1"/>
+      <w:numFmt w:val="bullet"/>
+      <w:lvlText w:val=""/>
+      <w:lvlJc w:val="left"/>
+      <w:pPr>
+        <w:tabs>
+          <w:tab w:val="num" w:pos="2160"/>
+        </w:tabs>
+        <w:ind w:left="2160" w:hanging="360"/>
+      </w:pPr>
+      <w:rPr>
+        <w:rFonts w:ascii="Wingdings" w:hAnsi="Wingdings" w:hint="default"/>
+        <w:sz w:val="20"/>
+      </w:rPr>
+    </w:lvl>
+    <w:lvl w:ilvl="3" w:tentative="1">
+      <w:start w:val="1"/>
+      <w:numFmt w:val="bullet"/>
+      <w:lvlText w:val=""/>
+      <w:lvlJc w:val="left"/>
+      <w:pPr>
+        <w:tabs>
+          <w:tab w:val="num" w:pos="2880"/>
+        </w:tabs>
+        <w:ind w:left="2880" w:hanging="360"/>
+      </w:pPr>
+      <w:rPr>
+        <w:rFonts w:ascii="Wingdings" w:hAnsi="Wingdings" w:hint="default"/>
+        <w:sz w:val="20"/>
+      </w:rPr>
+    </w:lvl>
+    <w:lvl w:ilvl="4" w:tentative="1">
+      <w:start w:val="1"/>
+      <w:numFmt w:val="bullet"/>
+      <w:lvlText w:val=""/>
+      <w:lvlJc w:val="left"/>
+      <w:pPr>
+        <w:tabs>
+          <w:tab w:val="num" w:pos="3600"/>
+        </w:tabs>
+        <w:ind w:left="3600" w:hanging="360"/>
+      </w:pPr>
+      <w:rPr>
+        <w:rFonts w:ascii="Wingdings" w:hAnsi="Wingdings" w:hint="default"/>
+        <w:sz w:val="20"/>
+      </w:rPr>
+    </w:lvl>
+    <w:lvl w:ilvl="5" w:tentative="1">
+      <w:start w:val="1"/>
+      <w:numFmt w:val="bullet"/>
+      <w:lvlText w:val=""/>
+      <w:lvlJc w:val="left"/>
+      <w:pPr>
+        <w:tabs>
+          <w:tab w:val="num" w:pos="4320"/>
+        </w:tabs>
+        <w:ind w:left="4320" w:hanging="360"/>
+      </w:pPr>
+      <w:rPr>
+        <w:rFonts w:ascii="Wingdings" w:hAnsi="Wingdings" w:hint="default"/>
+        <w:sz w:val="20"/>
+      </w:rPr>
+    </w:lvl>
+    <w:lvl w:ilvl="6" w:tentative="1">
+      <w:start w:val="1"/>
+      <w:numFmt w:val="bullet"/>
+      <w:lvlText w:val=""/>
+      <w:lvlJc w:val="left"/>
+      <w:pPr>
+        <w:tabs>
+          <w:tab w:val="num" w:pos="5040"/>
+        </w:tabs>
+        <w:ind w:left="5040" w:hanging="360"/>
+      </w:pPr>
+      <w:rPr>
+        <w:rFonts w:ascii="Wingdings" w:hAnsi="Wingdings" w:hint="default"/>
+        <w:sz w:val="20"/>
+      </w:rPr>
+    </w:lvl>
+    <w:lvl w:ilvl="7" w:tentative="1">
+      <w:start w:val="1"/>
+      <w:numFmt w:val="bullet"/>
+      <w:lvlText w:val=""/>
+      <w:lvlJc w:val="left"/>
+      <w:pPr>
+        <w:tabs>
+          <w:tab w:val="num" w:pos="5760"/>
+        </w:tabs>
+        <w:ind w:left="5760" w:hanging="360"/>
+      </w:pPr>
+      <w:rPr>
+        <w:rFonts w:ascii="Wingdings" w:hAnsi="Wingdings" w:hint="default"/>
+        <w:sz w:val="20"/>
+      </w:rPr>
+    </w:lvl>
+    <w:lvl w:ilvl="8" w:tentative="1">
+      <w:start w:val="1"/>
+      <w:numFmt w:val="bullet"/>
+      <w:lvlText w:val=""/>
+      <w:lvlJc w:val="left"/>
+      <w:pPr>
+        <w:tabs>
+          <w:tab w:val="num" w:pos="6480"/>
+        </w:tabs>
+        <w:ind w:left="6480" w:hanging="360"/>
+      </w:pPr>
+      <w:rPr>
+        <w:rFonts w:ascii="Wingdings" w:hAnsi="Wingdings" w:hint="default"/>
+        <w:sz w:val="20"/>
+      </w:rPr>
+    </w:lvl>
+  </w:abstractNum>
+  <w:abstractNum w:abstractNumId="15" w15:restartNumberingAfterBreak="0">
     <w:nsid w:val="655B0E8C"/>
     <w:multiLevelType w:val="hybridMultilevel"/>
     <w:tmpl w:val="11EE334E"/>
@@ -23057,7 +25506,7 @@
       </w:rPr>
     </w:lvl>
   </w:abstractNum>
-  <w:abstractNum w:abstractNumId="12" w15:restartNumberingAfterBreak="0">
+  <w:abstractNum w:abstractNumId="16" w15:restartNumberingAfterBreak="0">
     <w:nsid w:val="66A64C46"/>
     <w:multiLevelType w:val="hybridMultilevel"/>
     <w:tmpl w:val="514672F2"/>
@@ -23143,7 +25592,7 @@
       </w:pPr>
     </w:lvl>
   </w:abstractNum>
-  <w:abstractNum w:abstractNumId="13" w15:restartNumberingAfterBreak="0">
+  <w:abstractNum w:abstractNumId="17" w15:restartNumberingAfterBreak="0">
     <w:nsid w:val="6CBC4620"/>
     <w:multiLevelType w:val="hybridMultilevel"/>
     <w:tmpl w:val="11EE334E"/>
@@ -23256,7 +25705,7 @@
       </w:rPr>
     </w:lvl>
   </w:abstractNum>
-  <w:abstractNum w:abstractNumId="14" w15:restartNumberingAfterBreak="0">
+  <w:abstractNum w:abstractNumId="18" w15:restartNumberingAfterBreak="0">
     <w:nsid w:val="6D331ED9"/>
     <w:multiLevelType w:val="hybridMultilevel"/>
     <w:tmpl w:val="244284F2"/>
@@ -23342,7 +25791,7 @@
       </w:pPr>
     </w:lvl>
   </w:abstractNum>
-  <w:abstractNum w:abstractNumId="15" w15:restartNumberingAfterBreak="0">
+  <w:abstractNum w:abstractNumId="19" w15:restartNumberingAfterBreak="0">
     <w:nsid w:val="76823649"/>
     <w:multiLevelType w:val="hybridMultilevel"/>
     <w:tmpl w:val="514672F2"/>
@@ -23428,7 +25877,7 @@
       </w:pPr>
     </w:lvl>
   </w:abstractNum>
-  <w:abstractNum w:abstractNumId="16" w15:restartNumberingAfterBreak="0">
+  <w:abstractNum w:abstractNumId="20" w15:restartNumberingAfterBreak="0">
     <w:nsid w:val="76CF277D"/>
     <w:multiLevelType w:val="hybridMultilevel"/>
     <w:tmpl w:val="514672F2"/>
@@ -23514,7 +25963,7 @@
       </w:pPr>
     </w:lvl>
   </w:abstractNum>
-  <w:abstractNum w:abstractNumId="17" w15:restartNumberingAfterBreak="0">
+  <w:abstractNum w:abstractNumId="21" w15:restartNumberingAfterBreak="0">
     <w:nsid w:val="7838473C"/>
     <w:multiLevelType w:val="hybridMultilevel"/>
     <w:tmpl w:val="11EE334E"/>
@@ -23627,7 +26076,7 @@
       </w:rPr>
     </w:lvl>
   </w:abstractNum>
-  <w:abstractNum w:abstractNumId="18" w15:restartNumberingAfterBreak="0">
+  <w:abstractNum w:abstractNumId="22" w15:restartNumberingAfterBreak="0">
     <w:nsid w:val="793D6C9F"/>
     <w:multiLevelType w:val="hybridMultilevel"/>
     <w:tmpl w:val="514672F2"/>
@@ -23713,7 +26162,7 @@
       </w:pPr>
     </w:lvl>
   </w:abstractNum>
-  <w:abstractNum w:abstractNumId="19" w15:restartNumberingAfterBreak="0">
+  <w:abstractNum w:abstractNumId="23" w15:restartNumberingAfterBreak="0">
     <w:nsid w:val="7CA3431B"/>
     <w:multiLevelType w:val="hybridMultilevel"/>
     <w:tmpl w:val="514672F2"/>
@@ -23799,7 +26248,7 @@
       </w:pPr>
     </w:lvl>
   </w:abstractNum>
-  <w:abstractNum w:abstractNumId="20" w15:restartNumberingAfterBreak="0">
+  <w:abstractNum w:abstractNumId="24" w15:restartNumberingAfterBreak="0">
     <w:nsid w:val="7DB27AB6"/>
     <w:multiLevelType w:val="hybridMultilevel"/>
     <w:tmpl w:val="F60E27FE"/>
@@ -23913,67 +26362,79 @@
     </w:lvl>
   </w:abstractNum>
   <w:num w:numId="1" w16cid:durableId="220136500">
+    <w:abstractNumId w:val="24"/>
+  </w:num>
+  <w:num w:numId="2" w16cid:durableId="922647808">
+    <w:abstractNumId w:val="10"/>
+  </w:num>
+  <w:num w:numId="3" w16cid:durableId="693919930">
+    <w:abstractNumId w:val="5"/>
+  </w:num>
+  <w:num w:numId="4" w16cid:durableId="1151289061">
+    <w:abstractNumId w:val="15"/>
+  </w:num>
+  <w:num w:numId="5" w16cid:durableId="985627518">
+    <w:abstractNumId w:val="18"/>
+  </w:num>
+  <w:num w:numId="6" w16cid:durableId="1229999792">
+    <w:abstractNumId w:val="3"/>
+  </w:num>
+  <w:num w:numId="7" w16cid:durableId="279458931">
+    <w:abstractNumId w:val="6"/>
+  </w:num>
+  <w:num w:numId="8" w16cid:durableId="1366829062">
+    <w:abstractNumId w:val="9"/>
+  </w:num>
+  <w:num w:numId="9" w16cid:durableId="327753722">
+    <w:abstractNumId w:val="21"/>
+  </w:num>
+  <w:num w:numId="10" w16cid:durableId="1715890310">
+    <w:abstractNumId w:val="16"/>
+  </w:num>
+  <w:num w:numId="11" w16cid:durableId="1699429000">
+    <w:abstractNumId w:val="11"/>
+  </w:num>
+  <w:num w:numId="12" w16cid:durableId="236399501">
     <w:abstractNumId w:val="20"/>
   </w:num>
-  <w:num w:numId="2" w16cid:durableId="922647808">
-    <w:abstractNumId w:val="7"/>
-  </w:num>
-  <w:num w:numId="3" w16cid:durableId="693919930">
-    <w:abstractNumId w:val="3"/>
-  </w:num>
-  <w:num w:numId="4" w16cid:durableId="1151289061">
-    <w:abstractNumId w:val="11"/>
-  </w:num>
-  <w:num w:numId="5" w16cid:durableId="985627518">
-    <w:abstractNumId w:val="14"/>
-  </w:num>
-  <w:num w:numId="6" w16cid:durableId="1229999792">
+  <w:num w:numId="13" w16cid:durableId="376053009">
     <w:abstractNumId w:val="2"/>
   </w:num>
-  <w:num w:numId="7" w16cid:durableId="279458931">
-    <w:abstractNumId w:val="4"/>
+  <w:num w:numId="14" w16cid:durableId="2126003694">
+    <w:abstractNumId w:val="13"/>
   </w:num>
-  <w:num w:numId="8" w16cid:durableId="1366829062">
-    <w:abstractNumId w:val="6"/>
-  </w:num>
-  <w:num w:numId="9" w16cid:durableId="327753722">
+  <w:num w:numId="15" w16cid:durableId="1864130525">
     <w:abstractNumId w:val="17"/>
   </w:num>
-  <w:num w:numId="10" w16cid:durableId="1715890310">
+  <w:num w:numId="16" w16cid:durableId="313339338">
     <w:abstractNumId w:val="12"/>
   </w:num>
-  <w:num w:numId="11" w16cid:durableId="1699429000">
-    <w:abstractNumId w:val="8"/>
-  </w:num>
-  <w:num w:numId="12" w16cid:durableId="236399501">
-    <w:abstractNumId w:val="16"/>
-  </w:num>
-  <w:num w:numId="13" w16cid:durableId="376053009">
-    <w:abstractNumId w:val="1"/>
-  </w:num>
-  <w:num w:numId="14" w16cid:durableId="2126003694">
-    <w:abstractNumId w:val="10"/>
-  </w:num>
-  <w:num w:numId="15" w16cid:durableId="1864130525">
-    <w:abstractNumId w:val="13"/>
-  </w:num>
-  <w:num w:numId="16" w16cid:durableId="313339338">
-    <w:abstractNumId w:val="9"/>
-  </w:num>
   <w:num w:numId="17" w16cid:durableId="1546942958">
-    <w:abstractNumId w:val="18"/>
+    <w:abstractNumId w:val="22"/>
   </w:num>
   <w:num w:numId="18" w16cid:durableId="670302402">
-    <w:abstractNumId w:val="5"/>
+    <w:abstractNumId w:val="8"/>
   </w:num>
   <w:num w:numId="19" w16cid:durableId="1106660611">
     <w:abstractNumId w:val="0"/>
   </w:num>
   <w:num w:numId="20" w16cid:durableId="1181352318">
-    <w:abstractNumId w:val="15"/>
+    <w:abstractNumId w:val="19"/>
   </w:num>
   <w:num w:numId="21" w16cid:durableId="839078963">
-    <w:abstractNumId w:val="19"/>
+    <w:abstractNumId w:val="23"/>
+  </w:num>
+  <w:num w:numId="22" w16cid:durableId="1693921945">
+    <w:abstractNumId w:val="1"/>
+  </w:num>
+  <w:num w:numId="23" w16cid:durableId="912474333">
+    <w:abstractNumId w:val="4"/>
+  </w:num>
+  <w:num w:numId="24" w16cid:durableId="1425347422">
+    <w:abstractNumId w:val="14"/>
+  </w:num>
+  <w:num w:numId="25" w16cid:durableId="1171918065">
+    <w:abstractNumId w:val="7"/>
   </w:num>
   <w:numIdMacAtCleanup w:val="21"/>
 </w:numbering>
@@ -24591,7 +27052,6 @@
   <w:style w:type="character" w:default="1" w:styleId="DefaultParagraphFont">
     <w:name w:val="Default Paragraph Font"/>
     <w:uiPriority w:val="1"/>
-    <w:semiHidden/>
     <w:unhideWhenUsed/>
   </w:style>
   <w:style w:type="table" w:default="1" w:styleId="TableNormal">

--- a/docs/FinalReport.docx
+++ b/docs/FinalReport.docx
@@ -674,7 +674,7 @@
       <w:pPr>
         <w:pStyle w:val="Heading1"/>
       </w:pPr>
-      <w:bookmarkStart w:id="1" w:name="_Toc235567812"/>
+      <w:bookmarkStart w:id="1" w:name="_Toc236076182"/>
       <w:r>
         <w:lastRenderedPageBreak/>
         <w:t xml:space="preserve">Legal </w:t>
@@ -805,7 +805,7 @@
         </w:rPr>
       </w:pPr>
       <w:bookmarkStart w:id="3" w:name="_Toc177730334"/>
-      <w:bookmarkStart w:id="4" w:name="_Toc235567813"/>
+      <w:bookmarkStart w:id="4" w:name="_Toc236076183"/>
       <w:bookmarkEnd w:id="2"/>
       <w:r>
         <w:rPr>
@@ -1184,7 +1184,7 @@
         </w:rPr>
       </w:pPr>
       <w:bookmarkStart w:id="5" w:name="_Toc177730335"/>
-      <w:bookmarkStart w:id="6" w:name="_Toc235567814"/>
+      <w:bookmarkStart w:id="6" w:name="_Toc236076184"/>
       <w:r>
         <w:rPr>
           <w:rFonts w:cs="Segoe UI"/>
@@ -2058,7 +2058,7 @@
             </w:rPr>
             <w:fldChar w:fldCharType="separate"/>
           </w:r>
-          <w:hyperlink w:anchor="_Toc235567812" w:history="1">
+          <w:hyperlink w:anchor="_Toc236076182" w:history="1">
             <w:r>
               <w:rPr>
                 <w:rStyle w:val="Hyperlink"/>
@@ -2085,7 +2085,7 @@
                 <w:noProof/>
                 <w:webHidden/>
               </w:rPr>
-              <w:instrText xml:space="preserve"> PAGEREF _Toc235567812 \h </w:instrText>
+              <w:instrText xml:space="preserve"> PAGEREF _Toc236076182 \h </w:instrText>
             </w:r>
             <w:r>
               <w:rPr>
@@ -2129,7 +2129,7 @@
               <w:lang w:val="en-IN" w:eastAsia="en-IN"/>
             </w:rPr>
           </w:pPr>
-          <w:hyperlink w:anchor="_Toc235567813" w:history="1">
+          <w:hyperlink w:anchor="_Toc236076183" w:history="1">
             <w:r>
               <w:rPr>
                 <w:rStyle w:val="Hyperlink"/>
@@ -2157,7 +2157,7 @@
                 <w:noProof/>
                 <w:webHidden/>
               </w:rPr>
-              <w:instrText xml:space="preserve"> PAGEREF _Toc235567813 \h </w:instrText>
+              <w:instrText xml:space="preserve"> PAGEREF _Toc236076183 \h </w:instrText>
             </w:r>
             <w:r>
               <w:rPr>
@@ -2201,7 +2201,7 @@
               <w:lang w:val="en-IN" w:eastAsia="en-IN"/>
             </w:rPr>
           </w:pPr>
-          <w:hyperlink w:anchor="_Toc235567814" w:history="1">
+          <w:hyperlink w:anchor="_Toc236076184" w:history="1">
             <w:r>
               <w:rPr>
                 <w:rStyle w:val="Hyperlink"/>
@@ -2229,7 +2229,7 @@
                 <w:noProof/>
                 <w:webHidden/>
               </w:rPr>
-              <w:instrText xml:space="preserve"> PAGEREF _Toc235567814 \h </w:instrText>
+              <w:instrText xml:space="preserve"> PAGEREF _Toc236076184 \h </w:instrText>
             </w:r>
             <w:r>
               <w:rPr>
@@ -2273,7 +2273,7 @@
               <w:lang w:val="en-IN" w:eastAsia="en-IN"/>
             </w:rPr>
           </w:pPr>
-          <w:hyperlink w:anchor="_Toc235567815" w:history="1">
+          <w:hyperlink w:anchor="_Toc236076185" w:history="1">
             <w:r>
               <w:rPr>
                 <w:rStyle w:val="Hyperlink"/>
@@ -2300,7 +2300,7 @@
                 <w:noProof/>
                 <w:webHidden/>
               </w:rPr>
-              <w:instrText xml:space="preserve"> PAGEREF _Toc235567815 \h </w:instrText>
+              <w:instrText xml:space="preserve"> PAGEREF _Toc236076185 \h </w:instrText>
             </w:r>
             <w:r>
               <w:rPr>
@@ -2344,7 +2344,7 @@
               <w:lang w:val="en-IN" w:eastAsia="en-IN"/>
             </w:rPr>
           </w:pPr>
-          <w:hyperlink w:anchor="_Toc235567816" w:history="1">
+          <w:hyperlink w:anchor="_Toc236076186" w:history="1">
             <w:r>
               <w:rPr>
                 <w:rStyle w:val="Hyperlink"/>
@@ -2371,7 +2371,7 @@
                 <w:noProof/>
                 <w:webHidden/>
               </w:rPr>
-              <w:instrText xml:space="preserve"> PAGEREF _Toc235567816 \h </w:instrText>
+              <w:instrText xml:space="preserve"> PAGEREF _Toc236076186 \h </w:instrText>
             </w:r>
             <w:r>
               <w:rPr>
@@ -2415,7 +2415,7 @@
               <w:lang w:val="en-IN" w:eastAsia="en-IN"/>
             </w:rPr>
           </w:pPr>
-          <w:hyperlink w:anchor="_Toc235567817" w:history="1">
+          <w:hyperlink w:anchor="_Toc236076187" w:history="1">
             <w:r>
               <w:rPr>
                 <w:rStyle w:val="Hyperlink"/>
@@ -2442,7 +2442,7 @@
                 <w:noProof/>
                 <w:webHidden/>
               </w:rPr>
-              <w:instrText xml:space="preserve"> PAGEREF _Toc235567817 \h </w:instrText>
+              <w:instrText xml:space="preserve"> PAGEREF _Toc236076187 \h </w:instrText>
             </w:r>
             <w:r>
               <w:rPr>
@@ -2486,7 +2486,7 @@
               <w:lang w:val="en-IN" w:eastAsia="en-IN"/>
             </w:rPr>
           </w:pPr>
-          <w:hyperlink w:anchor="_Toc235567818" w:history="1">
+          <w:hyperlink w:anchor="_Toc236076188" w:history="1">
             <w:r>
               <w:rPr>
                 <w:rStyle w:val="Hyperlink"/>
@@ -2513,7 +2513,7 @@
                 <w:noProof/>
                 <w:webHidden/>
               </w:rPr>
-              <w:instrText xml:space="preserve"> PAGEREF _Toc235567818 \h </w:instrText>
+              <w:instrText xml:space="preserve"> PAGEREF _Toc236076188 \h </w:instrText>
             </w:r>
             <w:r>
               <w:rPr>
@@ -2557,7 +2557,7 @@
               <w:lang w:val="en-IN" w:eastAsia="en-IN"/>
             </w:rPr>
           </w:pPr>
-          <w:hyperlink w:anchor="_Toc235567819" w:history="1">
+          <w:hyperlink w:anchor="_Toc236076189" w:history="1">
             <w:r>
               <w:rPr>
                 <w:rStyle w:val="Hyperlink"/>
@@ -2584,7 +2584,7 @@
                 <w:noProof/>
                 <w:webHidden/>
               </w:rPr>
-              <w:instrText xml:space="preserve"> PAGEREF _Toc235567819 \h </w:instrText>
+              <w:instrText xml:space="preserve"> PAGEREF _Toc236076189 \h </w:instrText>
             </w:r>
             <w:r>
               <w:rPr>
@@ -2628,7 +2628,7 @@
               <w:lang w:val="en-IN" w:eastAsia="en-IN"/>
             </w:rPr>
           </w:pPr>
-          <w:hyperlink w:anchor="_Toc235567820" w:history="1">
+          <w:hyperlink w:anchor="_Toc236076190" w:history="1">
             <w:r>
               <w:rPr>
                 <w:rStyle w:val="Hyperlink"/>
@@ -2655,7 +2655,7 @@
                 <w:noProof/>
                 <w:webHidden/>
               </w:rPr>
-              <w:instrText xml:space="preserve"> PAGEREF _Toc235567820 \h </w:instrText>
+              <w:instrText xml:space="preserve"> PAGEREF _Toc236076190 \h </w:instrText>
             </w:r>
             <w:r>
               <w:rPr>
@@ -2676,77 +2676,6 @@
                 <w:webHidden/>
               </w:rPr>
               <w:t>6</w:t>
-            </w:r>
-            <w:r>
-              <w:rPr>
-                <w:noProof/>
-                <w:webHidden/>
-              </w:rPr>
-              <w:fldChar w:fldCharType="end"/>
-            </w:r>
-          </w:hyperlink>
-        </w:p>
-        <w:p>
-          <w:pPr>
-            <w:pStyle w:val="TOC2"/>
-            <w:tabs>
-              <w:tab w:val="right" w:leader="dot" w:pos="10070"/>
-            </w:tabs>
-            <w:rPr>
-              <w:rFonts w:asciiTheme="minorHAnsi" w:eastAsiaTheme="minorEastAsia" w:hAnsiTheme="minorHAnsi" w:cstheme="minorBidi"/>
-              <w:noProof/>
-              <w:kern w:val="2"/>
-              <w:lang w:val="en-IN" w:eastAsia="en-IN"/>
-            </w:rPr>
-          </w:pPr>
-          <w:hyperlink w:anchor="_Toc235567821" w:history="1">
-            <w:r>
-              <w:rPr>
-                <w:rStyle w:val="Hyperlink"/>
-                <w:noProof/>
-              </w:rPr>
-              <w:t>Risk Rating Methodology</w:t>
-            </w:r>
-            <w:r>
-              <w:rPr>
-                <w:noProof/>
-                <w:webHidden/>
-              </w:rPr>
-              <w:tab/>
-            </w:r>
-            <w:r>
-              <w:rPr>
-                <w:noProof/>
-                <w:webHidden/>
-              </w:rPr>
-              <w:fldChar w:fldCharType="begin"/>
-            </w:r>
-            <w:r>
-              <w:rPr>
-                <w:noProof/>
-                <w:webHidden/>
-              </w:rPr>
-              <w:instrText xml:space="preserve"> PAGEREF _Toc235567821 \h </w:instrText>
-            </w:r>
-            <w:r>
-              <w:rPr>
-                <w:noProof/>
-                <w:webHidden/>
-              </w:rPr>
-            </w:r>
-            <w:r>
-              <w:rPr>
-                <w:noProof/>
-                <w:webHidden/>
-              </w:rPr>
-              <w:fldChar w:fldCharType="separate"/>
-            </w:r>
-            <w:r>
-              <w:rPr>
-                <w:noProof/>
-                <w:webHidden/>
-              </w:rPr>
-              <w:t>7</w:t>
             </w:r>
             <w:r>
               <w:rPr>
@@ -2770,13 +2699,13 @@
               <w:lang w:val="en-IN" w:eastAsia="en-IN"/>
             </w:rPr>
           </w:pPr>
-          <w:hyperlink w:anchor="_Toc235567822" w:history="1">
+          <w:hyperlink w:anchor="_Toc236076191" w:history="1">
             <w:r>
               <w:rPr>
                 <w:rStyle w:val="Hyperlink"/>
                 <w:noProof/>
               </w:rPr>
-              <w:t>Findings, Observations and Recommendations</w:t>
+              <w:t>Risk Rating Methodology</w:t>
             </w:r>
             <w:r>
               <w:rPr>
@@ -2797,7 +2726,78 @@
                 <w:noProof/>
                 <w:webHidden/>
               </w:rPr>
-              <w:instrText xml:space="preserve"> PAGEREF _Toc235567822 \h </w:instrText>
+              <w:instrText xml:space="preserve"> PAGEREF _Toc236076191 \h </w:instrText>
+            </w:r>
+            <w:r>
+              <w:rPr>
+                <w:noProof/>
+                <w:webHidden/>
+              </w:rPr>
+            </w:r>
+            <w:r>
+              <w:rPr>
+                <w:noProof/>
+                <w:webHidden/>
+              </w:rPr>
+              <w:fldChar w:fldCharType="separate"/>
+            </w:r>
+            <w:r>
+              <w:rPr>
+                <w:noProof/>
+                <w:webHidden/>
+              </w:rPr>
+              <w:t>7</w:t>
+            </w:r>
+            <w:r>
+              <w:rPr>
+                <w:noProof/>
+                <w:webHidden/>
+              </w:rPr>
+              <w:fldChar w:fldCharType="end"/>
+            </w:r>
+          </w:hyperlink>
+        </w:p>
+        <w:p>
+          <w:pPr>
+            <w:pStyle w:val="TOC1"/>
+            <w:tabs>
+              <w:tab w:val="right" w:leader="dot" w:pos="10070"/>
+            </w:tabs>
+            <w:rPr>
+              <w:rFonts w:asciiTheme="minorHAnsi" w:eastAsiaTheme="minorEastAsia" w:hAnsiTheme="minorHAnsi" w:cstheme="minorBidi"/>
+              <w:noProof/>
+              <w:kern w:val="2"/>
+              <w:lang w:val="en-IN" w:eastAsia="en-IN"/>
+            </w:rPr>
+          </w:pPr>
+          <w:hyperlink w:anchor="_Toc236076192" w:history="1">
+            <w:r>
+              <w:rPr>
+                <w:rStyle w:val="Hyperlink"/>
+                <w:noProof/>
+              </w:rPr>
+              <w:t>Findings, Observations and Recommendations</w:t>
+            </w:r>
+            <w:r>
+              <w:rPr>
+                <w:noProof/>
+                <w:webHidden/>
+              </w:rPr>
+              <w:tab/>
+            </w:r>
+            <w:r>
+              <w:rPr>
+                <w:noProof/>
+                <w:webHidden/>
+              </w:rPr>
+              <w:fldChar w:fldCharType="begin"/>
+            </w:r>
+            <w:r>
+              <w:rPr>
+                <w:noProof/>
+                <w:webHidden/>
+              </w:rPr>
+              <w:instrText xml:space="preserve"> PAGEREF _Toc236076192 \h </w:instrText>
             </w:r>
             <w:r>
               <w:rPr>
@@ -2842,7 +2842,7 @@
               <w:lang w:val="en-IN" w:eastAsia="en-IN"/>
             </w:rPr>
           </w:pPr>
-          <w:hyperlink w:anchor="_Toc235567823" w:history="1">
+          <w:hyperlink w:anchor="_Toc236076193" w:history="1">
             <w:r>
               <w:rPr>
                 <w:rStyle w:val="Hyperlink"/>
@@ -2886,7 +2886,7 @@
                 <w:noProof/>
                 <w:webHidden/>
               </w:rPr>
-              <w:instrText xml:space="preserve"> PAGEREF _Toc235567823 \h </w:instrText>
+              <w:instrText xml:space="preserve"> PAGEREF _Toc236076193 \h </w:instrText>
             </w:r>
             <w:r>
               <w:rPr>
@@ -2931,7 +2931,7 @@
               <w:lang w:val="en-IN" w:eastAsia="en-IN"/>
             </w:rPr>
           </w:pPr>
-          <w:hyperlink w:anchor="_Toc235567824" w:history="1">
+          <w:hyperlink w:anchor="_Toc236076194" w:history="1">
             <w:r>
               <w:rPr>
                 <w:rStyle w:val="Hyperlink"/>
@@ -2974,7 +2974,7 @@
                 <w:noProof/>
                 <w:webHidden/>
               </w:rPr>
-              <w:instrText xml:space="preserve"> PAGEREF _Toc235567824 \h </w:instrText>
+              <w:instrText xml:space="preserve"> PAGEREF _Toc236076194 \h </w:instrText>
             </w:r>
             <w:r>
               <w:rPr>
@@ -3019,7 +3019,7 @@
               <w:lang w:val="en-IN" w:eastAsia="en-IN"/>
             </w:rPr>
           </w:pPr>
-          <w:hyperlink w:anchor="_Toc235567825" w:history="1">
+          <w:hyperlink w:anchor="_Toc236076195" w:history="1">
             <w:r>
               <w:rPr>
                 <w:rStyle w:val="Hyperlink"/>
@@ -3063,7 +3063,7 @@
                 <w:noProof/>
                 <w:webHidden/>
               </w:rPr>
-              <w:instrText xml:space="preserve"> PAGEREF _Toc235567825 \h </w:instrText>
+              <w:instrText xml:space="preserve"> PAGEREF _Toc236076195 \h </w:instrText>
             </w:r>
             <w:r>
               <w:rPr>
@@ -3108,7 +3108,7 @@
               <w:lang w:val="en-IN" w:eastAsia="en-IN"/>
             </w:rPr>
           </w:pPr>
-          <w:hyperlink w:anchor="_Toc235567826" w:history="1">
+          <w:hyperlink w:anchor="_Toc236076196" w:history="1">
             <w:r>
               <w:rPr>
                 <w:rStyle w:val="Hyperlink"/>
@@ -3153,7 +3153,7 @@
                 <w:noProof/>
                 <w:webHidden/>
               </w:rPr>
-              <w:instrText xml:space="preserve"> PAGEREF _Toc235567826 \h </w:instrText>
+              <w:instrText xml:space="preserve"> PAGEREF _Toc236076196 \h </w:instrText>
             </w:r>
             <w:r>
               <w:rPr>
@@ -3198,7 +3198,7 @@
               <w:lang w:val="en-IN" w:eastAsia="en-IN"/>
             </w:rPr>
           </w:pPr>
-          <w:hyperlink w:anchor="_Toc235567827" w:history="1">
+          <w:hyperlink w:anchor="_Toc236076197" w:history="1">
             <w:r>
               <w:rPr>
                 <w:rStyle w:val="Hyperlink"/>
@@ -3222,7 +3222,7 @@
                 <w:rFonts w:ascii="Times New Roman" w:hAnsi="Times New Roman"/>
                 <w:noProof/>
               </w:rPr>
-              <w:t>Arbitrary File Upload leading to RCE (Placement Portal)</w:t>
+              <w:t>Public SSH / Weak Infrastructure Configuration</w:t>
             </w:r>
             <w:r>
               <w:rPr>
@@ -3243,7 +3243,7 @@
                 <w:noProof/>
                 <w:webHidden/>
               </w:rPr>
-              <w:instrText xml:space="preserve"> PAGEREF _Toc235567827 \h </w:instrText>
+              <w:instrText xml:space="preserve"> PAGEREF _Toc236076197 \h </w:instrText>
             </w:r>
             <w:r>
               <w:rPr>
@@ -3288,7 +3288,7 @@
               <w:lang w:val="en-IN" w:eastAsia="en-IN"/>
             </w:rPr>
           </w:pPr>
-          <w:hyperlink w:anchor="_Toc235567828" w:history="1">
+          <w:hyperlink w:anchor="_Toc236076198" w:history="1">
             <w:r>
               <w:rPr>
                 <w:rStyle w:val="Hyperlink"/>
@@ -3312,7 +3312,7 @@
                 <w:rFonts w:ascii="Times New Roman" w:hAnsi="Times New Roman"/>
                 <w:noProof/>
               </w:rPr>
-              <w:t>Public SSH / Weak Infrastructure Configuration</w:t>
+              <w:t>NTLM Relay / SMB Security Weakness</w:t>
             </w:r>
             <w:r>
               <w:rPr>
@@ -3333,7 +3333,7 @@
                 <w:noProof/>
                 <w:webHidden/>
               </w:rPr>
-              <w:instrText xml:space="preserve"> PAGEREF _Toc235567828 \h </w:instrText>
+              <w:instrText xml:space="preserve"> PAGEREF _Toc236076198 \h </w:instrText>
             </w:r>
             <w:r>
               <w:rPr>
@@ -3378,7 +3378,7 @@
               <w:lang w:val="en-IN" w:eastAsia="en-IN"/>
             </w:rPr>
           </w:pPr>
-          <w:hyperlink w:anchor="_Toc235567829" w:history="1">
+          <w:hyperlink w:anchor="_Toc236076199" w:history="1">
             <w:r>
               <w:rPr>
                 <w:rStyle w:val="Hyperlink"/>
@@ -3402,7 +3402,7 @@
                 <w:rFonts w:ascii="Times New Roman" w:hAnsi="Times New Roman"/>
                 <w:noProof/>
               </w:rPr>
-              <w:t>NTLM Relay / SMB Security Weakness</w:t>
+              <w:t>Cross-Site Scripting (XSS)</w:t>
             </w:r>
             <w:r>
               <w:rPr>
@@ -3423,7 +3423,7 @@
                 <w:noProof/>
                 <w:webHidden/>
               </w:rPr>
-              <w:instrText xml:space="preserve"> PAGEREF _Toc235567829 \h </w:instrText>
+              <w:instrText xml:space="preserve"> PAGEREF _Toc236076199 \h </w:instrText>
             </w:r>
             <w:r>
               <w:rPr>
@@ -3468,7 +3468,7 @@
               <w:lang w:val="en-IN" w:eastAsia="en-IN"/>
             </w:rPr>
           </w:pPr>
-          <w:hyperlink w:anchor="_Toc235567830" w:history="1">
+          <w:hyperlink w:anchor="_Toc236076200" w:history="1">
             <w:r>
               <w:rPr>
                 <w:rStyle w:val="Hyperlink"/>
@@ -3492,7 +3492,7 @@
                 <w:rFonts w:ascii="Times New Roman" w:hAnsi="Times New Roman"/>
                 <w:noProof/>
               </w:rPr>
-              <w:t>Cross-Site Scripting (XSS)</w:t>
+              <w:t>SQL Injection (SQLi)</w:t>
             </w:r>
             <w:r>
               <w:rPr>
@@ -3513,7 +3513,7 @@
                 <w:noProof/>
                 <w:webHidden/>
               </w:rPr>
-              <w:instrText xml:space="preserve"> PAGEREF _Toc235567830 \h </w:instrText>
+              <w:instrText xml:space="preserve"> PAGEREF _Toc236076200 \h </w:instrText>
             </w:r>
             <w:r>
               <w:rPr>
@@ -3533,97 +3533,7 @@
                 <w:noProof/>
                 <w:webHidden/>
               </w:rPr>
-              <w:t>16</w:t>
-            </w:r>
-            <w:r>
-              <w:rPr>
-                <w:noProof/>
-                <w:webHidden/>
-              </w:rPr>
-              <w:fldChar w:fldCharType="end"/>
-            </w:r>
-          </w:hyperlink>
-        </w:p>
-        <w:p>
-          <w:pPr>
-            <w:pStyle w:val="TOC3"/>
-            <w:tabs>
-              <w:tab w:val="left" w:pos="960"/>
-              <w:tab w:val="right" w:leader="dot" w:pos="10070"/>
-            </w:tabs>
-            <w:rPr>
-              <w:rFonts w:asciiTheme="minorHAnsi" w:eastAsiaTheme="minorEastAsia" w:hAnsiTheme="minorHAnsi" w:cstheme="minorBidi"/>
-              <w:noProof/>
-              <w:kern w:val="2"/>
-              <w:lang w:val="en-IN" w:eastAsia="en-IN"/>
-            </w:rPr>
-          </w:pPr>
-          <w:hyperlink w:anchor="_Toc235567831" w:history="1">
-            <w:r>
-              <w:rPr>
-                <w:rStyle w:val="Hyperlink"/>
-                <w:rFonts w:ascii="Times New Roman" w:hAnsi="Times New Roman"/>
-                <w:noProof/>
-              </w:rPr>
-              <w:t>9.</w:t>
-            </w:r>
-            <w:r>
-              <w:rPr>
-                <w:rFonts w:asciiTheme="minorHAnsi" w:eastAsiaTheme="minorEastAsia" w:hAnsiTheme="minorHAnsi" w:cstheme="minorBidi"/>
-                <w:noProof/>
-                <w:kern w:val="2"/>
-                <w:lang w:val="en-IN" w:eastAsia="en-IN"/>
-              </w:rPr>
-              <w:tab/>
-            </w:r>
-            <w:r>
-              <w:rPr>
-                <w:rStyle w:val="Hyperlink"/>
-                <w:rFonts w:ascii="Times New Roman" w:hAnsi="Times New Roman"/>
-                <w:noProof/>
-              </w:rPr>
-              <w:t>SQL Injection (SQLi)</w:t>
-            </w:r>
-            <w:r>
-              <w:rPr>
-                <w:noProof/>
-                <w:webHidden/>
-              </w:rPr>
-              <w:tab/>
-            </w:r>
-            <w:r>
-              <w:rPr>
-                <w:noProof/>
-                <w:webHidden/>
-              </w:rPr>
-              <w:fldChar w:fldCharType="begin"/>
-            </w:r>
-            <w:r>
-              <w:rPr>
-                <w:noProof/>
-                <w:webHidden/>
-              </w:rPr>
-              <w:instrText xml:space="preserve"> PAGEREF _Toc235567831 \h </w:instrText>
-            </w:r>
-            <w:r>
-              <w:rPr>
-                <w:noProof/>
-                <w:webHidden/>
-              </w:rPr>
-            </w:r>
-            <w:r>
-              <w:rPr>
-                <w:noProof/>
-                <w:webHidden/>
-              </w:rPr>
-              <w:fldChar w:fldCharType="separate"/>
-            </w:r>
-            <w:r>
-              <w:rPr>
-                <w:noProof/>
-                <w:webHidden/>
-              </w:rPr>
-              <w:t>18</w:t>
+              <w:t>17</w:t>
             </w:r>
             <w:r>
               <w:rPr>
@@ -3647,7 +3557,7 @@
               <w:lang w:val="en-IN" w:eastAsia="en-IN"/>
             </w:rPr>
           </w:pPr>
-          <w:hyperlink w:anchor="_Toc235567832" w:history="1">
+          <w:hyperlink w:anchor="_Toc236076201" w:history="1">
             <w:r>
               <w:rPr>
                 <w:rStyle w:val="Hyperlink"/>
@@ -3674,7 +3584,7 @@
                 <w:noProof/>
                 <w:webHidden/>
               </w:rPr>
-              <w:instrText xml:space="preserve"> PAGEREF _Toc235567832 \h </w:instrText>
+              <w:instrText xml:space="preserve"> PAGEREF _Toc236076201 \h </w:instrText>
             </w:r>
             <w:r>
               <w:rPr>
@@ -3694,7 +3604,7 @@
                 <w:noProof/>
                 <w:webHidden/>
               </w:rPr>
-              <w:t>20</w:t>
+              <w:t>19</w:t>
             </w:r>
             <w:r>
               <w:rPr>
@@ -3761,7 +3671,7 @@
       <w:pPr>
         <w:pStyle w:val="Heading1"/>
       </w:pPr>
-      <w:bookmarkStart w:id="7" w:name="_Toc235567815"/>
+      <w:bookmarkStart w:id="7" w:name="_Toc236076185"/>
       <w:r>
         <w:lastRenderedPageBreak/>
         <w:t>Executive Summary</w:t>
@@ -4377,7 +4287,7 @@
           <w:bCs w:val="0"/>
         </w:rPr>
       </w:pPr>
-      <w:bookmarkStart w:id="8" w:name="_Toc235567816"/>
+      <w:bookmarkStart w:id="8" w:name="_Toc236076186"/>
       <w:r>
         <w:rPr>
           <w:rStyle w:val="Strong"/>
@@ -4463,14 +4373,12 @@
         </w:rPr>
         <w:t xml:space="preserve"> to scan against OWASP top 10 vulnerabilities using tools like Burp suite, google dork </w:t>
       </w:r>
-      <w:proofErr w:type="spellStart"/>
       <w:r>
         <w:rPr>
           <w:rStyle w:val="BodyTextChar"/>
         </w:rPr>
-        <w:t>etc</w:t>
-      </w:r>
-      <w:proofErr w:type="spellEnd"/>
+        <w:t>etc.</w:t>
+      </w:r>
       <w:r>
         <w:rPr>
           <w:rStyle w:val="BodyTextChar"/>
@@ -4482,7 +4390,7 @@
       <w:pPr>
         <w:pStyle w:val="Heading2"/>
       </w:pPr>
-      <w:bookmarkStart w:id="9" w:name="_Toc235567817"/>
+      <w:bookmarkStart w:id="9" w:name="_Toc236076187"/>
       <w:r>
         <w:t>Activity Timeline</w:t>
       </w:r>
@@ -4925,7 +4833,7 @@
       <w:pPr>
         <w:pStyle w:val="Heading2"/>
       </w:pPr>
-      <w:bookmarkStart w:id="10" w:name="_Toc235567818"/>
+      <w:bookmarkStart w:id="10" w:name="_Toc236076188"/>
       <w:r>
         <w:t>Assessment Personnel</w:t>
       </w:r>
@@ -5473,7 +5381,7 @@
       <w:pPr>
         <w:pStyle w:val="Heading2"/>
       </w:pPr>
-      <w:bookmarkStart w:id="11" w:name="_Toc235567819"/>
+      <w:bookmarkStart w:id="11" w:name="_Toc236076189"/>
       <w:r>
         <w:lastRenderedPageBreak/>
         <w:t>Assessment Coverage</w:t>
@@ -5799,7 +5707,7 @@
       <w:pPr>
         <w:pStyle w:val="Heading2"/>
       </w:pPr>
-      <w:bookmarkStart w:id="12" w:name="_Toc235567820"/>
+      <w:bookmarkStart w:id="12" w:name="_Toc236076190"/>
       <w:r>
         <w:t>Objectives</w:t>
       </w:r>
@@ -5858,7 +5766,6 @@
         <w:t xml:space="preserve"> which is intended for applications requiring strong assurance in high-risk environments. This standard served as a baseline for verifying that the system’s security architecture aligns with expected security objectives.</w:t>
       </w:r>
       <w:bookmarkStart w:id="13" w:name="_Toc177730345"/>
-      <w:bookmarkStart w:id="14" w:name="_Toc235567821"/>
     </w:p>
     <w:p>
       <w:pPr>
@@ -5893,7 +5800,67 @@
           <w:rFonts w:cs="Segoe UI"/>
           <w:szCs w:val="22"/>
         </w:rPr>
-        <w:t>The scope for this Security assessment includes, but is not limited to, the following tests:</w:t>
+        <w:t>The scope for this Security assessment includes, but is not limited to, the following tests</w:t>
+      </w:r>
+      <w:r>
+        <w:rPr>
+          <w:rFonts w:cs="Segoe UI"/>
+          <w:szCs w:val="22"/>
+        </w:rPr>
+        <w:t xml:space="preserve"> on </w:t>
+      </w:r>
+      <w:r>
+        <w:rPr>
+          <w:rStyle w:val="Hyperlink"/>
+          <w:rFonts w:cs="Segoe UI"/>
+          <w:highlight w:val="yellow"/>
+        </w:rPr>
+        <w:t>https://www.hits.com/v1/students</w:t>
+      </w:r>
+      <w:r>
+        <w:rPr>
+          <w:rStyle w:val="Hyperlink"/>
+          <w:rFonts w:cs="Segoe UI"/>
+          <w:highlight w:val="yellow"/>
+        </w:rPr>
+        <w:t xml:space="preserve"> </w:t>
+      </w:r>
+      <w:r>
+        <w:rPr>
+          <w:rStyle w:val="Hyperlink"/>
+          <w:rFonts w:cs="Segoe UI"/>
+          <w:highlight w:val="yellow"/>
+        </w:rPr>
+        <w:t>and</w:t>
+      </w:r>
+      <w:r>
+        <w:rPr>
+          <w:rStyle w:val="Hyperlink"/>
+          <w:highlight w:val="yellow"/>
+        </w:rPr>
+        <w:t xml:space="preserve"> </w:t>
+      </w:r>
+      <w:r>
+        <w:rPr>
+          <w:rStyle w:val="Hyperlink"/>
+          <w:rFonts w:cs="Segoe UI"/>
+          <w:highlight w:val="yellow"/>
+        </w:rPr>
+        <w:t>erp.hits.ac.in</w:t>
+      </w:r>
+      <w:r>
+        <w:rPr>
+          <w:rFonts w:cs="Segoe UI"/>
+          <w:color w:val="C00000"/>
+        </w:rPr>
+        <w:t xml:space="preserve"> </w:t>
+      </w:r>
+      <w:r>
+        <w:rPr>
+          <w:rFonts w:cs="Segoe UI"/>
+          <w:color w:val="C00000"/>
+        </w:rPr>
+        <w:t>using web browser and mobile app on Android.</w:t>
       </w:r>
     </w:p>
     <w:p>
@@ -5916,6 +5883,13 @@
         </w:rPr>
         <w:t xml:space="preserve">Information Gathering </w:t>
       </w:r>
+      <w:r>
+        <w:rPr>
+          <w:rFonts w:cs="Segoe UI"/>
+          <w:szCs w:val="22"/>
+        </w:rPr>
+        <w:t xml:space="preserve"> </w:t>
+      </w:r>
     </w:p>
     <w:p>
       <w:pPr>
@@ -6047,18 +6021,15 @@
       <w:pPr>
         <w:pStyle w:val="BodyText"/>
         <w:spacing w:before="0" w:after="0" w:line="276" w:lineRule="auto"/>
-        <w:ind w:left="360"/>
         <w:rPr>
           <w:rFonts w:cs="Segoe UI"/>
           <w:szCs w:val="22"/>
-          <w:lang w:val="en-IN"/>
         </w:rPr>
       </w:pPr>
       <w:r>
         <w:rPr>
           <w:rFonts w:cs="Segoe UI"/>
           <w:szCs w:val="22"/>
-          <w:lang w:val="en-IN"/>
         </w:rPr>
         <w:t>As this is a production system, we did not perform the following tests as it could potentially impact customers.</w:t>
       </w:r>
@@ -6385,6 +6356,7 @@
       <w:pPr>
         <w:pStyle w:val="Heading1"/>
       </w:pPr>
+      <w:bookmarkStart w:id="14" w:name="_Toc236076191"/>
       <w:r>
         <w:t>Risk</w:t>
       </w:r>
@@ -7104,7 +7076,7 @@
         <w:pStyle w:val="Heading1"/>
       </w:pPr>
       <w:bookmarkStart w:id="15" w:name="_Toc177730346"/>
-      <w:bookmarkStart w:id="16" w:name="_Toc235567822"/>
+      <w:bookmarkStart w:id="16" w:name="_Toc236076192"/>
       <w:r>
         <w:lastRenderedPageBreak/>
         <w:t>Findings, Observations and Recommendations</w:t>
@@ -7123,7 +7095,7 @@
       <w:bookmarkStart w:id="17" w:name="_Stored_Cross-site_Scripting"/>
       <w:bookmarkStart w:id="18" w:name="_Uncontrolled_Request_Processing"/>
       <w:bookmarkStart w:id="19" w:name="_HTTP_Cookie_Insecure"/>
-      <w:bookmarkStart w:id="20" w:name="_Toc235567823"/>
+      <w:bookmarkStart w:id="20" w:name="_Toc236076193"/>
       <w:bookmarkEnd w:id="17"/>
       <w:bookmarkEnd w:id="18"/>
       <w:bookmarkEnd w:id="19"/>
@@ -8596,7 +8568,7 @@
       <w:pPr>
         <w:pStyle w:val="Heading3"/>
       </w:pPr>
-      <w:bookmarkStart w:id="21" w:name="_Toc235567824"/>
+      <w:bookmarkStart w:id="21" w:name="_Toc236076194"/>
       <w:r>
         <w:t>Missing Authentication on Student API</w:t>
       </w:r>
@@ -10014,7 +9986,7 @@
       <w:pPr>
         <w:pStyle w:val="Heading3"/>
       </w:pPr>
-      <w:bookmarkStart w:id="22" w:name="_Toc235567825"/>
+      <w:bookmarkStart w:id="22" w:name="_Toc236076195"/>
       <w:r>
         <w:rPr>
           <w:rFonts w:ascii="Times New Roman" w:hAnsi="Times New Roman" w:cs="Times New Roman"/>
@@ -11320,7 +11292,7 @@
           <w:rFonts w:ascii="Times New Roman" w:hAnsi="Times New Roman" w:cs="Times New Roman"/>
         </w:rPr>
       </w:pPr>
-      <w:bookmarkStart w:id="23" w:name="_Toc235567826"/>
+      <w:bookmarkStart w:id="23" w:name="_Toc236076196"/>
       <w:proofErr w:type="spellStart"/>
       <w:r>
         <w:rPr>
@@ -12734,7 +12706,6 @@
       <w:r>
         <w:br w:type="page"/>
       </w:r>
-      <w:bookmarkStart w:id="25" w:name="_Toc235567827"/>
       <w:r>
         <w:rPr>
           <w:rFonts w:ascii="Times New Roman" w:hAnsi="Times New Roman"/>
@@ -12742,7 +12713,6 @@
         <w:lastRenderedPageBreak/>
         <w:t>Arbitrary File Upload leading to RCE (Placement Portal)</w:t>
       </w:r>
-      <w:bookmarkEnd w:id="25"/>
     </w:p>
     <w:p/>
     <w:tbl>
@@ -14064,14 +14034,14 @@
           <w:rFonts w:ascii="Times New Roman" w:hAnsi="Times New Roman" w:cs="Times New Roman"/>
         </w:rPr>
       </w:pPr>
-      <w:bookmarkStart w:id="26" w:name="_Toc235567828"/>
+      <w:bookmarkStart w:id="25" w:name="_Toc236076197"/>
       <w:r>
         <w:rPr>
           <w:rFonts w:ascii="Times New Roman" w:hAnsi="Times New Roman" w:cs="Times New Roman"/>
         </w:rPr>
         <w:t>Public SSH / Weak Infrastructure Configuration</w:t>
       </w:r>
-      <w:bookmarkEnd w:id="26"/>
+      <w:bookmarkEnd w:id="25"/>
     </w:p>
     <w:p/>
     <w:tbl>
@@ -15843,14 +15813,14 @@
           <w:rFonts w:ascii="Times New Roman" w:hAnsi="Times New Roman" w:cs="Times New Roman"/>
         </w:rPr>
       </w:pPr>
-      <w:bookmarkStart w:id="27" w:name="_Toc235567829"/>
+      <w:bookmarkStart w:id="26" w:name="_Toc236076198"/>
       <w:r>
         <w:rPr>
           <w:rFonts w:ascii="Times New Roman" w:hAnsi="Times New Roman" w:cs="Times New Roman"/>
         </w:rPr>
         <w:t>NTLM Relay / SMB Security Weakness</w:t>
       </w:r>
-      <w:bookmarkEnd w:id="27"/>
+      <w:bookmarkEnd w:id="26"/>
     </w:p>
     <w:p/>
     <w:p/>
@@ -17674,14 +17644,14 @@
           <w:rFonts w:ascii="Times New Roman" w:hAnsi="Times New Roman" w:cs="Times New Roman"/>
         </w:rPr>
       </w:pPr>
-      <w:bookmarkStart w:id="28" w:name="_Toc235567830"/>
+      <w:bookmarkStart w:id="27" w:name="_Toc236076199"/>
       <w:r>
         <w:rPr>
           <w:rFonts w:ascii="Times New Roman" w:hAnsi="Times New Roman" w:cs="Times New Roman"/>
         </w:rPr>
         <w:t>Cross-Site Scripting (XSS)</w:t>
       </w:r>
-      <w:bookmarkEnd w:id="28"/>
+      <w:bookmarkEnd w:id="27"/>
     </w:p>
     <w:p/>
     <w:tbl>
@@ -19482,7 +19452,7 @@
           <w:rFonts w:ascii="Times New Roman" w:hAnsi="Times New Roman" w:cs="Times New Roman"/>
         </w:rPr>
       </w:pPr>
-      <w:bookmarkStart w:id="29" w:name="_Toc235567831"/>
+      <w:bookmarkStart w:id="28" w:name="_Toc236076200"/>
       <w:r>
         <w:rPr>
           <w:rFonts w:ascii="Times New Roman" w:hAnsi="Times New Roman" w:cs="Times New Roman"/>
@@ -19508,7 +19478,7 @@
         </w:rPr>
         <w:t>)</w:t>
       </w:r>
-      <w:bookmarkEnd w:id="29"/>
+      <w:bookmarkEnd w:id="28"/>
     </w:p>
     <w:p/>
     <w:tbl>
@@ -21260,13 +21230,13 @@
       <w:pPr>
         <w:pStyle w:val="Heading1"/>
       </w:pPr>
-      <w:bookmarkStart w:id="30" w:name="_Toc235567832"/>
+      <w:bookmarkStart w:id="29" w:name="_Toc236076201"/>
       <w:r>
         <w:lastRenderedPageBreak/>
         <w:t>Web Application Security Checklist</w:t>
       </w:r>
       <w:bookmarkEnd w:id="24"/>
-      <w:bookmarkEnd w:id="30"/>
+      <w:bookmarkEnd w:id="29"/>
     </w:p>
     <w:p>
       <w:pPr>
@@ -27052,6 +27022,7 @@
   <w:style w:type="character" w:default="1" w:styleId="DefaultParagraphFont">
     <w:name w:val="Default Paragraph Font"/>
     <w:uiPriority w:val="1"/>
+    <w:semiHidden/>
     <w:unhideWhenUsed/>
   </w:style>
   <w:style w:type="table" w:default="1" w:styleId="TableNormal">
